--- a/AULA DA VANIA.docx
+++ b/AULA DA VANIA.docx
@@ -121,7 +121,35 @@
         <w:rPr>
           <w:rFonts w:ascii="Arial" w:hAnsi="Arial" w:cs="Arial"/>
         </w:rPr>
-        <w:t>- Popularizou com o uso de npm (Node Package Manager);</w:t>
+        <w:t xml:space="preserve">- Popularizou com o uso de </w:t>
+      </w:r>
+      <w:proofErr w:type="spellStart"/>
+      <w:r>
+        <w:rPr>
+          <w:rFonts w:ascii="Arial" w:hAnsi="Arial" w:cs="Arial"/>
+        </w:rPr>
+        <w:t>npm</w:t>
+      </w:r>
+      <w:proofErr w:type="spellEnd"/>
+      <w:r>
+        <w:rPr>
+          <w:rFonts w:ascii="Arial" w:hAnsi="Arial" w:cs="Arial"/>
+        </w:rPr>
+        <w:t xml:space="preserve"> (Node </w:t>
+      </w:r>
+      <w:proofErr w:type="spellStart"/>
+      <w:r>
+        <w:rPr>
+          <w:rFonts w:ascii="Arial" w:hAnsi="Arial" w:cs="Arial"/>
+        </w:rPr>
+        <w:t>Package</w:t>
+      </w:r>
+      <w:proofErr w:type="spellEnd"/>
+      <w:r>
+        <w:rPr>
+          <w:rFonts w:ascii="Arial" w:hAnsi="Arial" w:cs="Arial"/>
+        </w:rPr>
+        <w:t xml:space="preserve"> Manager);</w:t>
       </w:r>
     </w:p>
     <w:p>
@@ -199,12 +227,30 @@
         </w:rPr>
         <w:t xml:space="preserve">- </w:t>
       </w:r>
-      <w:r>
-        <w:rPr>
-          <w:rFonts w:ascii="Arial" w:hAnsi="Arial" w:cs="Arial"/>
-        </w:rPr>
-        <w:t>npm init</w:t>
-      </w:r>
+      <w:proofErr w:type="spellStart"/>
+      <w:proofErr w:type="gramStart"/>
+      <w:r>
+        <w:rPr>
+          <w:rFonts w:ascii="Arial" w:hAnsi="Arial" w:cs="Arial"/>
+        </w:rPr>
+        <w:t>npm</w:t>
+      </w:r>
+      <w:proofErr w:type="spellEnd"/>
+      <w:proofErr w:type="gramEnd"/>
+      <w:r>
+        <w:rPr>
+          <w:rFonts w:ascii="Arial" w:hAnsi="Arial" w:cs="Arial"/>
+        </w:rPr>
+        <w:t xml:space="preserve"> </w:t>
+      </w:r>
+      <w:proofErr w:type="spellStart"/>
+      <w:r>
+        <w:rPr>
+          <w:rFonts w:ascii="Arial" w:hAnsi="Arial" w:cs="Arial"/>
+        </w:rPr>
+        <w:t>init</w:t>
+      </w:r>
+      <w:proofErr w:type="spellEnd"/>
     </w:p>
     <w:p>
       <w:pPr>
@@ -218,11 +264,21 @@
         </w:rPr>
         <w:t xml:space="preserve">- </w:t>
       </w:r>
-      <w:r>
-        <w:rPr>
-          <w:rFonts w:ascii="Arial" w:hAnsi="Arial" w:cs="Arial"/>
-        </w:rPr>
-        <w:t>description: Exemplo de tipos de módulos do node</w:t>
+      <w:proofErr w:type="spellStart"/>
+      <w:proofErr w:type="gramStart"/>
+      <w:r>
+        <w:rPr>
+          <w:rFonts w:ascii="Arial" w:hAnsi="Arial" w:cs="Arial"/>
+        </w:rPr>
+        <w:t>description</w:t>
+      </w:r>
+      <w:proofErr w:type="spellEnd"/>
+      <w:proofErr w:type="gramEnd"/>
+      <w:r>
+        <w:rPr>
+          <w:rFonts w:ascii="Arial" w:hAnsi="Arial" w:cs="Arial"/>
+        </w:rPr>
+        <w:t>: Exemplo de tipos de módulos do node</w:t>
       </w:r>
     </w:p>
     <w:p>
@@ -237,11 +293,21 @@
         </w:rPr>
         <w:t xml:space="preserve">- </w:t>
       </w:r>
-      <w:r>
-        <w:rPr>
-          <w:rFonts w:ascii="Arial" w:hAnsi="Arial" w:cs="Arial"/>
-        </w:rPr>
-        <w:t>author: Marina</w:t>
+      <w:proofErr w:type="spellStart"/>
+      <w:proofErr w:type="gramStart"/>
+      <w:r>
+        <w:rPr>
+          <w:rFonts w:ascii="Arial" w:hAnsi="Arial" w:cs="Arial"/>
+        </w:rPr>
+        <w:t>author</w:t>
+      </w:r>
+      <w:proofErr w:type="spellEnd"/>
+      <w:proofErr w:type="gramEnd"/>
+      <w:r>
+        <w:rPr>
+          <w:rFonts w:ascii="Arial" w:hAnsi="Arial" w:cs="Arial"/>
+        </w:rPr>
+        <w:t>: Marina</w:t>
       </w:r>
     </w:p>
     <w:p>
@@ -256,44 +322,134 @@
         </w:rPr>
         <w:t xml:space="preserve">- </w:t>
       </w:r>
-      <w:r>
-        <w:rPr>
-          <w:rFonts w:ascii="Arial" w:hAnsi="Arial" w:cs="Arial"/>
-        </w:rPr>
-        <w:t>npm install chalk</w:t>
-      </w:r>
-    </w:p>
-    <w:p>
-      <w:pPr>
-        <w:rPr>
-          <w:rFonts w:ascii="Arial" w:hAnsi="Arial" w:cs="Arial"/>
-        </w:rPr>
-      </w:pPr>
-      <w:r>
-        <w:rPr>
-          <w:rFonts w:ascii="Arial" w:hAnsi="Arial" w:cs="Arial"/>
-        </w:rPr>
-        <w:t xml:space="preserve">- delete a pasta </w:t>
-      </w:r>
+      <w:proofErr w:type="spellStart"/>
+      <w:proofErr w:type="gramStart"/>
+      <w:r>
+        <w:rPr>
+          <w:rFonts w:ascii="Arial" w:hAnsi="Arial" w:cs="Arial"/>
+        </w:rPr>
+        <w:t>npm</w:t>
+      </w:r>
+      <w:proofErr w:type="spellEnd"/>
+      <w:proofErr w:type="gramEnd"/>
+      <w:r>
+        <w:rPr>
+          <w:rFonts w:ascii="Arial" w:hAnsi="Arial" w:cs="Arial"/>
+        </w:rPr>
+        <w:t xml:space="preserve"> </w:t>
+      </w:r>
+      <w:proofErr w:type="spellStart"/>
+      <w:r>
+        <w:rPr>
+          <w:rFonts w:ascii="Arial" w:hAnsi="Arial" w:cs="Arial"/>
+        </w:rPr>
+        <w:t>install</w:t>
+      </w:r>
+      <w:proofErr w:type="spellEnd"/>
+      <w:r>
+        <w:rPr>
+          <w:rFonts w:ascii="Arial" w:hAnsi="Arial" w:cs="Arial"/>
+        </w:rPr>
+        <w:t xml:space="preserve"> </w:t>
+      </w:r>
+      <w:proofErr w:type="spellStart"/>
+      <w:r>
+        <w:rPr>
+          <w:rFonts w:ascii="Arial" w:hAnsi="Arial" w:cs="Arial"/>
+        </w:rPr>
+        <w:t>chalk</w:t>
+      </w:r>
+      <w:proofErr w:type="spellEnd"/>
+    </w:p>
+    <w:p>
+      <w:pPr>
+        <w:rPr>
+          <w:rFonts w:ascii="Arial" w:hAnsi="Arial" w:cs="Arial"/>
+        </w:rPr>
+      </w:pPr>
+      <w:r>
+        <w:rPr>
+          <w:rFonts w:ascii="Arial" w:hAnsi="Arial" w:cs="Arial"/>
+        </w:rPr>
+        <w:t xml:space="preserve">- </w:t>
+      </w:r>
+      <w:proofErr w:type="gramStart"/>
+      <w:r>
+        <w:rPr>
+          <w:rFonts w:ascii="Arial" w:hAnsi="Arial" w:cs="Arial"/>
+        </w:rPr>
+        <w:t>delete</w:t>
+      </w:r>
+      <w:proofErr w:type="gramEnd"/>
+      <w:r>
+        <w:rPr>
+          <w:rFonts w:ascii="Arial" w:hAnsi="Arial" w:cs="Arial"/>
+        </w:rPr>
+        <w:t xml:space="preserve"> a pasta </w:t>
+      </w:r>
+      <w:proofErr w:type="spellStart"/>
       <w:r>
         <w:rPr>
           <w:rFonts w:ascii="Arial" w:hAnsi="Arial" w:cs="Arial"/>
         </w:rPr>
         <w:t>node_modules</w:t>
       </w:r>
-    </w:p>
-    <w:p>
-      <w:pPr>
-        <w:rPr>
-          <w:rFonts w:ascii="Arial" w:hAnsi="Arial" w:cs="Arial"/>
-        </w:rPr>
-      </w:pPr>
-      <w:r>
-        <w:rPr>
-          <w:rFonts w:ascii="Arial" w:hAnsi="Arial" w:cs="Arial"/>
-        </w:rPr>
-        <w:t>- mas caso precise trazer de volta a pasta deletada digite npm i no terminal</w:t>
-      </w:r>
+      <w:proofErr w:type="spellEnd"/>
+    </w:p>
+    <w:p>
+      <w:pPr>
+        <w:rPr>
+          <w:rFonts w:ascii="Arial" w:hAnsi="Arial" w:cs="Arial"/>
+        </w:rPr>
+      </w:pPr>
+      <w:r>
+        <w:rPr>
+          <w:rFonts w:ascii="Arial" w:hAnsi="Arial" w:cs="Arial"/>
+        </w:rPr>
+        <w:t xml:space="preserve">- </w:t>
+      </w:r>
+      <w:proofErr w:type="gramStart"/>
+      <w:r>
+        <w:rPr>
+          <w:rFonts w:ascii="Arial" w:hAnsi="Arial" w:cs="Arial"/>
+        </w:rPr>
+        <w:t>mas</w:t>
+      </w:r>
+      <w:proofErr w:type="gramEnd"/>
+      <w:r>
+        <w:rPr>
+          <w:rFonts w:ascii="Arial" w:hAnsi="Arial" w:cs="Arial"/>
+        </w:rPr>
+        <w:t xml:space="preserve"> caso precise trazer de volta a pasta deletada digite </w:t>
+      </w:r>
+      <w:proofErr w:type="spellStart"/>
+      <w:r>
+        <w:rPr>
+          <w:rFonts w:ascii="Arial" w:hAnsi="Arial" w:cs="Arial"/>
+        </w:rPr>
+        <w:t>npm</w:t>
+      </w:r>
+      <w:proofErr w:type="spellEnd"/>
+      <w:r>
+        <w:rPr>
+          <w:rFonts w:ascii="Arial" w:hAnsi="Arial" w:cs="Arial"/>
+        </w:rPr>
+        <w:t xml:space="preserve"> i no terminal</w:t>
+      </w:r>
+    </w:p>
+    <w:p>
+      <w:pPr>
+        <w:rPr>
+          <w:rFonts w:ascii="Arial" w:hAnsi="Arial" w:cs="Arial"/>
+        </w:rPr>
+      </w:pPr>
+    </w:p>
+    <w:p>
+      <w:pPr>
+        <w:rPr>
+          <w:rFonts w:ascii="Arial" w:hAnsi="Arial" w:cs="Arial"/>
+        </w:rPr>
+      </w:pPr>
     </w:p>
     <w:sectPr>
       <w:pgSz w:w="11906" w:h="16838"/>

--- a/AULA DA VANIA.docx
+++ b/AULA DA VANIA.docx
@@ -228,7 +228,6 @@
         <w:t xml:space="preserve">- </w:t>
       </w:r>
       <w:proofErr w:type="spellStart"/>
-      <w:proofErr w:type="gramStart"/>
       <w:r>
         <w:rPr>
           <w:rFonts w:ascii="Arial" w:hAnsi="Arial" w:cs="Arial"/>
@@ -236,7 +235,6 @@
         <w:t>npm</w:t>
       </w:r>
       <w:proofErr w:type="spellEnd"/>
-      <w:proofErr w:type="gramEnd"/>
       <w:r>
         <w:rPr>
           <w:rFonts w:ascii="Arial" w:hAnsi="Arial" w:cs="Arial"/>
@@ -265,7 +263,6 @@
         <w:t xml:space="preserve">- </w:t>
       </w:r>
       <w:proofErr w:type="spellStart"/>
-      <w:proofErr w:type="gramStart"/>
       <w:r>
         <w:rPr>
           <w:rFonts w:ascii="Arial" w:hAnsi="Arial" w:cs="Arial"/>
@@ -273,7 +270,6 @@
         <w:t>description</w:t>
       </w:r>
       <w:proofErr w:type="spellEnd"/>
-      <w:proofErr w:type="gramEnd"/>
       <w:r>
         <w:rPr>
           <w:rFonts w:ascii="Arial" w:hAnsi="Arial" w:cs="Arial"/>
@@ -294,7 +290,6 @@
         <w:t xml:space="preserve">- </w:t>
       </w:r>
       <w:proofErr w:type="spellStart"/>
-      <w:proofErr w:type="gramStart"/>
       <w:r>
         <w:rPr>
           <w:rFonts w:ascii="Arial" w:hAnsi="Arial" w:cs="Arial"/>
@@ -302,7 +297,6 @@
         <w:t>author</w:t>
       </w:r>
       <w:proofErr w:type="spellEnd"/>
-      <w:proofErr w:type="gramEnd"/>
       <w:r>
         <w:rPr>
           <w:rFonts w:ascii="Arial" w:hAnsi="Arial" w:cs="Arial"/>
@@ -323,7 +317,6 @@
         <w:t xml:space="preserve">- </w:t>
       </w:r>
       <w:proofErr w:type="spellStart"/>
-      <w:proofErr w:type="gramStart"/>
       <w:r>
         <w:rPr>
           <w:rFonts w:ascii="Arial" w:hAnsi="Arial" w:cs="Arial"/>
@@ -331,7 +324,6 @@
         <w:t>npm</w:t>
       </w:r>
       <w:proofErr w:type="spellEnd"/>
-      <w:proofErr w:type="gramEnd"/>
       <w:r>
         <w:rPr>
           <w:rFonts w:ascii="Arial" w:hAnsi="Arial" w:cs="Arial"/>
@@ -371,85 +363,118 @@
         <w:rPr>
           <w:rFonts w:ascii="Arial" w:hAnsi="Arial" w:cs="Arial"/>
         </w:rPr>
+        <w:t xml:space="preserve">- delete a pasta </w:t>
+      </w:r>
+      <w:proofErr w:type="spellStart"/>
+      <w:r>
+        <w:rPr>
+          <w:rFonts w:ascii="Arial" w:hAnsi="Arial" w:cs="Arial"/>
+        </w:rPr>
+        <w:t>node_modules</w:t>
+      </w:r>
+      <w:proofErr w:type="spellEnd"/>
+    </w:p>
+    <w:p>
+      <w:pPr>
+        <w:rPr>
+          <w:rFonts w:ascii="Arial" w:hAnsi="Arial" w:cs="Arial"/>
+        </w:rPr>
+      </w:pPr>
+      <w:r>
+        <w:rPr>
+          <w:rFonts w:ascii="Arial" w:hAnsi="Arial" w:cs="Arial"/>
+        </w:rPr>
+        <w:t xml:space="preserve">- mas caso precise trazer de volta a pasta deletada digite </w:t>
+      </w:r>
+      <w:proofErr w:type="spellStart"/>
+      <w:r>
+        <w:rPr>
+          <w:rFonts w:ascii="Arial" w:hAnsi="Arial" w:cs="Arial"/>
+        </w:rPr>
+        <w:t>npm</w:t>
+      </w:r>
+      <w:proofErr w:type="spellEnd"/>
+      <w:r>
+        <w:rPr>
+          <w:rFonts w:ascii="Arial" w:hAnsi="Arial" w:cs="Arial"/>
+        </w:rPr>
+        <w:t xml:space="preserve"> i no terminal</w:t>
+      </w:r>
+    </w:p>
+    <w:p>
+      <w:pPr>
+        <w:rPr>
+          <w:rFonts w:ascii="Arial" w:hAnsi="Arial" w:cs="Arial"/>
+        </w:rPr>
+      </w:pPr>
+    </w:p>
+    <w:p>
+      <w:pPr>
+        <w:rPr>
+          <w:rFonts w:ascii="Arial" w:hAnsi="Arial" w:cs="Arial"/>
+        </w:rPr>
+      </w:pPr>
+      <w:r>
+        <w:rPr>
+          <w:rFonts w:ascii="Arial" w:hAnsi="Arial" w:cs="Arial"/>
+          <w:b/>
+          <w:bCs/>
+          <w:i/>
+          <w:iCs/>
+        </w:rPr>
+        <w:t>25</w:t>
+      </w:r>
+      <w:r>
+        <w:rPr>
+          <w:rFonts w:ascii="Arial" w:hAnsi="Arial" w:cs="Arial"/>
+          <w:b/>
+          <w:bCs/>
+          <w:i/>
+          <w:iCs/>
+        </w:rPr>
+        <w:t>/02/2026</w:t>
+      </w:r>
+    </w:p>
+    <w:p>
+      <w:pPr>
+        <w:rPr>
+          <w:rFonts w:ascii="Arial" w:hAnsi="Arial" w:cs="Arial"/>
+        </w:rPr>
+      </w:pPr>
+      <w:r>
+        <w:rPr>
+          <w:rFonts w:ascii="Arial" w:hAnsi="Arial" w:cs="Arial"/>
+        </w:rPr>
+        <w:t xml:space="preserve">Comando usados na aula que quase todos nn vieram </w:t>
+      </w:r>
+    </w:p>
+    <w:p>
+      <w:pPr>
+        <w:rPr>
+          <w:rFonts w:ascii="Arial" w:hAnsi="Arial" w:cs="Arial"/>
+          <w:u w:val="single"/>
+        </w:rPr>
+      </w:pPr>
+      <w:r>
+        <w:rPr>
+          <w:rFonts w:ascii="Arial" w:hAnsi="Arial" w:cs="Arial"/>
+        </w:rPr>
         <w:t xml:space="preserve">- </w:t>
       </w:r>
-      <w:proofErr w:type="gramStart"/>
-      <w:r>
-        <w:rPr>
-          <w:rFonts w:ascii="Arial" w:hAnsi="Arial" w:cs="Arial"/>
-        </w:rPr>
-        <w:t>delete</w:t>
-      </w:r>
-      <w:proofErr w:type="gramEnd"/>
-      <w:r>
-        <w:rPr>
-          <w:rFonts w:ascii="Arial" w:hAnsi="Arial" w:cs="Arial"/>
-        </w:rPr>
-        <w:t xml:space="preserve"> a pasta </w:t>
-      </w:r>
       <w:proofErr w:type="spellStart"/>
       <w:r>
         <w:rPr>
           <w:rFonts w:ascii="Arial" w:hAnsi="Arial" w:cs="Arial"/>
         </w:rPr>
-        <w:t>node_modules</w:t>
+        <w:t>npm</w:t>
       </w:r>
       <w:proofErr w:type="spellEnd"/>
-    </w:p>
-    <w:p>
-      <w:pPr>
-        <w:rPr>
-          <w:rFonts w:ascii="Arial" w:hAnsi="Arial" w:cs="Arial"/>
-        </w:rPr>
-      </w:pPr>
-      <w:r>
-        <w:rPr>
-          <w:rFonts w:ascii="Arial" w:hAnsi="Arial" w:cs="Arial"/>
-        </w:rPr>
-        <w:t xml:space="preserve">- </w:t>
-      </w:r>
-      <w:proofErr w:type="gramStart"/>
-      <w:r>
-        <w:rPr>
-          <w:rFonts w:ascii="Arial" w:hAnsi="Arial" w:cs="Arial"/>
-        </w:rPr>
-        <w:t>mas</w:t>
-      </w:r>
-      <w:proofErr w:type="gramEnd"/>
-      <w:r>
-        <w:rPr>
-          <w:rFonts w:ascii="Arial" w:hAnsi="Arial" w:cs="Arial"/>
-        </w:rPr>
-        <w:t xml:space="preserve"> caso precise trazer de volta a pasta deletada digite </w:t>
-      </w:r>
-      <w:proofErr w:type="spellStart"/>
-      <w:r>
-        <w:rPr>
-          <w:rFonts w:ascii="Arial" w:hAnsi="Arial" w:cs="Arial"/>
-        </w:rPr>
-        <w:t>npm</w:t>
-      </w:r>
-      <w:proofErr w:type="spellEnd"/>
-      <w:r>
-        <w:rPr>
-          <w:rFonts w:ascii="Arial" w:hAnsi="Arial" w:cs="Arial"/>
-        </w:rPr>
-        <w:t xml:space="preserve"> i no terminal</w:t>
-      </w:r>
-    </w:p>
-    <w:p>
-      <w:pPr>
-        <w:rPr>
-          <w:rFonts w:ascii="Arial" w:hAnsi="Arial" w:cs="Arial"/>
-        </w:rPr>
-      </w:pPr>
-    </w:p>
-    <w:p>
-      <w:pPr>
-        <w:rPr>
-          <w:rFonts w:ascii="Arial" w:hAnsi="Arial" w:cs="Arial"/>
-        </w:rPr>
-      </w:pPr>
+      <w:r>
+        <w:rPr>
+          <w:rFonts w:ascii="Arial" w:hAnsi="Arial" w:cs="Arial"/>
+        </w:rPr>
+        <w:t xml:space="preserve"> i (no terminal); </w:t>
+      </w:r>
     </w:p>
     <w:sectPr>
       <w:pgSz w:w="11906" w:h="16838"/>

--- a/AULA DA VANIA.docx
+++ b/AULA DA VANIA.docx
@@ -228,6 +228,7 @@
         <w:t xml:space="preserve">- </w:t>
       </w:r>
       <w:proofErr w:type="spellStart"/>
+      <w:proofErr w:type="gramStart"/>
       <w:r>
         <w:rPr>
           <w:rFonts w:ascii="Arial" w:hAnsi="Arial" w:cs="Arial"/>
@@ -235,6 +236,7 @@
         <w:t>npm</w:t>
       </w:r>
       <w:proofErr w:type="spellEnd"/>
+      <w:proofErr w:type="gramEnd"/>
       <w:r>
         <w:rPr>
           <w:rFonts w:ascii="Arial" w:hAnsi="Arial" w:cs="Arial"/>
@@ -263,6 +265,7 @@
         <w:t xml:space="preserve">- </w:t>
       </w:r>
       <w:proofErr w:type="spellStart"/>
+      <w:proofErr w:type="gramStart"/>
       <w:r>
         <w:rPr>
           <w:rFonts w:ascii="Arial" w:hAnsi="Arial" w:cs="Arial"/>
@@ -270,6 +273,7 @@
         <w:t>description</w:t>
       </w:r>
       <w:proofErr w:type="spellEnd"/>
+      <w:proofErr w:type="gramEnd"/>
       <w:r>
         <w:rPr>
           <w:rFonts w:ascii="Arial" w:hAnsi="Arial" w:cs="Arial"/>
@@ -290,6 +294,7 @@
         <w:t xml:space="preserve">- </w:t>
       </w:r>
       <w:proofErr w:type="spellStart"/>
+      <w:proofErr w:type="gramStart"/>
       <w:r>
         <w:rPr>
           <w:rFonts w:ascii="Arial" w:hAnsi="Arial" w:cs="Arial"/>
@@ -297,6 +302,7 @@
         <w:t>author</w:t>
       </w:r>
       <w:proofErr w:type="spellEnd"/>
+      <w:proofErr w:type="gramEnd"/>
       <w:r>
         <w:rPr>
           <w:rFonts w:ascii="Arial" w:hAnsi="Arial" w:cs="Arial"/>
@@ -317,6 +323,7 @@
         <w:t xml:space="preserve">- </w:t>
       </w:r>
       <w:proofErr w:type="spellStart"/>
+      <w:proofErr w:type="gramStart"/>
       <w:r>
         <w:rPr>
           <w:rFonts w:ascii="Arial" w:hAnsi="Arial" w:cs="Arial"/>
@@ -324,6 +331,7 @@
         <w:t>npm</w:t>
       </w:r>
       <w:proofErr w:type="spellEnd"/>
+      <w:proofErr w:type="gramEnd"/>
       <w:r>
         <w:rPr>
           <w:rFonts w:ascii="Arial" w:hAnsi="Arial" w:cs="Arial"/>
@@ -363,7 +371,21 @@
         <w:rPr>
           <w:rFonts w:ascii="Arial" w:hAnsi="Arial" w:cs="Arial"/>
         </w:rPr>
-        <w:t xml:space="preserve">- delete a pasta </w:t>
+        <w:t xml:space="preserve">- </w:t>
+      </w:r>
+      <w:proofErr w:type="gramStart"/>
+      <w:r>
+        <w:rPr>
+          <w:rFonts w:ascii="Arial" w:hAnsi="Arial" w:cs="Arial"/>
+        </w:rPr>
+        <w:t>delete</w:t>
+      </w:r>
+      <w:proofErr w:type="gramEnd"/>
+      <w:r>
+        <w:rPr>
+          <w:rFonts w:ascii="Arial" w:hAnsi="Arial" w:cs="Arial"/>
+        </w:rPr>
+        <w:t xml:space="preserve"> a pasta </w:t>
       </w:r>
       <w:proofErr w:type="spellStart"/>
       <w:r>
@@ -384,7 +406,21 @@
         <w:rPr>
           <w:rFonts w:ascii="Arial" w:hAnsi="Arial" w:cs="Arial"/>
         </w:rPr>
-        <w:t xml:space="preserve">- mas caso precise trazer de volta a pasta deletada digite </w:t>
+        <w:t xml:space="preserve">- </w:t>
+      </w:r>
+      <w:proofErr w:type="gramStart"/>
+      <w:r>
+        <w:rPr>
+          <w:rFonts w:ascii="Arial" w:hAnsi="Arial" w:cs="Arial"/>
+        </w:rPr>
+        <w:t>mas</w:t>
+      </w:r>
+      <w:proofErr w:type="gramEnd"/>
+      <w:r>
+        <w:rPr>
+          <w:rFonts w:ascii="Arial" w:hAnsi="Arial" w:cs="Arial"/>
+        </w:rPr>
+        <w:t xml:space="preserve"> caso precise trazer de volta a pasta deletada digite </w:t>
       </w:r>
       <w:proofErr w:type="spellStart"/>
       <w:r>
@@ -445,7 +481,19 @@
         <w:rPr>
           <w:rFonts w:ascii="Arial" w:hAnsi="Arial" w:cs="Arial"/>
         </w:rPr>
-        <w:t xml:space="preserve">Comando usados na aula que quase todos nn vieram </w:t>
+        <w:t xml:space="preserve">Comando usados </w:t>
+      </w:r>
+      <w:r>
+        <w:rPr>
+          <w:rFonts w:ascii="Arial" w:hAnsi="Arial" w:cs="Arial"/>
+        </w:rPr>
+        <w:t xml:space="preserve">no terminal, </w:t>
+      </w:r>
+      <w:r>
+        <w:rPr>
+          <w:rFonts w:ascii="Arial" w:hAnsi="Arial" w:cs="Arial"/>
+        </w:rPr>
+        <w:t xml:space="preserve">na aula que quase todos nn vieram </w:t>
       </w:r>
     </w:p>
     <w:p>
@@ -462,6 +510,7 @@
         <w:t xml:space="preserve">- </w:t>
       </w:r>
       <w:proofErr w:type="spellStart"/>
+      <w:proofErr w:type="gramStart"/>
       <w:r>
         <w:rPr>
           <w:rFonts w:ascii="Arial" w:hAnsi="Arial" w:cs="Arial"/>
@@ -469,6 +518,7 @@
         <w:t>npm</w:t>
       </w:r>
       <w:proofErr w:type="spellEnd"/>
+      <w:proofErr w:type="gramEnd"/>
       <w:r>
         <w:rPr>
           <w:rFonts w:ascii="Arial" w:hAnsi="Arial" w:cs="Arial"/>

--- a/AULA DA VANIA.docx
+++ b/AULA DA VANIA.docx
@@ -27,13 +27,6 @@
       <w:pPr>
         <w:rPr>
           <w:rFonts w:ascii="Arial" w:hAnsi="Arial" w:cs="Arial"/>
-        </w:rPr>
-      </w:pPr>
-    </w:p>
-    <w:p>
-      <w:pPr>
-        <w:rPr>
-          <w:rFonts w:ascii="Arial" w:hAnsi="Arial" w:cs="Arial"/>
           <w:b/>
           <w:bCs/>
           <w:u w:val="single"/>
@@ -74,16 +67,6 @@
         </w:rPr>
         <w:t xml:space="preserve"> </w:t>
       </w:r>
-    </w:p>
-    <w:p>
-      <w:pPr>
-        <w:rPr>
-          <w:rFonts w:ascii="Arial" w:hAnsi="Arial" w:cs="Arial"/>
-          <w:b/>
-          <w:bCs/>
-          <w:u w:val="single"/>
-        </w:rPr>
-      </w:pPr>
     </w:p>
     <w:p>
       <w:pPr>
@@ -500,7 +483,6 @@
       <w:pPr>
         <w:rPr>
           <w:rFonts w:ascii="Arial" w:hAnsi="Arial" w:cs="Arial"/>
-          <w:u w:val="single"/>
         </w:rPr>
       </w:pPr>
       <w:r>
@@ -524,6 +506,231 @@
           <w:rFonts w:ascii="Arial" w:hAnsi="Arial" w:cs="Arial"/>
         </w:rPr>
         <w:t xml:space="preserve"> i (no terminal); </w:t>
+      </w:r>
+    </w:p>
+    <w:p>
+      <w:pPr>
+        <w:rPr>
+          <w:rFonts w:ascii="Arial" w:hAnsi="Arial" w:cs="Arial"/>
+        </w:rPr>
+      </w:pPr>
+      <w:r>
+        <w:rPr>
+          <w:rFonts w:ascii="Arial" w:hAnsi="Arial" w:cs="Arial"/>
+        </w:rPr>
+        <w:t xml:space="preserve">- </w:t>
+      </w:r>
+      <w:proofErr w:type="gramStart"/>
+      <w:r>
+        <w:rPr>
+          <w:rFonts w:ascii="Arial" w:hAnsi="Arial" w:cs="Arial"/>
+        </w:rPr>
+        <w:t>para</w:t>
+      </w:r>
+      <w:proofErr w:type="gramEnd"/>
+      <w:r>
+        <w:rPr>
+          <w:rFonts w:ascii="Arial" w:hAnsi="Arial" w:cs="Arial"/>
+        </w:rPr>
+        <w:t xml:space="preserve"> rodar no terminal no </w:t>
+      </w:r>
+      <w:proofErr w:type="spellStart"/>
+      <w:r>
+        <w:rPr>
+          <w:rFonts w:ascii="Arial" w:hAnsi="Arial" w:cs="Arial"/>
+        </w:rPr>
+        <w:t>backend</w:t>
+      </w:r>
+      <w:proofErr w:type="spellEnd"/>
+      <w:r>
+        <w:rPr>
+          <w:rFonts w:ascii="Arial" w:hAnsi="Arial" w:cs="Arial"/>
+        </w:rPr>
+        <w:t xml:space="preserve">: node index.js </w:t>
+      </w:r>
+    </w:p>
+    <w:p>
+      <w:pPr>
+        <w:rPr>
+          <w:rFonts w:ascii="Arial" w:hAnsi="Arial" w:cs="Arial"/>
+          <w:u w:val="single"/>
+        </w:rPr>
+      </w:pPr>
+      <w:r>
+        <w:rPr>
+          <w:rFonts w:ascii="Arial" w:hAnsi="Arial" w:cs="Arial"/>
+          <w:noProof/>
+          <w:u w:val="single"/>
+        </w:rPr>
+        <w:lastRenderedPageBreak/>
+        <w:drawing>
+          <wp:inline distT="0" distB="0" distL="0" distR="0" wp14:anchorId="0F23E2BB" wp14:editId="75E7CFF3">
+            <wp:extent cx="5427878" cy="3051587"/>
+            <wp:effectExtent l="0" t="0" r="1905" b="0"/>
+            <wp:docPr id="630718515" name="Imagem 1"/>
+            <wp:cNvGraphicFramePr>
+              <a:graphicFrameLocks xmlns:a="http://schemas.openxmlformats.org/drawingml/2006/main" noChangeAspect="1"/>
+            </wp:cNvGraphicFramePr>
+            <a:graphic xmlns:a="http://schemas.openxmlformats.org/drawingml/2006/main">
+              <a:graphicData uri="http://schemas.openxmlformats.org/drawingml/2006/picture">
+                <pic:pic xmlns:pic="http://schemas.openxmlformats.org/drawingml/2006/picture">
+                  <pic:nvPicPr>
+                    <pic:cNvPr id="630718515" name="Imagem 630718515"/>
+                    <pic:cNvPicPr/>
+                  </pic:nvPicPr>
+                  <pic:blipFill>
+                    <a:blip r:embed="rId4" cstate="print">
+                      <a:extLst>
+                        <a:ext uri="{28A0092B-C50C-407E-A947-70E740481C1C}">
+                          <a14:useLocalDpi xmlns:a14="http://schemas.microsoft.com/office/drawing/2010/main" val="0"/>
+                        </a:ext>
+                      </a:extLst>
+                    </a:blip>
+                    <a:stretch>
+                      <a:fillRect/>
+                    </a:stretch>
+                  </pic:blipFill>
+                  <pic:spPr>
+                    <a:xfrm>
+                      <a:off x="0" y="0"/>
+                      <a:ext cx="5453698" cy="3066103"/>
+                    </a:xfrm>
+                    <a:prstGeom prst="rect">
+                      <a:avLst/>
+                    </a:prstGeom>
+                  </pic:spPr>
+                </pic:pic>
+              </a:graphicData>
+            </a:graphic>
+          </wp:inline>
+        </w:drawing>
+      </w:r>
+    </w:p>
+    <w:p>
+      <w:pPr>
+        <w:rPr>
+          <w:rFonts w:ascii="Arial" w:hAnsi="Arial" w:cs="Arial"/>
+          <w:u w:val="single"/>
+        </w:rPr>
+      </w:pPr>
+    </w:p>
+    <w:p>
+      <w:pPr>
+        <w:rPr>
+          <w:rFonts w:ascii="Arial" w:hAnsi="Arial" w:cs="Arial"/>
+        </w:rPr>
+      </w:pPr>
+      <w:r>
+        <w:rPr>
+          <w:rFonts w:ascii="Arial" w:hAnsi="Arial" w:cs="Arial"/>
+        </w:rPr>
+        <w:t xml:space="preserve">- </w:t>
+      </w:r>
+      <w:proofErr w:type="spellStart"/>
+      <w:proofErr w:type="gramStart"/>
+      <w:r>
+        <w:rPr>
+          <w:rFonts w:ascii="Arial" w:hAnsi="Arial" w:cs="Arial"/>
+        </w:rPr>
+        <w:t>npm</w:t>
+      </w:r>
+      <w:proofErr w:type="spellEnd"/>
+      <w:proofErr w:type="gramEnd"/>
+      <w:r>
+        <w:rPr>
+          <w:rFonts w:ascii="Arial" w:hAnsi="Arial" w:cs="Arial"/>
+        </w:rPr>
+        <w:t xml:space="preserve"> start no terminal após usar o “</w:t>
+      </w:r>
+      <w:proofErr w:type="spellStart"/>
+      <w:r>
+        <w:rPr>
+          <w:rFonts w:ascii="Arial" w:hAnsi="Arial" w:cs="Arial"/>
+        </w:rPr>
+        <w:t>nodenom</w:t>
+      </w:r>
+      <w:proofErr w:type="spellEnd"/>
+      <w:r>
+        <w:rPr>
+          <w:rFonts w:ascii="Arial" w:hAnsi="Arial" w:cs="Arial"/>
+        </w:rPr>
+        <w:t>” no arquivo “</w:t>
+      </w:r>
+      <w:proofErr w:type="spellStart"/>
+      <w:proofErr w:type="gramStart"/>
+      <w:r>
+        <w:rPr>
+          <w:rFonts w:ascii="Arial" w:hAnsi="Arial" w:cs="Arial"/>
+        </w:rPr>
+        <w:t>package</w:t>
+      </w:r>
+      <w:r>
+        <w:rPr>
+          <w:rFonts w:ascii="Arial" w:hAnsi="Arial" w:cs="Arial"/>
+        </w:rPr>
+        <w:t>.json</w:t>
+      </w:r>
+      <w:proofErr w:type="spellEnd"/>
+      <w:proofErr w:type="gramEnd"/>
+      <w:r>
+        <w:rPr>
+          <w:rFonts w:ascii="Arial" w:hAnsi="Arial" w:cs="Arial"/>
+        </w:rPr>
+        <w:t>”</w:t>
+      </w:r>
+    </w:p>
+    <w:p>
+      <w:pPr>
+        <w:rPr>
+          <w:rFonts w:ascii="Arial" w:hAnsi="Arial" w:cs="Arial"/>
+        </w:rPr>
+      </w:pPr>
+      <w:r>
+        <w:rPr>
+          <w:rFonts w:ascii="Arial" w:hAnsi="Arial" w:cs="Arial"/>
+          <w:noProof/>
+        </w:rPr>
+        <w:drawing>
+          <wp:inline distT="0" distB="0" distL="0" distR="0" wp14:anchorId="4DE40C2B" wp14:editId="2C87EEFB">
+            <wp:extent cx="5400040" cy="3035935"/>
+            <wp:effectExtent l="0" t="0" r="0" b="0"/>
+            <wp:docPr id="2116118315" name="Imagem 2"/>
+            <wp:cNvGraphicFramePr>
+              <a:graphicFrameLocks xmlns:a="http://schemas.openxmlformats.org/drawingml/2006/main" noChangeAspect="1"/>
+            </wp:cNvGraphicFramePr>
+            <a:graphic xmlns:a="http://schemas.openxmlformats.org/drawingml/2006/main">
+              <a:graphicData uri="http://schemas.openxmlformats.org/drawingml/2006/picture">
+                <pic:pic xmlns:pic="http://schemas.openxmlformats.org/drawingml/2006/picture">
+                  <pic:nvPicPr>
+                    <pic:cNvPr id="2116118315" name="Imagem 2116118315"/>
+                    <pic:cNvPicPr/>
+                  </pic:nvPicPr>
+                  <pic:blipFill>
+                    <a:blip r:embed="rId5" cstate="print">
+                      <a:extLst>
+                        <a:ext uri="{28A0092B-C50C-407E-A947-70E740481C1C}">
+                          <a14:useLocalDpi xmlns:a14="http://schemas.microsoft.com/office/drawing/2010/main" val="0"/>
+                        </a:ext>
+                      </a:extLst>
+                    </a:blip>
+                    <a:stretch>
+                      <a:fillRect/>
+                    </a:stretch>
+                  </pic:blipFill>
+                  <pic:spPr>
+                    <a:xfrm>
+                      <a:off x="0" y="0"/>
+                      <a:ext cx="5400040" cy="3035935"/>
+                    </a:xfrm>
+                    <a:prstGeom prst="rect">
+                      <a:avLst/>
+                    </a:prstGeom>
+                  </pic:spPr>
+                </pic:pic>
+              </a:graphicData>
+            </a:graphic>
+          </wp:inline>
+        </w:drawing>
       </w:r>
     </w:p>
     <w:sectPr>

--- a/AULA DA VANIA.docx
+++ b/AULA DA VANIA.docx
@@ -104,35 +104,7 @@
         <w:rPr>
           <w:rFonts w:ascii="Arial" w:hAnsi="Arial" w:cs="Arial"/>
         </w:rPr>
-        <w:t xml:space="preserve">- Popularizou com o uso de </w:t>
-      </w:r>
-      <w:proofErr w:type="spellStart"/>
-      <w:r>
-        <w:rPr>
-          <w:rFonts w:ascii="Arial" w:hAnsi="Arial" w:cs="Arial"/>
-        </w:rPr>
-        <w:t>npm</w:t>
-      </w:r>
-      <w:proofErr w:type="spellEnd"/>
-      <w:r>
-        <w:rPr>
-          <w:rFonts w:ascii="Arial" w:hAnsi="Arial" w:cs="Arial"/>
-        </w:rPr>
-        <w:t xml:space="preserve"> (Node </w:t>
-      </w:r>
-      <w:proofErr w:type="spellStart"/>
-      <w:r>
-        <w:rPr>
-          <w:rFonts w:ascii="Arial" w:hAnsi="Arial" w:cs="Arial"/>
-        </w:rPr>
-        <w:t>Package</w:t>
-      </w:r>
-      <w:proofErr w:type="spellEnd"/>
-      <w:r>
-        <w:rPr>
-          <w:rFonts w:ascii="Arial" w:hAnsi="Arial" w:cs="Arial"/>
-        </w:rPr>
-        <w:t xml:space="preserve"> Manager);</w:t>
+        <w:t>- Popularizou com o uso de npm (Node Package Manager);</w:t>
       </w:r>
     </w:p>
     <w:p>
@@ -210,30 +182,12 @@
         </w:rPr>
         <w:t xml:space="preserve">- </w:t>
       </w:r>
-      <w:proofErr w:type="spellStart"/>
-      <w:proofErr w:type="gramStart"/>
-      <w:r>
-        <w:rPr>
-          <w:rFonts w:ascii="Arial" w:hAnsi="Arial" w:cs="Arial"/>
-        </w:rPr>
-        <w:t>npm</w:t>
-      </w:r>
-      <w:proofErr w:type="spellEnd"/>
-      <w:proofErr w:type="gramEnd"/>
-      <w:r>
-        <w:rPr>
-          <w:rFonts w:ascii="Arial" w:hAnsi="Arial" w:cs="Arial"/>
-        </w:rPr>
-        <w:t xml:space="preserve"> </w:t>
-      </w:r>
-      <w:proofErr w:type="spellStart"/>
-      <w:r>
-        <w:rPr>
-          <w:rFonts w:ascii="Arial" w:hAnsi="Arial" w:cs="Arial"/>
-        </w:rPr>
-        <w:t>init</w:t>
-      </w:r>
-      <w:proofErr w:type="spellEnd"/>
+      <w:r>
+        <w:rPr>
+          <w:rFonts w:ascii="Arial" w:hAnsi="Arial" w:cs="Arial"/>
+        </w:rPr>
+        <w:t>npm init</w:t>
+      </w:r>
     </w:p>
     <w:p>
       <w:pPr>
@@ -247,21 +201,11 @@
         </w:rPr>
         <w:t xml:space="preserve">- </w:t>
       </w:r>
-      <w:proofErr w:type="spellStart"/>
-      <w:proofErr w:type="gramStart"/>
-      <w:r>
-        <w:rPr>
-          <w:rFonts w:ascii="Arial" w:hAnsi="Arial" w:cs="Arial"/>
-        </w:rPr>
-        <w:t>description</w:t>
-      </w:r>
-      <w:proofErr w:type="spellEnd"/>
-      <w:proofErr w:type="gramEnd"/>
-      <w:r>
-        <w:rPr>
-          <w:rFonts w:ascii="Arial" w:hAnsi="Arial" w:cs="Arial"/>
-        </w:rPr>
-        <w:t>: Exemplo de tipos de módulos do node</w:t>
+      <w:r>
+        <w:rPr>
+          <w:rFonts w:ascii="Arial" w:hAnsi="Arial" w:cs="Arial"/>
+        </w:rPr>
+        <w:t>description: Exemplo de tipos de módulos do node</w:t>
       </w:r>
     </w:p>
     <w:p>
@@ -276,21 +220,11 @@
         </w:rPr>
         <w:t xml:space="preserve">- </w:t>
       </w:r>
-      <w:proofErr w:type="spellStart"/>
-      <w:proofErr w:type="gramStart"/>
-      <w:r>
-        <w:rPr>
-          <w:rFonts w:ascii="Arial" w:hAnsi="Arial" w:cs="Arial"/>
-        </w:rPr>
-        <w:t>author</w:t>
-      </w:r>
-      <w:proofErr w:type="spellEnd"/>
-      <w:proofErr w:type="gramEnd"/>
-      <w:r>
-        <w:rPr>
-          <w:rFonts w:ascii="Arial" w:hAnsi="Arial" w:cs="Arial"/>
-        </w:rPr>
-        <w:t>: Marina</w:t>
+      <w:r>
+        <w:rPr>
+          <w:rFonts w:ascii="Arial" w:hAnsi="Arial" w:cs="Arial"/>
+        </w:rPr>
+        <w:t>author: Marina</w:t>
       </w:r>
     </w:p>
     <w:p>
@@ -305,119 +239,43 @@
         </w:rPr>
         <w:t xml:space="preserve">- </w:t>
       </w:r>
-      <w:proofErr w:type="spellStart"/>
-      <w:proofErr w:type="gramStart"/>
-      <w:r>
-        <w:rPr>
-          <w:rFonts w:ascii="Arial" w:hAnsi="Arial" w:cs="Arial"/>
-        </w:rPr>
-        <w:t>npm</w:t>
-      </w:r>
-      <w:proofErr w:type="spellEnd"/>
-      <w:proofErr w:type="gramEnd"/>
-      <w:r>
-        <w:rPr>
-          <w:rFonts w:ascii="Arial" w:hAnsi="Arial" w:cs="Arial"/>
-        </w:rPr>
-        <w:t xml:space="preserve"> </w:t>
-      </w:r>
-      <w:proofErr w:type="spellStart"/>
-      <w:r>
-        <w:rPr>
-          <w:rFonts w:ascii="Arial" w:hAnsi="Arial" w:cs="Arial"/>
-        </w:rPr>
-        <w:t>install</w:t>
-      </w:r>
-      <w:proofErr w:type="spellEnd"/>
-      <w:r>
-        <w:rPr>
-          <w:rFonts w:ascii="Arial" w:hAnsi="Arial" w:cs="Arial"/>
-        </w:rPr>
-        <w:t xml:space="preserve"> </w:t>
-      </w:r>
-      <w:proofErr w:type="spellStart"/>
-      <w:r>
-        <w:rPr>
-          <w:rFonts w:ascii="Arial" w:hAnsi="Arial" w:cs="Arial"/>
-        </w:rPr>
-        <w:t>chalk</w:t>
-      </w:r>
-      <w:proofErr w:type="spellEnd"/>
-    </w:p>
-    <w:p>
-      <w:pPr>
-        <w:rPr>
-          <w:rFonts w:ascii="Arial" w:hAnsi="Arial" w:cs="Arial"/>
-        </w:rPr>
-      </w:pPr>
-      <w:r>
-        <w:rPr>
-          <w:rFonts w:ascii="Arial" w:hAnsi="Arial" w:cs="Arial"/>
-        </w:rPr>
-        <w:t xml:space="preserve">- </w:t>
-      </w:r>
-      <w:proofErr w:type="gramStart"/>
-      <w:r>
-        <w:rPr>
-          <w:rFonts w:ascii="Arial" w:hAnsi="Arial" w:cs="Arial"/>
-        </w:rPr>
-        <w:t>delete</w:t>
-      </w:r>
-      <w:proofErr w:type="gramEnd"/>
-      <w:r>
-        <w:rPr>
-          <w:rFonts w:ascii="Arial" w:hAnsi="Arial" w:cs="Arial"/>
-        </w:rPr>
-        <w:t xml:space="preserve"> a pasta </w:t>
-      </w:r>
-      <w:proofErr w:type="spellStart"/>
+      <w:r>
+        <w:rPr>
+          <w:rFonts w:ascii="Arial" w:hAnsi="Arial" w:cs="Arial"/>
+        </w:rPr>
+        <w:t>npm install chalk</w:t>
+      </w:r>
+    </w:p>
+    <w:p>
+      <w:pPr>
+        <w:rPr>
+          <w:rFonts w:ascii="Arial" w:hAnsi="Arial" w:cs="Arial"/>
+        </w:rPr>
+      </w:pPr>
+      <w:r>
+        <w:rPr>
+          <w:rFonts w:ascii="Arial" w:hAnsi="Arial" w:cs="Arial"/>
+        </w:rPr>
+        <w:t xml:space="preserve">- delete a pasta </w:t>
+      </w:r>
       <w:r>
         <w:rPr>
           <w:rFonts w:ascii="Arial" w:hAnsi="Arial" w:cs="Arial"/>
         </w:rPr>
         <w:t>node_modules</w:t>
       </w:r>
-      <w:proofErr w:type="spellEnd"/>
-    </w:p>
-    <w:p>
-      <w:pPr>
-        <w:rPr>
-          <w:rFonts w:ascii="Arial" w:hAnsi="Arial" w:cs="Arial"/>
-        </w:rPr>
-      </w:pPr>
-      <w:r>
-        <w:rPr>
-          <w:rFonts w:ascii="Arial" w:hAnsi="Arial" w:cs="Arial"/>
-        </w:rPr>
-        <w:t xml:space="preserve">- </w:t>
-      </w:r>
-      <w:proofErr w:type="gramStart"/>
-      <w:r>
-        <w:rPr>
-          <w:rFonts w:ascii="Arial" w:hAnsi="Arial" w:cs="Arial"/>
-        </w:rPr>
-        <w:t>mas</w:t>
-      </w:r>
-      <w:proofErr w:type="gramEnd"/>
-      <w:r>
-        <w:rPr>
-          <w:rFonts w:ascii="Arial" w:hAnsi="Arial" w:cs="Arial"/>
-        </w:rPr>
-        <w:t xml:space="preserve"> caso precise trazer de volta a pasta deletada digite </w:t>
-      </w:r>
-      <w:proofErr w:type="spellStart"/>
-      <w:r>
-        <w:rPr>
-          <w:rFonts w:ascii="Arial" w:hAnsi="Arial" w:cs="Arial"/>
-        </w:rPr>
-        <w:t>npm</w:t>
-      </w:r>
-      <w:proofErr w:type="spellEnd"/>
-      <w:r>
-        <w:rPr>
-          <w:rFonts w:ascii="Arial" w:hAnsi="Arial" w:cs="Arial"/>
-        </w:rPr>
-        <w:t xml:space="preserve"> i no terminal</w:t>
+    </w:p>
+    <w:p>
+      <w:pPr>
+        <w:rPr>
+          <w:rFonts w:ascii="Arial" w:hAnsi="Arial" w:cs="Arial"/>
+        </w:rPr>
+      </w:pPr>
+      <w:r>
+        <w:rPr>
+          <w:rFonts w:ascii="Arial" w:hAnsi="Arial" w:cs="Arial"/>
+        </w:rPr>
+        <w:t>- mas caso precise trazer de volta a pasta deletada digite npm i no terminal</w:t>
       </w:r>
     </w:p>
     <w:p>
@@ -441,17 +299,7 @@
           <w:i/>
           <w:iCs/>
         </w:rPr>
-        <w:t>25</w:t>
-      </w:r>
-      <w:r>
-        <w:rPr>
-          <w:rFonts w:ascii="Arial" w:hAnsi="Arial" w:cs="Arial"/>
-          <w:b/>
-          <w:bCs/>
-          <w:i/>
-          <w:iCs/>
-        </w:rPr>
-        <w:t>/02/2026</w:t>
+        <w:t>25/02/2026</w:t>
       </w:r>
     </w:p>
     <w:p>
@@ -489,64 +337,20 @@
         <w:rPr>
           <w:rFonts w:ascii="Arial" w:hAnsi="Arial" w:cs="Arial"/>
         </w:rPr>
-        <w:t xml:space="preserve">- </w:t>
-      </w:r>
-      <w:proofErr w:type="spellStart"/>
-      <w:proofErr w:type="gramStart"/>
-      <w:r>
-        <w:rPr>
-          <w:rFonts w:ascii="Arial" w:hAnsi="Arial" w:cs="Arial"/>
-        </w:rPr>
-        <w:t>npm</w:t>
-      </w:r>
-      <w:proofErr w:type="spellEnd"/>
-      <w:proofErr w:type="gramEnd"/>
-      <w:r>
-        <w:rPr>
-          <w:rFonts w:ascii="Arial" w:hAnsi="Arial" w:cs="Arial"/>
-        </w:rPr>
-        <w:t xml:space="preserve"> i (no terminal); </w:t>
-      </w:r>
-    </w:p>
-    <w:p>
-      <w:pPr>
-        <w:rPr>
-          <w:rFonts w:ascii="Arial" w:hAnsi="Arial" w:cs="Arial"/>
-        </w:rPr>
-      </w:pPr>
-      <w:r>
-        <w:rPr>
-          <w:rFonts w:ascii="Arial" w:hAnsi="Arial" w:cs="Arial"/>
-        </w:rPr>
-        <w:t xml:space="preserve">- </w:t>
-      </w:r>
-      <w:proofErr w:type="gramStart"/>
-      <w:r>
-        <w:rPr>
-          <w:rFonts w:ascii="Arial" w:hAnsi="Arial" w:cs="Arial"/>
-        </w:rPr>
-        <w:t>para</w:t>
-      </w:r>
-      <w:proofErr w:type="gramEnd"/>
-      <w:r>
-        <w:rPr>
-          <w:rFonts w:ascii="Arial" w:hAnsi="Arial" w:cs="Arial"/>
-        </w:rPr>
-        <w:t xml:space="preserve"> rodar no terminal no </w:t>
-      </w:r>
-      <w:proofErr w:type="spellStart"/>
-      <w:r>
-        <w:rPr>
-          <w:rFonts w:ascii="Arial" w:hAnsi="Arial" w:cs="Arial"/>
-        </w:rPr>
-        <w:t>backend</w:t>
-      </w:r>
-      <w:proofErr w:type="spellEnd"/>
-      <w:r>
-        <w:rPr>
-          <w:rFonts w:ascii="Arial" w:hAnsi="Arial" w:cs="Arial"/>
-        </w:rPr>
-        <w:t xml:space="preserve">: node index.js </w:t>
+        <w:t xml:space="preserve">- npm i (no terminal); </w:t>
+      </w:r>
+    </w:p>
+    <w:p>
+      <w:pPr>
+        <w:rPr>
+          <w:rFonts w:ascii="Arial" w:hAnsi="Arial" w:cs="Arial"/>
+        </w:rPr>
+      </w:pPr>
+      <w:r>
+        <w:rPr>
+          <w:rFonts w:ascii="Arial" w:hAnsi="Arial" w:cs="Arial"/>
+        </w:rPr>
+        <w:t xml:space="preserve">- para rodar no terminal no backend: node index.js </w:t>
       </w:r>
     </w:p>
     <w:p>
@@ -564,7 +368,7 @@
         </w:rPr>
         <w:lastRenderedPageBreak/>
         <w:drawing>
-          <wp:inline distT="0" distB="0" distL="0" distR="0" wp14:anchorId="0F23E2BB" wp14:editId="75E7CFF3">
+          <wp:inline distT="0" distB="0" distL="0" distR="0" wp14:anchorId="0F23E2BB" wp14:editId="7B8A9465">
             <wp:extent cx="5427878" cy="3051587"/>
             <wp:effectExtent l="0" t="0" r="1905" b="0"/>
             <wp:docPr id="630718515" name="Imagem 1"/>
@@ -626,38 +430,12 @@
         </w:rPr>
         <w:t xml:space="preserve">- </w:t>
       </w:r>
-      <w:proofErr w:type="spellStart"/>
-      <w:proofErr w:type="gramStart"/>
-      <w:r>
-        <w:rPr>
-          <w:rFonts w:ascii="Arial" w:hAnsi="Arial" w:cs="Arial"/>
-        </w:rPr>
-        <w:t>npm</w:t>
-      </w:r>
-      <w:proofErr w:type="spellEnd"/>
-      <w:proofErr w:type="gramEnd"/>
-      <w:r>
-        <w:rPr>
-          <w:rFonts w:ascii="Arial" w:hAnsi="Arial" w:cs="Arial"/>
-        </w:rPr>
-        <w:t xml:space="preserve"> start no terminal após usar o “</w:t>
-      </w:r>
-      <w:proofErr w:type="spellStart"/>
-      <w:r>
-        <w:rPr>
-          <w:rFonts w:ascii="Arial" w:hAnsi="Arial" w:cs="Arial"/>
-        </w:rPr>
-        <w:t>nodenom</w:t>
-      </w:r>
-      <w:proofErr w:type="spellEnd"/>
-      <w:r>
-        <w:rPr>
-          <w:rFonts w:ascii="Arial" w:hAnsi="Arial" w:cs="Arial"/>
-        </w:rPr>
-        <w:t>” no arquivo “</w:t>
-      </w:r>
-      <w:proofErr w:type="spellStart"/>
-      <w:proofErr w:type="gramStart"/>
+      <w:r>
+        <w:rPr>
+          <w:rFonts w:ascii="Arial" w:hAnsi="Arial" w:cs="Arial"/>
+        </w:rPr>
+        <w:t>npm start no terminal após usar o “nodenom” no arquivo “</w:t>
+      </w:r>
       <w:r>
         <w:rPr>
           <w:rFonts w:ascii="Arial" w:hAnsi="Arial" w:cs="Arial"/>
@@ -668,15 +446,7 @@
         <w:rPr>
           <w:rFonts w:ascii="Arial" w:hAnsi="Arial" w:cs="Arial"/>
         </w:rPr>
-        <w:t>.json</w:t>
-      </w:r>
-      <w:proofErr w:type="spellEnd"/>
-      <w:proofErr w:type="gramEnd"/>
-      <w:r>
-        <w:rPr>
-          <w:rFonts w:ascii="Arial" w:hAnsi="Arial" w:cs="Arial"/>
-        </w:rPr>
-        <w:t>”</w:t>
+        <w:t>.json”</w:t>
       </w:r>
     </w:p>
     <w:p>
@@ -691,7 +461,7 @@
           <w:noProof/>
         </w:rPr>
         <w:drawing>
-          <wp:inline distT="0" distB="0" distL="0" distR="0" wp14:anchorId="4DE40C2B" wp14:editId="2C87EEFB">
+          <wp:inline distT="0" distB="0" distL="0" distR="0" wp14:anchorId="4DE40C2B" wp14:editId="20A52BB5">
             <wp:extent cx="5400040" cy="3035935"/>
             <wp:effectExtent l="0" t="0" r="0" b="0"/>
             <wp:docPr id="2116118315" name="Imagem 2"/>
@@ -707,6 +477,536 @@
                   </pic:nvPicPr>
                   <pic:blipFill>
                     <a:blip r:embed="rId5" cstate="print">
+                      <a:extLst>
+                        <a:ext uri="{28A0092B-C50C-407E-A947-70E740481C1C}">
+                          <a14:useLocalDpi xmlns:a14="http://schemas.microsoft.com/office/drawing/2010/main" val="0"/>
+                        </a:ext>
+                      </a:extLst>
+                    </a:blip>
+                    <a:stretch>
+                      <a:fillRect/>
+                    </a:stretch>
+                  </pic:blipFill>
+                  <pic:spPr>
+                    <a:xfrm>
+                      <a:off x="0" y="0"/>
+                      <a:ext cx="5400040" cy="3035935"/>
+                    </a:xfrm>
+                    <a:prstGeom prst="rect">
+                      <a:avLst/>
+                    </a:prstGeom>
+                  </pic:spPr>
+                </pic:pic>
+              </a:graphicData>
+            </a:graphic>
+          </wp:inline>
+        </w:drawing>
+      </w:r>
+    </w:p>
+    <w:p>
+      <w:pPr>
+        <w:rPr>
+          <w:rFonts w:ascii="Arial" w:hAnsi="Arial" w:cs="Arial"/>
+        </w:rPr>
+      </w:pPr>
+    </w:p>
+    <w:p>
+      <w:pPr>
+        <w:rPr>
+          <w:rFonts w:ascii="Arial" w:hAnsi="Arial" w:cs="Arial"/>
+          <w:b/>
+          <w:bCs/>
+          <w:i/>
+          <w:iCs/>
+        </w:rPr>
+      </w:pPr>
+      <w:r>
+        <w:rPr>
+          <w:rFonts w:ascii="Arial" w:hAnsi="Arial" w:cs="Arial"/>
+          <w:b/>
+          <w:bCs/>
+          <w:i/>
+          <w:iCs/>
+        </w:rPr>
+        <w:t>26/02/2026</w:t>
+      </w:r>
+    </w:p>
+    <w:p>
+      <w:pPr>
+        <w:rPr>
+          <w:rFonts w:ascii="Arial" w:hAnsi="Arial" w:cs="Arial"/>
+        </w:rPr>
+      </w:pPr>
+      <w:r>
+        <w:rPr>
+          <w:rFonts w:ascii="Arial" w:hAnsi="Arial" w:cs="Arial"/>
+        </w:rPr>
+        <w:t>- Anotações para usar no Postman</w:t>
+      </w:r>
+    </w:p>
+    <w:p>
+      <w:pPr>
+        <w:rPr>
+          <w:rFonts w:ascii="Arial" w:hAnsi="Arial" w:cs="Arial"/>
+        </w:rPr>
+      </w:pPr>
+      <w:r>
+        <w:rPr>
+          <w:rFonts w:ascii="Arial" w:hAnsi="Arial" w:cs="Arial"/>
+        </w:rPr>
+        <w:t xml:space="preserve">-- </w:t>
+      </w:r>
+      <w:r>
+        <w:rPr>
+          <w:rFonts w:ascii="Arial" w:hAnsi="Arial" w:cs="Arial"/>
+        </w:rPr>
+        <w:t>npm Create vite@latest Frontend</w:t>
+      </w:r>
+    </w:p>
+    <w:p>
+      <w:pPr>
+        <w:rPr>
+          <w:rFonts w:ascii="Arial" w:hAnsi="Arial" w:cs="Arial"/>
+        </w:rPr>
+      </w:pPr>
+      <w:r>
+        <w:rPr>
+          <w:rFonts w:ascii="Arial" w:hAnsi="Arial" w:cs="Arial"/>
+        </w:rPr>
+        <w:t>-- npm install</w:t>
+      </w:r>
+    </w:p>
+    <w:p>
+      <w:pPr>
+        <w:rPr>
+          <w:rFonts w:ascii="Arial" w:hAnsi="Arial" w:cs="Arial"/>
+        </w:rPr>
+      </w:pPr>
+      <w:r>
+        <w:rPr>
+          <w:rFonts w:ascii="Arial" w:hAnsi="Arial" w:cs="Arial"/>
+        </w:rPr>
+        <w:t xml:space="preserve">-- instalar tailwind = npm install -D </w:t>
+      </w:r>
+      <w:hyperlink r:id="rId6" w:history="1">
+        <w:r>
+          <w:rPr>
+            <w:rStyle w:val="Hyperlink"/>
+            <w:rFonts w:ascii="Arial" w:hAnsi="Arial" w:cs="Arial"/>
+          </w:rPr>
+          <w:t>tailwindcss@3.2.7</w:t>
+        </w:r>
+      </w:hyperlink>
+      <w:r>
+        <w:rPr>
+          <w:rFonts w:ascii="Arial" w:hAnsi="Arial" w:cs="Arial"/>
+        </w:rPr>
+        <w:t xml:space="preserve"> postcss autoprefixer</w:t>
+      </w:r>
+    </w:p>
+    <w:p>
+      <w:pPr>
+        <w:rPr>
+          <w:rFonts w:ascii="Arial" w:hAnsi="Arial" w:cs="Arial"/>
+        </w:rPr>
+      </w:pPr>
+      <w:r>
+        <w:rPr>
+          <w:rFonts w:ascii="Arial" w:hAnsi="Arial" w:cs="Arial"/>
+        </w:rPr>
+        <w:lastRenderedPageBreak/>
+        <w:t>-- npx tailwindcss init -p</w:t>
+      </w:r>
+    </w:p>
+    <w:p>
+      <w:pPr>
+        <w:rPr>
+          <w:rFonts w:ascii="Arial" w:hAnsi="Arial" w:cs="Arial"/>
+        </w:rPr>
+      </w:pPr>
+    </w:p>
+    <w:p>
+      <w:pPr>
+        <w:rPr>
+          <w:rFonts w:ascii="Arial" w:hAnsi="Arial" w:cs="Arial"/>
+          <w:b/>
+          <w:bCs/>
+          <w:i/>
+          <w:iCs/>
+        </w:rPr>
+      </w:pPr>
+      <w:r>
+        <w:rPr>
+          <w:rFonts w:ascii="Arial" w:hAnsi="Arial" w:cs="Arial"/>
+          <w:b/>
+          <w:bCs/>
+          <w:i/>
+          <w:iCs/>
+        </w:rPr>
+        <w:t>11</w:t>
+      </w:r>
+      <w:r>
+        <w:rPr>
+          <w:rFonts w:ascii="Arial" w:hAnsi="Arial" w:cs="Arial"/>
+          <w:b/>
+          <w:bCs/>
+          <w:i/>
+          <w:iCs/>
+        </w:rPr>
+        <w:t>/03/2026</w:t>
+      </w:r>
+    </w:p>
+    <w:p>
+      <w:pPr>
+        <w:rPr>
+          <w:rFonts w:ascii="Arial" w:hAnsi="Arial" w:cs="Arial"/>
+        </w:rPr>
+      </w:pPr>
+      <w:r>
+        <w:rPr>
+          <w:rFonts w:ascii="Arial" w:hAnsi="Arial" w:cs="Arial"/>
+          <w:b/>
+          <w:bCs/>
+          <w:i/>
+          <w:iCs/>
+        </w:rPr>
+        <w:t>(Front)</w:t>
+      </w:r>
+    </w:p>
+    <w:p>
+      <w:pPr>
+        <w:rPr>
+          <w:rFonts w:ascii="Arial" w:hAnsi="Arial" w:cs="Arial"/>
+        </w:rPr>
+      </w:pPr>
+      <w:r>
+        <w:rPr>
+          <w:rFonts w:ascii="Arial" w:hAnsi="Arial" w:cs="Arial"/>
+        </w:rPr>
+        <w:t>-npm install react-routes-dom</w:t>
+      </w:r>
+    </w:p>
+    <w:p>
+      <w:pPr>
+        <w:rPr>
+          <w:rFonts w:ascii="Arial" w:hAnsi="Arial" w:cs="Arial"/>
+        </w:rPr>
+      </w:pPr>
+      <w:r>
+        <w:rPr>
+          <w:rFonts w:ascii="Arial" w:hAnsi="Arial" w:cs="Arial"/>
+        </w:rPr>
+        <w:t xml:space="preserve">- </w:t>
+      </w:r>
+      <w:r>
+        <w:rPr>
+          <w:rFonts w:ascii="Arial" w:hAnsi="Arial" w:cs="Arial"/>
+        </w:rPr>
+        <w:t>npm run dev</w:t>
+      </w:r>
+    </w:p>
+    <w:p>
+      <w:pPr>
+        <w:rPr>
+          <w:rFonts w:ascii="Arial" w:hAnsi="Arial" w:cs="Arial"/>
+        </w:rPr>
+      </w:pPr>
+      <w:r>
+        <w:rPr>
+          <w:rFonts w:ascii="Arial" w:hAnsi="Arial" w:cs="Arial"/>
+          <w:noProof/>
+        </w:rPr>
+        <w:drawing>
+          <wp:inline distT="0" distB="0" distL="0" distR="0" wp14:anchorId="32710904" wp14:editId="3DB8756C">
+            <wp:extent cx="5400040" cy="3035935"/>
+            <wp:effectExtent l="0" t="0" r="0" b="0"/>
+            <wp:docPr id="1413157709" name="Imagem 1"/>
+            <wp:cNvGraphicFramePr>
+              <a:graphicFrameLocks xmlns:a="http://schemas.openxmlformats.org/drawingml/2006/main" noChangeAspect="1"/>
+            </wp:cNvGraphicFramePr>
+            <a:graphic xmlns:a="http://schemas.openxmlformats.org/drawingml/2006/main">
+              <a:graphicData uri="http://schemas.openxmlformats.org/drawingml/2006/picture">
+                <pic:pic xmlns:pic="http://schemas.openxmlformats.org/drawingml/2006/picture">
+                  <pic:nvPicPr>
+                    <pic:cNvPr id="1413157709" name="Imagem 1413157709"/>
+                    <pic:cNvPicPr/>
+                  </pic:nvPicPr>
+                  <pic:blipFill>
+                    <a:blip r:embed="rId7" cstate="print">
+                      <a:extLst>
+                        <a:ext uri="{28A0092B-C50C-407E-A947-70E740481C1C}">
+                          <a14:useLocalDpi xmlns:a14="http://schemas.microsoft.com/office/drawing/2010/main" val="0"/>
+                        </a:ext>
+                      </a:extLst>
+                    </a:blip>
+                    <a:stretch>
+                      <a:fillRect/>
+                    </a:stretch>
+                  </pic:blipFill>
+                  <pic:spPr>
+                    <a:xfrm>
+                      <a:off x="0" y="0"/>
+                      <a:ext cx="5400040" cy="3035935"/>
+                    </a:xfrm>
+                    <a:prstGeom prst="rect">
+                      <a:avLst/>
+                    </a:prstGeom>
+                  </pic:spPr>
+                </pic:pic>
+              </a:graphicData>
+            </a:graphic>
+          </wp:inline>
+        </w:drawing>
+      </w:r>
+    </w:p>
+    <w:p>
+      <w:pPr>
+        <w:rPr>
+          <w:rFonts w:ascii="Arial" w:hAnsi="Arial" w:cs="Arial"/>
+        </w:rPr>
+      </w:pPr>
+    </w:p>
+    <w:p>
+      <w:pPr>
+        <w:rPr>
+          <w:rFonts w:ascii="Arial" w:hAnsi="Arial" w:cs="Arial"/>
+        </w:rPr>
+      </w:pPr>
+      <w:r>
+        <w:rPr>
+          <w:rFonts w:ascii="Arial" w:hAnsi="Arial" w:cs="Arial"/>
+          <w:noProof/>
+        </w:rPr>
+        <w:drawing>
+          <wp:inline distT="0" distB="0" distL="0" distR="0" wp14:anchorId="73D9C3F5" wp14:editId="0EF73BA9">
+            <wp:extent cx="5400040" cy="3035935"/>
+            <wp:effectExtent l="0" t="0" r="0" b="0"/>
+            <wp:docPr id="1069654001" name="Imagem 2"/>
+            <wp:cNvGraphicFramePr>
+              <a:graphicFrameLocks xmlns:a="http://schemas.openxmlformats.org/drawingml/2006/main" noChangeAspect="1"/>
+            </wp:cNvGraphicFramePr>
+            <a:graphic xmlns:a="http://schemas.openxmlformats.org/drawingml/2006/main">
+              <a:graphicData uri="http://schemas.openxmlformats.org/drawingml/2006/picture">
+                <pic:pic xmlns:pic="http://schemas.openxmlformats.org/drawingml/2006/picture">
+                  <pic:nvPicPr>
+                    <pic:cNvPr id="1069654001" name="Imagem 1069654001"/>
+                    <pic:cNvPicPr/>
+                  </pic:nvPicPr>
+                  <pic:blipFill>
+                    <a:blip r:embed="rId8" cstate="print">
+                      <a:extLst>
+                        <a:ext uri="{28A0092B-C50C-407E-A947-70E740481C1C}">
+                          <a14:useLocalDpi xmlns:a14="http://schemas.microsoft.com/office/drawing/2010/main" val="0"/>
+                        </a:ext>
+                      </a:extLst>
+                    </a:blip>
+                    <a:stretch>
+                      <a:fillRect/>
+                    </a:stretch>
+                  </pic:blipFill>
+                  <pic:spPr>
+                    <a:xfrm>
+                      <a:off x="0" y="0"/>
+                      <a:ext cx="5400040" cy="3035935"/>
+                    </a:xfrm>
+                    <a:prstGeom prst="rect">
+                      <a:avLst/>
+                    </a:prstGeom>
+                  </pic:spPr>
+                </pic:pic>
+              </a:graphicData>
+            </a:graphic>
+          </wp:inline>
+        </w:drawing>
+      </w:r>
+    </w:p>
+    <w:p>
+      <w:pPr>
+        <w:rPr>
+          <w:rFonts w:ascii="Arial" w:hAnsi="Arial" w:cs="Arial"/>
+        </w:rPr>
+      </w:pPr>
+    </w:p>
+    <w:p>
+      <w:pPr>
+        <w:rPr>
+          <w:rFonts w:ascii="Arial" w:hAnsi="Arial" w:cs="Arial"/>
+        </w:rPr>
+      </w:pPr>
+      <w:r>
+        <w:rPr>
+          <w:rFonts w:ascii="Arial" w:hAnsi="Arial" w:cs="Arial"/>
+          <w:b/>
+          <w:bCs/>
+          <w:i/>
+          <w:iCs/>
+        </w:rPr>
+        <w:lastRenderedPageBreak/>
+        <w:t>(</w:t>
+      </w:r>
+      <w:r>
+        <w:rPr>
+          <w:rFonts w:ascii="Arial" w:hAnsi="Arial" w:cs="Arial"/>
+          <w:b/>
+          <w:bCs/>
+          <w:i/>
+          <w:iCs/>
+        </w:rPr>
+        <w:t>Back</w:t>
+      </w:r>
+      <w:r>
+        <w:rPr>
+          <w:rFonts w:ascii="Arial" w:hAnsi="Arial" w:cs="Arial"/>
+          <w:b/>
+          <w:bCs/>
+          <w:i/>
+          <w:iCs/>
+        </w:rPr>
+        <w:t>)</w:t>
+      </w:r>
+    </w:p>
+    <w:p>
+      <w:pPr>
+        <w:rPr>
+          <w:rFonts w:ascii="Arial" w:hAnsi="Arial" w:cs="Arial"/>
+        </w:rPr>
+      </w:pPr>
+      <w:r>
+        <w:rPr>
+          <w:rFonts w:ascii="Arial" w:hAnsi="Arial" w:cs="Arial"/>
+        </w:rPr>
+        <w:t xml:space="preserve">- </w:t>
+      </w:r>
+      <w:r>
+        <w:rPr>
+          <w:rFonts w:ascii="Arial" w:hAnsi="Arial" w:cs="Arial"/>
+        </w:rPr>
+        <w:t>npm install – para instalar o (node-modules)</w:t>
+      </w:r>
+    </w:p>
+    <w:p>
+      <w:pPr>
+        <w:rPr>
+          <w:rFonts w:ascii="Arial" w:hAnsi="Arial" w:cs="Arial"/>
+        </w:rPr>
+      </w:pPr>
+      <w:r>
+        <w:rPr>
+          <w:rFonts w:ascii="Arial" w:hAnsi="Arial" w:cs="Arial"/>
+        </w:rPr>
+        <w:t xml:space="preserve">- </w:t>
+      </w:r>
+      <w:r>
+        <w:rPr>
+          <w:rFonts w:ascii="Arial" w:hAnsi="Arial" w:cs="Arial"/>
+        </w:rPr>
+        <w:t>npm start</w:t>
+      </w:r>
+    </w:p>
+    <w:p>
+      <w:pPr>
+        <w:rPr>
+          <w:rFonts w:ascii="Arial" w:hAnsi="Arial" w:cs="Arial"/>
+        </w:rPr>
+      </w:pPr>
+      <w:r>
+        <w:rPr>
+          <w:rFonts w:ascii="Arial" w:hAnsi="Arial" w:cs="Arial"/>
+          <w:b/>
+          <w:bCs/>
+        </w:rPr>
+        <w:t>LEMBRAR DE LIGAR O MONGO CQUANDO FOR DAR ESSE COMANDO NO TERMINAL</w:t>
+      </w:r>
+    </w:p>
+    <w:p>
+      <w:pPr>
+        <w:rPr>
+          <w:rFonts w:ascii="Arial" w:hAnsi="Arial" w:cs="Arial"/>
+        </w:rPr>
+      </w:pPr>
+      <w:r>
+        <w:rPr>
+          <w:rFonts w:ascii="Arial" w:hAnsi="Arial" w:cs="Arial"/>
+          <w:noProof/>
+        </w:rPr>
+        <w:drawing>
+          <wp:inline distT="0" distB="0" distL="0" distR="0" wp14:anchorId="30BCFB8F" wp14:editId="238725F3">
+            <wp:extent cx="5400040" cy="3035935"/>
+            <wp:effectExtent l="0" t="0" r="0" b="0"/>
+            <wp:docPr id="376406174" name="Imagem 3"/>
+            <wp:cNvGraphicFramePr>
+              <a:graphicFrameLocks xmlns:a="http://schemas.openxmlformats.org/drawingml/2006/main" noChangeAspect="1"/>
+            </wp:cNvGraphicFramePr>
+            <a:graphic xmlns:a="http://schemas.openxmlformats.org/drawingml/2006/main">
+              <a:graphicData uri="http://schemas.openxmlformats.org/drawingml/2006/picture">
+                <pic:pic xmlns:pic="http://schemas.openxmlformats.org/drawingml/2006/picture">
+                  <pic:nvPicPr>
+                    <pic:cNvPr id="376406174" name="Imagem 376406174"/>
+                    <pic:cNvPicPr/>
+                  </pic:nvPicPr>
+                  <pic:blipFill>
+                    <a:blip r:embed="rId9" cstate="print">
+                      <a:extLst>
+                        <a:ext uri="{28A0092B-C50C-407E-A947-70E740481C1C}">
+                          <a14:useLocalDpi xmlns:a14="http://schemas.microsoft.com/office/drawing/2010/main" val="0"/>
+                        </a:ext>
+                      </a:extLst>
+                    </a:blip>
+                    <a:stretch>
+                      <a:fillRect/>
+                    </a:stretch>
+                  </pic:blipFill>
+                  <pic:spPr>
+                    <a:xfrm>
+                      <a:off x="0" y="0"/>
+                      <a:ext cx="5400040" cy="3035935"/>
+                    </a:xfrm>
+                    <a:prstGeom prst="rect">
+                      <a:avLst/>
+                    </a:prstGeom>
+                  </pic:spPr>
+                </pic:pic>
+              </a:graphicData>
+            </a:graphic>
+          </wp:inline>
+        </w:drawing>
+      </w:r>
+    </w:p>
+    <w:p>
+      <w:pPr>
+        <w:rPr>
+          <w:rFonts w:ascii="Arial" w:hAnsi="Arial" w:cs="Arial"/>
+        </w:rPr>
+      </w:pPr>
+    </w:p>
+    <w:p>
+      <w:pPr>
+        <w:rPr>
+          <w:rFonts w:ascii="Arial" w:hAnsi="Arial" w:cs="Arial"/>
+        </w:rPr>
+      </w:pPr>
+      <w:r>
+        <w:rPr>
+          <w:rFonts w:ascii="Arial" w:hAnsi="Arial" w:cs="Arial"/>
+          <w:noProof/>
+        </w:rPr>
+        <w:drawing>
+          <wp:inline distT="0" distB="0" distL="0" distR="0" wp14:anchorId="586C49D7" wp14:editId="0C11D78E">
+            <wp:extent cx="5400040" cy="3035935"/>
+            <wp:effectExtent l="0" t="0" r="0" b="0"/>
+            <wp:docPr id="1196263124" name="Imagem 4"/>
+            <wp:cNvGraphicFramePr>
+              <a:graphicFrameLocks xmlns:a="http://schemas.openxmlformats.org/drawingml/2006/main" noChangeAspect="1"/>
+            </wp:cNvGraphicFramePr>
+            <a:graphic xmlns:a="http://schemas.openxmlformats.org/drawingml/2006/main">
+              <a:graphicData uri="http://schemas.openxmlformats.org/drawingml/2006/picture">
+                <pic:pic xmlns:pic="http://schemas.openxmlformats.org/drawingml/2006/picture">
+                  <pic:nvPicPr>
+                    <pic:cNvPr id="1196263124" name="Imagem 1196263124"/>
+                    <pic:cNvPicPr/>
+                  </pic:nvPicPr>
+                  <pic:blipFill>
+                    <a:blip r:embed="rId10" cstate="print">
                       <a:extLst>
                         <a:ext uri="{28A0092B-C50C-407E-A947-70E740481C1C}">
                           <a14:useLocalDpi xmlns:a14="http://schemas.microsoft.com/office/drawing/2010/main" val="0"/>
@@ -1660,6 +1960,29 @@
       <w:spacing w:val="5"/>
     </w:rPr>
   </w:style>
+  <w:style w:type="character" w:styleId="Hyperlink">
+    <w:name w:val="Hyperlink"/>
+    <w:basedOn w:val="Fontepargpadro"/>
+    <w:uiPriority w:val="99"/>
+    <w:unhideWhenUsed/>
+    <w:rsid w:val="001B3ECE"/>
+    <w:rPr>
+      <w:color w:val="0563C1" w:themeColor="hyperlink"/>
+      <w:u w:val="single"/>
+    </w:rPr>
+  </w:style>
+  <w:style w:type="character" w:styleId="MenoPendente">
+    <w:name w:val="Unresolved Mention"/>
+    <w:basedOn w:val="Fontepargpadro"/>
+    <w:uiPriority w:val="99"/>
+    <w:semiHidden/>
+    <w:unhideWhenUsed/>
+    <w:rsid w:val="001B3ECE"/>
+    <w:rPr>
+      <w:color w:val="605E5C"/>
+      <w:shd w:val="clear" w:color="auto" w:fill="E1DFDD"/>
+    </w:rPr>
+  </w:style>
 </w:styles>
 </file>
 

--- a/AULA DA VANIA.docx
+++ b/AULA DA VANIA.docx
@@ -368,7 +368,7 @@
         </w:rPr>
         <w:lastRenderedPageBreak/>
         <w:drawing>
-          <wp:inline distT="0" distB="0" distL="0" distR="0" wp14:anchorId="0F23E2BB" wp14:editId="7B8A9465">
+          <wp:inline distT="0" distB="0" distL="0" distR="0" wp14:anchorId="0F23E2BB" wp14:editId="525F2F26">
             <wp:extent cx="5427878" cy="3051587"/>
             <wp:effectExtent l="0" t="0" r="1905" b="0"/>
             <wp:docPr id="630718515" name="Imagem 1"/>
@@ -461,7 +461,7 @@
           <w:noProof/>
         </w:rPr>
         <w:drawing>
-          <wp:inline distT="0" distB="0" distL="0" distR="0" wp14:anchorId="4DE40C2B" wp14:editId="20A52BB5">
+          <wp:inline distT="0" distB="0" distL="0" distR="0" wp14:anchorId="4DE40C2B" wp14:editId="0D3C0381">
             <wp:extent cx="5400040" cy="3035935"/>
             <wp:effectExtent l="0" t="0" r="0" b="0"/>
             <wp:docPr id="2116118315" name="Imagem 2"/>
@@ -685,6 +685,12 @@
         </w:rPr>
         <w:t>-npm install react-routes-dom</w:t>
       </w:r>
+      <w:r>
+        <w:rPr>
+          <w:rFonts w:ascii="Arial" w:hAnsi="Arial" w:cs="Arial"/>
+        </w:rPr>
+        <w:t xml:space="preserve"> ou npm i</w:t>
+      </w:r>
     </w:p>
     <w:p>
       <w:pPr>
@@ -717,7 +723,7 @@
           <w:noProof/>
         </w:rPr>
         <w:drawing>
-          <wp:inline distT="0" distB="0" distL="0" distR="0" wp14:anchorId="32710904" wp14:editId="3DB8756C">
+          <wp:inline distT="0" distB="0" distL="0" distR="0" wp14:anchorId="32710904" wp14:editId="5B0FEE76">
             <wp:extent cx="5400040" cy="3035935"/>
             <wp:effectExtent l="0" t="0" r="0" b="0"/>
             <wp:docPr id="1413157709" name="Imagem 1"/>
@@ -778,7 +784,7 @@
           <w:noProof/>
         </w:rPr>
         <w:drawing>
-          <wp:inline distT="0" distB="0" distL="0" distR="0" wp14:anchorId="73D9C3F5" wp14:editId="0EF73BA9">
+          <wp:inline distT="0" distB="0" distL="0" distR="0" wp14:anchorId="73D9C3F5" wp14:editId="5BD6D0AA">
             <wp:extent cx="5400040" cy="3035935"/>
             <wp:effectExtent l="0" t="0" r="0" b="0"/>
             <wp:docPr id="1069654001" name="Imagem 2"/>
@@ -842,78 +848,58 @@
           <w:iCs/>
         </w:rPr>
         <w:lastRenderedPageBreak/>
-        <w:t>(</w:t>
-      </w:r>
+        <w:t>(Back)</w:t>
+      </w:r>
+    </w:p>
+    <w:p>
+      <w:pPr>
+        <w:rPr>
+          <w:rFonts w:ascii="Arial" w:hAnsi="Arial" w:cs="Arial"/>
+        </w:rPr>
+      </w:pPr>
+      <w:r>
+        <w:rPr>
+          <w:rFonts w:ascii="Arial" w:hAnsi="Arial" w:cs="Arial"/>
+        </w:rPr>
+        <w:t xml:space="preserve">- </w:t>
+      </w:r>
+      <w:r>
+        <w:rPr>
+          <w:rFonts w:ascii="Arial" w:hAnsi="Arial" w:cs="Arial"/>
+        </w:rPr>
+        <w:t>npm install – para instalar o (node-modules)</w:t>
+      </w:r>
+    </w:p>
+    <w:p>
+      <w:pPr>
+        <w:rPr>
+          <w:rFonts w:ascii="Arial" w:hAnsi="Arial" w:cs="Arial"/>
+        </w:rPr>
+      </w:pPr>
+      <w:r>
+        <w:rPr>
+          <w:rFonts w:ascii="Arial" w:hAnsi="Arial" w:cs="Arial"/>
+        </w:rPr>
+        <w:t xml:space="preserve">- </w:t>
+      </w:r>
+      <w:r>
+        <w:rPr>
+          <w:rFonts w:ascii="Arial" w:hAnsi="Arial" w:cs="Arial"/>
+        </w:rPr>
+        <w:t>npm start</w:t>
+      </w:r>
+    </w:p>
+    <w:p>
+      <w:pPr>
+        <w:rPr>
+          <w:rFonts w:ascii="Arial" w:hAnsi="Arial" w:cs="Arial"/>
+        </w:rPr>
+      </w:pPr>
       <w:r>
         <w:rPr>
           <w:rFonts w:ascii="Arial" w:hAnsi="Arial" w:cs="Arial"/>
           <w:b/>
           <w:bCs/>
-          <w:i/>
-          <w:iCs/>
-        </w:rPr>
-        <w:t>Back</w:t>
-      </w:r>
-      <w:r>
-        <w:rPr>
-          <w:rFonts w:ascii="Arial" w:hAnsi="Arial" w:cs="Arial"/>
-          <w:b/>
-          <w:bCs/>
-          <w:i/>
-          <w:iCs/>
-        </w:rPr>
-        <w:t>)</w:t>
-      </w:r>
-    </w:p>
-    <w:p>
-      <w:pPr>
-        <w:rPr>
-          <w:rFonts w:ascii="Arial" w:hAnsi="Arial" w:cs="Arial"/>
-        </w:rPr>
-      </w:pPr>
-      <w:r>
-        <w:rPr>
-          <w:rFonts w:ascii="Arial" w:hAnsi="Arial" w:cs="Arial"/>
-        </w:rPr>
-        <w:t xml:space="preserve">- </w:t>
-      </w:r>
-      <w:r>
-        <w:rPr>
-          <w:rFonts w:ascii="Arial" w:hAnsi="Arial" w:cs="Arial"/>
-        </w:rPr>
-        <w:t>npm install – para instalar o (node-modules)</w:t>
-      </w:r>
-    </w:p>
-    <w:p>
-      <w:pPr>
-        <w:rPr>
-          <w:rFonts w:ascii="Arial" w:hAnsi="Arial" w:cs="Arial"/>
-        </w:rPr>
-      </w:pPr>
-      <w:r>
-        <w:rPr>
-          <w:rFonts w:ascii="Arial" w:hAnsi="Arial" w:cs="Arial"/>
-        </w:rPr>
-        <w:t xml:space="preserve">- </w:t>
-      </w:r>
-      <w:r>
-        <w:rPr>
-          <w:rFonts w:ascii="Arial" w:hAnsi="Arial" w:cs="Arial"/>
-        </w:rPr>
-        <w:t>npm start</w:t>
-      </w:r>
-    </w:p>
-    <w:p>
-      <w:pPr>
-        <w:rPr>
-          <w:rFonts w:ascii="Arial" w:hAnsi="Arial" w:cs="Arial"/>
-        </w:rPr>
-      </w:pPr>
-      <w:r>
-        <w:rPr>
-          <w:rFonts w:ascii="Arial" w:hAnsi="Arial" w:cs="Arial"/>
-          <w:b/>
-          <w:bCs/>
         </w:rPr>
         <w:t>LEMBRAR DE LIGAR O MONGO CQUANDO FOR DAR ESSE COMANDO NO TERMINAL</w:t>
       </w:r>
@@ -930,7 +916,7 @@
           <w:noProof/>
         </w:rPr>
         <w:drawing>
-          <wp:inline distT="0" distB="0" distL="0" distR="0" wp14:anchorId="30BCFB8F" wp14:editId="238725F3">
+          <wp:inline distT="0" distB="0" distL="0" distR="0" wp14:anchorId="30BCFB8F" wp14:editId="176D6C0C">
             <wp:extent cx="5400040" cy="3035935"/>
             <wp:effectExtent l="0" t="0" r="0" b="0"/>
             <wp:docPr id="376406174" name="Imagem 3"/>
@@ -991,7 +977,7 @@
           <w:noProof/>
         </w:rPr>
         <w:drawing>
-          <wp:inline distT="0" distB="0" distL="0" distR="0" wp14:anchorId="586C49D7" wp14:editId="0C11D78E">
+          <wp:inline distT="0" distB="0" distL="0" distR="0" wp14:anchorId="586C49D7" wp14:editId="6ABE0908">
             <wp:extent cx="5400040" cy="3035935"/>
             <wp:effectExtent l="0" t="0" r="0" b="0"/>
             <wp:docPr id="1196263124" name="Imagem 4"/>

--- a/AULA DA VANIA.docx
+++ b/AULA DA VANIA.docx
@@ -368,7 +368,7 @@
         </w:rPr>
         <w:lastRenderedPageBreak/>
         <w:drawing>
-          <wp:inline distT="0" distB="0" distL="0" distR="0" wp14:anchorId="0F23E2BB" wp14:editId="525F2F26">
+          <wp:inline distT="0" distB="0" distL="0" distR="0" wp14:anchorId="0F23E2BB" wp14:editId="5B53F8A6">
             <wp:extent cx="5427878" cy="3051587"/>
             <wp:effectExtent l="0" t="0" r="1905" b="0"/>
             <wp:docPr id="630718515" name="Imagem 1"/>
@@ -383,7 +383,7 @@
                     <pic:cNvPicPr/>
                   </pic:nvPicPr>
                   <pic:blipFill>
-                    <a:blip r:embed="rId4" cstate="print">
+                    <a:blip r:embed="rId5" cstate="print">
                       <a:extLst>
                         <a:ext uri="{28A0092B-C50C-407E-A947-70E740481C1C}">
                           <a14:useLocalDpi xmlns:a14="http://schemas.microsoft.com/office/drawing/2010/main" val="0"/>
@@ -461,7 +461,7 @@
           <w:noProof/>
         </w:rPr>
         <w:drawing>
-          <wp:inline distT="0" distB="0" distL="0" distR="0" wp14:anchorId="4DE40C2B" wp14:editId="0D3C0381">
+          <wp:inline distT="0" distB="0" distL="0" distR="0" wp14:anchorId="4DE40C2B" wp14:editId="1B95C284">
             <wp:extent cx="5400040" cy="3035935"/>
             <wp:effectExtent l="0" t="0" r="0" b="0"/>
             <wp:docPr id="2116118315" name="Imagem 2"/>
@@ -476,7 +476,7 @@
                     <pic:cNvPicPr/>
                   </pic:nvPicPr>
                   <pic:blipFill>
-                    <a:blip r:embed="rId5" cstate="print">
+                    <a:blip r:embed="rId6" cstate="print">
                       <a:extLst>
                         <a:ext uri="{28A0092B-C50C-407E-A947-70E740481C1C}">
                           <a14:useLocalDpi xmlns:a14="http://schemas.microsoft.com/office/drawing/2010/main" val="0"/>
@@ -588,7 +588,7 @@
         </w:rPr>
         <w:t xml:space="preserve">-- instalar tailwind = npm install -D </w:t>
       </w:r>
-      <w:hyperlink r:id="rId6" w:history="1">
+      <w:hyperlink r:id="rId7" w:history="1">
         <w:r>
           <w:rPr>
             <w:rStyle w:val="Hyperlink"/>
@@ -723,7 +723,7 @@
           <w:noProof/>
         </w:rPr>
         <w:drawing>
-          <wp:inline distT="0" distB="0" distL="0" distR="0" wp14:anchorId="32710904" wp14:editId="5B0FEE76">
+          <wp:inline distT="0" distB="0" distL="0" distR="0" wp14:anchorId="32710904" wp14:editId="57F63680">
             <wp:extent cx="5400040" cy="3035935"/>
             <wp:effectExtent l="0" t="0" r="0" b="0"/>
             <wp:docPr id="1413157709" name="Imagem 1"/>
@@ -735,67 +735,6 @@
                 <pic:pic xmlns:pic="http://schemas.openxmlformats.org/drawingml/2006/picture">
                   <pic:nvPicPr>
                     <pic:cNvPr id="1413157709" name="Imagem 1413157709"/>
-                    <pic:cNvPicPr/>
-                  </pic:nvPicPr>
-                  <pic:blipFill>
-                    <a:blip r:embed="rId7" cstate="print">
-                      <a:extLst>
-                        <a:ext uri="{28A0092B-C50C-407E-A947-70E740481C1C}">
-                          <a14:useLocalDpi xmlns:a14="http://schemas.microsoft.com/office/drawing/2010/main" val="0"/>
-                        </a:ext>
-                      </a:extLst>
-                    </a:blip>
-                    <a:stretch>
-                      <a:fillRect/>
-                    </a:stretch>
-                  </pic:blipFill>
-                  <pic:spPr>
-                    <a:xfrm>
-                      <a:off x="0" y="0"/>
-                      <a:ext cx="5400040" cy="3035935"/>
-                    </a:xfrm>
-                    <a:prstGeom prst="rect">
-                      <a:avLst/>
-                    </a:prstGeom>
-                  </pic:spPr>
-                </pic:pic>
-              </a:graphicData>
-            </a:graphic>
-          </wp:inline>
-        </w:drawing>
-      </w:r>
-    </w:p>
-    <w:p>
-      <w:pPr>
-        <w:rPr>
-          <w:rFonts w:ascii="Arial" w:hAnsi="Arial" w:cs="Arial"/>
-        </w:rPr>
-      </w:pPr>
-    </w:p>
-    <w:p>
-      <w:pPr>
-        <w:rPr>
-          <w:rFonts w:ascii="Arial" w:hAnsi="Arial" w:cs="Arial"/>
-        </w:rPr>
-      </w:pPr>
-      <w:r>
-        <w:rPr>
-          <w:rFonts w:ascii="Arial" w:hAnsi="Arial" w:cs="Arial"/>
-          <w:noProof/>
-        </w:rPr>
-        <w:drawing>
-          <wp:inline distT="0" distB="0" distL="0" distR="0" wp14:anchorId="73D9C3F5" wp14:editId="5BD6D0AA">
-            <wp:extent cx="5400040" cy="3035935"/>
-            <wp:effectExtent l="0" t="0" r="0" b="0"/>
-            <wp:docPr id="1069654001" name="Imagem 2"/>
-            <wp:cNvGraphicFramePr>
-              <a:graphicFrameLocks xmlns:a="http://schemas.openxmlformats.org/drawingml/2006/main" noChangeAspect="1"/>
-            </wp:cNvGraphicFramePr>
-            <a:graphic xmlns:a="http://schemas.openxmlformats.org/drawingml/2006/main">
-              <a:graphicData uri="http://schemas.openxmlformats.org/drawingml/2006/picture">
-                <pic:pic xmlns:pic="http://schemas.openxmlformats.org/drawingml/2006/picture">
-                  <pic:nvPicPr>
-                    <pic:cNvPr id="1069654001" name="Imagem 1069654001"/>
                     <pic:cNvPicPr/>
                   </pic:nvPicPr>
                   <pic:blipFill>
@@ -842,84 +781,13 @@
       <w:r>
         <w:rPr>
           <w:rFonts w:ascii="Arial" w:hAnsi="Arial" w:cs="Arial"/>
-          <w:b/>
-          <w:bCs/>
-          <w:i/>
-          <w:iCs/>
-        </w:rPr>
-        <w:lastRenderedPageBreak/>
-        <w:t>(Back)</w:t>
-      </w:r>
-    </w:p>
-    <w:p>
-      <w:pPr>
-        <w:rPr>
-          <w:rFonts w:ascii="Arial" w:hAnsi="Arial" w:cs="Arial"/>
-        </w:rPr>
-      </w:pPr>
-      <w:r>
-        <w:rPr>
-          <w:rFonts w:ascii="Arial" w:hAnsi="Arial" w:cs="Arial"/>
-        </w:rPr>
-        <w:t xml:space="preserve">- </w:t>
-      </w:r>
-      <w:r>
-        <w:rPr>
-          <w:rFonts w:ascii="Arial" w:hAnsi="Arial" w:cs="Arial"/>
-        </w:rPr>
-        <w:t>npm install – para instalar o (node-modules)</w:t>
-      </w:r>
-    </w:p>
-    <w:p>
-      <w:pPr>
-        <w:rPr>
-          <w:rFonts w:ascii="Arial" w:hAnsi="Arial" w:cs="Arial"/>
-        </w:rPr>
-      </w:pPr>
-      <w:r>
-        <w:rPr>
-          <w:rFonts w:ascii="Arial" w:hAnsi="Arial" w:cs="Arial"/>
-        </w:rPr>
-        <w:t xml:space="preserve">- </w:t>
-      </w:r>
-      <w:r>
-        <w:rPr>
-          <w:rFonts w:ascii="Arial" w:hAnsi="Arial" w:cs="Arial"/>
-        </w:rPr>
-        <w:t>npm start</w:t>
-      </w:r>
-    </w:p>
-    <w:p>
-      <w:pPr>
-        <w:rPr>
-          <w:rFonts w:ascii="Arial" w:hAnsi="Arial" w:cs="Arial"/>
-        </w:rPr>
-      </w:pPr>
-      <w:r>
-        <w:rPr>
-          <w:rFonts w:ascii="Arial" w:hAnsi="Arial" w:cs="Arial"/>
-          <w:b/>
-          <w:bCs/>
-        </w:rPr>
-        <w:t>LEMBRAR DE LIGAR O MONGO CQUANDO FOR DAR ESSE COMANDO NO TERMINAL</w:t>
-      </w:r>
-    </w:p>
-    <w:p>
-      <w:pPr>
-        <w:rPr>
-          <w:rFonts w:ascii="Arial" w:hAnsi="Arial" w:cs="Arial"/>
-        </w:rPr>
-      </w:pPr>
-      <w:r>
-        <w:rPr>
-          <w:rFonts w:ascii="Arial" w:hAnsi="Arial" w:cs="Arial"/>
           <w:noProof/>
         </w:rPr>
         <w:drawing>
-          <wp:inline distT="0" distB="0" distL="0" distR="0" wp14:anchorId="30BCFB8F" wp14:editId="176D6C0C">
+          <wp:inline distT="0" distB="0" distL="0" distR="0" wp14:anchorId="73D9C3F5" wp14:editId="7728168E">
             <wp:extent cx="5400040" cy="3035935"/>
             <wp:effectExtent l="0" t="0" r="0" b="0"/>
-            <wp:docPr id="376406174" name="Imagem 3"/>
+            <wp:docPr id="1069654001" name="Imagem 2"/>
             <wp:cNvGraphicFramePr>
               <a:graphicFrameLocks xmlns:a="http://schemas.openxmlformats.org/drawingml/2006/main" noChangeAspect="1"/>
             </wp:cNvGraphicFramePr>
@@ -927,7 +795,7 @@
               <a:graphicData uri="http://schemas.openxmlformats.org/drawingml/2006/picture">
                 <pic:pic xmlns:pic="http://schemas.openxmlformats.org/drawingml/2006/picture">
                   <pic:nvPicPr>
-                    <pic:cNvPr id="376406174" name="Imagem 376406174"/>
+                    <pic:cNvPr id="1069654001" name="Imagem 1069654001"/>
                     <pic:cNvPicPr/>
                   </pic:nvPicPr>
                   <pic:blipFill>
@@ -974,13 +842,84 @@
       <w:r>
         <w:rPr>
           <w:rFonts w:ascii="Arial" w:hAnsi="Arial" w:cs="Arial"/>
+          <w:b/>
+          <w:bCs/>
+          <w:i/>
+          <w:iCs/>
+        </w:rPr>
+        <w:lastRenderedPageBreak/>
+        <w:t>(Back)</w:t>
+      </w:r>
+    </w:p>
+    <w:p>
+      <w:pPr>
+        <w:rPr>
+          <w:rFonts w:ascii="Arial" w:hAnsi="Arial" w:cs="Arial"/>
+        </w:rPr>
+      </w:pPr>
+      <w:r>
+        <w:rPr>
+          <w:rFonts w:ascii="Arial" w:hAnsi="Arial" w:cs="Arial"/>
+        </w:rPr>
+        <w:t xml:space="preserve">- </w:t>
+      </w:r>
+      <w:r>
+        <w:rPr>
+          <w:rFonts w:ascii="Arial" w:hAnsi="Arial" w:cs="Arial"/>
+        </w:rPr>
+        <w:t>npm install – para instalar o (node-modules)</w:t>
+      </w:r>
+    </w:p>
+    <w:p>
+      <w:pPr>
+        <w:rPr>
+          <w:rFonts w:ascii="Arial" w:hAnsi="Arial" w:cs="Arial"/>
+        </w:rPr>
+      </w:pPr>
+      <w:r>
+        <w:rPr>
+          <w:rFonts w:ascii="Arial" w:hAnsi="Arial" w:cs="Arial"/>
+        </w:rPr>
+        <w:t xml:space="preserve">- </w:t>
+      </w:r>
+      <w:r>
+        <w:rPr>
+          <w:rFonts w:ascii="Arial" w:hAnsi="Arial" w:cs="Arial"/>
+        </w:rPr>
+        <w:t>npm start</w:t>
+      </w:r>
+    </w:p>
+    <w:p>
+      <w:pPr>
+        <w:rPr>
+          <w:rFonts w:ascii="Arial" w:hAnsi="Arial" w:cs="Arial"/>
+        </w:rPr>
+      </w:pPr>
+      <w:r>
+        <w:rPr>
+          <w:rFonts w:ascii="Arial" w:hAnsi="Arial" w:cs="Arial"/>
+          <w:b/>
+          <w:bCs/>
+        </w:rPr>
+        <w:t>LEMBRAR DE LIGAR O MONGO CQUANDO FOR DAR ESSE COMANDO NO TERMINAL</w:t>
+      </w:r>
+    </w:p>
+    <w:p>
+      <w:pPr>
+        <w:rPr>
+          <w:rFonts w:ascii="Arial" w:hAnsi="Arial" w:cs="Arial"/>
+        </w:rPr>
+      </w:pPr>
+      <w:r>
+        <w:rPr>
+          <w:rFonts w:ascii="Arial" w:hAnsi="Arial" w:cs="Arial"/>
           <w:noProof/>
         </w:rPr>
         <w:drawing>
-          <wp:inline distT="0" distB="0" distL="0" distR="0" wp14:anchorId="586C49D7" wp14:editId="6ABE0908">
+          <wp:inline distT="0" distB="0" distL="0" distR="0" wp14:anchorId="30BCFB8F" wp14:editId="7F799A79">
             <wp:extent cx="5400040" cy="3035935"/>
             <wp:effectExtent l="0" t="0" r="0" b="0"/>
-            <wp:docPr id="1196263124" name="Imagem 4"/>
+            <wp:docPr id="376406174" name="Imagem 3"/>
             <wp:cNvGraphicFramePr>
               <a:graphicFrameLocks xmlns:a="http://schemas.openxmlformats.org/drawingml/2006/main" noChangeAspect="1"/>
             </wp:cNvGraphicFramePr>
@@ -988,7 +927,7 @@
               <a:graphicData uri="http://schemas.openxmlformats.org/drawingml/2006/picture">
                 <pic:pic xmlns:pic="http://schemas.openxmlformats.org/drawingml/2006/picture">
                   <pic:nvPicPr>
-                    <pic:cNvPr id="1196263124" name="Imagem 1196263124"/>
+                    <pic:cNvPr id="376406174" name="Imagem 376406174"/>
                     <pic:cNvPicPr/>
                   </pic:nvPicPr>
                   <pic:blipFill>
@@ -1019,6 +958,296 @@
         </w:drawing>
       </w:r>
     </w:p>
+    <w:p>
+      <w:pPr>
+        <w:rPr>
+          <w:rFonts w:ascii="Arial" w:hAnsi="Arial" w:cs="Arial"/>
+        </w:rPr>
+      </w:pPr>
+    </w:p>
+    <w:p>
+      <w:pPr>
+        <w:rPr>
+          <w:rFonts w:ascii="Arial" w:hAnsi="Arial" w:cs="Arial"/>
+        </w:rPr>
+      </w:pPr>
+      <w:r>
+        <w:rPr>
+          <w:rFonts w:ascii="Arial" w:hAnsi="Arial" w:cs="Arial"/>
+          <w:noProof/>
+        </w:rPr>
+        <w:drawing>
+          <wp:inline distT="0" distB="0" distL="0" distR="0" wp14:anchorId="586C49D7" wp14:editId="04BDC6A0">
+            <wp:extent cx="5400040" cy="3035935"/>
+            <wp:effectExtent l="0" t="0" r="0" b="0"/>
+            <wp:docPr id="1196263124" name="Imagem 4"/>
+            <wp:cNvGraphicFramePr>
+              <a:graphicFrameLocks xmlns:a="http://schemas.openxmlformats.org/drawingml/2006/main" noChangeAspect="1"/>
+            </wp:cNvGraphicFramePr>
+            <a:graphic xmlns:a="http://schemas.openxmlformats.org/drawingml/2006/main">
+              <a:graphicData uri="http://schemas.openxmlformats.org/drawingml/2006/picture">
+                <pic:pic xmlns:pic="http://schemas.openxmlformats.org/drawingml/2006/picture">
+                  <pic:nvPicPr>
+                    <pic:cNvPr id="1196263124" name="Imagem 1196263124"/>
+                    <pic:cNvPicPr/>
+                  </pic:nvPicPr>
+                  <pic:blipFill>
+                    <a:blip r:embed="rId11" cstate="print">
+                      <a:extLst>
+                        <a:ext uri="{28A0092B-C50C-407E-A947-70E740481C1C}">
+                          <a14:useLocalDpi xmlns:a14="http://schemas.microsoft.com/office/drawing/2010/main" val="0"/>
+                        </a:ext>
+                      </a:extLst>
+                    </a:blip>
+                    <a:stretch>
+                      <a:fillRect/>
+                    </a:stretch>
+                  </pic:blipFill>
+                  <pic:spPr>
+                    <a:xfrm>
+                      <a:off x="0" y="0"/>
+                      <a:ext cx="5400040" cy="3035935"/>
+                    </a:xfrm>
+                    <a:prstGeom prst="rect">
+                      <a:avLst/>
+                    </a:prstGeom>
+                  </pic:spPr>
+                </pic:pic>
+              </a:graphicData>
+            </a:graphic>
+          </wp:inline>
+        </w:drawing>
+      </w:r>
+    </w:p>
+    <w:p>
+      <w:pPr>
+        <w:rPr>
+          <w:rFonts w:ascii="Arial" w:hAnsi="Arial" w:cs="Arial"/>
+        </w:rPr>
+      </w:pPr>
+    </w:p>
+    <w:p>
+      <w:pPr>
+        <w:rPr>
+          <w:rFonts w:ascii="Arial" w:hAnsi="Arial" w:cs="Arial"/>
+        </w:rPr>
+      </w:pPr>
+    </w:p>
+    <w:p>
+      <w:pPr>
+        <w:rPr>
+          <w:rFonts w:ascii="Arial" w:hAnsi="Arial" w:cs="Arial"/>
+        </w:rPr>
+      </w:pPr>
+    </w:p>
+    <w:p>
+      <w:pPr>
+        <w:rPr>
+          <w:rFonts w:ascii="Arial" w:hAnsi="Arial" w:cs="Arial"/>
+          <w:b/>
+          <w:bCs/>
+          <w:i/>
+          <w:iCs/>
+        </w:rPr>
+      </w:pPr>
+      <w:r>
+        <w:rPr>
+          <w:rFonts w:ascii="Arial" w:hAnsi="Arial" w:cs="Arial"/>
+          <w:b/>
+          <w:bCs/>
+          <w:i/>
+          <w:iCs/>
+        </w:rPr>
+        <w:lastRenderedPageBreak/>
+        <w:t>01/04/2026</w:t>
+      </w:r>
+    </w:p>
+    <w:p>
+      <w:pPr>
+        <w:rPr>
+          <w:rFonts w:ascii="Arial" w:hAnsi="Arial" w:cs="Arial"/>
+        </w:rPr>
+      </w:pPr>
+      <w:r>
+        <w:rPr>
+          <w:rFonts w:ascii="Arial" w:hAnsi="Arial" w:cs="Arial"/>
+          <w:b/>
+          <w:bCs/>
+          <w:i/>
+          <w:iCs/>
+        </w:rPr>
+        <w:t>(Back)</w:t>
+      </w:r>
+    </w:p>
+    <w:p>
+      <w:pPr>
+        <w:rPr>
+          <w:rFonts w:ascii="Arial" w:hAnsi="Arial" w:cs="Arial"/>
+        </w:rPr>
+      </w:pPr>
+      <w:r>
+        <w:rPr>
+          <w:rFonts w:ascii="Arial" w:hAnsi="Arial" w:cs="Arial"/>
+        </w:rPr>
+        <w:t>- npm y ou npm init (verificar o “type” : “module”</w:t>
+      </w:r>
+    </w:p>
+    <w:p>
+      <w:pPr>
+        <w:rPr>
+          <w:rFonts w:ascii="Arial" w:hAnsi="Arial" w:cs="Arial"/>
+        </w:rPr>
+      </w:pPr>
+      <w:r>
+        <w:rPr>
+          <w:rFonts w:ascii="Arial" w:hAnsi="Arial" w:cs="Arial"/>
+        </w:rPr>
+        <w:t>- npm install express cors mongoose</w:t>
+      </w:r>
+    </w:p>
+    <w:p>
+      <w:pPr>
+        <w:rPr>
+          <w:rFonts w:ascii="Arial" w:hAnsi="Arial" w:cs="Arial"/>
+        </w:rPr>
+      </w:pPr>
+      <w:r>
+        <w:rPr>
+          <w:rFonts w:ascii="Arial" w:hAnsi="Arial" w:cs="Arial"/>
+        </w:rPr>
+        <w:t>- npm install -d nodemon</w:t>
+      </w:r>
+    </w:p>
+    <w:p>
+      <w:pPr>
+        <w:pStyle w:val="PargrafodaLista"/>
+        <w:rPr>
+          <w:rFonts w:ascii="Arial" w:hAnsi="Arial" w:cs="Arial"/>
+        </w:rPr>
+      </w:pPr>
+    </w:p>
+    <w:p>
+      <w:pPr>
+        <w:rPr>
+          <w:rFonts w:ascii="Arial" w:hAnsi="Arial" w:cs="Arial"/>
+        </w:rPr>
+      </w:pPr>
+      <w:r>
+        <w:rPr>
+          <w:rFonts w:ascii="Arial" w:hAnsi="Arial" w:cs="Arial"/>
+          <w:b/>
+          <w:bCs/>
+          <w:i/>
+          <w:iCs/>
+        </w:rPr>
+        <w:t>(Front)</w:t>
+      </w:r>
+    </w:p>
+    <w:p>
+      <w:pPr>
+        <w:rPr>
+          <w:rFonts w:ascii="Arial" w:hAnsi="Arial" w:cs="Arial"/>
+        </w:rPr>
+      </w:pPr>
+      <w:r>
+        <w:rPr>
+          <w:rFonts w:ascii="Arial" w:hAnsi="Arial" w:cs="Arial"/>
+        </w:rPr>
+        <w:t>- npm create vite@latest Frontend (ele cria a pasta de Frontend)</w:t>
+      </w:r>
+    </w:p>
+    <w:p>
+      <w:pPr>
+        <w:rPr>
+          <w:rFonts w:ascii="Arial" w:hAnsi="Arial" w:cs="Arial"/>
+        </w:rPr>
+      </w:pPr>
+      <w:r>
+        <w:rPr>
+          <w:rFonts w:ascii="Arial" w:hAnsi="Arial" w:cs="Arial"/>
+        </w:rPr>
+        <w:t>- npm install (entrar na pasta de frontend)</w:t>
+      </w:r>
+    </w:p>
+    <w:p>
+      <w:pPr>
+        <w:rPr>
+          <w:rFonts w:ascii="Arial" w:hAnsi="Arial" w:cs="Arial"/>
+        </w:rPr>
+      </w:pPr>
+      <w:r>
+        <w:rPr>
+          <w:rFonts w:ascii="Arial" w:hAnsi="Arial" w:cs="Arial"/>
+        </w:rPr>
+        <w:t xml:space="preserve">- npm install -d </w:t>
+      </w:r>
+      <w:hyperlink r:id="rId12" w:history="1">
+        <w:r>
+          <w:rPr>
+            <w:rStyle w:val="Hyperlink"/>
+            <w:rFonts w:ascii="Arial" w:hAnsi="Arial" w:cs="Arial"/>
+          </w:rPr>
+          <w:t>tailwind@3.2.7</w:t>
+        </w:r>
+      </w:hyperlink>
+      <w:r>
+        <w:rPr>
+          <w:rFonts w:ascii="Arial" w:hAnsi="Arial" w:cs="Arial"/>
+        </w:rPr>
+        <w:t xml:space="preserve"> postcss autoprefixer</w:t>
+      </w:r>
+    </w:p>
+    <w:p>
+      <w:pPr>
+        <w:rPr>
+          <w:rFonts w:ascii="Arial" w:hAnsi="Arial" w:cs="Arial"/>
+        </w:rPr>
+      </w:pPr>
+      <w:r>
+        <w:rPr>
+          <w:rFonts w:ascii="Arial" w:hAnsi="Arial" w:cs="Arial"/>
+        </w:rPr>
+        <w:t>- npx tailwin</w:t>
+      </w:r>
+      <w:r>
+        <w:rPr>
+          <w:rFonts w:ascii="Arial" w:hAnsi="Arial" w:cs="Arial"/>
+        </w:rPr>
+        <w:t>dcss init -p</w:t>
+      </w:r>
+    </w:p>
+    <w:p>
+      <w:pPr>
+        <w:rPr>
+          <w:rFonts w:ascii="Arial" w:hAnsi="Arial" w:cs="Arial"/>
+        </w:rPr>
+      </w:pPr>
+      <w:r>
+        <w:rPr>
+          <w:rFonts w:ascii="Arial" w:hAnsi="Arial" w:cs="Arial"/>
+        </w:rPr>
+        <w:t>- npm install axios</w:t>
+      </w:r>
+    </w:p>
+    <w:p>
+      <w:pPr>
+        <w:rPr>
+          <w:rFonts w:ascii="Arial" w:hAnsi="Arial" w:cs="Arial"/>
+        </w:rPr>
+      </w:pPr>
+      <w:r>
+        <w:rPr>
+          <w:rFonts w:ascii="Arial" w:hAnsi="Arial" w:cs="Arial"/>
+        </w:rPr>
+        <w:t xml:space="preserve">- </w:t>
+      </w:r>
+      <w:r>
+        <w:rPr>
+          <w:rFonts w:ascii="Arial" w:hAnsi="Arial" w:cs="Arial"/>
+        </w:rPr>
+        <w:t>npm install react-router-dom</w:t>
+      </w:r>
+    </w:p>
     <w:sectPr>
       <w:pgSz w:w="11906" w:h="16838"/>
       <w:pgMar w:top="1417" w:right="1701" w:bottom="1417" w:left="1701" w:header="708" w:footer="708" w:gutter="0"/>
@@ -1027,6 +1256,126 @@
     </w:sectPr>
   </w:body>
 </w:document>
+</file>
+
+<file path=word/numbering.xml><?xml version="1.0" encoding="utf-8"?>
+<w:numbering xmlns:wpc="http://schemas.microsoft.com/office/word/2010/wordprocessingCanvas" xmlns:cx="http://schemas.microsoft.com/office/drawing/2014/chartex" xmlns:cx1="http://schemas.microsoft.com/office/drawing/2015/9/8/chartex" xmlns:cx2="http://schemas.microsoft.com/office/drawing/2015/10/21/chartex" xmlns:cx3="http://schemas.microsoft.com/office/drawing/2016/5/9/chartex" xmlns:cx4="http://schemas.microsoft.com/office/drawing/2016/5/10/chartex" xmlns:cx5="http://schemas.microsoft.com/office/drawing/2016/5/11/chartex" xmlns:cx6="http://schemas.microsoft.com/office/drawing/2016/5/12/chartex" xmlns:cx7="http://schemas.microsoft.com/office/drawing/2016/5/13/chartex" xmlns:cx8="http://schemas.microsoft.com/office/drawing/2016/5/14/chartex" xmlns:mc="http://schemas.openxmlformats.org/markup-compatibility/2006" xmlns:aink="http://schemas.microsoft.com/office/drawing/2016/ink" xmlns:am3d="http://schemas.microsoft.com/office/drawing/2017/model3d" xmlns:o="urn:schemas-microsoft-com:office:office" xmlns:oel="http://schemas.microsoft.com/office/2019/extlst" xmlns:r="http://schemas.openxmlformats.org/officeDocument/2006/relationships" xmlns:m="http://schemas.openxmlformats.org/officeDocument/2006/math" xmlns:v="urn:schemas-microsoft-com:vml" xmlns:wp14="http://schemas.microsoft.com/office/word/2010/wordprocessingDrawing" xmlns:wp="http://schemas.openxmlformats.org/drawingml/2006/wordprocessingDrawing" xmlns:w10="urn:schemas-microsoft-com:office:word" xmlns:w="http://schemas.openxmlformats.org/wordprocessingml/2006/main" xmlns:w14="http://schemas.microsoft.com/office/word/2010/wordml" xmlns:w15="http://schemas.microsoft.com/office/word/2012/wordml" xmlns:w16cex="http://schemas.microsoft.com/office/word/2018/wordml/cex" xmlns:w16cid="http://schemas.microsoft.com/office/word/2016/wordml/cid" xmlns:w16="http://schemas.microsoft.com/office/word/2018/wordml" xmlns:w16du="http://schemas.microsoft.com/office/word/2023/wordml/word16du" xmlns:w16sdtdh="http://schemas.microsoft.com/office/word/2020/wordml/sdtdatahash" xmlns:w16sdtfl="http://schemas.microsoft.com/office/word/2024/wordml/sdtformatlock" xmlns:w16se="http://schemas.microsoft.com/office/word/2015/wordml/symex" xmlns:wpg="http://schemas.microsoft.com/office/word/2010/wordprocessingGroup" xmlns:wpi="http://schemas.microsoft.com/office/word/2010/wordprocessingInk" xmlns:wne="http://schemas.microsoft.com/office/word/2006/wordml" xmlns:wps="http://schemas.microsoft.com/office/word/2010/wordprocessingShape" mc:Ignorable="w14 w15 w16se w16cid w16 w16cex w16sdtdh w16sdtfl w16du wp14">
+  <w:abstractNum w:abstractNumId="0" w15:restartNumberingAfterBreak="0">
+    <w:nsid w:val="0BE202A2"/>
+    <w:multiLevelType w:val="hybridMultilevel"/>
+    <w:tmpl w:val="211699CC"/>
+    <w:lvl w:ilvl="0" w:tplc="1A744C1C">
+      <w:numFmt w:val="bullet"/>
+      <w:lvlText w:val=""/>
+      <w:lvlJc w:val="left"/>
+      <w:pPr>
+        <w:ind w:left="720" w:hanging="360"/>
+      </w:pPr>
+      <w:rPr>
+        <w:rFonts w:ascii="Wingdings" w:eastAsiaTheme="minorHAnsi" w:hAnsi="Wingdings" w:cs="Arial" w:hint="default"/>
+      </w:rPr>
+    </w:lvl>
+    <w:lvl w:ilvl="1" w:tplc="04160003" w:tentative="1">
+      <w:start w:val="1"/>
+      <w:numFmt w:val="bullet"/>
+      <w:lvlText w:val="o"/>
+      <w:lvlJc w:val="left"/>
+      <w:pPr>
+        <w:ind w:left="1440" w:hanging="360"/>
+      </w:pPr>
+      <w:rPr>
+        <w:rFonts w:ascii="Courier New" w:hAnsi="Courier New" w:cs="Courier New" w:hint="default"/>
+      </w:rPr>
+    </w:lvl>
+    <w:lvl w:ilvl="2" w:tplc="04160005" w:tentative="1">
+      <w:start w:val="1"/>
+      <w:numFmt w:val="bullet"/>
+      <w:lvlText w:val=""/>
+      <w:lvlJc w:val="left"/>
+      <w:pPr>
+        <w:ind w:left="2160" w:hanging="360"/>
+      </w:pPr>
+      <w:rPr>
+        <w:rFonts w:ascii="Wingdings" w:hAnsi="Wingdings" w:hint="default"/>
+      </w:rPr>
+    </w:lvl>
+    <w:lvl w:ilvl="3" w:tplc="04160001" w:tentative="1">
+      <w:start w:val="1"/>
+      <w:numFmt w:val="bullet"/>
+      <w:lvlText w:val=""/>
+      <w:lvlJc w:val="left"/>
+      <w:pPr>
+        <w:ind w:left="2880" w:hanging="360"/>
+      </w:pPr>
+      <w:rPr>
+        <w:rFonts w:ascii="Symbol" w:hAnsi="Symbol" w:hint="default"/>
+      </w:rPr>
+    </w:lvl>
+    <w:lvl w:ilvl="4" w:tplc="04160003" w:tentative="1">
+      <w:start w:val="1"/>
+      <w:numFmt w:val="bullet"/>
+      <w:lvlText w:val="o"/>
+      <w:lvlJc w:val="left"/>
+      <w:pPr>
+        <w:ind w:left="3600" w:hanging="360"/>
+      </w:pPr>
+      <w:rPr>
+        <w:rFonts w:ascii="Courier New" w:hAnsi="Courier New" w:cs="Courier New" w:hint="default"/>
+      </w:rPr>
+    </w:lvl>
+    <w:lvl w:ilvl="5" w:tplc="04160005" w:tentative="1">
+      <w:start w:val="1"/>
+      <w:numFmt w:val="bullet"/>
+      <w:lvlText w:val=""/>
+      <w:lvlJc w:val="left"/>
+      <w:pPr>
+        <w:ind w:left="4320" w:hanging="360"/>
+      </w:pPr>
+      <w:rPr>
+        <w:rFonts w:ascii="Wingdings" w:hAnsi="Wingdings" w:hint="default"/>
+      </w:rPr>
+    </w:lvl>
+    <w:lvl w:ilvl="6" w:tplc="04160001" w:tentative="1">
+      <w:start w:val="1"/>
+      <w:numFmt w:val="bullet"/>
+      <w:lvlText w:val=""/>
+      <w:lvlJc w:val="left"/>
+      <w:pPr>
+        <w:ind w:left="5040" w:hanging="360"/>
+      </w:pPr>
+      <w:rPr>
+        <w:rFonts w:ascii="Symbol" w:hAnsi="Symbol" w:hint="default"/>
+      </w:rPr>
+    </w:lvl>
+    <w:lvl w:ilvl="7" w:tplc="04160003" w:tentative="1">
+      <w:start w:val="1"/>
+      <w:numFmt w:val="bullet"/>
+      <w:lvlText w:val="o"/>
+      <w:lvlJc w:val="left"/>
+      <w:pPr>
+        <w:ind w:left="5760" w:hanging="360"/>
+      </w:pPr>
+      <w:rPr>
+        <w:rFonts w:ascii="Courier New" w:hAnsi="Courier New" w:cs="Courier New" w:hint="default"/>
+      </w:rPr>
+    </w:lvl>
+    <w:lvl w:ilvl="8" w:tplc="04160005" w:tentative="1">
+      <w:start w:val="1"/>
+      <w:numFmt w:val="bullet"/>
+      <w:lvlText w:val=""/>
+      <w:lvlJc w:val="left"/>
+      <w:pPr>
+        <w:ind w:left="6480" w:hanging="360"/>
+      </w:pPr>
+      <w:rPr>
+        <w:rFonts w:ascii="Wingdings" w:hAnsi="Wingdings" w:hint="default"/>
+      </w:rPr>
+    </w:lvl>
+  </w:abstractNum>
+  <w:num w:numId="1" w16cid:durableId="1760515437">
+    <w:abstractNumId w:val="0"/>
+  </w:num>
+</w:numbering>
 </file>
 
 <file path=word/styles.xml><?xml version="1.0" encoding="utf-8"?>

--- a/AULA DA VANIA.docx
+++ b/AULA DA VANIA.docx
@@ -1,6 +1,6 @@
 
 <file path=word/document.xml><?xml version="1.0" encoding="utf-8"?>
-<w:document xmlns:wpc="http://schemas.microsoft.com/office/word/2010/wordprocessingCanvas" xmlns:cx="http://schemas.microsoft.com/office/drawing/2014/chartex" xmlns:cx1="http://schemas.microsoft.com/office/drawing/2015/9/8/chartex" xmlns:cx2="http://schemas.microsoft.com/office/drawing/2015/10/21/chartex" xmlns:cx3="http://schemas.microsoft.com/office/drawing/2016/5/9/chartex" xmlns:cx4="http://schemas.microsoft.com/office/drawing/2016/5/10/chartex" xmlns:cx5="http://schemas.microsoft.com/office/drawing/2016/5/11/chartex" xmlns:cx6="http://schemas.microsoft.com/office/drawing/2016/5/12/chartex" xmlns:cx7="http://schemas.microsoft.com/office/drawing/2016/5/13/chartex" xmlns:cx8="http://schemas.microsoft.com/office/drawing/2016/5/14/chartex" xmlns:mc="http://schemas.openxmlformats.org/markup-compatibility/2006" xmlns:aink="http://schemas.microsoft.com/office/drawing/2016/ink" xmlns:am3d="http://schemas.microsoft.com/office/drawing/2017/model3d" xmlns:o="urn:schemas-microsoft-com:office:office" xmlns:oel="http://schemas.microsoft.com/office/2019/extlst" xmlns:r="http://schemas.openxmlformats.org/officeDocument/2006/relationships" xmlns:m="http://schemas.openxmlformats.org/officeDocument/2006/math" xmlns:v="urn:schemas-microsoft-com:vml" xmlns:wp14="http://schemas.microsoft.com/office/word/2010/wordprocessingDrawing" xmlns:wp="http://schemas.openxmlformats.org/drawingml/2006/wordprocessingDrawing" xmlns:w10="urn:schemas-microsoft-com:office:word" xmlns:w="http://schemas.openxmlformats.org/wordprocessingml/2006/main" xmlns:w14="http://schemas.microsoft.com/office/word/2010/wordml" xmlns:w15="http://schemas.microsoft.com/office/word/2012/wordml" xmlns:w16cex="http://schemas.microsoft.com/office/word/2018/wordml/cex" xmlns:w16cid="http://schemas.microsoft.com/office/word/2016/wordml/cid" xmlns:w16="http://schemas.microsoft.com/office/word/2018/wordml" xmlns:w16du="http://schemas.microsoft.com/office/word/2023/wordml/word16du" xmlns:w16sdtdh="http://schemas.microsoft.com/office/word/2020/wordml/sdtdatahash" xmlns:w16sdtfl="http://schemas.microsoft.com/office/word/2024/wordml/sdtformatlock" xmlns:w16se="http://schemas.microsoft.com/office/word/2015/wordml/symex" xmlns:wpg="http://schemas.microsoft.com/office/word/2010/wordprocessingGroup" xmlns:wpi="http://schemas.microsoft.com/office/word/2010/wordprocessingInk" xmlns:wne="http://schemas.microsoft.com/office/word/2006/wordml" xmlns:wps="http://schemas.microsoft.com/office/word/2010/wordprocessingShape" mc:Ignorable="w14 w15 w16se w16cid w16 w16cex w16sdtdh w16sdtfl w16du wp14">
+<w:document xmlns:wpc="http://schemas.microsoft.com/office/word/2010/wordprocessingCanvas" xmlns:cx="http://schemas.microsoft.com/office/drawing/2014/chartex" xmlns:mc="http://schemas.openxmlformats.org/markup-compatibility/2006" xmlns:o="urn:schemas-microsoft-com:office:office" xmlns:r="http://schemas.openxmlformats.org/officeDocument/2006/relationships" xmlns:m="http://schemas.openxmlformats.org/officeDocument/2006/math" xmlns:v="urn:schemas-microsoft-com:vml" xmlns:wp14="http://schemas.microsoft.com/office/word/2010/wordprocessingDrawing" xmlns:wp="http://schemas.openxmlformats.org/drawingml/2006/wordprocessingDrawing" xmlns:w10="urn:schemas-microsoft-com:office:word" xmlns:w="http://schemas.openxmlformats.org/wordprocessingml/2006/main" xmlns:w14="http://schemas.microsoft.com/office/word/2010/wordml" xmlns:w15="http://schemas.microsoft.com/office/word/2012/wordml" xmlns:w16se="http://schemas.microsoft.com/office/word/2015/wordml/symex" xmlns:wpg="http://schemas.microsoft.com/office/word/2010/wordprocessingGroup" xmlns:wpi="http://schemas.microsoft.com/office/word/2010/wordprocessingInk" xmlns:wne="http://schemas.microsoft.com/office/word/2006/wordml" xmlns:wps="http://schemas.microsoft.com/office/word/2010/wordprocessingShape" mc:Ignorable="w14 w15 w16se wp14">
   <w:body>
     <w:p>
       <w:pPr>
@@ -78,7 +78,21 @@
         <w:rPr>
           <w:rFonts w:ascii="Arial" w:hAnsi="Arial" w:cs="Arial"/>
         </w:rPr>
-        <w:t>- Permite executar Javascript no servidor (fora do navegador);</w:t>
+        <w:t xml:space="preserve">- Permite executar </w:t>
+      </w:r>
+      <w:proofErr w:type="spellStart"/>
+      <w:r>
+        <w:rPr>
+          <w:rFonts w:ascii="Arial" w:hAnsi="Arial" w:cs="Arial"/>
+        </w:rPr>
+        <w:t>Javascript</w:t>
+      </w:r>
+      <w:proofErr w:type="spellEnd"/>
+      <w:r>
+        <w:rPr>
+          <w:rFonts w:ascii="Arial" w:hAnsi="Arial" w:cs="Arial"/>
+        </w:rPr>
+        <w:t xml:space="preserve"> no servidor (fora do navegador);</w:t>
       </w:r>
     </w:p>
     <w:p>
@@ -104,7 +118,35 @@
         <w:rPr>
           <w:rFonts w:ascii="Arial" w:hAnsi="Arial" w:cs="Arial"/>
         </w:rPr>
-        <w:t>- Popularizou com o uso de npm (Node Package Manager);</w:t>
+        <w:t xml:space="preserve">- Popularizou com o uso de </w:t>
+      </w:r>
+      <w:proofErr w:type="spellStart"/>
+      <w:r>
+        <w:rPr>
+          <w:rFonts w:ascii="Arial" w:hAnsi="Arial" w:cs="Arial"/>
+        </w:rPr>
+        <w:t>npm</w:t>
+      </w:r>
+      <w:proofErr w:type="spellEnd"/>
+      <w:r>
+        <w:rPr>
+          <w:rFonts w:ascii="Arial" w:hAnsi="Arial" w:cs="Arial"/>
+        </w:rPr>
+        <w:t xml:space="preserve"> (Node </w:t>
+      </w:r>
+      <w:proofErr w:type="spellStart"/>
+      <w:r>
+        <w:rPr>
+          <w:rFonts w:ascii="Arial" w:hAnsi="Arial" w:cs="Arial"/>
+        </w:rPr>
+        <w:t>Package</w:t>
+      </w:r>
+      <w:proofErr w:type="spellEnd"/>
+      <w:r>
+        <w:rPr>
+          <w:rFonts w:ascii="Arial" w:hAnsi="Arial" w:cs="Arial"/>
+        </w:rPr>
+        <w:t xml:space="preserve"> Manager);</w:t>
       </w:r>
     </w:p>
     <w:p>
@@ -167,7 +209,49 @@
         <w:rPr>
           <w:rFonts w:ascii="Arial" w:hAnsi="Arial" w:cs="Arial"/>
         </w:rPr>
-        <w:t>Comandos no prompt (Command Prompt)</w:t>
+        <w:t xml:space="preserve">Comandos no </w:t>
+      </w:r>
+      <w:proofErr w:type="spellStart"/>
+      <w:r>
+        <w:rPr>
+          <w:rFonts w:ascii="Arial" w:hAnsi="Arial" w:cs="Arial"/>
+        </w:rPr>
+        <w:t>prompt</w:t>
+      </w:r>
+      <w:proofErr w:type="spellEnd"/>
+      <w:r>
+        <w:rPr>
+          <w:rFonts w:ascii="Arial" w:hAnsi="Arial" w:cs="Arial"/>
+        </w:rPr>
+        <w:t xml:space="preserve"> (</w:t>
+      </w:r>
+      <w:proofErr w:type="spellStart"/>
+      <w:r>
+        <w:rPr>
+          <w:rFonts w:ascii="Arial" w:hAnsi="Arial" w:cs="Arial"/>
+        </w:rPr>
+        <w:t>Command</w:t>
+      </w:r>
+      <w:proofErr w:type="spellEnd"/>
+      <w:r>
+        <w:rPr>
+          <w:rFonts w:ascii="Arial" w:hAnsi="Arial" w:cs="Arial"/>
+        </w:rPr>
+        <w:t xml:space="preserve"> </w:t>
+      </w:r>
+      <w:proofErr w:type="spellStart"/>
+      <w:r>
+        <w:rPr>
+          <w:rFonts w:ascii="Arial" w:hAnsi="Arial" w:cs="Arial"/>
+        </w:rPr>
+        <w:t>Prompt</w:t>
+      </w:r>
+      <w:proofErr w:type="spellEnd"/>
+      <w:r>
+        <w:rPr>
+          <w:rFonts w:ascii="Arial" w:hAnsi="Arial" w:cs="Arial"/>
+        </w:rPr>
+        <w:t>)</w:t>
       </w:r>
     </w:p>
     <w:p>
@@ -182,12 +266,30 @@
         </w:rPr>
         <w:t xml:space="preserve">- </w:t>
       </w:r>
-      <w:r>
-        <w:rPr>
-          <w:rFonts w:ascii="Arial" w:hAnsi="Arial" w:cs="Arial"/>
-        </w:rPr>
-        <w:t>npm init</w:t>
-      </w:r>
+      <w:proofErr w:type="spellStart"/>
+      <w:proofErr w:type="gramStart"/>
+      <w:r>
+        <w:rPr>
+          <w:rFonts w:ascii="Arial" w:hAnsi="Arial" w:cs="Arial"/>
+        </w:rPr>
+        <w:t>npm</w:t>
+      </w:r>
+      <w:proofErr w:type="spellEnd"/>
+      <w:proofErr w:type="gramEnd"/>
+      <w:r>
+        <w:rPr>
+          <w:rFonts w:ascii="Arial" w:hAnsi="Arial" w:cs="Arial"/>
+        </w:rPr>
+        <w:t xml:space="preserve"> </w:t>
+      </w:r>
+      <w:proofErr w:type="spellStart"/>
+      <w:r>
+        <w:rPr>
+          <w:rFonts w:ascii="Arial" w:hAnsi="Arial" w:cs="Arial"/>
+        </w:rPr>
+        <w:t>init</w:t>
+      </w:r>
+      <w:proofErr w:type="spellEnd"/>
     </w:p>
     <w:p>
       <w:pPr>
@@ -201,11 +303,21 @@
         </w:rPr>
         <w:t xml:space="preserve">- </w:t>
       </w:r>
-      <w:r>
-        <w:rPr>
-          <w:rFonts w:ascii="Arial" w:hAnsi="Arial" w:cs="Arial"/>
-        </w:rPr>
-        <w:t>description: Exemplo de tipos de módulos do node</w:t>
+      <w:proofErr w:type="spellStart"/>
+      <w:proofErr w:type="gramStart"/>
+      <w:r>
+        <w:rPr>
+          <w:rFonts w:ascii="Arial" w:hAnsi="Arial" w:cs="Arial"/>
+        </w:rPr>
+        <w:t>description</w:t>
+      </w:r>
+      <w:proofErr w:type="spellEnd"/>
+      <w:proofErr w:type="gramEnd"/>
+      <w:r>
+        <w:rPr>
+          <w:rFonts w:ascii="Arial" w:hAnsi="Arial" w:cs="Arial"/>
+        </w:rPr>
+        <w:t>: Exemplo de tipos de módulos do node</w:t>
       </w:r>
     </w:p>
     <w:p>
@@ -220,11 +332,21 @@
         </w:rPr>
         <w:t xml:space="preserve">- </w:t>
       </w:r>
-      <w:r>
-        <w:rPr>
-          <w:rFonts w:ascii="Arial" w:hAnsi="Arial" w:cs="Arial"/>
-        </w:rPr>
-        <w:t>author: Marina</w:t>
+      <w:proofErr w:type="spellStart"/>
+      <w:proofErr w:type="gramStart"/>
+      <w:r>
+        <w:rPr>
+          <w:rFonts w:ascii="Arial" w:hAnsi="Arial" w:cs="Arial"/>
+        </w:rPr>
+        <w:t>author</w:t>
+      </w:r>
+      <w:proofErr w:type="spellEnd"/>
+      <w:proofErr w:type="gramEnd"/>
+      <w:r>
+        <w:rPr>
+          <w:rFonts w:ascii="Arial" w:hAnsi="Arial" w:cs="Arial"/>
+        </w:rPr>
+        <w:t>: Marina</w:t>
       </w:r>
     </w:p>
     <w:p>
@@ -239,43 +361,119 @@
         </w:rPr>
         <w:t xml:space="preserve">- </w:t>
       </w:r>
-      <w:r>
-        <w:rPr>
-          <w:rFonts w:ascii="Arial" w:hAnsi="Arial" w:cs="Arial"/>
-        </w:rPr>
-        <w:t>npm install chalk</w:t>
-      </w:r>
-    </w:p>
-    <w:p>
-      <w:pPr>
-        <w:rPr>
-          <w:rFonts w:ascii="Arial" w:hAnsi="Arial" w:cs="Arial"/>
-        </w:rPr>
-      </w:pPr>
-      <w:r>
-        <w:rPr>
-          <w:rFonts w:ascii="Arial" w:hAnsi="Arial" w:cs="Arial"/>
-        </w:rPr>
-        <w:t xml:space="preserve">- delete a pasta </w:t>
-      </w:r>
+      <w:proofErr w:type="spellStart"/>
+      <w:proofErr w:type="gramStart"/>
+      <w:r>
+        <w:rPr>
+          <w:rFonts w:ascii="Arial" w:hAnsi="Arial" w:cs="Arial"/>
+        </w:rPr>
+        <w:t>npm</w:t>
+      </w:r>
+      <w:proofErr w:type="spellEnd"/>
+      <w:proofErr w:type="gramEnd"/>
+      <w:r>
+        <w:rPr>
+          <w:rFonts w:ascii="Arial" w:hAnsi="Arial" w:cs="Arial"/>
+        </w:rPr>
+        <w:t xml:space="preserve"> </w:t>
+      </w:r>
+      <w:proofErr w:type="spellStart"/>
+      <w:r>
+        <w:rPr>
+          <w:rFonts w:ascii="Arial" w:hAnsi="Arial" w:cs="Arial"/>
+        </w:rPr>
+        <w:t>install</w:t>
+      </w:r>
+      <w:proofErr w:type="spellEnd"/>
+      <w:r>
+        <w:rPr>
+          <w:rFonts w:ascii="Arial" w:hAnsi="Arial" w:cs="Arial"/>
+        </w:rPr>
+        <w:t xml:space="preserve"> </w:t>
+      </w:r>
+      <w:proofErr w:type="spellStart"/>
+      <w:r>
+        <w:rPr>
+          <w:rFonts w:ascii="Arial" w:hAnsi="Arial" w:cs="Arial"/>
+        </w:rPr>
+        <w:t>chalk</w:t>
+      </w:r>
+      <w:proofErr w:type="spellEnd"/>
+    </w:p>
+    <w:p>
+      <w:pPr>
+        <w:rPr>
+          <w:rFonts w:ascii="Arial" w:hAnsi="Arial" w:cs="Arial"/>
+        </w:rPr>
+      </w:pPr>
+      <w:r>
+        <w:rPr>
+          <w:rFonts w:ascii="Arial" w:hAnsi="Arial" w:cs="Arial"/>
+        </w:rPr>
+        <w:t xml:space="preserve">- </w:t>
+      </w:r>
+      <w:proofErr w:type="gramStart"/>
+      <w:r>
+        <w:rPr>
+          <w:rFonts w:ascii="Arial" w:hAnsi="Arial" w:cs="Arial"/>
+        </w:rPr>
+        <w:t>delete</w:t>
+      </w:r>
+      <w:proofErr w:type="gramEnd"/>
+      <w:r>
+        <w:rPr>
+          <w:rFonts w:ascii="Arial" w:hAnsi="Arial" w:cs="Arial"/>
+        </w:rPr>
+        <w:t xml:space="preserve"> a pasta </w:t>
+      </w:r>
+      <w:proofErr w:type="spellStart"/>
       <w:r>
         <w:rPr>
           <w:rFonts w:ascii="Arial" w:hAnsi="Arial" w:cs="Arial"/>
         </w:rPr>
         <w:t>node_modules</w:t>
       </w:r>
-    </w:p>
-    <w:p>
-      <w:pPr>
-        <w:rPr>
-          <w:rFonts w:ascii="Arial" w:hAnsi="Arial" w:cs="Arial"/>
-        </w:rPr>
-      </w:pPr>
-      <w:r>
-        <w:rPr>
-          <w:rFonts w:ascii="Arial" w:hAnsi="Arial" w:cs="Arial"/>
-        </w:rPr>
-        <w:t>- mas caso precise trazer de volta a pasta deletada digite npm i no terminal</w:t>
+      <w:proofErr w:type="spellEnd"/>
+    </w:p>
+    <w:p>
+      <w:pPr>
+        <w:rPr>
+          <w:rFonts w:ascii="Arial" w:hAnsi="Arial" w:cs="Arial"/>
+        </w:rPr>
+      </w:pPr>
+      <w:r>
+        <w:rPr>
+          <w:rFonts w:ascii="Arial" w:hAnsi="Arial" w:cs="Arial"/>
+        </w:rPr>
+        <w:t xml:space="preserve">- </w:t>
+      </w:r>
+      <w:proofErr w:type="gramStart"/>
+      <w:r>
+        <w:rPr>
+          <w:rFonts w:ascii="Arial" w:hAnsi="Arial" w:cs="Arial"/>
+        </w:rPr>
+        <w:t>mas</w:t>
+      </w:r>
+      <w:proofErr w:type="gramEnd"/>
+      <w:r>
+        <w:rPr>
+          <w:rFonts w:ascii="Arial" w:hAnsi="Arial" w:cs="Arial"/>
+        </w:rPr>
+        <w:t xml:space="preserve"> caso precise trazer de volta a pasta deletada digite </w:t>
+      </w:r>
+      <w:proofErr w:type="spellStart"/>
+      <w:r>
+        <w:rPr>
+          <w:rFonts w:ascii="Arial" w:hAnsi="Arial" w:cs="Arial"/>
+        </w:rPr>
+        <w:t>npm</w:t>
+      </w:r>
+      <w:proofErr w:type="spellEnd"/>
+      <w:r>
+        <w:rPr>
+          <w:rFonts w:ascii="Arial" w:hAnsi="Arial" w:cs="Arial"/>
+        </w:rPr>
+        <w:t xml:space="preserve"> i no terminal</w:t>
       </w:r>
     </w:p>
     <w:p>
@@ -324,33 +522,91 @@
         <w:rPr>
           <w:rFonts w:ascii="Arial" w:hAnsi="Arial" w:cs="Arial"/>
         </w:rPr>
-        <w:t xml:space="preserve">na aula que quase todos nn vieram </w:t>
-      </w:r>
-    </w:p>
-    <w:p>
-      <w:pPr>
-        <w:rPr>
-          <w:rFonts w:ascii="Arial" w:hAnsi="Arial" w:cs="Arial"/>
-        </w:rPr>
-      </w:pPr>
-      <w:r>
-        <w:rPr>
-          <w:rFonts w:ascii="Arial" w:hAnsi="Arial" w:cs="Arial"/>
-        </w:rPr>
-        <w:t xml:space="preserve">- npm i (no terminal); </w:t>
-      </w:r>
-    </w:p>
-    <w:p>
-      <w:pPr>
-        <w:rPr>
-          <w:rFonts w:ascii="Arial" w:hAnsi="Arial" w:cs="Arial"/>
-        </w:rPr>
-      </w:pPr>
-      <w:r>
-        <w:rPr>
-          <w:rFonts w:ascii="Arial" w:hAnsi="Arial" w:cs="Arial"/>
-        </w:rPr>
-        <w:t xml:space="preserve">- para rodar no terminal no backend: node index.js </w:t>
+        <w:t xml:space="preserve">na aula que quase todos </w:t>
+      </w:r>
+      <w:proofErr w:type="spellStart"/>
+      <w:r>
+        <w:rPr>
+          <w:rFonts w:ascii="Arial" w:hAnsi="Arial" w:cs="Arial"/>
+        </w:rPr>
+        <w:t>nn</w:t>
+      </w:r>
+      <w:proofErr w:type="spellEnd"/>
+      <w:r>
+        <w:rPr>
+          <w:rFonts w:ascii="Arial" w:hAnsi="Arial" w:cs="Arial"/>
+        </w:rPr>
+        <w:t xml:space="preserve"> vieram </w:t>
+      </w:r>
+    </w:p>
+    <w:p>
+      <w:pPr>
+        <w:rPr>
+          <w:rFonts w:ascii="Arial" w:hAnsi="Arial" w:cs="Arial"/>
+        </w:rPr>
+      </w:pPr>
+      <w:r>
+        <w:rPr>
+          <w:rFonts w:ascii="Arial" w:hAnsi="Arial" w:cs="Arial"/>
+        </w:rPr>
+        <w:t xml:space="preserve">- </w:t>
+      </w:r>
+      <w:proofErr w:type="spellStart"/>
+      <w:proofErr w:type="gramStart"/>
+      <w:r>
+        <w:rPr>
+          <w:rFonts w:ascii="Arial" w:hAnsi="Arial" w:cs="Arial"/>
+        </w:rPr>
+        <w:t>npm</w:t>
+      </w:r>
+      <w:proofErr w:type="spellEnd"/>
+      <w:proofErr w:type="gramEnd"/>
+      <w:r>
+        <w:rPr>
+          <w:rFonts w:ascii="Arial" w:hAnsi="Arial" w:cs="Arial"/>
+        </w:rPr>
+        <w:t xml:space="preserve"> i (no terminal); </w:t>
+      </w:r>
+    </w:p>
+    <w:p>
+      <w:pPr>
+        <w:rPr>
+          <w:rFonts w:ascii="Arial" w:hAnsi="Arial" w:cs="Arial"/>
+        </w:rPr>
+      </w:pPr>
+      <w:r>
+        <w:rPr>
+          <w:rFonts w:ascii="Arial" w:hAnsi="Arial" w:cs="Arial"/>
+        </w:rPr>
+        <w:t xml:space="preserve">- </w:t>
+      </w:r>
+      <w:proofErr w:type="gramStart"/>
+      <w:r>
+        <w:rPr>
+          <w:rFonts w:ascii="Arial" w:hAnsi="Arial" w:cs="Arial"/>
+        </w:rPr>
+        <w:t>para</w:t>
+      </w:r>
+      <w:proofErr w:type="gramEnd"/>
+      <w:r>
+        <w:rPr>
+          <w:rFonts w:ascii="Arial" w:hAnsi="Arial" w:cs="Arial"/>
+        </w:rPr>
+        <w:t xml:space="preserve"> rodar no terminal no </w:t>
+      </w:r>
+      <w:proofErr w:type="spellStart"/>
+      <w:r>
+        <w:rPr>
+          <w:rFonts w:ascii="Arial" w:hAnsi="Arial" w:cs="Arial"/>
+        </w:rPr>
+        <w:t>backend</w:t>
+      </w:r>
+      <w:proofErr w:type="spellEnd"/>
+      <w:r>
+        <w:rPr>
+          <w:rFonts w:ascii="Arial" w:hAnsi="Arial" w:cs="Arial"/>
+        </w:rPr>
+        <w:t xml:space="preserve">: node index.js </w:t>
       </w:r>
     </w:p>
     <w:p>
@@ -365,6 +621,7 @@
           <w:rFonts w:ascii="Arial" w:hAnsi="Arial" w:cs="Arial"/>
           <w:noProof/>
           <w:u w:val="single"/>
+          <w:lang w:eastAsia="pt-BR"/>
         </w:rPr>
         <w:lastRenderedPageBreak/>
         <w:drawing>
@@ -430,12 +687,36 @@
         </w:rPr>
         <w:t xml:space="preserve">- </w:t>
       </w:r>
-      <w:r>
-        <w:rPr>
-          <w:rFonts w:ascii="Arial" w:hAnsi="Arial" w:cs="Arial"/>
-        </w:rPr>
-        <w:t>npm start no terminal após usar o “nodenom” no arquivo “</w:t>
-      </w:r>
+      <w:proofErr w:type="spellStart"/>
+      <w:r>
+        <w:rPr>
+          <w:rFonts w:ascii="Arial" w:hAnsi="Arial" w:cs="Arial"/>
+        </w:rPr>
+        <w:t>npm</w:t>
+      </w:r>
+      <w:proofErr w:type="spellEnd"/>
+      <w:r>
+        <w:rPr>
+          <w:rFonts w:ascii="Arial" w:hAnsi="Arial" w:cs="Arial"/>
+        </w:rPr>
+        <w:t xml:space="preserve"> start no terminal após usar o “</w:t>
+      </w:r>
+      <w:proofErr w:type="spellStart"/>
+      <w:r>
+        <w:rPr>
+          <w:rFonts w:ascii="Arial" w:hAnsi="Arial" w:cs="Arial"/>
+        </w:rPr>
+        <w:t>nodenom</w:t>
+      </w:r>
+      <w:proofErr w:type="spellEnd"/>
+      <w:r>
+        <w:rPr>
+          <w:rFonts w:ascii="Arial" w:hAnsi="Arial" w:cs="Arial"/>
+        </w:rPr>
+        <w:t>” no arquivo “</w:t>
+      </w:r>
+      <w:proofErr w:type="spellStart"/>
+      <w:proofErr w:type="gramStart"/>
       <w:r>
         <w:rPr>
           <w:rFonts w:ascii="Arial" w:hAnsi="Arial" w:cs="Arial"/>
@@ -446,7 +727,15 @@
         <w:rPr>
           <w:rFonts w:ascii="Arial" w:hAnsi="Arial" w:cs="Arial"/>
         </w:rPr>
-        <w:t>.json”</w:t>
+        <w:t>.json</w:t>
+      </w:r>
+      <w:proofErr w:type="spellEnd"/>
+      <w:proofErr w:type="gramEnd"/>
+      <w:r>
+        <w:rPr>
+          <w:rFonts w:ascii="Arial" w:hAnsi="Arial" w:cs="Arial"/>
+        </w:rPr>
+        <w:t>”</w:t>
       </w:r>
     </w:p>
     <w:p>
@@ -459,6 +748,7 @@
         <w:rPr>
           <w:rFonts w:ascii="Arial" w:hAnsi="Arial" w:cs="Arial"/>
           <w:noProof/>
+          <w:lang w:eastAsia="pt-BR"/>
         </w:rPr>
         <w:drawing>
           <wp:inline distT="0" distB="0" distL="0" distR="0" wp14:anchorId="4DE40C2B" wp14:editId="1B95C284">
@@ -541,8 +831,16 @@
         <w:rPr>
           <w:rFonts w:ascii="Arial" w:hAnsi="Arial" w:cs="Arial"/>
         </w:rPr>
-        <w:t>- Anotações para usar no Postman</w:t>
-      </w:r>
+        <w:t xml:space="preserve">- Anotações para usar no </w:t>
+      </w:r>
+      <w:proofErr w:type="spellStart"/>
+      <w:r>
+        <w:rPr>
+          <w:rFonts w:ascii="Arial" w:hAnsi="Arial" w:cs="Arial"/>
+        </w:rPr>
+        <w:t>Postman</w:t>
+      </w:r>
+      <w:proofErr w:type="spellEnd"/>
     </w:p>
     <w:p>
       <w:pPr>
@@ -556,37 +854,145 @@
         </w:rPr>
         <w:t xml:space="preserve">-- </w:t>
       </w:r>
-      <w:r>
-        <w:rPr>
-          <w:rFonts w:ascii="Arial" w:hAnsi="Arial" w:cs="Arial"/>
-        </w:rPr>
-        <w:t>npm Create vite@latest Frontend</w:t>
-      </w:r>
-    </w:p>
-    <w:p>
-      <w:pPr>
-        <w:rPr>
-          <w:rFonts w:ascii="Arial" w:hAnsi="Arial" w:cs="Arial"/>
-        </w:rPr>
-      </w:pPr>
-      <w:r>
-        <w:rPr>
-          <w:rFonts w:ascii="Arial" w:hAnsi="Arial" w:cs="Arial"/>
-        </w:rPr>
-        <w:t>-- npm install</w:t>
-      </w:r>
-    </w:p>
-    <w:p>
-      <w:pPr>
-        <w:rPr>
-          <w:rFonts w:ascii="Arial" w:hAnsi="Arial" w:cs="Arial"/>
-        </w:rPr>
-      </w:pPr>
-      <w:r>
-        <w:rPr>
-          <w:rFonts w:ascii="Arial" w:hAnsi="Arial" w:cs="Arial"/>
-        </w:rPr>
-        <w:t xml:space="preserve">-- instalar tailwind = npm install -D </w:t>
+      <w:proofErr w:type="spellStart"/>
+      <w:r>
+        <w:rPr>
+          <w:rFonts w:ascii="Arial" w:hAnsi="Arial" w:cs="Arial"/>
+        </w:rPr>
+        <w:t>npm</w:t>
+      </w:r>
+      <w:proofErr w:type="spellEnd"/>
+      <w:r>
+        <w:rPr>
+          <w:rFonts w:ascii="Arial" w:hAnsi="Arial" w:cs="Arial"/>
+        </w:rPr>
+        <w:t xml:space="preserve"> </w:t>
+      </w:r>
+      <w:proofErr w:type="spellStart"/>
+      <w:r>
+        <w:rPr>
+          <w:rFonts w:ascii="Arial" w:hAnsi="Arial" w:cs="Arial"/>
+        </w:rPr>
+        <w:t>Create</w:t>
+      </w:r>
+      <w:proofErr w:type="spellEnd"/>
+      <w:r>
+        <w:rPr>
+          <w:rFonts w:ascii="Arial" w:hAnsi="Arial" w:cs="Arial"/>
+        </w:rPr>
+        <w:t xml:space="preserve"> </w:t>
+      </w:r>
+      <w:proofErr w:type="spellStart"/>
+      <w:r>
+        <w:rPr>
+          <w:rFonts w:ascii="Arial" w:hAnsi="Arial" w:cs="Arial"/>
+        </w:rPr>
+        <w:t>vite@latest</w:t>
+      </w:r>
+      <w:proofErr w:type="spellEnd"/>
+      <w:r>
+        <w:rPr>
+          <w:rFonts w:ascii="Arial" w:hAnsi="Arial" w:cs="Arial"/>
+        </w:rPr>
+        <w:t xml:space="preserve"> </w:t>
+      </w:r>
+      <w:proofErr w:type="spellStart"/>
+      <w:r>
+        <w:rPr>
+          <w:rFonts w:ascii="Arial" w:hAnsi="Arial" w:cs="Arial"/>
+        </w:rPr>
+        <w:t>Frontend</w:t>
+      </w:r>
+      <w:proofErr w:type="spellEnd"/>
+    </w:p>
+    <w:p>
+      <w:pPr>
+        <w:rPr>
+          <w:rFonts w:ascii="Arial" w:hAnsi="Arial" w:cs="Arial"/>
+        </w:rPr>
+      </w:pPr>
+      <w:r>
+        <w:rPr>
+          <w:rFonts w:ascii="Arial" w:hAnsi="Arial" w:cs="Arial"/>
+        </w:rPr>
+        <w:t xml:space="preserve">-- </w:t>
+      </w:r>
+      <w:proofErr w:type="spellStart"/>
+      <w:r>
+        <w:rPr>
+          <w:rFonts w:ascii="Arial" w:hAnsi="Arial" w:cs="Arial"/>
+        </w:rPr>
+        <w:t>npm</w:t>
+      </w:r>
+      <w:proofErr w:type="spellEnd"/>
+      <w:r>
+        <w:rPr>
+          <w:rFonts w:ascii="Arial" w:hAnsi="Arial" w:cs="Arial"/>
+        </w:rPr>
+        <w:t xml:space="preserve"> </w:t>
+      </w:r>
+      <w:proofErr w:type="spellStart"/>
+      <w:r>
+        <w:rPr>
+          <w:rFonts w:ascii="Arial" w:hAnsi="Arial" w:cs="Arial"/>
+        </w:rPr>
+        <w:t>install</w:t>
+      </w:r>
+      <w:proofErr w:type="spellEnd"/>
+    </w:p>
+    <w:p>
+      <w:pPr>
+        <w:rPr>
+          <w:rFonts w:ascii="Arial" w:hAnsi="Arial" w:cs="Arial"/>
+        </w:rPr>
+      </w:pPr>
+      <w:r>
+        <w:rPr>
+          <w:rFonts w:ascii="Arial" w:hAnsi="Arial" w:cs="Arial"/>
+        </w:rPr>
+        <w:t xml:space="preserve">-- instalar </w:t>
+      </w:r>
+      <w:proofErr w:type="spellStart"/>
+      <w:r>
+        <w:rPr>
+          <w:rFonts w:ascii="Arial" w:hAnsi="Arial" w:cs="Arial"/>
+        </w:rPr>
+        <w:t>tailwind</w:t>
+      </w:r>
+      <w:proofErr w:type="spellEnd"/>
+      <w:r>
+        <w:rPr>
+          <w:rFonts w:ascii="Arial" w:hAnsi="Arial" w:cs="Arial"/>
+        </w:rPr>
+        <w:t xml:space="preserve"> = </w:t>
+      </w:r>
+      <w:proofErr w:type="spellStart"/>
+      <w:r>
+        <w:rPr>
+          <w:rFonts w:ascii="Arial" w:hAnsi="Arial" w:cs="Arial"/>
+        </w:rPr>
+        <w:t>npm</w:t>
+      </w:r>
+      <w:proofErr w:type="spellEnd"/>
+      <w:r>
+        <w:rPr>
+          <w:rFonts w:ascii="Arial" w:hAnsi="Arial" w:cs="Arial"/>
+        </w:rPr>
+        <w:t xml:space="preserve"> </w:t>
+      </w:r>
+      <w:proofErr w:type="spellStart"/>
+      <w:r>
+        <w:rPr>
+          <w:rFonts w:ascii="Arial" w:hAnsi="Arial" w:cs="Arial"/>
+        </w:rPr>
+        <w:t>install</w:t>
+      </w:r>
+      <w:proofErr w:type="spellEnd"/>
+      <w:r>
+        <w:rPr>
+          <w:rFonts w:ascii="Arial" w:hAnsi="Arial" w:cs="Arial"/>
+        </w:rPr>
+        <w:t xml:space="preserve"> -D </w:t>
       </w:r>
       <w:hyperlink r:id="rId7" w:history="1">
         <w:r>
@@ -601,8 +1007,30 @@
         <w:rPr>
           <w:rFonts w:ascii="Arial" w:hAnsi="Arial" w:cs="Arial"/>
         </w:rPr>
-        <w:t xml:space="preserve"> postcss autoprefixer</w:t>
-      </w:r>
+        <w:t xml:space="preserve"> </w:t>
+      </w:r>
+      <w:proofErr w:type="spellStart"/>
+      <w:r>
+        <w:rPr>
+          <w:rFonts w:ascii="Arial" w:hAnsi="Arial" w:cs="Arial"/>
+        </w:rPr>
+        <w:t>postcss</w:t>
+      </w:r>
+      <w:proofErr w:type="spellEnd"/>
+      <w:r>
+        <w:rPr>
+          <w:rFonts w:ascii="Arial" w:hAnsi="Arial" w:cs="Arial"/>
+        </w:rPr>
+        <w:t xml:space="preserve"> </w:t>
+      </w:r>
+      <w:proofErr w:type="spellStart"/>
+      <w:r>
+        <w:rPr>
+          <w:rFonts w:ascii="Arial" w:hAnsi="Arial" w:cs="Arial"/>
+        </w:rPr>
+        <w:t>autoprefixer</w:t>
+      </w:r>
+      <w:proofErr w:type="spellEnd"/>
     </w:p>
     <w:p>
       <w:pPr>
@@ -615,7 +1043,49 @@
           <w:rFonts w:ascii="Arial" w:hAnsi="Arial" w:cs="Arial"/>
         </w:rPr>
         <w:lastRenderedPageBreak/>
-        <w:t>-- npx tailwindcss init -p</w:t>
+        <w:t xml:space="preserve">-- </w:t>
+      </w:r>
+      <w:proofErr w:type="spellStart"/>
+      <w:r>
+        <w:rPr>
+          <w:rFonts w:ascii="Arial" w:hAnsi="Arial" w:cs="Arial"/>
+        </w:rPr>
+        <w:t>npx</w:t>
+      </w:r>
+      <w:proofErr w:type="spellEnd"/>
+      <w:r>
+        <w:rPr>
+          <w:rFonts w:ascii="Arial" w:hAnsi="Arial" w:cs="Arial"/>
+        </w:rPr>
+        <w:t xml:space="preserve"> </w:t>
+      </w:r>
+      <w:proofErr w:type="spellStart"/>
+      <w:r>
+        <w:rPr>
+          <w:rFonts w:ascii="Arial" w:hAnsi="Arial" w:cs="Arial"/>
+        </w:rPr>
+        <w:t>tailwindcss</w:t>
+      </w:r>
+      <w:proofErr w:type="spellEnd"/>
+      <w:r>
+        <w:rPr>
+          <w:rFonts w:ascii="Arial" w:hAnsi="Arial" w:cs="Arial"/>
+        </w:rPr>
+        <w:t xml:space="preserve"> </w:t>
+      </w:r>
+      <w:proofErr w:type="spellStart"/>
+      <w:r>
+        <w:rPr>
+          <w:rFonts w:ascii="Arial" w:hAnsi="Arial" w:cs="Arial"/>
+        </w:rPr>
+        <w:t>init</w:t>
+      </w:r>
+      <w:proofErr w:type="spellEnd"/>
+      <w:r>
+        <w:rPr>
+          <w:rFonts w:ascii="Arial" w:hAnsi="Arial" w:cs="Arial"/>
+        </w:rPr>
+        <w:t xml:space="preserve"> -p</w:t>
       </w:r>
     </w:p>
     <w:p>
@@ -683,13 +1153,85 @@
         <w:rPr>
           <w:rFonts w:ascii="Arial" w:hAnsi="Arial" w:cs="Arial"/>
         </w:rPr>
-        <w:t>-npm install react-routes-dom</w:t>
-      </w:r>
-      <w:r>
-        <w:rPr>
-          <w:rFonts w:ascii="Arial" w:hAnsi="Arial" w:cs="Arial"/>
-        </w:rPr>
-        <w:t xml:space="preserve"> ou npm i</w:t>
+        <w:t>-</w:t>
+      </w:r>
+      <w:proofErr w:type="spellStart"/>
+      <w:proofErr w:type="gramStart"/>
+      <w:r>
+        <w:rPr>
+          <w:rFonts w:ascii="Arial" w:hAnsi="Arial" w:cs="Arial"/>
+        </w:rPr>
+        <w:t>npm</w:t>
+      </w:r>
+      <w:proofErr w:type="spellEnd"/>
+      <w:proofErr w:type="gramEnd"/>
+      <w:r>
+        <w:rPr>
+          <w:rFonts w:ascii="Arial" w:hAnsi="Arial" w:cs="Arial"/>
+        </w:rPr>
+        <w:t xml:space="preserve"> </w:t>
+      </w:r>
+      <w:proofErr w:type="spellStart"/>
+      <w:r>
+        <w:rPr>
+          <w:rFonts w:ascii="Arial" w:hAnsi="Arial" w:cs="Arial"/>
+        </w:rPr>
+        <w:t>install</w:t>
+      </w:r>
+      <w:proofErr w:type="spellEnd"/>
+      <w:r>
+        <w:rPr>
+          <w:rFonts w:ascii="Arial" w:hAnsi="Arial" w:cs="Arial"/>
+        </w:rPr>
+        <w:t xml:space="preserve"> </w:t>
+      </w:r>
+      <w:proofErr w:type="spellStart"/>
+      <w:r>
+        <w:rPr>
+          <w:rFonts w:ascii="Arial" w:hAnsi="Arial" w:cs="Arial"/>
+        </w:rPr>
+        <w:t>react</w:t>
+      </w:r>
+      <w:proofErr w:type="spellEnd"/>
+      <w:r>
+        <w:rPr>
+          <w:rFonts w:ascii="Arial" w:hAnsi="Arial" w:cs="Arial"/>
+        </w:rPr>
+        <w:t>-</w:t>
+      </w:r>
+      <w:proofErr w:type="spellStart"/>
+      <w:r>
+        <w:rPr>
+          <w:rFonts w:ascii="Arial" w:hAnsi="Arial" w:cs="Arial"/>
+        </w:rPr>
+        <w:t>routes</w:t>
+      </w:r>
+      <w:proofErr w:type="spellEnd"/>
+      <w:r>
+        <w:rPr>
+          <w:rFonts w:ascii="Arial" w:hAnsi="Arial" w:cs="Arial"/>
+        </w:rPr>
+        <w:t>-dom</w:t>
+      </w:r>
+      <w:r>
+        <w:rPr>
+          <w:rFonts w:ascii="Arial" w:hAnsi="Arial" w:cs="Arial"/>
+        </w:rPr>
+        <w:t xml:space="preserve"> ou </w:t>
+      </w:r>
+      <w:proofErr w:type="spellStart"/>
+      <w:r>
+        <w:rPr>
+          <w:rFonts w:ascii="Arial" w:hAnsi="Arial" w:cs="Arial"/>
+        </w:rPr>
+        <w:t>npm</w:t>
+      </w:r>
+      <w:proofErr w:type="spellEnd"/>
+      <w:r>
+        <w:rPr>
+          <w:rFonts w:ascii="Arial" w:hAnsi="Arial" w:cs="Arial"/>
+        </w:rPr>
+        <w:t xml:space="preserve"> i</w:t>
       </w:r>
     </w:p>
     <w:p>
@@ -704,12 +1246,44 @@
         </w:rPr>
         <w:t xml:space="preserve">- </w:t>
       </w:r>
-      <w:r>
-        <w:rPr>
-          <w:rFonts w:ascii="Arial" w:hAnsi="Arial" w:cs="Arial"/>
-        </w:rPr>
-        <w:t>npm run dev</w:t>
-      </w:r>
+      <w:proofErr w:type="spellStart"/>
+      <w:proofErr w:type="gramStart"/>
+      <w:r>
+        <w:rPr>
+          <w:rFonts w:ascii="Arial" w:hAnsi="Arial" w:cs="Arial"/>
+        </w:rPr>
+        <w:t>npm</w:t>
+      </w:r>
+      <w:proofErr w:type="spellEnd"/>
+      <w:proofErr w:type="gramEnd"/>
+      <w:r>
+        <w:rPr>
+          <w:rFonts w:ascii="Arial" w:hAnsi="Arial" w:cs="Arial"/>
+        </w:rPr>
+        <w:t xml:space="preserve"> </w:t>
+      </w:r>
+      <w:proofErr w:type="spellStart"/>
+      <w:r>
+        <w:rPr>
+          <w:rFonts w:ascii="Arial" w:hAnsi="Arial" w:cs="Arial"/>
+        </w:rPr>
+        <w:t>run</w:t>
+      </w:r>
+      <w:proofErr w:type="spellEnd"/>
+      <w:r>
+        <w:rPr>
+          <w:rFonts w:ascii="Arial" w:hAnsi="Arial" w:cs="Arial"/>
+        </w:rPr>
+        <w:t xml:space="preserve"> </w:t>
+      </w:r>
+      <w:proofErr w:type="spellStart"/>
+      <w:r>
+        <w:rPr>
+          <w:rFonts w:ascii="Arial" w:hAnsi="Arial" w:cs="Arial"/>
+        </w:rPr>
+        <w:t>dev</w:t>
+      </w:r>
+      <w:proofErr w:type="spellEnd"/>
     </w:p>
     <w:p>
       <w:pPr>
@@ -721,6 +1295,7 @@
         <w:rPr>
           <w:rFonts w:ascii="Arial" w:hAnsi="Arial" w:cs="Arial"/>
           <w:noProof/>
+          <w:lang w:eastAsia="pt-BR"/>
         </w:rPr>
         <w:drawing>
           <wp:inline distT="0" distB="0" distL="0" distR="0" wp14:anchorId="32710904" wp14:editId="57F63680">
@@ -782,6 +1357,7 @@
         <w:rPr>
           <w:rFonts w:ascii="Arial" w:hAnsi="Arial" w:cs="Arial"/>
           <w:noProof/>
+          <w:lang w:eastAsia="pt-BR"/>
         </w:rPr>
         <w:drawing>
           <wp:inline distT="0" distB="0" distL="0" distR="0" wp14:anchorId="73D9C3F5" wp14:editId="7728168E">
@@ -863,11 +1439,35 @@
         </w:rPr>
         <w:t xml:space="preserve">- </w:t>
       </w:r>
-      <w:r>
-        <w:rPr>
-          <w:rFonts w:ascii="Arial" w:hAnsi="Arial" w:cs="Arial"/>
-        </w:rPr>
-        <w:t>npm install – para instalar o (node-modules)</w:t>
+      <w:proofErr w:type="spellStart"/>
+      <w:proofErr w:type="gramStart"/>
+      <w:r>
+        <w:rPr>
+          <w:rFonts w:ascii="Arial" w:hAnsi="Arial" w:cs="Arial"/>
+        </w:rPr>
+        <w:t>npm</w:t>
+      </w:r>
+      <w:proofErr w:type="spellEnd"/>
+      <w:proofErr w:type="gramEnd"/>
+      <w:r>
+        <w:rPr>
+          <w:rFonts w:ascii="Arial" w:hAnsi="Arial" w:cs="Arial"/>
+        </w:rPr>
+        <w:t xml:space="preserve"> </w:t>
+      </w:r>
+      <w:proofErr w:type="spellStart"/>
+      <w:r>
+        <w:rPr>
+          <w:rFonts w:ascii="Arial" w:hAnsi="Arial" w:cs="Arial"/>
+        </w:rPr>
+        <w:t>install</w:t>
+      </w:r>
+      <w:proofErr w:type="spellEnd"/>
+      <w:r>
+        <w:rPr>
+          <w:rFonts w:ascii="Arial" w:hAnsi="Arial" w:cs="Arial"/>
+        </w:rPr>
+        <w:t xml:space="preserve"> – para instalar o (node-modules)</w:t>
       </w:r>
     </w:p>
     <w:p>
@@ -882,11 +1482,21 @@
         </w:rPr>
         <w:t xml:space="preserve">- </w:t>
       </w:r>
-      <w:r>
-        <w:rPr>
-          <w:rFonts w:ascii="Arial" w:hAnsi="Arial" w:cs="Arial"/>
-        </w:rPr>
-        <w:t>npm start</w:t>
+      <w:proofErr w:type="spellStart"/>
+      <w:proofErr w:type="gramStart"/>
+      <w:r>
+        <w:rPr>
+          <w:rFonts w:ascii="Arial" w:hAnsi="Arial" w:cs="Arial"/>
+        </w:rPr>
+        <w:t>npm</w:t>
+      </w:r>
+      <w:proofErr w:type="spellEnd"/>
+      <w:proofErr w:type="gramEnd"/>
+      <w:r>
+        <w:rPr>
+          <w:rFonts w:ascii="Arial" w:hAnsi="Arial" w:cs="Arial"/>
+        </w:rPr>
+        <w:t xml:space="preserve"> start</w:t>
       </w:r>
     </w:p>
     <w:p>
@@ -914,6 +1524,7 @@
         <w:rPr>
           <w:rFonts w:ascii="Arial" w:hAnsi="Arial" w:cs="Arial"/>
           <w:noProof/>
+          <w:lang w:eastAsia="pt-BR"/>
         </w:rPr>
         <w:drawing>
           <wp:inline distT="0" distB="0" distL="0" distR="0" wp14:anchorId="30BCFB8F" wp14:editId="7F799A79">
@@ -975,6 +1586,7 @@
         <w:rPr>
           <w:rFonts w:ascii="Arial" w:hAnsi="Arial" w:cs="Arial"/>
           <w:noProof/>
+          <w:lang w:eastAsia="pt-BR"/>
         </w:rPr>
         <w:drawing>
           <wp:inline distT="0" distB="0" distL="0" distR="0" wp14:anchorId="586C49D7" wp14:editId="04BDC6A0">
@@ -1089,34 +1701,202 @@
         <w:rPr>
           <w:rFonts w:ascii="Arial" w:hAnsi="Arial" w:cs="Arial"/>
         </w:rPr>
-        <w:t>- npm y ou npm init (verificar o “type” : “module”</w:t>
-      </w:r>
-    </w:p>
-    <w:p>
-      <w:pPr>
-        <w:rPr>
-          <w:rFonts w:ascii="Arial" w:hAnsi="Arial" w:cs="Arial"/>
-        </w:rPr>
-      </w:pPr>
-      <w:r>
-        <w:rPr>
-          <w:rFonts w:ascii="Arial" w:hAnsi="Arial" w:cs="Arial"/>
-        </w:rPr>
-        <w:t>- npm install express cors mongoose</w:t>
-      </w:r>
-    </w:p>
-    <w:p>
-      <w:pPr>
-        <w:rPr>
-          <w:rFonts w:ascii="Arial" w:hAnsi="Arial" w:cs="Arial"/>
-        </w:rPr>
-      </w:pPr>
-      <w:r>
-        <w:rPr>
-          <w:rFonts w:ascii="Arial" w:hAnsi="Arial" w:cs="Arial"/>
-        </w:rPr>
-        <w:t>- npm install -d nodemon</w:t>
-      </w:r>
+        <w:t xml:space="preserve">- </w:t>
+      </w:r>
+      <w:proofErr w:type="spellStart"/>
+      <w:r>
+        <w:rPr>
+          <w:rFonts w:ascii="Arial" w:hAnsi="Arial" w:cs="Arial"/>
+        </w:rPr>
+        <w:t>npm</w:t>
+      </w:r>
+      <w:proofErr w:type="spellEnd"/>
+      <w:r>
+        <w:rPr>
+          <w:rFonts w:ascii="Arial" w:hAnsi="Arial" w:cs="Arial"/>
+        </w:rPr>
+        <w:t xml:space="preserve"> y ou </w:t>
+      </w:r>
+      <w:proofErr w:type="spellStart"/>
+      <w:r>
+        <w:rPr>
+          <w:rFonts w:ascii="Arial" w:hAnsi="Arial" w:cs="Arial"/>
+        </w:rPr>
+        <w:t>npm</w:t>
+      </w:r>
+      <w:proofErr w:type="spellEnd"/>
+      <w:r>
+        <w:rPr>
+          <w:rFonts w:ascii="Arial" w:hAnsi="Arial" w:cs="Arial"/>
+        </w:rPr>
+        <w:t xml:space="preserve"> </w:t>
+      </w:r>
+      <w:proofErr w:type="spellStart"/>
+      <w:r>
+        <w:rPr>
+          <w:rFonts w:ascii="Arial" w:hAnsi="Arial" w:cs="Arial"/>
+        </w:rPr>
+        <w:t>init</w:t>
+      </w:r>
+      <w:proofErr w:type="spellEnd"/>
+      <w:r>
+        <w:rPr>
+          <w:rFonts w:ascii="Arial" w:hAnsi="Arial" w:cs="Arial"/>
+        </w:rPr>
+        <w:t xml:space="preserve"> (verificar o “</w:t>
+      </w:r>
+      <w:proofErr w:type="spellStart"/>
+      <w:r>
+        <w:rPr>
+          <w:rFonts w:ascii="Arial" w:hAnsi="Arial" w:cs="Arial"/>
+        </w:rPr>
+        <w:t>type</w:t>
+      </w:r>
+      <w:proofErr w:type="spellEnd"/>
+      <w:proofErr w:type="gramStart"/>
+      <w:r>
+        <w:rPr>
+          <w:rFonts w:ascii="Arial" w:hAnsi="Arial" w:cs="Arial"/>
+        </w:rPr>
+        <w:t>” :</w:t>
+      </w:r>
+      <w:proofErr w:type="gramEnd"/>
+      <w:r>
+        <w:rPr>
+          <w:rFonts w:ascii="Arial" w:hAnsi="Arial" w:cs="Arial"/>
+        </w:rPr>
+        <w:t xml:space="preserve"> “module”</w:t>
+      </w:r>
+    </w:p>
+    <w:p>
+      <w:pPr>
+        <w:rPr>
+          <w:rFonts w:ascii="Arial" w:hAnsi="Arial" w:cs="Arial"/>
+        </w:rPr>
+      </w:pPr>
+      <w:r>
+        <w:rPr>
+          <w:rFonts w:ascii="Arial" w:hAnsi="Arial" w:cs="Arial"/>
+        </w:rPr>
+        <w:t xml:space="preserve">- </w:t>
+      </w:r>
+      <w:proofErr w:type="spellStart"/>
+      <w:proofErr w:type="gramStart"/>
+      <w:r>
+        <w:rPr>
+          <w:rFonts w:ascii="Arial" w:hAnsi="Arial" w:cs="Arial"/>
+        </w:rPr>
+        <w:t>npm</w:t>
+      </w:r>
+      <w:proofErr w:type="spellEnd"/>
+      <w:proofErr w:type="gramEnd"/>
+      <w:r>
+        <w:rPr>
+          <w:rFonts w:ascii="Arial" w:hAnsi="Arial" w:cs="Arial"/>
+        </w:rPr>
+        <w:t xml:space="preserve"> </w:t>
+      </w:r>
+      <w:proofErr w:type="spellStart"/>
+      <w:r>
+        <w:rPr>
+          <w:rFonts w:ascii="Arial" w:hAnsi="Arial" w:cs="Arial"/>
+        </w:rPr>
+        <w:t>install</w:t>
+      </w:r>
+      <w:proofErr w:type="spellEnd"/>
+      <w:r>
+        <w:rPr>
+          <w:rFonts w:ascii="Arial" w:hAnsi="Arial" w:cs="Arial"/>
+        </w:rPr>
+        <w:t xml:space="preserve"> </w:t>
+      </w:r>
+      <w:proofErr w:type="spellStart"/>
+      <w:r>
+        <w:rPr>
+          <w:rFonts w:ascii="Arial" w:hAnsi="Arial" w:cs="Arial"/>
+        </w:rPr>
+        <w:t>express</w:t>
+      </w:r>
+      <w:proofErr w:type="spellEnd"/>
+      <w:r>
+        <w:rPr>
+          <w:rFonts w:ascii="Arial" w:hAnsi="Arial" w:cs="Arial"/>
+        </w:rPr>
+        <w:t xml:space="preserve"> </w:t>
+      </w:r>
+      <w:proofErr w:type="spellStart"/>
+      <w:r>
+        <w:rPr>
+          <w:rFonts w:ascii="Arial" w:hAnsi="Arial" w:cs="Arial"/>
+        </w:rPr>
+        <w:t>cors</w:t>
+      </w:r>
+      <w:proofErr w:type="spellEnd"/>
+      <w:r>
+        <w:rPr>
+          <w:rFonts w:ascii="Arial" w:hAnsi="Arial" w:cs="Arial"/>
+        </w:rPr>
+        <w:t xml:space="preserve"> </w:t>
+      </w:r>
+      <w:proofErr w:type="spellStart"/>
+      <w:r>
+        <w:rPr>
+          <w:rFonts w:ascii="Arial" w:hAnsi="Arial" w:cs="Arial"/>
+        </w:rPr>
+        <w:t>mongoose</w:t>
+      </w:r>
+      <w:proofErr w:type="spellEnd"/>
+    </w:p>
+    <w:p>
+      <w:pPr>
+        <w:rPr>
+          <w:rFonts w:ascii="Arial" w:hAnsi="Arial" w:cs="Arial"/>
+        </w:rPr>
+      </w:pPr>
+      <w:r>
+        <w:rPr>
+          <w:rFonts w:ascii="Arial" w:hAnsi="Arial" w:cs="Arial"/>
+        </w:rPr>
+        <w:t xml:space="preserve">- </w:t>
+      </w:r>
+      <w:proofErr w:type="spellStart"/>
+      <w:proofErr w:type="gramStart"/>
+      <w:r>
+        <w:rPr>
+          <w:rFonts w:ascii="Arial" w:hAnsi="Arial" w:cs="Arial"/>
+        </w:rPr>
+        <w:t>npm</w:t>
+      </w:r>
+      <w:proofErr w:type="spellEnd"/>
+      <w:proofErr w:type="gramEnd"/>
+      <w:r>
+        <w:rPr>
+          <w:rFonts w:ascii="Arial" w:hAnsi="Arial" w:cs="Arial"/>
+        </w:rPr>
+        <w:t xml:space="preserve"> </w:t>
+      </w:r>
+      <w:proofErr w:type="spellStart"/>
+      <w:r>
+        <w:rPr>
+          <w:rFonts w:ascii="Arial" w:hAnsi="Arial" w:cs="Arial"/>
+        </w:rPr>
+        <w:t>install</w:t>
+      </w:r>
+      <w:proofErr w:type="spellEnd"/>
+      <w:r>
+        <w:rPr>
+          <w:rFonts w:ascii="Arial" w:hAnsi="Arial" w:cs="Arial"/>
+        </w:rPr>
+        <w:t xml:space="preserve"> -d </w:t>
+      </w:r>
+      <w:proofErr w:type="spellStart"/>
+      <w:r>
+        <w:rPr>
+          <w:rFonts w:ascii="Arial" w:hAnsi="Arial" w:cs="Arial"/>
+        </w:rPr>
+        <w:t>nodemon</w:t>
+      </w:r>
+      <w:proofErr w:type="spellEnd"/>
     </w:p>
     <w:p>
       <w:pPr>
@@ -1153,33 +1933,177 @@
         <w:rPr>
           <w:rFonts w:ascii="Arial" w:hAnsi="Arial" w:cs="Arial"/>
         </w:rPr>
-        <w:t>- npm create vite@latest Frontend (ele cria a pasta de Frontend)</w:t>
-      </w:r>
-    </w:p>
-    <w:p>
-      <w:pPr>
-        <w:rPr>
-          <w:rFonts w:ascii="Arial" w:hAnsi="Arial" w:cs="Arial"/>
-        </w:rPr>
-      </w:pPr>
-      <w:r>
-        <w:rPr>
-          <w:rFonts w:ascii="Arial" w:hAnsi="Arial" w:cs="Arial"/>
-        </w:rPr>
-        <w:t>- npm install (entrar na pasta de frontend)</w:t>
-      </w:r>
-    </w:p>
-    <w:p>
-      <w:pPr>
-        <w:rPr>
-          <w:rFonts w:ascii="Arial" w:hAnsi="Arial" w:cs="Arial"/>
-        </w:rPr>
-      </w:pPr>
-      <w:r>
-        <w:rPr>
-          <w:rFonts w:ascii="Arial" w:hAnsi="Arial" w:cs="Arial"/>
-        </w:rPr>
-        <w:t xml:space="preserve">- npm install -d </w:t>
+        <w:t xml:space="preserve">- </w:t>
+      </w:r>
+      <w:proofErr w:type="spellStart"/>
+      <w:proofErr w:type="gramStart"/>
+      <w:r>
+        <w:rPr>
+          <w:rFonts w:ascii="Arial" w:hAnsi="Arial" w:cs="Arial"/>
+        </w:rPr>
+        <w:t>npm</w:t>
+      </w:r>
+      <w:proofErr w:type="spellEnd"/>
+      <w:proofErr w:type="gramEnd"/>
+      <w:r>
+        <w:rPr>
+          <w:rFonts w:ascii="Arial" w:hAnsi="Arial" w:cs="Arial"/>
+        </w:rPr>
+        <w:t xml:space="preserve"> </w:t>
+      </w:r>
+      <w:proofErr w:type="spellStart"/>
+      <w:r>
+        <w:rPr>
+          <w:rFonts w:ascii="Arial" w:hAnsi="Arial" w:cs="Arial"/>
+        </w:rPr>
+        <w:t>create</w:t>
+      </w:r>
+      <w:proofErr w:type="spellEnd"/>
+      <w:r>
+        <w:rPr>
+          <w:rFonts w:ascii="Arial" w:hAnsi="Arial" w:cs="Arial"/>
+        </w:rPr>
+        <w:t xml:space="preserve"> </w:t>
+      </w:r>
+      <w:proofErr w:type="spellStart"/>
+      <w:r>
+        <w:rPr>
+          <w:rFonts w:ascii="Arial" w:hAnsi="Arial" w:cs="Arial"/>
+        </w:rPr>
+        <w:t>vite@latest</w:t>
+      </w:r>
+      <w:proofErr w:type="spellEnd"/>
+      <w:r>
+        <w:rPr>
+          <w:rFonts w:ascii="Arial" w:hAnsi="Arial" w:cs="Arial"/>
+        </w:rPr>
+        <w:t xml:space="preserve"> </w:t>
+      </w:r>
+      <w:proofErr w:type="spellStart"/>
+      <w:r>
+        <w:rPr>
+          <w:rFonts w:ascii="Arial" w:hAnsi="Arial" w:cs="Arial"/>
+        </w:rPr>
+        <w:t>Frontend</w:t>
+      </w:r>
+      <w:proofErr w:type="spellEnd"/>
+      <w:r>
+        <w:rPr>
+          <w:rFonts w:ascii="Arial" w:hAnsi="Arial" w:cs="Arial"/>
+        </w:rPr>
+        <w:t xml:space="preserve"> (ele cria a pasta de </w:t>
+      </w:r>
+      <w:proofErr w:type="spellStart"/>
+      <w:r>
+        <w:rPr>
+          <w:rFonts w:ascii="Arial" w:hAnsi="Arial" w:cs="Arial"/>
+        </w:rPr>
+        <w:t>Frontend</w:t>
+      </w:r>
+      <w:proofErr w:type="spellEnd"/>
+      <w:r>
+        <w:rPr>
+          <w:rFonts w:ascii="Arial" w:hAnsi="Arial" w:cs="Arial"/>
+        </w:rPr>
+        <w:t>)</w:t>
+      </w:r>
+    </w:p>
+    <w:p>
+      <w:pPr>
+        <w:rPr>
+          <w:rFonts w:ascii="Arial" w:hAnsi="Arial" w:cs="Arial"/>
+        </w:rPr>
+      </w:pPr>
+      <w:r>
+        <w:rPr>
+          <w:rFonts w:ascii="Arial" w:hAnsi="Arial" w:cs="Arial"/>
+        </w:rPr>
+        <w:t xml:space="preserve">- </w:t>
+      </w:r>
+      <w:proofErr w:type="spellStart"/>
+      <w:proofErr w:type="gramStart"/>
+      <w:r>
+        <w:rPr>
+          <w:rFonts w:ascii="Arial" w:hAnsi="Arial" w:cs="Arial"/>
+        </w:rPr>
+        <w:t>npm</w:t>
+      </w:r>
+      <w:proofErr w:type="spellEnd"/>
+      <w:proofErr w:type="gramEnd"/>
+      <w:r>
+        <w:rPr>
+          <w:rFonts w:ascii="Arial" w:hAnsi="Arial" w:cs="Arial"/>
+        </w:rPr>
+        <w:t xml:space="preserve"> </w:t>
+      </w:r>
+      <w:proofErr w:type="spellStart"/>
+      <w:r>
+        <w:rPr>
+          <w:rFonts w:ascii="Arial" w:hAnsi="Arial" w:cs="Arial"/>
+        </w:rPr>
+        <w:t>install</w:t>
+      </w:r>
+      <w:proofErr w:type="spellEnd"/>
+      <w:r>
+        <w:rPr>
+          <w:rFonts w:ascii="Arial" w:hAnsi="Arial" w:cs="Arial"/>
+        </w:rPr>
+        <w:t xml:space="preserve"> (entrar na pasta de </w:t>
+      </w:r>
+      <w:proofErr w:type="spellStart"/>
+      <w:r>
+        <w:rPr>
+          <w:rFonts w:ascii="Arial" w:hAnsi="Arial" w:cs="Arial"/>
+        </w:rPr>
+        <w:t>frontend</w:t>
+      </w:r>
+      <w:proofErr w:type="spellEnd"/>
+      <w:r>
+        <w:rPr>
+          <w:rFonts w:ascii="Arial" w:hAnsi="Arial" w:cs="Arial"/>
+        </w:rPr>
+        <w:t>)</w:t>
+      </w:r>
+    </w:p>
+    <w:p>
+      <w:pPr>
+        <w:rPr>
+          <w:rFonts w:ascii="Arial" w:hAnsi="Arial" w:cs="Arial"/>
+        </w:rPr>
+      </w:pPr>
+      <w:r>
+        <w:rPr>
+          <w:rFonts w:ascii="Arial" w:hAnsi="Arial" w:cs="Arial"/>
+        </w:rPr>
+        <w:t xml:space="preserve">- </w:t>
+      </w:r>
+      <w:proofErr w:type="spellStart"/>
+      <w:r>
+        <w:rPr>
+          <w:rFonts w:ascii="Arial" w:hAnsi="Arial" w:cs="Arial"/>
+        </w:rPr>
+        <w:t>npm</w:t>
+      </w:r>
+      <w:proofErr w:type="spellEnd"/>
+      <w:r>
+        <w:rPr>
+          <w:rFonts w:ascii="Arial" w:hAnsi="Arial" w:cs="Arial"/>
+        </w:rPr>
+        <w:t xml:space="preserve"> </w:t>
+      </w:r>
+      <w:proofErr w:type="spellStart"/>
+      <w:r>
+        <w:rPr>
+          <w:rFonts w:ascii="Arial" w:hAnsi="Arial" w:cs="Arial"/>
+        </w:rPr>
+        <w:t>install</w:t>
+      </w:r>
+      <w:proofErr w:type="spellEnd"/>
+      <w:r>
+        <w:rPr>
+          <w:rFonts w:ascii="Arial" w:hAnsi="Arial" w:cs="Arial"/>
+        </w:rPr>
+        <w:t xml:space="preserve"> -d </w:t>
       </w:r>
       <w:hyperlink r:id="rId12" w:history="1">
         <w:r>
@@ -1194,39 +2118,105 @@
         <w:rPr>
           <w:rFonts w:ascii="Arial" w:hAnsi="Arial" w:cs="Arial"/>
         </w:rPr>
-        <w:t xml:space="preserve"> postcss autoprefixer</w:t>
-      </w:r>
-    </w:p>
-    <w:p>
-      <w:pPr>
-        <w:rPr>
-          <w:rFonts w:ascii="Arial" w:hAnsi="Arial" w:cs="Arial"/>
-        </w:rPr>
-      </w:pPr>
-      <w:r>
-        <w:rPr>
-          <w:rFonts w:ascii="Arial" w:hAnsi="Arial" w:cs="Arial"/>
-        </w:rPr>
-        <w:t>- npx tailwin</w:t>
-      </w:r>
-      <w:r>
-        <w:rPr>
-          <w:rFonts w:ascii="Arial" w:hAnsi="Arial" w:cs="Arial"/>
-        </w:rPr>
-        <w:t>dcss init -p</w:t>
-      </w:r>
-    </w:p>
-    <w:p>
-      <w:pPr>
-        <w:rPr>
-          <w:rFonts w:ascii="Arial" w:hAnsi="Arial" w:cs="Arial"/>
-        </w:rPr>
-      </w:pPr>
-      <w:r>
-        <w:rPr>
-          <w:rFonts w:ascii="Arial" w:hAnsi="Arial" w:cs="Arial"/>
-        </w:rPr>
-        <w:t>- npm install axios</w:t>
+        <w:t xml:space="preserve"> </w:t>
+      </w:r>
+      <w:proofErr w:type="spellStart"/>
+      <w:r>
+        <w:rPr>
+          <w:rFonts w:ascii="Arial" w:hAnsi="Arial" w:cs="Arial"/>
+        </w:rPr>
+        <w:t>postcss</w:t>
+      </w:r>
+      <w:proofErr w:type="spellEnd"/>
+      <w:r>
+        <w:rPr>
+          <w:rFonts w:ascii="Arial" w:hAnsi="Arial" w:cs="Arial"/>
+        </w:rPr>
+        <w:t xml:space="preserve"> </w:t>
+      </w:r>
+      <w:proofErr w:type="spellStart"/>
+      <w:r>
+        <w:rPr>
+          <w:rFonts w:ascii="Arial" w:hAnsi="Arial" w:cs="Arial"/>
+        </w:rPr>
+        <w:t>autoprefixer</w:t>
+      </w:r>
+      <w:proofErr w:type="spellEnd"/>
+      <w:r>
+        <w:rPr>
+          <w:rFonts w:ascii="Arial" w:hAnsi="Arial" w:cs="Arial"/>
+        </w:rPr>
+        <w:t xml:space="preserve"> ( ou </w:t>
+      </w:r>
+      <w:proofErr w:type="spellStart"/>
+      <w:r>
+        <w:rPr>
+          <w:rFonts w:ascii="Helvetica" w:hAnsi="Helvetica" w:cs="Helvetica"/>
+        </w:rPr>
+        <w:t>npm</w:t>
+      </w:r>
+      <w:proofErr w:type="spellEnd"/>
+      <w:r>
+        <w:rPr>
+          <w:rFonts w:ascii="Helvetica" w:hAnsi="Helvetica" w:cs="Helvetica"/>
+        </w:rPr>
+        <w:t xml:space="preserve"> </w:t>
+      </w:r>
+      <w:proofErr w:type="spellStart"/>
+      <w:r>
+        <w:rPr>
+          <w:rFonts w:ascii="Helvetica" w:hAnsi="Helvetica" w:cs="Helvetica"/>
+        </w:rPr>
+        <w:t>install</w:t>
+      </w:r>
+      <w:proofErr w:type="spellEnd"/>
+      <w:r>
+        <w:rPr>
+          <w:rFonts w:ascii="Helvetica" w:hAnsi="Helvetica" w:cs="Helvetica"/>
+        </w:rPr>
+        <w:t xml:space="preserve"> </w:t>
+      </w:r>
+      <w:proofErr w:type="spellStart"/>
+      <w:r>
+        <w:rPr>
+          <w:rFonts w:ascii="Helvetica" w:hAnsi="Helvetica" w:cs="Helvetica"/>
+        </w:rPr>
+        <w:t>tailwindcss</w:t>
+      </w:r>
+      <w:proofErr w:type="spellEnd"/>
+      <w:r>
+        <w:rPr>
+          <w:rFonts w:ascii="Helvetica" w:hAnsi="Helvetica" w:cs="Helvetica"/>
+        </w:rPr>
+        <w:t xml:space="preserve"> @</w:t>
+      </w:r>
+      <w:proofErr w:type="spellStart"/>
+      <w:r>
+        <w:rPr>
+          <w:rFonts w:ascii="Helvetica" w:hAnsi="Helvetica" w:cs="Helvetica"/>
+        </w:rPr>
+        <w:t>tailwindcss</w:t>
+      </w:r>
+      <w:proofErr w:type="spellEnd"/>
+      <w:r>
+        <w:rPr>
+          <w:rFonts w:ascii="Helvetica" w:hAnsi="Helvetica" w:cs="Helvetica"/>
+        </w:rPr>
+        <w:t>/</w:t>
+      </w:r>
+      <w:proofErr w:type="spellStart"/>
+      <w:r>
+        <w:rPr>
+          <w:rFonts w:ascii="Helvetica" w:hAnsi="Helvetica" w:cs="Helvetica"/>
+        </w:rPr>
+        <w:t>vite</w:t>
+      </w:r>
+      <w:proofErr w:type="spellEnd"/>
+      <w:r>
+        <w:rPr>
+          <w:rFonts w:ascii="Helvetica" w:hAnsi="Helvetica" w:cs="Helvetica"/>
+        </w:rPr>
+        <w:t xml:space="preserve"> ) </w:t>
       </w:r>
     </w:p>
     <w:p>
@@ -1241,12 +2231,1062 @@
         </w:rPr>
         <w:t xml:space="preserve">- </w:t>
       </w:r>
-      <w:r>
-        <w:rPr>
-          <w:rFonts w:ascii="Arial" w:hAnsi="Arial" w:cs="Arial"/>
-        </w:rPr>
-        <w:t>npm install react-router-dom</w:t>
-      </w:r>
+      <w:proofErr w:type="spellStart"/>
+      <w:proofErr w:type="gramStart"/>
+      <w:r>
+        <w:rPr>
+          <w:rFonts w:ascii="Arial" w:hAnsi="Arial" w:cs="Arial"/>
+        </w:rPr>
+        <w:t>npx</w:t>
+      </w:r>
+      <w:proofErr w:type="spellEnd"/>
+      <w:proofErr w:type="gramEnd"/>
+      <w:r>
+        <w:rPr>
+          <w:rFonts w:ascii="Arial" w:hAnsi="Arial" w:cs="Arial"/>
+        </w:rPr>
+        <w:t xml:space="preserve"> </w:t>
+      </w:r>
+      <w:proofErr w:type="spellStart"/>
+      <w:r>
+        <w:rPr>
+          <w:rFonts w:ascii="Arial" w:hAnsi="Arial" w:cs="Arial"/>
+        </w:rPr>
+        <w:t>tailwin</w:t>
+      </w:r>
+      <w:r>
+        <w:rPr>
+          <w:rFonts w:ascii="Arial" w:hAnsi="Arial" w:cs="Arial"/>
+        </w:rPr>
+        <w:t>dcss</w:t>
+      </w:r>
+      <w:proofErr w:type="spellEnd"/>
+      <w:r>
+        <w:rPr>
+          <w:rFonts w:ascii="Arial" w:hAnsi="Arial" w:cs="Arial"/>
+        </w:rPr>
+        <w:t xml:space="preserve"> </w:t>
+      </w:r>
+      <w:proofErr w:type="spellStart"/>
+      <w:r>
+        <w:rPr>
+          <w:rFonts w:ascii="Arial" w:hAnsi="Arial" w:cs="Arial"/>
+        </w:rPr>
+        <w:t>init</w:t>
+      </w:r>
+      <w:proofErr w:type="spellEnd"/>
+      <w:r>
+        <w:rPr>
+          <w:rFonts w:ascii="Arial" w:hAnsi="Arial" w:cs="Arial"/>
+        </w:rPr>
+        <w:t xml:space="preserve"> -p</w:t>
+      </w:r>
+    </w:p>
+    <w:p>
+      <w:pPr>
+        <w:rPr>
+          <w:rFonts w:ascii="Arial" w:hAnsi="Arial" w:cs="Arial"/>
+        </w:rPr>
+      </w:pPr>
+      <w:r>
+        <w:rPr>
+          <w:rFonts w:ascii="Arial" w:hAnsi="Arial" w:cs="Arial"/>
+        </w:rPr>
+        <w:t xml:space="preserve">- </w:t>
+      </w:r>
+      <w:proofErr w:type="spellStart"/>
+      <w:proofErr w:type="gramStart"/>
+      <w:r>
+        <w:rPr>
+          <w:rFonts w:ascii="Arial" w:hAnsi="Arial" w:cs="Arial"/>
+        </w:rPr>
+        <w:t>npm</w:t>
+      </w:r>
+      <w:proofErr w:type="spellEnd"/>
+      <w:proofErr w:type="gramEnd"/>
+      <w:r>
+        <w:rPr>
+          <w:rFonts w:ascii="Arial" w:hAnsi="Arial" w:cs="Arial"/>
+        </w:rPr>
+        <w:t xml:space="preserve"> </w:t>
+      </w:r>
+      <w:proofErr w:type="spellStart"/>
+      <w:r>
+        <w:rPr>
+          <w:rFonts w:ascii="Arial" w:hAnsi="Arial" w:cs="Arial"/>
+        </w:rPr>
+        <w:t>install</w:t>
+      </w:r>
+      <w:proofErr w:type="spellEnd"/>
+      <w:r>
+        <w:rPr>
+          <w:rFonts w:ascii="Arial" w:hAnsi="Arial" w:cs="Arial"/>
+        </w:rPr>
+        <w:t xml:space="preserve"> </w:t>
+      </w:r>
+      <w:proofErr w:type="spellStart"/>
+      <w:r>
+        <w:rPr>
+          <w:rFonts w:ascii="Arial" w:hAnsi="Arial" w:cs="Arial"/>
+        </w:rPr>
+        <w:t>axios</w:t>
+      </w:r>
+      <w:proofErr w:type="spellEnd"/>
+    </w:p>
+    <w:p>
+      <w:pPr>
+        <w:rPr>
+          <w:rFonts w:ascii="Arial" w:hAnsi="Arial" w:cs="Arial"/>
+        </w:rPr>
+      </w:pPr>
+      <w:r>
+        <w:rPr>
+          <w:rFonts w:ascii="Arial" w:hAnsi="Arial" w:cs="Arial"/>
+        </w:rPr>
+        <w:t xml:space="preserve">- </w:t>
+      </w:r>
+      <w:proofErr w:type="spellStart"/>
+      <w:proofErr w:type="gramStart"/>
+      <w:r>
+        <w:rPr>
+          <w:rFonts w:ascii="Arial" w:hAnsi="Arial" w:cs="Arial"/>
+        </w:rPr>
+        <w:t>npm</w:t>
+      </w:r>
+      <w:proofErr w:type="spellEnd"/>
+      <w:proofErr w:type="gramEnd"/>
+      <w:r>
+        <w:rPr>
+          <w:rFonts w:ascii="Arial" w:hAnsi="Arial" w:cs="Arial"/>
+        </w:rPr>
+        <w:t xml:space="preserve"> </w:t>
+      </w:r>
+      <w:proofErr w:type="spellStart"/>
+      <w:r>
+        <w:rPr>
+          <w:rFonts w:ascii="Arial" w:hAnsi="Arial" w:cs="Arial"/>
+        </w:rPr>
+        <w:t>install</w:t>
+      </w:r>
+      <w:proofErr w:type="spellEnd"/>
+      <w:r>
+        <w:rPr>
+          <w:rFonts w:ascii="Arial" w:hAnsi="Arial" w:cs="Arial"/>
+        </w:rPr>
+        <w:t xml:space="preserve"> </w:t>
+      </w:r>
+      <w:proofErr w:type="spellStart"/>
+      <w:r>
+        <w:rPr>
+          <w:rFonts w:ascii="Arial" w:hAnsi="Arial" w:cs="Arial"/>
+        </w:rPr>
+        <w:t>react</w:t>
+      </w:r>
+      <w:proofErr w:type="spellEnd"/>
+      <w:r>
+        <w:rPr>
+          <w:rFonts w:ascii="Arial" w:hAnsi="Arial" w:cs="Arial"/>
+        </w:rPr>
+        <w:t>-</w:t>
+      </w:r>
+      <w:proofErr w:type="spellStart"/>
+      <w:r>
+        <w:rPr>
+          <w:rFonts w:ascii="Arial" w:hAnsi="Arial" w:cs="Arial"/>
+        </w:rPr>
+        <w:t>router</w:t>
+      </w:r>
+      <w:proofErr w:type="spellEnd"/>
+      <w:r>
+        <w:rPr>
+          <w:rFonts w:ascii="Arial" w:hAnsi="Arial" w:cs="Arial"/>
+        </w:rPr>
+        <w:t>-dom</w:t>
+      </w:r>
+    </w:p>
+    <w:p>
+      <w:pPr>
+        <w:rPr>
+          <w:rFonts w:ascii="inherit" w:eastAsia="Times New Roman" w:hAnsi="inherit" w:cs="Helvetica"/>
+          <w:kern w:val="0"/>
+          <w:bdr w:val="none" w:sz="0" w:space="0" w:color="auto" w:frame="1"/>
+          <w:lang w:eastAsia="pt-BR"/>
+          <w14:ligatures w14:val="none"/>
+        </w:rPr>
+      </w:pPr>
+      <w:r>
+        <w:rPr>
+          <w:rFonts w:ascii="Arial" w:hAnsi="Arial" w:cs="Arial"/>
+        </w:rPr>
+        <w:t xml:space="preserve">- </w:t>
+      </w:r>
+      <w:r>
+        <w:rPr>
+          <w:rFonts w:ascii="inherit" w:eastAsia="Times New Roman" w:hAnsi="inherit" w:cs="Helvetica"/>
+          <w:kern w:val="0"/>
+          <w:bdr w:val="none" w:sz="0" w:space="0" w:color="auto" w:frame="1"/>
+          <w:lang w:eastAsia="pt-BR"/>
+          <w14:ligatures w14:val="none"/>
+        </w:rPr>
+        <w:t>@</w:t>
+      </w:r>
+      <w:proofErr w:type="spellStart"/>
+      <w:r>
+        <w:rPr>
+          <w:rFonts w:ascii="inherit" w:eastAsia="Times New Roman" w:hAnsi="inherit" w:cs="Helvetica"/>
+          <w:kern w:val="0"/>
+          <w:bdr w:val="none" w:sz="0" w:space="0" w:color="auto" w:frame="1"/>
+          <w:lang w:eastAsia="pt-BR"/>
+          <w14:ligatures w14:val="none"/>
+        </w:rPr>
+        <w:t>import</w:t>
+      </w:r>
+      <w:proofErr w:type="spellEnd"/>
+      <w:r>
+        <w:rPr>
+          <w:rFonts w:ascii="inherit" w:eastAsia="Times New Roman" w:hAnsi="inherit" w:cs="Helvetica"/>
+          <w:kern w:val="0"/>
+          <w:bdr w:val="none" w:sz="0" w:space="0" w:color="auto" w:frame="1"/>
+          <w:lang w:eastAsia="pt-BR"/>
+          <w14:ligatures w14:val="none"/>
+        </w:rPr>
+        <w:t xml:space="preserve"> "</w:t>
+      </w:r>
+      <w:proofErr w:type="spellStart"/>
+      <w:r>
+        <w:rPr>
+          <w:rFonts w:ascii="inherit" w:eastAsia="Times New Roman" w:hAnsi="inherit" w:cs="Helvetica"/>
+          <w:kern w:val="0"/>
+          <w:bdr w:val="none" w:sz="0" w:space="0" w:color="auto" w:frame="1"/>
+          <w:lang w:eastAsia="pt-BR"/>
+          <w14:ligatures w14:val="none"/>
+        </w:rPr>
+        <w:t>tailwindcss</w:t>
+      </w:r>
+      <w:proofErr w:type="spellEnd"/>
+      <w:r>
+        <w:rPr>
+          <w:rFonts w:ascii="inherit" w:eastAsia="Times New Roman" w:hAnsi="inherit" w:cs="Helvetica"/>
+          <w:kern w:val="0"/>
+          <w:bdr w:val="none" w:sz="0" w:space="0" w:color="auto" w:frame="1"/>
+          <w:lang w:eastAsia="pt-BR"/>
+          <w14:ligatures w14:val="none"/>
+        </w:rPr>
+        <w:t>";</w:t>
+      </w:r>
+    </w:p>
+    <w:p>
+      <w:pPr>
+        <w:rPr>
+          <w:rFonts w:ascii="inherit" w:eastAsia="Times New Roman" w:hAnsi="inherit" w:cs="Helvetica"/>
+          <w:kern w:val="0"/>
+          <w:bdr w:val="none" w:sz="0" w:space="0" w:color="auto" w:frame="1"/>
+          <w:lang w:eastAsia="pt-BR"/>
+          <w14:ligatures w14:val="none"/>
+        </w:rPr>
+      </w:pPr>
+    </w:p>
+    <w:p>
+      <w:pPr>
+        <w:rPr>
+          <w:rFonts w:ascii="Arial" w:hAnsi="Arial" w:cs="Arial"/>
+        </w:rPr>
+      </w:pPr>
+    </w:p>
+    <w:p>
+      <w:pPr>
+        <w:rPr>
+          <w:rFonts w:ascii="Arial" w:hAnsi="Arial" w:cs="Arial"/>
+          <w:b/>
+          <w:bCs/>
+          <w:i/>
+          <w:iCs/>
+        </w:rPr>
+      </w:pPr>
+      <w:r>
+        <w:rPr>
+          <w:rFonts w:ascii="Arial" w:hAnsi="Arial" w:cs="Arial"/>
+          <w:b/>
+          <w:bCs/>
+          <w:i/>
+          <w:iCs/>
+        </w:rPr>
+        <w:t>06</w:t>
+      </w:r>
+      <w:r>
+        <w:rPr>
+          <w:rFonts w:ascii="Arial" w:hAnsi="Arial" w:cs="Arial"/>
+          <w:b/>
+          <w:bCs/>
+          <w:i/>
+          <w:iCs/>
+        </w:rPr>
+        <w:t>/04/2026</w:t>
+      </w:r>
+    </w:p>
+    <w:p>
+      <w:pPr>
+        <w:pStyle w:val="Ttulo4"/>
+        <w:pBdr>
+          <w:top w:val="single" w:sz="2" w:space="0" w:color="auto"/>
+          <w:left w:val="single" w:sz="2" w:space="0" w:color="auto"/>
+          <w:bottom w:val="single" w:sz="2" w:space="0" w:color="auto"/>
+          <w:right w:val="single" w:sz="2" w:space="0" w:color="auto"/>
+        </w:pBdr>
+        <w:spacing w:before="0" w:after="120" w:line="360" w:lineRule="atLeast"/>
+        <w:rPr>
+          <w:rFonts w:ascii="system-ui" w:hAnsi="system-ui"/>
+          <w:sz w:val="21"/>
+          <w:szCs w:val="21"/>
+        </w:rPr>
+      </w:pPr>
+      <w:r>
+        <w:rPr>
+          <w:rFonts w:ascii="Arial" w:hAnsi="Arial" w:cs="Arial"/>
+        </w:rPr>
+        <w:t xml:space="preserve">- </w:t>
+      </w:r>
+      <w:proofErr w:type="spellStart"/>
+      <w:r>
+        <w:rPr>
+          <w:rFonts w:ascii="system-ui" w:hAnsi="system-ui"/>
+          <w:sz w:val="21"/>
+          <w:szCs w:val="21"/>
+        </w:rPr>
+        <w:t>Install</w:t>
+      </w:r>
+      <w:proofErr w:type="spellEnd"/>
+      <w:r>
+        <w:rPr>
+          <w:rFonts w:ascii="system-ui" w:hAnsi="system-ui"/>
+          <w:sz w:val="21"/>
+          <w:szCs w:val="21"/>
+        </w:rPr>
+        <w:t xml:space="preserve"> </w:t>
+      </w:r>
+      <w:proofErr w:type="spellStart"/>
+      <w:r>
+        <w:rPr>
+          <w:rFonts w:ascii="system-ui" w:hAnsi="system-ui"/>
+          <w:sz w:val="21"/>
+          <w:szCs w:val="21"/>
+        </w:rPr>
+        <w:t>Tailwind</w:t>
+      </w:r>
+      <w:proofErr w:type="spellEnd"/>
+      <w:r>
+        <w:rPr>
+          <w:rFonts w:ascii="system-ui" w:hAnsi="system-ui"/>
+          <w:sz w:val="21"/>
+          <w:szCs w:val="21"/>
+        </w:rPr>
+        <w:t xml:space="preserve"> CSS</w:t>
+      </w:r>
+      <w:r>
+        <w:rPr>
+          <w:rFonts w:ascii="system-ui" w:hAnsi="system-ui"/>
+          <w:sz w:val="21"/>
+          <w:szCs w:val="21"/>
+        </w:rPr>
+        <w:t xml:space="preserve">: </w:t>
+      </w:r>
+      <w:proofErr w:type="spellStart"/>
+      <w:r>
+        <w:rPr>
+          <w:rFonts w:ascii="system-ui" w:hAnsi="system-ui"/>
+          <w:sz w:val="21"/>
+          <w:szCs w:val="21"/>
+        </w:rPr>
+        <w:t>npm</w:t>
+      </w:r>
+      <w:proofErr w:type="spellEnd"/>
+      <w:r>
+        <w:rPr>
+          <w:rFonts w:ascii="system-ui" w:hAnsi="system-ui"/>
+          <w:sz w:val="21"/>
+          <w:szCs w:val="21"/>
+        </w:rPr>
+        <w:t xml:space="preserve"> </w:t>
+      </w:r>
+      <w:proofErr w:type="spellStart"/>
+      <w:r>
+        <w:rPr>
+          <w:rFonts w:ascii="system-ui" w:hAnsi="system-ui"/>
+          <w:sz w:val="21"/>
+          <w:szCs w:val="21"/>
+        </w:rPr>
+        <w:t>install</w:t>
+      </w:r>
+      <w:proofErr w:type="spellEnd"/>
+      <w:r>
+        <w:rPr>
+          <w:rFonts w:ascii="system-ui" w:hAnsi="system-ui"/>
+          <w:sz w:val="21"/>
+          <w:szCs w:val="21"/>
+        </w:rPr>
+        <w:t xml:space="preserve"> </w:t>
+      </w:r>
+      <w:proofErr w:type="spellStart"/>
+      <w:r>
+        <w:rPr>
+          <w:rFonts w:ascii="system-ui" w:hAnsi="system-ui"/>
+          <w:sz w:val="21"/>
+          <w:szCs w:val="21"/>
+        </w:rPr>
+        <w:t>tailwindcss</w:t>
+      </w:r>
+      <w:proofErr w:type="spellEnd"/>
+      <w:r>
+        <w:rPr>
+          <w:rFonts w:ascii="system-ui" w:hAnsi="system-ui"/>
+          <w:sz w:val="21"/>
+          <w:szCs w:val="21"/>
+        </w:rPr>
+        <w:t xml:space="preserve"> @</w:t>
+      </w:r>
+      <w:proofErr w:type="spellStart"/>
+      <w:r>
+        <w:rPr>
+          <w:rFonts w:ascii="system-ui" w:hAnsi="system-ui"/>
+          <w:sz w:val="21"/>
+          <w:szCs w:val="21"/>
+        </w:rPr>
+        <w:t>tailwindcss</w:t>
+      </w:r>
+      <w:proofErr w:type="spellEnd"/>
+      <w:r>
+        <w:rPr>
+          <w:rFonts w:ascii="system-ui" w:hAnsi="system-ui"/>
+          <w:sz w:val="21"/>
+          <w:szCs w:val="21"/>
+        </w:rPr>
+        <w:t>/</w:t>
+      </w:r>
+      <w:proofErr w:type="spellStart"/>
+      <w:r>
+        <w:rPr>
+          <w:rFonts w:ascii="system-ui" w:hAnsi="system-ui"/>
+          <w:sz w:val="21"/>
+          <w:szCs w:val="21"/>
+        </w:rPr>
+        <w:t>vite</w:t>
+      </w:r>
+      <w:proofErr w:type="spellEnd"/>
+    </w:p>
+    <w:p>
+      <w:pPr>
+        <w:pStyle w:val="Ttulo4"/>
+        <w:pBdr>
+          <w:top w:val="single" w:sz="2" w:space="0" w:color="auto"/>
+          <w:left w:val="single" w:sz="2" w:space="0" w:color="auto"/>
+          <w:bottom w:val="single" w:sz="2" w:space="0" w:color="auto"/>
+          <w:right w:val="single" w:sz="2" w:space="0" w:color="auto"/>
+        </w:pBdr>
+        <w:spacing w:after="120" w:line="360" w:lineRule="atLeast"/>
+        <w:rPr>
+          <w:rFonts w:ascii="system-ui" w:hAnsi="system-ui"/>
+          <w:sz w:val="21"/>
+          <w:szCs w:val="21"/>
+        </w:rPr>
+      </w:pPr>
+      <w:r>
+        <w:rPr>
+          <w:rFonts w:ascii="Arial" w:hAnsi="Arial" w:cs="Arial"/>
+        </w:rPr>
+        <w:t xml:space="preserve">- </w:t>
+      </w:r>
+      <w:r>
+        <w:rPr>
+          <w:rFonts w:ascii="system-ui" w:hAnsi="system-ui"/>
+          <w:sz w:val="21"/>
+          <w:szCs w:val="21"/>
+        </w:rPr>
+        <w:t xml:space="preserve">Configure </w:t>
+      </w:r>
+      <w:proofErr w:type="spellStart"/>
+      <w:r>
+        <w:rPr>
+          <w:rFonts w:ascii="system-ui" w:hAnsi="system-ui"/>
+          <w:sz w:val="21"/>
+          <w:szCs w:val="21"/>
+        </w:rPr>
+        <w:t>the</w:t>
+      </w:r>
+      <w:proofErr w:type="spellEnd"/>
+      <w:r>
+        <w:rPr>
+          <w:rFonts w:ascii="system-ui" w:hAnsi="system-ui"/>
+          <w:sz w:val="21"/>
+          <w:szCs w:val="21"/>
+        </w:rPr>
+        <w:t xml:space="preserve"> </w:t>
+      </w:r>
+      <w:proofErr w:type="spellStart"/>
+      <w:r>
+        <w:rPr>
+          <w:rFonts w:ascii="system-ui" w:hAnsi="system-ui"/>
+          <w:sz w:val="21"/>
+          <w:szCs w:val="21"/>
+        </w:rPr>
+        <w:t>Vite</w:t>
+      </w:r>
+      <w:proofErr w:type="spellEnd"/>
+      <w:r>
+        <w:rPr>
+          <w:rFonts w:ascii="system-ui" w:hAnsi="system-ui"/>
+          <w:sz w:val="21"/>
+          <w:szCs w:val="21"/>
+        </w:rPr>
+        <w:t xml:space="preserve"> </w:t>
+      </w:r>
+      <w:proofErr w:type="spellStart"/>
+      <w:r>
+        <w:rPr>
+          <w:rFonts w:ascii="system-ui" w:hAnsi="system-ui"/>
+          <w:sz w:val="21"/>
+          <w:szCs w:val="21"/>
+        </w:rPr>
+        <w:t>plugin</w:t>
+      </w:r>
+      <w:proofErr w:type="spellEnd"/>
+      <w:r>
+        <w:rPr>
+          <w:rFonts w:ascii="system-ui" w:hAnsi="system-ui"/>
+          <w:sz w:val="21"/>
+          <w:szCs w:val="21"/>
+        </w:rPr>
+        <w:t>:</w:t>
+      </w:r>
+    </w:p>
+    <w:p>
+      <w:pPr>
+        <w:pStyle w:val="Ttulo4"/>
+        <w:pBdr>
+          <w:top w:val="single" w:sz="2" w:space="0" w:color="auto"/>
+          <w:left w:val="single" w:sz="2" w:space="0" w:color="auto"/>
+          <w:bottom w:val="single" w:sz="2" w:space="0" w:color="auto"/>
+          <w:right w:val="single" w:sz="2" w:space="0" w:color="auto"/>
+        </w:pBdr>
+        <w:spacing w:after="120" w:line="360" w:lineRule="atLeast"/>
+        <w:rPr>
+          <w:rFonts w:ascii="system-ui" w:hAnsi="system-ui"/>
+          <w:sz w:val="21"/>
+          <w:szCs w:val="21"/>
+        </w:rPr>
+      </w:pPr>
+      <w:r>
+        <w:rPr>
+          <w:rFonts w:ascii="system-ui" w:hAnsi="system-ui"/>
+          <w:sz w:val="21"/>
+          <w:szCs w:val="21"/>
+        </w:rPr>
+        <w:t xml:space="preserve"> </w:t>
+      </w:r>
+      <w:proofErr w:type="spellStart"/>
+      <w:proofErr w:type="gramStart"/>
+      <w:r>
+        <w:rPr>
+          <w:rFonts w:ascii="system-ui" w:hAnsi="system-ui"/>
+          <w:sz w:val="21"/>
+          <w:szCs w:val="21"/>
+        </w:rPr>
+        <w:t>import</w:t>
+      </w:r>
+      <w:proofErr w:type="spellEnd"/>
+      <w:proofErr w:type="gramEnd"/>
+      <w:r>
+        <w:rPr>
+          <w:rFonts w:ascii="system-ui" w:hAnsi="system-ui"/>
+          <w:sz w:val="21"/>
+          <w:szCs w:val="21"/>
+        </w:rPr>
+        <w:t xml:space="preserve"> { </w:t>
+      </w:r>
+      <w:proofErr w:type="spellStart"/>
+      <w:r>
+        <w:rPr>
+          <w:rFonts w:ascii="system-ui" w:hAnsi="system-ui"/>
+          <w:sz w:val="21"/>
+          <w:szCs w:val="21"/>
+        </w:rPr>
+        <w:t>defineConfig</w:t>
+      </w:r>
+      <w:proofErr w:type="spellEnd"/>
+      <w:r>
+        <w:rPr>
+          <w:rFonts w:ascii="system-ui" w:hAnsi="system-ui"/>
+          <w:sz w:val="21"/>
+          <w:szCs w:val="21"/>
+        </w:rPr>
+        <w:t xml:space="preserve"> } </w:t>
+      </w:r>
+      <w:proofErr w:type="spellStart"/>
+      <w:r>
+        <w:rPr>
+          <w:rFonts w:ascii="system-ui" w:hAnsi="system-ui"/>
+          <w:sz w:val="21"/>
+          <w:szCs w:val="21"/>
+        </w:rPr>
+        <w:t>from</w:t>
+      </w:r>
+      <w:proofErr w:type="spellEnd"/>
+      <w:r>
+        <w:rPr>
+          <w:rFonts w:ascii="system-ui" w:hAnsi="system-ui"/>
+          <w:sz w:val="21"/>
+          <w:szCs w:val="21"/>
+        </w:rPr>
+        <w:t xml:space="preserve"> '</w:t>
+      </w:r>
+      <w:proofErr w:type="spellStart"/>
+      <w:r>
+        <w:rPr>
+          <w:rFonts w:ascii="system-ui" w:hAnsi="system-ui"/>
+          <w:sz w:val="21"/>
+          <w:szCs w:val="21"/>
+        </w:rPr>
+        <w:t>vite</w:t>
+      </w:r>
+      <w:proofErr w:type="spellEnd"/>
+      <w:r>
+        <w:rPr>
+          <w:rFonts w:ascii="system-ui" w:hAnsi="system-ui"/>
+          <w:sz w:val="21"/>
+          <w:szCs w:val="21"/>
+        </w:rPr>
+        <w:t>'</w:t>
+      </w:r>
+    </w:p>
+    <w:p>
+      <w:pPr>
+        <w:pStyle w:val="Ttulo4"/>
+        <w:pBdr>
+          <w:top w:val="single" w:sz="2" w:space="0" w:color="auto"/>
+          <w:left w:val="single" w:sz="2" w:space="0" w:color="auto"/>
+          <w:bottom w:val="single" w:sz="2" w:space="0" w:color="auto"/>
+          <w:right w:val="single" w:sz="2" w:space="0" w:color="auto"/>
+        </w:pBdr>
+        <w:spacing w:after="120" w:line="360" w:lineRule="atLeast"/>
+        <w:rPr>
+          <w:rFonts w:ascii="system-ui" w:hAnsi="system-ui"/>
+          <w:sz w:val="21"/>
+          <w:szCs w:val="21"/>
+        </w:rPr>
+      </w:pPr>
+      <w:proofErr w:type="spellStart"/>
+      <w:proofErr w:type="gramStart"/>
+      <w:r>
+        <w:rPr>
+          <w:rFonts w:ascii="system-ui" w:hAnsi="system-ui"/>
+          <w:sz w:val="21"/>
+          <w:szCs w:val="21"/>
+        </w:rPr>
+        <w:t>import</w:t>
+      </w:r>
+      <w:proofErr w:type="spellEnd"/>
+      <w:proofErr w:type="gramEnd"/>
+      <w:r>
+        <w:rPr>
+          <w:rFonts w:ascii="system-ui" w:hAnsi="system-ui"/>
+          <w:sz w:val="21"/>
+          <w:szCs w:val="21"/>
+        </w:rPr>
+        <w:t xml:space="preserve"> </w:t>
+      </w:r>
+      <w:proofErr w:type="spellStart"/>
+      <w:r>
+        <w:rPr>
+          <w:rFonts w:ascii="system-ui" w:hAnsi="system-ui"/>
+          <w:sz w:val="21"/>
+          <w:szCs w:val="21"/>
+        </w:rPr>
+        <w:t>tailwindcss</w:t>
+      </w:r>
+      <w:proofErr w:type="spellEnd"/>
+      <w:r>
+        <w:rPr>
+          <w:rFonts w:ascii="system-ui" w:hAnsi="system-ui"/>
+          <w:sz w:val="21"/>
+          <w:szCs w:val="21"/>
+        </w:rPr>
+        <w:t xml:space="preserve"> </w:t>
+      </w:r>
+      <w:proofErr w:type="spellStart"/>
+      <w:r>
+        <w:rPr>
+          <w:rFonts w:ascii="system-ui" w:hAnsi="system-ui"/>
+          <w:sz w:val="21"/>
+          <w:szCs w:val="21"/>
+        </w:rPr>
+        <w:t>from</w:t>
+      </w:r>
+      <w:proofErr w:type="spellEnd"/>
+      <w:r>
+        <w:rPr>
+          <w:rFonts w:ascii="system-ui" w:hAnsi="system-ui"/>
+          <w:sz w:val="21"/>
+          <w:szCs w:val="21"/>
+        </w:rPr>
+        <w:t xml:space="preserve"> '@</w:t>
+      </w:r>
+      <w:proofErr w:type="spellStart"/>
+      <w:r>
+        <w:rPr>
+          <w:rFonts w:ascii="system-ui" w:hAnsi="system-ui"/>
+          <w:sz w:val="21"/>
+          <w:szCs w:val="21"/>
+        </w:rPr>
+        <w:t>tailwindcss</w:t>
+      </w:r>
+      <w:proofErr w:type="spellEnd"/>
+      <w:r>
+        <w:rPr>
+          <w:rFonts w:ascii="system-ui" w:hAnsi="system-ui"/>
+          <w:sz w:val="21"/>
+          <w:szCs w:val="21"/>
+        </w:rPr>
+        <w:t>/</w:t>
+      </w:r>
+      <w:proofErr w:type="spellStart"/>
+      <w:r>
+        <w:rPr>
+          <w:rFonts w:ascii="system-ui" w:hAnsi="system-ui"/>
+          <w:sz w:val="21"/>
+          <w:szCs w:val="21"/>
+        </w:rPr>
+        <w:t>vite</w:t>
+      </w:r>
+      <w:proofErr w:type="spellEnd"/>
+      <w:r>
+        <w:rPr>
+          <w:rFonts w:ascii="system-ui" w:hAnsi="system-ui"/>
+          <w:sz w:val="21"/>
+          <w:szCs w:val="21"/>
+        </w:rPr>
+        <w:t>'</w:t>
+      </w:r>
+    </w:p>
+    <w:p/>
+    <w:p>
+      <w:pPr>
+        <w:pStyle w:val="Ttulo4"/>
+        <w:pBdr>
+          <w:top w:val="single" w:sz="2" w:space="0" w:color="auto"/>
+          <w:left w:val="single" w:sz="2" w:space="0" w:color="auto"/>
+          <w:bottom w:val="single" w:sz="2" w:space="0" w:color="auto"/>
+          <w:right w:val="single" w:sz="2" w:space="0" w:color="auto"/>
+        </w:pBdr>
+        <w:spacing w:after="120" w:line="360" w:lineRule="atLeast"/>
+        <w:rPr>
+          <w:rFonts w:ascii="system-ui" w:hAnsi="system-ui"/>
+          <w:sz w:val="21"/>
+          <w:szCs w:val="21"/>
+        </w:rPr>
+      </w:pPr>
+      <w:proofErr w:type="spellStart"/>
+      <w:proofErr w:type="gramStart"/>
+      <w:r>
+        <w:rPr>
+          <w:rFonts w:ascii="system-ui" w:hAnsi="system-ui"/>
+          <w:sz w:val="21"/>
+          <w:szCs w:val="21"/>
+        </w:rPr>
+        <w:t>export</w:t>
+      </w:r>
+      <w:proofErr w:type="spellEnd"/>
+      <w:proofErr w:type="gramEnd"/>
+      <w:r>
+        <w:rPr>
+          <w:rFonts w:ascii="system-ui" w:hAnsi="system-ui"/>
+          <w:sz w:val="21"/>
+          <w:szCs w:val="21"/>
+        </w:rPr>
+        <w:t xml:space="preserve"> default </w:t>
+      </w:r>
+      <w:proofErr w:type="spellStart"/>
+      <w:r>
+        <w:rPr>
+          <w:rFonts w:ascii="system-ui" w:hAnsi="system-ui"/>
+          <w:sz w:val="21"/>
+          <w:szCs w:val="21"/>
+        </w:rPr>
+        <w:t>defineConfig</w:t>
+      </w:r>
+      <w:proofErr w:type="spellEnd"/>
+      <w:r>
+        <w:rPr>
+          <w:rFonts w:ascii="system-ui" w:hAnsi="system-ui"/>
+          <w:sz w:val="21"/>
+          <w:szCs w:val="21"/>
+        </w:rPr>
+        <w:t>({</w:t>
+      </w:r>
+    </w:p>
+    <w:p>
+      <w:pPr>
+        <w:pStyle w:val="Ttulo4"/>
+        <w:pBdr>
+          <w:top w:val="single" w:sz="2" w:space="0" w:color="auto"/>
+          <w:left w:val="single" w:sz="2" w:space="0" w:color="auto"/>
+          <w:bottom w:val="single" w:sz="2" w:space="0" w:color="auto"/>
+          <w:right w:val="single" w:sz="2" w:space="0" w:color="auto"/>
+        </w:pBdr>
+        <w:spacing w:after="120" w:line="360" w:lineRule="atLeast"/>
+        <w:rPr>
+          <w:rFonts w:ascii="system-ui" w:hAnsi="system-ui"/>
+          <w:sz w:val="21"/>
+          <w:szCs w:val="21"/>
+        </w:rPr>
+      </w:pPr>
+      <w:r>
+        <w:rPr>
+          <w:rFonts w:ascii="system-ui" w:hAnsi="system-ui"/>
+          <w:sz w:val="21"/>
+          <w:szCs w:val="21"/>
+        </w:rPr>
+        <w:t xml:space="preserve">  </w:t>
+      </w:r>
+      <w:proofErr w:type="spellStart"/>
+      <w:proofErr w:type="gramStart"/>
+      <w:r>
+        <w:rPr>
+          <w:rFonts w:ascii="system-ui" w:hAnsi="system-ui"/>
+          <w:sz w:val="21"/>
+          <w:szCs w:val="21"/>
+        </w:rPr>
+        <w:t>plugins</w:t>
+      </w:r>
+      <w:proofErr w:type="spellEnd"/>
+      <w:proofErr w:type="gramEnd"/>
+      <w:r>
+        <w:rPr>
+          <w:rFonts w:ascii="system-ui" w:hAnsi="system-ui"/>
+          <w:sz w:val="21"/>
+          <w:szCs w:val="21"/>
+        </w:rPr>
+        <w:t>: [</w:t>
+      </w:r>
+    </w:p>
+    <w:p>
+      <w:pPr>
+        <w:pStyle w:val="Ttulo4"/>
+        <w:pBdr>
+          <w:top w:val="single" w:sz="2" w:space="0" w:color="auto"/>
+          <w:left w:val="single" w:sz="2" w:space="0" w:color="auto"/>
+          <w:bottom w:val="single" w:sz="2" w:space="0" w:color="auto"/>
+          <w:right w:val="single" w:sz="2" w:space="0" w:color="auto"/>
+        </w:pBdr>
+        <w:spacing w:after="120" w:line="360" w:lineRule="atLeast"/>
+        <w:rPr>
+          <w:rFonts w:ascii="system-ui" w:hAnsi="system-ui"/>
+          <w:sz w:val="21"/>
+          <w:szCs w:val="21"/>
+        </w:rPr>
+      </w:pPr>
+      <w:r>
+        <w:rPr>
+          <w:rFonts w:ascii="system-ui" w:hAnsi="system-ui"/>
+          <w:sz w:val="21"/>
+          <w:szCs w:val="21"/>
+        </w:rPr>
+        <w:t xml:space="preserve">    </w:t>
+      </w:r>
+      <w:proofErr w:type="spellStart"/>
+      <w:proofErr w:type="gramStart"/>
+      <w:r>
+        <w:rPr>
+          <w:rFonts w:ascii="system-ui" w:hAnsi="system-ui"/>
+          <w:sz w:val="21"/>
+          <w:szCs w:val="21"/>
+        </w:rPr>
+        <w:t>tailwindcss</w:t>
+      </w:r>
+      <w:proofErr w:type="spellEnd"/>
+      <w:r>
+        <w:rPr>
+          <w:rFonts w:ascii="system-ui" w:hAnsi="system-ui"/>
+          <w:sz w:val="21"/>
+          <w:szCs w:val="21"/>
+        </w:rPr>
+        <w:t>(</w:t>
+      </w:r>
+      <w:proofErr w:type="gramEnd"/>
+      <w:r>
+        <w:rPr>
+          <w:rFonts w:ascii="system-ui" w:hAnsi="system-ui"/>
+          <w:sz w:val="21"/>
+          <w:szCs w:val="21"/>
+        </w:rPr>
+        <w:t>),</w:t>
+      </w:r>
+    </w:p>
+    <w:p>
+      <w:pPr>
+        <w:pStyle w:val="Ttulo4"/>
+        <w:pBdr>
+          <w:top w:val="single" w:sz="2" w:space="0" w:color="auto"/>
+          <w:left w:val="single" w:sz="2" w:space="0" w:color="auto"/>
+          <w:bottom w:val="single" w:sz="2" w:space="0" w:color="auto"/>
+          <w:right w:val="single" w:sz="2" w:space="0" w:color="auto"/>
+        </w:pBdr>
+        <w:spacing w:after="120" w:line="360" w:lineRule="atLeast"/>
+        <w:rPr>
+          <w:rFonts w:ascii="system-ui" w:hAnsi="system-ui"/>
+          <w:sz w:val="21"/>
+          <w:szCs w:val="21"/>
+        </w:rPr>
+      </w:pPr>
+      <w:r>
+        <w:rPr>
+          <w:rFonts w:ascii="system-ui" w:hAnsi="system-ui"/>
+          <w:sz w:val="21"/>
+          <w:szCs w:val="21"/>
+        </w:rPr>
+        <w:t xml:space="preserve">  ],</w:t>
+      </w:r>
+    </w:p>
+    <w:p>
+      <w:pPr>
+        <w:pStyle w:val="Ttulo4"/>
+        <w:pBdr>
+          <w:top w:val="single" w:sz="2" w:space="0" w:color="auto"/>
+          <w:left w:val="single" w:sz="2" w:space="0" w:color="auto"/>
+          <w:bottom w:val="single" w:sz="2" w:space="0" w:color="auto"/>
+          <w:right w:val="single" w:sz="2" w:space="0" w:color="auto"/>
+        </w:pBdr>
+        <w:spacing w:before="0" w:after="120" w:line="360" w:lineRule="atLeast"/>
+        <w:rPr>
+          <w:rFonts w:ascii="system-ui" w:hAnsi="system-ui"/>
+          <w:sz w:val="21"/>
+          <w:szCs w:val="21"/>
+        </w:rPr>
+      </w:pPr>
+      <w:r>
+        <w:rPr>
+          <w:rFonts w:ascii="system-ui" w:hAnsi="system-ui"/>
+          <w:sz w:val="21"/>
+          <w:szCs w:val="21"/>
+        </w:rPr>
+        <w:t>})</w:t>
+      </w:r>
+    </w:p>
+    <w:p/>
+    <w:p>
+      <w:pPr>
+        <w:pStyle w:val="Ttulo4"/>
+        <w:pBdr>
+          <w:top w:val="single" w:sz="2" w:space="0" w:color="auto"/>
+          <w:left w:val="single" w:sz="2" w:space="0" w:color="auto"/>
+          <w:bottom w:val="single" w:sz="2" w:space="0" w:color="auto"/>
+          <w:right w:val="single" w:sz="2" w:space="0" w:color="auto"/>
+        </w:pBdr>
+        <w:spacing w:before="0" w:after="120" w:line="360" w:lineRule="atLeast"/>
+        <w:rPr>
+          <w:rFonts w:ascii="system-ui" w:hAnsi="system-ui"/>
+          <w:sz w:val="21"/>
+          <w:szCs w:val="21"/>
+        </w:rPr>
+      </w:pPr>
+      <w:r>
+        <w:rPr>
+          <w:rFonts w:ascii="Arial" w:hAnsi="Arial" w:cs="Arial"/>
+        </w:rPr>
+        <w:lastRenderedPageBreak/>
+        <w:t xml:space="preserve">- </w:t>
+      </w:r>
+      <w:proofErr w:type="spellStart"/>
+      <w:r>
+        <w:rPr>
+          <w:rFonts w:ascii="system-ui" w:hAnsi="system-ui"/>
+          <w:sz w:val="21"/>
+          <w:szCs w:val="21"/>
+        </w:rPr>
+        <w:t>mport</w:t>
+      </w:r>
+      <w:proofErr w:type="spellEnd"/>
+      <w:r>
+        <w:rPr>
+          <w:rFonts w:ascii="system-ui" w:hAnsi="system-ui"/>
+          <w:sz w:val="21"/>
+          <w:szCs w:val="21"/>
+        </w:rPr>
+        <w:t xml:space="preserve"> </w:t>
+      </w:r>
+      <w:proofErr w:type="spellStart"/>
+      <w:r>
+        <w:rPr>
+          <w:rFonts w:ascii="system-ui" w:hAnsi="system-ui"/>
+          <w:sz w:val="21"/>
+          <w:szCs w:val="21"/>
+        </w:rPr>
+        <w:t>Tailwind</w:t>
+      </w:r>
+      <w:proofErr w:type="spellEnd"/>
+      <w:r>
+        <w:rPr>
+          <w:rFonts w:ascii="system-ui" w:hAnsi="system-ui"/>
+          <w:sz w:val="21"/>
+          <w:szCs w:val="21"/>
+        </w:rPr>
+        <w:t xml:space="preserve"> CSS</w:t>
+      </w:r>
+      <w:r>
+        <w:rPr>
+          <w:rFonts w:ascii="system-ui" w:hAnsi="system-ui"/>
+          <w:sz w:val="21"/>
+          <w:szCs w:val="21"/>
+        </w:rPr>
+        <w:t xml:space="preserve">: </w:t>
+      </w:r>
+      <w:r>
+        <w:rPr>
+          <w:rFonts w:ascii="system-ui" w:hAnsi="system-ui"/>
+          <w:sz w:val="21"/>
+          <w:szCs w:val="21"/>
+        </w:rPr>
+        <w:t>@</w:t>
+      </w:r>
+      <w:proofErr w:type="spellStart"/>
+      <w:r>
+        <w:rPr>
+          <w:rFonts w:ascii="system-ui" w:hAnsi="system-ui"/>
+          <w:sz w:val="21"/>
+          <w:szCs w:val="21"/>
+        </w:rPr>
+        <w:t>import</w:t>
+      </w:r>
+      <w:proofErr w:type="spellEnd"/>
+      <w:r>
+        <w:rPr>
+          <w:rFonts w:ascii="system-ui" w:hAnsi="system-ui"/>
+          <w:sz w:val="21"/>
+          <w:szCs w:val="21"/>
+        </w:rPr>
+        <w:t xml:space="preserve"> "tailwindcss";</w:t>
+      </w:r>
+      <w:bookmarkStart w:id="0" w:name="_GoBack"/>
+      <w:bookmarkEnd w:id="0"/>
+    </w:p>
+    <w:p>
+      <w:pPr>
+        <w:rPr>
+          <w:rFonts w:ascii="Arial" w:hAnsi="Arial" w:cs="Arial"/>
+        </w:rPr>
+      </w:pPr>
+    </w:p>
+    <w:p>
+      <w:pPr>
+        <w:rPr>
+          <w:rFonts w:ascii="Arial" w:hAnsi="Arial" w:cs="Arial"/>
+        </w:rPr>
+      </w:pPr>
+    </w:p>
+    <w:p>
+      <w:pPr>
+        <w:rPr>
+          <w:rFonts w:ascii="Arial" w:hAnsi="Arial" w:cs="Arial"/>
+        </w:rPr>
+      </w:pPr>
     </w:p>
     <w:sectPr>
       <w:pgSz w:w="11906" w:h="16838"/>
@@ -1259,7 +3299,7 @@
 </file>
 
 <file path=word/numbering.xml><?xml version="1.0" encoding="utf-8"?>
-<w:numbering xmlns:wpc="http://schemas.microsoft.com/office/word/2010/wordprocessingCanvas" xmlns:cx="http://schemas.microsoft.com/office/drawing/2014/chartex" xmlns:cx1="http://schemas.microsoft.com/office/drawing/2015/9/8/chartex" xmlns:cx2="http://schemas.microsoft.com/office/drawing/2015/10/21/chartex" xmlns:cx3="http://schemas.microsoft.com/office/drawing/2016/5/9/chartex" xmlns:cx4="http://schemas.microsoft.com/office/drawing/2016/5/10/chartex" xmlns:cx5="http://schemas.microsoft.com/office/drawing/2016/5/11/chartex" xmlns:cx6="http://schemas.microsoft.com/office/drawing/2016/5/12/chartex" xmlns:cx7="http://schemas.microsoft.com/office/drawing/2016/5/13/chartex" xmlns:cx8="http://schemas.microsoft.com/office/drawing/2016/5/14/chartex" xmlns:mc="http://schemas.openxmlformats.org/markup-compatibility/2006" xmlns:aink="http://schemas.microsoft.com/office/drawing/2016/ink" xmlns:am3d="http://schemas.microsoft.com/office/drawing/2017/model3d" xmlns:o="urn:schemas-microsoft-com:office:office" xmlns:oel="http://schemas.microsoft.com/office/2019/extlst" xmlns:r="http://schemas.openxmlformats.org/officeDocument/2006/relationships" xmlns:m="http://schemas.openxmlformats.org/officeDocument/2006/math" xmlns:v="urn:schemas-microsoft-com:vml" xmlns:wp14="http://schemas.microsoft.com/office/word/2010/wordprocessingDrawing" xmlns:wp="http://schemas.openxmlformats.org/drawingml/2006/wordprocessingDrawing" xmlns:w10="urn:schemas-microsoft-com:office:word" xmlns:w="http://schemas.openxmlformats.org/wordprocessingml/2006/main" xmlns:w14="http://schemas.microsoft.com/office/word/2010/wordml" xmlns:w15="http://schemas.microsoft.com/office/word/2012/wordml" xmlns:w16cex="http://schemas.microsoft.com/office/word/2018/wordml/cex" xmlns:w16cid="http://schemas.microsoft.com/office/word/2016/wordml/cid" xmlns:w16="http://schemas.microsoft.com/office/word/2018/wordml" xmlns:w16du="http://schemas.microsoft.com/office/word/2023/wordml/word16du" xmlns:w16sdtdh="http://schemas.microsoft.com/office/word/2020/wordml/sdtdatahash" xmlns:w16sdtfl="http://schemas.microsoft.com/office/word/2024/wordml/sdtformatlock" xmlns:w16se="http://schemas.microsoft.com/office/word/2015/wordml/symex" xmlns:wpg="http://schemas.microsoft.com/office/word/2010/wordprocessingGroup" xmlns:wpi="http://schemas.microsoft.com/office/word/2010/wordprocessingInk" xmlns:wne="http://schemas.microsoft.com/office/word/2006/wordml" xmlns:wps="http://schemas.microsoft.com/office/word/2010/wordprocessingShape" mc:Ignorable="w14 w15 w16se w16cid w16 w16cex w16sdtdh w16sdtfl w16du wp14">
+<w:numbering xmlns:wpc="http://schemas.microsoft.com/office/word/2010/wordprocessingCanvas" xmlns:cx="http://schemas.microsoft.com/office/drawing/2014/chartex" xmlns:mc="http://schemas.openxmlformats.org/markup-compatibility/2006" xmlns:o="urn:schemas-microsoft-com:office:office" xmlns:r="http://schemas.openxmlformats.org/officeDocument/2006/relationships" xmlns:m="http://schemas.openxmlformats.org/officeDocument/2006/math" xmlns:v="urn:schemas-microsoft-com:vml" xmlns:wp14="http://schemas.microsoft.com/office/word/2010/wordprocessingDrawing" xmlns:wp="http://schemas.openxmlformats.org/drawingml/2006/wordprocessingDrawing" xmlns:w10="urn:schemas-microsoft-com:office:word" xmlns:w="http://schemas.openxmlformats.org/wordprocessingml/2006/main" xmlns:w14="http://schemas.microsoft.com/office/word/2010/wordml" xmlns:w15="http://schemas.microsoft.com/office/word/2012/wordml" xmlns:w16se="http://schemas.microsoft.com/office/word/2015/wordml/symex" xmlns:wpg="http://schemas.microsoft.com/office/word/2010/wordprocessingGroup" xmlns:wpi="http://schemas.microsoft.com/office/word/2010/wordprocessingInk" xmlns:wne="http://schemas.microsoft.com/office/word/2006/wordml" xmlns:wps="http://schemas.microsoft.com/office/word/2010/wordprocessingShape" mc:Ignorable="w14 w15 w16se wp14">
   <w:abstractNum w:abstractNumId="0" w15:restartNumberingAfterBreak="0">
     <w:nsid w:val="0BE202A2"/>
     <w:multiLevelType w:val="hybridMultilevel"/>
@@ -1372,14 +3412,130 @@
       </w:rPr>
     </w:lvl>
   </w:abstractNum>
-  <w:num w:numId="1" w16cid:durableId="1760515437">
+  <w:abstractNum w:abstractNumId="1" w15:restartNumberingAfterBreak="0">
+    <w:nsid w:val="6F3D3A1B"/>
+    <w:multiLevelType w:val="multilevel"/>
+    <w:tmpl w:val="B33A2B7E"/>
+    <w:lvl w:ilvl="0">
+      <w:start w:val="1"/>
+      <w:numFmt w:val="decimal"/>
+      <w:lvlText w:val="%1."/>
+      <w:lvlJc w:val="left"/>
+      <w:pPr>
+        <w:tabs>
+          <w:tab w:val="num" w:pos="720"/>
+        </w:tabs>
+        <w:ind w:left="720" w:hanging="360"/>
+      </w:pPr>
+    </w:lvl>
+    <w:lvl w:ilvl="1" w:tentative="1">
+      <w:start w:val="1"/>
+      <w:numFmt w:val="decimal"/>
+      <w:lvlText w:val="%2."/>
+      <w:lvlJc w:val="left"/>
+      <w:pPr>
+        <w:tabs>
+          <w:tab w:val="num" w:pos="1440"/>
+        </w:tabs>
+        <w:ind w:left="1440" w:hanging="360"/>
+      </w:pPr>
+    </w:lvl>
+    <w:lvl w:ilvl="2" w:tentative="1">
+      <w:start w:val="1"/>
+      <w:numFmt w:val="decimal"/>
+      <w:lvlText w:val="%3."/>
+      <w:lvlJc w:val="left"/>
+      <w:pPr>
+        <w:tabs>
+          <w:tab w:val="num" w:pos="2160"/>
+        </w:tabs>
+        <w:ind w:left="2160" w:hanging="360"/>
+      </w:pPr>
+    </w:lvl>
+    <w:lvl w:ilvl="3" w:tentative="1">
+      <w:start w:val="1"/>
+      <w:numFmt w:val="decimal"/>
+      <w:lvlText w:val="%4."/>
+      <w:lvlJc w:val="left"/>
+      <w:pPr>
+        <w:tabs>
+          <w:tab w:val="num" w:pos="2880"/>
+        </w:tabs>
+        <w:ind w:left="2880" w:hanging="360"/>
+      </w:pPr>
+    </w:lvl>
+    <w:lvl w:ilvl="4" w:tentative="1">
+      <w:start w:val="1"/>
+      <w:numFmt w:val="decimal"/>
+      <w:lvlText w:val="%5."/>
+      <w:lvlJc w:val="left"/>
+      <w:pPr>
+        <w:tabs>
+          <w:tab w:val="num" w:pos="3600"/>
+        </w:tabs>
+        <w:ind w:left="3600" w:hanging="360"/>
+      </w:pPr>
+    </w:lvl>
+    <w:lvl w:ilvl="5" w:tentative="1">
+      <w:start w:val="1"/>
+      <w:numFmt w:val="decimal"/>
+      <w:lvlText w:val="%6."/>
+      <w:lvlJc w:val="left"/>
+      <w:pPr>
+        <w:tabs>
+          <w:tab w:val="num" w:pos="4320"/>
+        </w:tabs>
+        <w:ind w:left="4320" w:hanging="360"/>
+      </w:pPr>
+    </w:lvl>
+    <w:lvl w:ilvl="6" w:tentative="1">
+      <w:start w:val="1"/>
+      <w:numFmt w:val="decimal"/>
+      <w:lvlText w:val="%7."/>
+      <w:lvlJc w:val="left"/>
+      <w:pPr>
+        <w:tabs>
+          <w:tab w:val="num" w:pos="5040"/>
+        </w:tabs>
+        <w:ind w:left="5040" w:hanging="360"/>
+      </w:pPr>
+    </w:lvl>
+    <w:lvl w:ilvl="7" w:tentative="1">
+      <w:start w:val="1"/>
+      <w:numFmt w:val="decimal"/>
+      <w:lvlText w:val="%8."/>
+      <w:lvlJc w:val="left"/>
+      <w:pPr>
+        <w:tabs>
+          <w:tab w:val="num" w:pos="5760"/>
+        </w:tabs>
+        <w:ind w:left="5760" w:hanging="360"/>
+      </w:pPr>
+    </w:lvl>
+    <w:lvl w:ilvl="8" w:tentative="1">
+      <w:start w:val="1"/>
+      <w:numFmt w:val="decimal"/>
+      <w:lvlText w:val="%9."/>
+      <w:lvlJc w:val="left"/>
+      <w:pPr>
+        <w:tabs>
+          <w:tab w:val="num" w:pos="6480"/>
+        </w:tabs>
+        <w:ind w:left="6480" w:hanging="360"/>
+      </w:pPr>
+    </w:lvl>
+  </w:abstractNum>
+  <w:num w:numId="1">
     <w:abstractNumId w:val="0"/>
+  </w:num>
+  <w:num w:numId="2">
+    <w:abstractNumId w:val="1"/>
   </w:num>
 </w:numbering>
 </file>
 
 <file path=word/styles.xml><?xml version="1.0" encoding="utf-8"?>
-<w:styles xmlns:mc="http://schemas.openxmlformats.org/markup-compatibility/2006" xmlns:r="http://schemas.openxmlformats.org/officeDocument/2006/relationships" xmlns:w="http://schemas.openxmlformats.org/wordprocessingml/2006/main" xmlns:w14="http://schemas.microsoft.com/office/word/2010/wordml" xmlns:w15="http://schemas.microsoft.com/office/word/2012/wordml" xmlns:w16cex="http://schemas.microsoft.com/office/word/2018/wordml/cex" xmlns:w16cid="http://schemas.microsoft.com/office/word/2016/wordml/cid" xmlns:w16="http://schemas.microsoft.com/office/word/2018/wordml" xmlns:w16du="http://schemas.microsoft.com/office/word/2023/wordml/word16du" xmlns:w16sdtdh="http://schemas.microsoft.com/office/word/2020/wordml/sdtdatahash" xmlns:w16sdtfl="http://schemas.microsoft.com/office/word/2024/wordml/sdtformatlock" xmlns:w16se="http://schemas.microsoft.com/office/word/2015/wordml/symex" mc:Ignorable="w14 w15 w16se w16cid w16 w16cex w16sdtdh w16sdtfl w16du">
+<w:styles xmlns:mc="http://schemas.openxmlformats.org/markup-compatibility/2006" xmlns:r="http://schemas.openxmlformats.org/officeDocument/2006/relationships" xmlns:w="http://schemas.openxmlformats.org/wordprocessingml/2006/main" xmlns:w14="http://schemas.microsoft.com/office/word/2010/wordml" xmlns:w15="http://schemas.microsoft.com/office/word/2012/wordml" xmlns:w16se="http://schemas.microsoft.com/office/word/2015/wordml/symex" mc:Ignorable="w14 w15 w16se">
   <w:docDefaults>
     <w:rPrDefault>
       <w:rPr>
@@ -1397,7 +3553,7 @@
       </w:pPr>
     </w:pPrDefault>
   </w:docDefaults>
-  <w:latentStyles w:defLockedState="0" w:defUIPriority="99" w:defSemiHidden="0" w:defUnhideWhenUsed="0" w:defQFormat="0" w:count="376">
+  <w:latentStyles w:defLockedState="0" w:defUIPriority="99" w:defSemiHidden="0" w:defUnhideWhenUsed="0" w:defQFormat="0" w:count="371">
     <w:lsdException w:name="Normal" w:uiPriority="0" w:qFormat="1"/>
     <w:lsdException w:name="heading 1" w:uiPriority="9" w:qFormat="1"/>
     <w:lsdException w:name="heading 2" w:semiHidden="1" w:uiPriority="9" w:unhideWhenUsed="1" w:qFormat="1"/>
@@ -1769,11 +3925,6 @@
     <w:lsdException w:name="List Table 5 Dark Accent 6" w:uiPriority="50"/>
     <w:lsdException w:name="List Table 6 Colorful Accent 6" w:uiPriority="51"/>
     <w:lsdException w:name="List Table 7 Colorful Accent 6" w:uiPriority="52"/>
-    <w:lsdException w:name="Mention" w:semiHidden="1" w:unhideWhenUsed="1"/>
-    <w:lsdException w:name="Smart Hyperlink" w:semiHidden="1" w:unhideWhenUsed="1"/>
-    <w:lsdException w:name="Hashtag" w:semiHidden="1" w:unhideWhenUsed="1"/>
-    <w:lsdException w:name="Unresolved Mention" w:semiHidden="1" w:unhideWhenUsed="1"/>
-    <w:lsdException w:name="Smart Link" w:semiHidden="1" w:unhideWhenUsed="1"/>
   </w:latentStyles>
   <w:style w:type="paragraph" w:default="1" w:styleId="Normal">
     <w:name w:val="Normal"/>
@@ -2306,7 +4457,7 @@
       <w:u w:val="single"/>
     </w:rPr>
   </w:style>
-  <w:style w:type="character" w:styleId="MenoPendente">
+  <w:style w:type="character" w:customStyle="1" w:styleId="UnresolvedMention">
     <w:name w:val="Unresolved Mention"/>
     <w:basedOn w:val="Fontepargpadro"/>
     <w:uiPriority w:val="99"/>

--- a/AULA DA VANIA.docx
+++ b/AULA DA VANIA.docx
@@ -1,6 +1,6 @@
 
 <file path=word/document.xml><?xml version="1.0" encoding="utf-8"?>
-<w:document xmlns:wpc="http://schemas.microsoft.com/office/word/2010/wordprocessingCanvas" xmlns:cx="http://schemas.microsoft.com/office/drawing/2014/chartex" xmlns:mc="http://schemas.openxmlformats.org/markup-compatibility/2006" xmlns:o="urn:schemas-microsoft-com:office:office" xmlns:r="http://schemas.openxmlformats.org/officeDocument/2006/relationships" xmlns:m="http://schemas.openxmlformats.org/officeDocument/2006/math" xmlns:v="urn:schemas-microsoft-com:vml" xmlns:wp14="http://schemas.microsoft.com/office/word/2010/wordprocessingDrawing" xmlns:wp="http://schemas.openxmlformats.org/drawingml/2006/wordprocessingDrawing" xmlns:w10="urn:schemas-microsoft-com:office:word" xmlns:w="http://schemas.openxmlformats.org/wordprocessingml/2006/main" xmlns:w14="http://schemas.microsoft.com/office/word/2010/wordml" xmlns:w15="http://schemas.microsoft.com/office/word/2012/wordml" xmlns:w16se="http://schemas.microsoft.com/office/word/2015/wordml/symex" xmlns:wpg="http://schemas.microsoft.com/office/word/2010/wordprocessingGroup" xmlns:wpi="http://schemas.microsoft.com/office/word/2010/wordprocessingInk" xmlns:wne="http://schemas.microsoft.com/office/word/2006/wordml" xmlns:wps="http://schemas.microsoft.com/office/word/2010/wordprocessingShape" mc:Ignorable="w14 w15 w16se wp14">
+<w:document xmlns:wpc="http://schemas.microsoft.com/office/word/2010/wordprocessingCanvas" xmlns:cx="http://schemas.microsoft.com/office/drawing/2014/chartex" xmlns:cx1="http://schemas.microsoft.com/office/drawing/2015/9/8/chartex" xmlns:cx2="http://schemas.microsoft.com/office/drawing/2015/10/21/chartex" xmlns:cx3="http://schemas.microsoft.com/office/drawing/2016/5/9/chartex" xmlns:cx4="http://schemas.microsoft.com/office/drawing/2016/5/10/chartex" xmlns:cx5="http://schemas.microsoft.com/office/drawing/2016/5/11/chartex" xmlns:cx6="http://schemas.microsoft.com/office/drawing/2016/5/12/chartex" xmlns:cx7="http://schemas.microsoft.com/office/drawing/2016/5/13/chartex" xmlns:cx8="http://schemas.microsoft.com/office/drawing/2016/5/14/chartex" xmlns:mc="http://schemas.openxmlformats.org/markup-compatibility/2006" xmlns:aink="http://schemas.microsoft.com/office/drawing/2016/ink" xmlns:am3d="http://schemas.microsoft.com/office/drawing/2017/model3d" xmlns:o="urn:schemas-microsoft-com:office:office" xmlns:oel="http://schemas.microsoft.com/office/2019/extlst" xmlns:r="http://schemas.openxmlformats.org/officeDocument/2006/relationships" xmlns:m="http://schemas.openxmlformats.org/officeDocument/2006/math" xmlns:v="urn:schemas-microsoft-com:vml" xmlns:wp14="http://schemas.microsoft.com/office/word/2010/wordprocessingDrawing" xmlns:wp="http://schemas.openxmlformats.org/drawingml/2006/wordprocessingDrawing" xmlns:w10="urn:schemas-microsoft-com:office:word" xmlns:w="http://schemas.openxmlformats.org/wordprocessingml/2006/main" xmlns:w14="http://schemas.microsoft.com/office/word/2010/wordml" xmlns:w15="http://schemas.microsoft.com/office/word/2012/wordml" xmlns:w16cex="http://schemas.microsoft.com/office/word/2018/wordml/cex" xmlns:w16cid="http://schemas.microsoft.com/office/word/2016/wordml/cid" xmlns:w16="http://schemas.microsoft.com/office/word/2018/wordml" xmlns:w16du="http://schemas.microsoft.com/office/word/2023/wordml/word16du" xmlns:w16sdtdh="http://schemas.microsoft.com/office/word/2020/wordml/sdtdatahash" xmlns:w16sdtfl="http://schemas.microsoft.com/office/word/2024/wordml/sdtformatlock" xmlns:w16se="http://schemas.microsoft.com/office/word/2015/wordml/symex" xmlns:wpg="http://schemas.microsoft.com/office/word/2010/wordprocessingGroup" xmlns:wpi="http://schemas.microsoft.com/office/word/2010/wordprocessingInk" xmlns:wne="http://schemas.microsoft.com/office/word/2006/wordml" xmlns:wps="http://schemas.microsoft.com/office/word/2010/wordprocessingShape" mc:Ignorable="w14 w15 w16se w16cid w16 w16cex w16sdtdh w16sdtfl w16du wp14">
   <w:body>
     <w:p>
       <w:pPr>
@@ -78,21 +78,7 @@
         <w:rPr>
           <w:rFonts w:ascii="Arial" w:hAnsi="Arial" w:cs="Arial"/>
         </w:rPr>
-        <w:t xml:space="preserve">- Permite executar </w:t>
-      </w:r>
-      <w:proofErr w:type="spellStart"/>
-      <w:r>
-        <w:rPr>
-          <w:rFonts w:ascii="Arial" w:hAnsi="Arial" w:cs="Arial"/>
-        </w:rPr>
-        <w:t>Javascript</w:t>
-      </w:r>
-      <w:proofErr w:type="spellEnd"/>
-      <w:r>
-        <w:rPr>
-          <w:rFonts w:ascii="Arial" w:hAnsi="Arial" w:cs="Arial"/>
-        </w:rPr>
-        <w:t xml:space="preserve"> no servidor (fora do navegador);</w:t>
+        <w:t>- Permite executar Javascript no servidor (fora do navegador);</w:t>
       </w:r>
     </w:p>
     <w:p>
@@ -209,49 +195,7 @@
         <w:rPr>
           <w:rFonts w:ascii="Arial" w:hAnsi="Arial" w:cs="Arial"/>
         </w:rPr>
-        <w:t xml:space="preserve">Comandos no </w:t>
-      </w:r>
-      <w:proofErr w:type="spellStart"/>
-      <w:r>
-        <w:rPr>
-          <w:rFonts w:ascii="Arial" w:hAnsi="Arial" w:cs="Arial"/>
-        </w:rPr>
-        <w:t>prompt</w:t>
-      </w:r>
-      <w:proofErr w:type="spellEnd"/>
-      <w:r>
-        <w:rPr>
-          <w:rFonts w:ascii="Arial" w:hAnsi="Arial" w:cs="Arial"/>
-        </w:rPr>
-        <w:t xml:space="preserve"> (</w:t>
-      </w:r>
-      <w:proofErr w:type="spellStart"/>
-      <w:r>
-        <w:rPr>
-          <w:rFonts w:ascii="Arial" w:hAnsi="Arial" w:cs="Arial"/>
-        </w:rPr>
-        <w:t>Command</w:t>
-      </w:r>
-      <w:proofErr w:type="spellEnd"/>
-      <w:r>
-        <w:rPr>
-          <w:rFonts w:ascii="Arial" w:hAnsi="Arial" w:cs="Arial"/>
-        </w:rPr>
-        <w:t xml:space="preserve"> </w:t>
-      </w:r>
-      <w:proofErr w:type="spellStart"/>
-      <w:r>
-        <w:rPr>
-          <w:rFonts w:ascii="Arial" w:hAnsi="Arial" w:cs="Arial"/>
-        </w:rPr>
-        <w:t>Prompt</w:t>
-      </w:r>
-      <w:proofErr w:type="spellEnd"/>
-      <w:r>
-        <w:rPr>
-          <w:rFonts w:ascii="Arial" w:hAnsi="Arial" w:cs="Arial"/>
-        </w:rPr>
-        <w:t>)</w:t>
+        <w:t>Comandos no prompt (Command Prompt)</w:t>
       </w:r>
     </w:p>
     <w:p>
@@ -267,7 +211,6 @@
         <w:t xml:space="preserve">- </w:t>
       </w:r>
       <w:proofErr w:type="spellStart"/>
-      <w:proofErr w:type="gramStart"/>
       <w:r>
         <w:rPr>
           <w:rFonts w:ascii="Arial" w:hAnsi="Arial" w:cs="Arial"/>
@@ -275,7 +218,6 @@
         <w:t>npm</w:t>
       </w:r>
       <w:proofErr w:type="spellEnd"/>
-      <w:proofErr w:type="gramEnd"/>
       <w:r>
         <w:rPr>
           <w:rFonts w:ascii="Arial" w:hAnsi="Arial" w:cs="Arial"/>
@@ -304,7 +246,6 @@
         <w:t xml:space="preserve">- </w:t>
       </w:r>
       <w:proofErr w:type="spellStart"/>
-      <w:proofErr w:type="gramStart"/>
       <w:r>
         <w:rPr>
           <w:rFonts w:ascii="Arial" w:hAnsi="Arial" w:cs="Arial"/>
@@ -312,7 +253,6 @@
         <w:t>description</w:t>
       </w:r>
       <w:proofErr w:type="spellEnd"/>
-      <w:proofErr w:type="gramEnd"/>
       <w:r>
         <w:rPr>
           <w:rFonts w:ascii="Arial" w:hAnsi="Arial" w:cs="Arial"/>
@@ -333,7 +273,6 @@
         <w:t xml:space="preserve">- </w:t>
       </w:r>
       <w:proofErr w:type="spellStart"/>
-      <w:proofErr w:type="gramStart"/>
       <w:r>
         <w:rPr>
           <w:rFonts w:ascii="Arial" w:hAnsi="Arial" w:cs="Arial"/>
@@ -341,7 +280,6 @@
         <w:t>author</w:t>
       </w:r>
       <w:proofErr w:type="spellEnd"/>
-      <w:proofErr w:type="gramEnd"/>
       <w:r>
         <w:rPr>
           <w:rFonts w:ascii="Arial" w:hAnsi="Arial" w:cs="Arial"/>
@@ -362,7 +300,6 @@
         <w:t xml:space="preserve">- </w:t>
       </w:r>
       <w:proofErr w:type="spellStart"/>
-      <w:proofErr w:type="gramStart"/>
       <w:r>
         <w:rPr>
           <w:rFonts w:ascii="Arial" w:hAnsi="Arial" w:cs="Arial"/>
@@ -370,7 +307,6 @@
         <w:t>npm</w:t>
       </w:r>
       <w:proofErr w:type="spellEnd"/>
-      <w:proofErr w:type="gramEnd"/>
       <w:r>
         <w:rPr>
           <w:rFonts w:ascii="Arial" w:hAnsi="Arial" w:cs="Arial"/>
@@ -410,21 +346,7 @@
         <w:rPr>
           <w:rFonts w:ascii="Arial" w:hAnsi="Arial" w:cs="Arial"/>
         </w:rPr>
-        <w:t xml:space="preserve">- </w:t>
-      </w:r>
-      <w:proofErr w:type="gramStart"/>
-      <w:r>
-        <w:rPr>
-          <w:rFonts w:ascii="Arial" w:hAnsi="Arial" w:cs="Arial"/>
-        </w:rPr>
-        <w:t>delete</w:t>
-      </w:r>
-      <w:proofErr w:type="gramEnd"/>
-      <w:r>
-        <w:rPr>
-          <w:rFonts w:ascii="Arial" w:hAnsi="Arial" w:cs="Arial"/>
-        </w:rPr>
-        <w:t xml:space="preserve"> a pasta </w:t>
+        <w:t xml:space="preserve">- delete a pasta </w:t>
       </w:r>
       <w:proofErr w:type="spellStart"/>
       <w:r>
@@ -445,21 +367,7 @@
         <w:rPr>
           <w:rFonts w:ascii="Arial" w:hAnsi="Arial" w:cs="Arial"/>
         </w:rPr>
-        <w:t xml:space="preserve">- </w:t>
-      </w:r>
-      <w:proofErr w:type="gramStart"/>
-      <w:r>
-        <w:rPr>
-          <w:rFonts w:ascii="Arial" w:hAnsi="Arial" w:cs="Arial"/>
-        </w:rPr>
-        <w:t>mas</w:t>
-      </w:r>
-      <w:proofErr w:type="gramEnd"/>
-      <w:r>
-        <w:rPr>
-          <w:rFonts w:ascii="Arial" w:hAnsi="Arial" w:cs="Arial"/>
-        </w:rPr>
-        <w:t xml:space="preserve"> caso precise trazer de volta a pasta deletada digite </w:t>
+        <w:t xml:space="preserve">- mas caso precise trazer de volta a pasta deletada digite </w:t>
       </w:r>
       <w:proofErr w:type="spellStart"/>
       <w:r>
@@ -522,21 +430,7 @@
         <w:rPr>
           <w:rFonts w:ascii="Arial" w:hAnsi="Arial" w:cs="Arial"/>
         </w:rPr>
-        <w:t xml:space="preserve">na aula que quase todos </w:t>
-      </w:r>
-      <w:proofErr w:type="spellStart"/>
-      <w:r>
-        <w:rPr>
-          <w:rFonts w:ascii="Arial" w:hAnsi="Arial" w:cs="Arial"/>
-        </w:rPr>
-        <w:t>nn</w:t>
-      </w:r>
-      <w:proofErr w:type="spellEnd"/>
-      <w:r>
-        <w:rPr>
-          <w:rFonts w:ascii="Arial" w:hAnsi="Arial" w:cs="Arial"/>
-        </w:rPr>
-        <w:t xml:space="preserve"> vieram </w:t>
+        <w:t xml:space="preserve">na aula que quase todos nn vieram </w:t>
       </w:r>
     </w:p>
     <w:p>
@@ -552,7 +446,6 @@
         <w:t xml:space="preserve">- </w:t>
       </w:r>
       <w:proofErr w:type="spellStart"/>
-      <w:proofErr w:type="gramStart"/>
       <w:r>
         <w:rPr>
           <w:rFonts w:ascii="Arial" w:hAnsi="Arial" w:cs="Arial"/>
@@ -560,7 +453,6 @@
         <w:t>npm</w:t>
       </w:r>
       <w:proofErr w:type="spellEnd"/>
-      <w:proofErr w:type="gramEnd"/>
       <w:r>
         <w:rPr>
           <w:rFonts w:ascii="Arial" w:hAnsi="Arial" w:cs="Arial"/>
@@ -578,21 +470,7 @@
         <w:rPr>
           <w:rFonts w:ascii="Arial" w:hAnsi="Arial" w:cs="Arial"/>
         </w:rPr>
-        <w:t xml:space="preserve">- </w:t>
-      </w:r>
-      <w:proofErr w:type="gramStart"/>
-      <w:r>
-        <w:rPr>
-          <w:rFonts w:ascii="Arial" w:hAnsi="Arial" w:cs="Arial"/>
-        </w:rPr>
-        <w:t>para</w:t>
-      </w:r>
-      <w:proofErr w:type="gramEnd"/>
-      <w:r>
-        <w:rPr>
-          <w:rFonts w:ascii="Arial" w:hAnsi="Arial" w:cs="Arial"/>
-        </w:rPr>
-        <w:t xml:space="preserve"> rodar no terminal no </w:t>
+        <w:t xml:space="preserve">- para rodar no terminal no </w:t>
       </w:r>
       <w:proofErr w:type="spellStart"/>
       <w:r>
@@ -625,7 +503,7 @@
         </w:rPr>
         <w:lastRenderedPageBreak/>
         <w:drawing>
-          <wp:inline distT="0" distB="0" distL="0" distR="0" wp14:anchorId="0F23E2BB" wp14:editId="5B53F8A6">
+          <wp:inline distT="0" distB="0" distL="0" distR="0" wp14:anchorId="0F23E2BB" wp14:editId="2D7FBEB4">
             <wp:extent cx="5427878" cy="3051587"/>
             <wp:effectExtent l="0" t="0" r="1905" b="0"/>
             <wp:docPr id="630718515" name="Imagem 1"/>
@@ -716,7 +594,6 @@
         <w:t>” no arquivo “</w:t>
       </w:r>
       <w:proofErr w:type="spellStart"/>
-      <w:proofErr w:type="gramStart"/>
       <w:r>
         <w:rPr>
           <w:rFonts w:ascii="Arial" w:hAnsi="Arial" w:cs="Arial"/>
@@ -730,7 +607,6 @@
         <w:t>.json</w:t>
       </w:r>
       <w:proofErr w:type="spellEnd"/>
-      <w:proofErr w:type="gramEnd"/>
       <w:r>
         <w:rPr>
           <w:rFonts w:ascii="Arial" w:hAnsi="Arial" w:cs="Arial"/>
@@ -751,7 +627,7 @@
           <w:lang w:eastAsia="pt-BR"/>
         </w:rPr>
         <w:drawing>
-          <wp:inline distT="0" distB="0" distL="0" distR="0" wp14:anchorId="4DE40C2B" wp14:editId="1B95C284">
+          <wp:inline distT="0" distB="0" distL="0" distR="0" wp14:anchorId="4DE40C2B" wp14:editId="51F7E101">
             <wp:extent cx="5400040" cy="3035935"/>
             <wp:effectExtent l="0" t="0" r="0" b="0"/>
             <wp:docPr id="2116118315" name="Imagem 2"/>
@@ -1156,7 +1032,6 @@
         <w:t>-</w:t>
       </w:r>
       <w:proofErr w:type="spellStart"/>
-      <w:proofErr w:type="gramStart"/>
       <w:r>
         <w:rPr>
           <w:rFonts w:ascii="Arial" w:hAnsi="Arial" w:cs="Arial"/>
@@ -1164,7 +1039,6 @@
         <w:t>npm</w:t>
       </w:r>
       <w:proofErr w:type="spellEnd"/>
-      <w:proofErr w:type="gramEnd"/>
       <w:r>
         <w:rPr>
           <w:rFonts w:ascii="Arial" w:hAnsi="Arial" w:cs="Arial"/>
@@ -1247,7 +1121,6 @@
         <w:t xml:space="preserve">- </w:t>
       </w:r>
       <w:proofErr w:type="spellStart"/>
-      <w:proofErr w:type="gramStart"/>
       <w:r>
         <w:rPr>
           <w:rFonts w:ascii="Arial" w:hAnsi="Arial" w:cs="Arial"/>
@@ -1255,7 +1128,6 @@
         <w:t>npm</w:t>
       </w:r>
       <w:proofErr w:type="spellEnd"/>
-      <w:proofErr w:type="gramEnd"/>
       <w:r>
         <w:rPr>
           <w:rFonts w:ascii="Arial" w:hAnsi="Arial" w:cs="Arial"/>
@@ -1298,7 +1170,7 @@
           <w:lang w:eastAsia="pt-BR"/>
         </w:rPr>
         <w:drawing>
-          <wp:inline distT="0" distB="0" distL="0" distR="0" wp14:anchorId="32710904" wp14:editId="57F63680">
+          <wp:inline distT="0" distB="0" distL="0" distR="0" wp14:anchorId="32710904" wp14:editId="1629859F">
             <wp:extent cx="5400040" cy="3035935"/>
             <wp:effectExtent l="0" t="0" r="0" b="0"/>
             <wp:docPr id="1413157709" name="Imagem 1"/>
@@ -1360,7 +1232,7 @@
           <w:lang w:eastAsia="pt-BR"/>
         </w:rPr>
         <w:drawing>
-          <wp:inline distT="0" distB="0" distL="0" distR="0" wp14:anchorId="73D9C3F5" wp14:editId="7728168E">
+          <wp:inline distT="0" distB="0" distL="0" distR="0" wp14:anchorId="73D9C3F5" wp14:editId="1CA8E36D">
             <wp:extent cx="5400040" cy="3035935"/>
             <wp:effectExtent l="0" t="0" r="0" b="0"/>
             <wp:docPr id="1069654001" name="Imagem 2"/>
@@ -1440,7 +1312,6 @@
         <w:t xml:space="preserve">- </w:t>
       </w:r>
       <w:proofErr w:type="spellStart"/>
-      <w:proofErr w:type="gramStart"/>
       <w:r>
         <w:rPr>
           <w:rFonts w:ascii="Arial" w:hAnsi="Arial" w:cs="Arial"/>
@@ -1448,7 +1319,6 @@
         <w:t>npm</w:t>
       </w:r>
       <w:proofErr w:type="spellEnd"/>
-      <w:proofErr w:type="gramEnd"/>
       <w:r>
         <w:rPr>
           <w:rFonts w:ascii="Arial" w:hAnsi="Arial" w:cs="Arial"/>
@@ -1483,7 +1353,6 @@
         <w:t xml:space="preserve">- </w:t>
       </w:r>
       <w:proofErr w:type="spellStart"/>
-      <w:proofErr w:type="gramStart"/>
       <w:r>
         <w:rPr>
           <w:rFonts w:ascii="Arial" w:hAnsi="Arial" w:cs="Arial"/>
@@ -1491,7 +1360,6 @@
         <w:t>npm</w:t>
       </w:r>
       <w:proofErr w:type="spellEnd"/>
-      <w:proofErr w:type="gramEnd"/>
       <w:r>
         <w:rPr>
           <w:rFonts w:ascii="Arial" w:hAnsi="Arial" w:cs="Arial"/>
@@ -1527,7 +1395,7 @@
           <w:lang w:eastAsia="pt-BR"/>
         </w:rPr>
         <w:drawing>
-          <wp:inline distT="0" distB="0" distL="0" distR="0" wp14:anchorId="30BCFB8F" wp14:editId="7F799A79">
+          <wp:inline distT="0" distB="0" distL="0" distR="0" wp14:anchorId="30BCFB8F" wp14:editId="1C8B076F">
             <wp:extent cx="5400040" cy="3035935"/>
             <wp:effectExtent l="0" t="0" r="0" b="0"/>
             <wp:docPr id="376406174" name="Imagem 3"/>
@@ -1589,7 +1457,7 @@
           <w:lang w:eastAsia="pt-BR"/>
         </w:rPr>
         <w:drawing>
-          <wp:inline distT="0" distB="0" distL="0" distR="0" wp14:anchorId="586C49D7" wp14:editId="04BDC6A0">
+          <wp:inline distT="0" distB="0" distL="0" distR="0" wp14:anchorId="586C49D7" wp14:editId="296B82F0">
             <wp:extent cx="5400040" cy="3035935"/>
             <wp:effectExtent l="0" t="0" r="0" b="0"/>
             <wp:docPr id="1196263124" name="Imagem 4"/>
@@ -1715,7 +1583,19 @@
         <w:rPr>
           <w:rFonts w:ascii="Arial" w:hAnsi="Arial" w:cs="Arial"/>
         </w:rPr>
-        <w:t xml:space="preserve"> y ou </w:t>
+        <w:t xml:space="preserve"> </w:t>
+      </w:r>
+      <w:r>
+        <w:rPr>
+          <w:rFonts w:ascii="Arial" w:hAnsi="Arial" w:cs="Arial"/>
+        </w:rPr>
+        <w:t>-</w:t>
+      </w:r>
+      <w:r>
+        <w:rPr>
+          <w:rFonts w:ascii="Arial" w:hAnsi="Arial" w:cs="Arial"/>
+        </w:rPr>
+        <w:t xml:space="preserve">y ou </w:t>
       </w:r>
       <w:proofErr w:type="spellStart"/>
       <w:r>
@@ -1753,19 +1633,11 @@
         <w:t>type</w:t>
       </w:r>
       <w:proofErr w:type="spellEnd"/>
-      <w:proofErr w:type="gramStart"/>
-      <w:r>
-        <w:rPr>
-          <w:rFonts w:ascii="Arial" w:hAnsi="Arial" w:cs="Arial"/>
-        </w:rPr>
-        <w:t>” :</w:t>
-      </w:r>
-      <w:proofErr w:type="gramEnd"/>
-      <w:r>
-        <w:rPr>
-          <w:rFonts w:ascii="Arial" w:hAnsi="Arial" w:cs="Arial"/>
-        </w:rPr>
-        <w:t xml:space="preserve"> “module”</w:t>
+      <w:r>
+        <w:rPr>
+          <w:rFonts w:ascii="Arial" w:hAnsi="Arial" w:cs="Arial"/>
+        </w:rPr>
+        <w:t>” : “module”</w:t>
       </w:r>
     </w:p>
     <w:p>
@@ -1781,7 +1653,6 @@
         <w:t xml:space="preserve">- </w:t>
       </w:r>
       <w:proofErr w:type="spellStart"/>
-      <w:proofErr w:type="gramStart"/>
       <w:r>
         <w:rPr>
           <w:rFonts w:ascii="Arial" w:hAnsi="Arial" w:cs="Arial"/>
@@ -1789,7 +1660,6 @@
         <w:t>npm</w:t>
       </w:r>
       <w:proofErr w:type="spellEnd"/>
-      <w:proofErr w:type="gramEnd"/>
       <w:r>
         <w:rPr>
           <w:rFonts w:ascii="Arial" w:hAnsi="Arial" w:cs="Arial"/>
@@ -1860,7 +1730,6 @@
         <w:t xml:space="preserve">- </w:t>
       </w:r>
       <w:proofErr w:type="spellStart"/>
-      <w:proofErr w:type="gramStart"/>
       <w:r>
         <w:rPr>
           <w:rFonts w:ascii="Arial" w:hAnsi="Arial" w:cs="Arial"/>
@@ -1868,7 +1737,6 @@
         <w:t>npm</w:t>
       </w:r>
       <w:proofErr w:type="spellEnd"/>
-      <w:proofErr w:type="gramEnd"/>
       <w:r>
         <w:rPr>
           <w:rFonts w:ascii="Arial" w:hAnsi="Arial" w:cs="Arial"/>
@@ -1936,7 +1804,6 @@
         <w:t xml:space="preserve">- </w:t>
       </w:r>
       <w:proofErr w:type="spellStart"/>
-      <w:proofErr w:type="gramStart"/>
       <w:r>
         <w:rPr>
           <w:rFonts w:ascii="Arial" w:hAnsi="Arial" w:cs="Arial"/>
@@ -1944,7 +1811,6 @@
         <w:t>npm</w:t>
       </w:r>
       <w:proofErr w:type="spellEnd"/>
-      <w:proofErr w:type="gramEnd"/>
       <w:r>
         <w:rPr>
           <w:rFonts w:ascii="Arial" w:hAnsi="Arial" w:cs="Arial"/>
@@ -2021,7 +1887,6 @@
         <w:t xml:space="preserve">- </w:t>
       </w:r>
       <w:proofErr w:type="spellStart"/>
-      <w:proofErr w:type="gramStart"/>
       <w:r>
         <w:rPr>
           <w:rFonts w:ascii="Arial" w:hAnsi="Arial" w:cs="Arial"/>
@@ -2029,7 +1894,6 @@
         <w:t>npm</w:t>
       </w:r>
       <w:proofErr w:type="spellEnd"/>
-      <w:proofErr w:type="gramEnd"/>
       <w:r>
         <w:rPr>
           <w:rFonts w:ascii="Arial" w:hAnsi="Arial" w:cs="Arial"/>
@@ -2188,35 +2052,7 @@
         <w:rPr>
           <w:rFonts w:ascii="Helvetica" w:hAnsi="Helvetica" w:cs="Helvetica"/>
         </w:rPr>
-        <w:t xml:space="preserve"> @</w:t>
-      </w:r>
-      <w:proofErr w:type="spellStart"/>
-      <w:r>
-        <w:rPr>
-          <w:rFonts w:ascii="Helvetica" w:hAnsi="Helvetica" w:cs="Helvetica"/>
-        </w:rPr>
-        <w:t>tailwindcss</w:t>
-      </w:r>
-      <w:proofErr w:type="spellEnd"/>
-      <w:r>
-        <w:rPr>
-          <w:rFonts w:ascii="Helvetica" w:hAnsi="Helvetica" w:cs="Helvetica"/>
-        </w:rPr>
-        <w:t>/</w:t>
-      </w:r>
-      <w:proofErr w:type="spellStart"/>
-      <w:r>
-        <w:rPr>
-          <w:rFonts w:ascii="Helvetica" w:hAnsi="Helvetica" w:cs="Helvetica"/>
-        </w:rPr>
-        <w:t>vite</w:t>
-      </w:r>
-      <w:proofErr w:type="spellEnd"/>
-      <w:r>
-        <w:rPr>
-          <w:rFonts w:ascii="Helvetica" w:hAnsi="Helvetica" w:cs="Helvetica"/>
-        </w:rPr>
-        <w:t xml:space="preserve"> ) </w:t>
+        <w:t xml:space="preserve"> @tailwindcss/vite ) </w:t>
       </w:r>
     </w:p>
     <w:p>
@@ -2232,7 +2068,6 @@
         <w:t xml:space="preserve">- </w:t>
       </w:r>
       <w:proofErr w:type="spellStart"/>
-      <w:proofErr w:type="gramStart"/>
       <w:r>
         <w:rPr>
           <w:rFonts w:ascii="Arial" w:hAnsi="Arial" w:cs="Arial"/>
@@ -2240,7 +2075,6 @@
         <w:t>npx</w:t>
       </w:r>
       <w:proofErr w:type="spellEnd"/>
-      <w:proofErr w:type="gramEnd"/>
       <w:r>
         <w:rPr>
           <w:rFonts w:ascii="Arial" w:hAnsi="Arial" w:cs="Arial"/>
@@ -2295,7 +2129,6 @@
         <w:t xml:space="preserve">- </w:t>
       </w:r>
       <w:proofErr w:type="spellStart"/>
-      <w:proofErr w:type="gramStart"/>
       <w:r>
         <w:rPr>
           <w:rFonts w:ascii="Arial" w:hAnsi="Arial" w:cs="Arial"/>
@@ -2303,7 +2136,6 @@
         <w:t>npm</w:t>
       </w:r>
       <w:proofErr w:type="spellEnd"/>
-      <w:proofErr w:type="gramEnd"/>
       <w:r>
         <w:rPr>
           <w:rFonts w:ascii="Arial" w:hAnsi="Arial" w:cs="Arial"/>
@@ -2346,7 +2178,6 @@
         <w:t xml:space="preserve">- </w:t>
       </w:r>
       <w:proofErr w:type="spellStart"/>
-      <w:proofErr w:type="gramStart"/>
       <w:r>
         <w:rPr>
           <w:rFonts w:ascii="Arial" w:hAnsi="Arial" w:cs="Arial"/>
@@ -2354,7 +2185,6 @@
         <w:t>npm</w:t>
       </w:r>
       <w:proofErr w:type="spellEnd"/>
-      <w:proofErr w:type="gramEnd"/>
       <w:r>
         <w:rPr>
           <w:rFonts w:ascii="Arial" w:hAnsi="Arial" w:cs="Arial"/>
@@ -2428,7 +2258,7 @@
           <w:lang w:eastAsia="pt-BR"/>
           <w14:ligatures w14:val="none"/>
         </w:rPr>
-        <w:t>@</w:t>
+        <w:t>@import "</w:t>
       </w:r>
       <w:proofErr w:type="spellStart"/>
       <w:r>
@@ -2439,7 +2269,7 @@
           <w:lang w:eastAsia="pt-BR"/>
           <w14:ligatures w14:val="none"/>
         </w:rPr>
-        <w:t>import</w:t>
+        <w:t>tailwindcss</w:t>
       </w:r>
       <w:proofErr w:type="spellEnd"/>
       <w:r>
@@ -2450,10 +2280,11 @@
           <w:lang w:eastAsia="pt-BR"/>
           <w14:ligatures w14:val="none"/>
         </w:rPr>
-        <w:t xml:space="preserve"> "</w:t>
-      </w:r>
-      <w:proofErr w:type="spellStart"/>
-      <w:r>
+        <w:t>";</w:t>
+      </w:r>
+    </w:p>
+    <w:p>
+      <w:pPr>
         <w:rPr>
           <w:rFonts w:ascii="inherit" w:eastAsia="Times New Roman" w:hAnsi="inherit" w:cs="Helvetica"/>
           <w:kern w:val="0"/>
@@ -2461,29 +2292,6 @@
           <w:lang w:eastAsia="pt-BR"/>
           <w14:ligatures w14:val="none"/>
         </w:rPr>
-        <w:t>tailwindcss</w:t>
-      </w:r>
-      <w:proofErr w:type="spellEnd"/>
-      <w:r>
-        <w:rPr>
-          <w:rFonts w:ascii="inherit" w:eastAsia="Times New Roman" w:hAnsi="inherit" w:cs="Helvetica"/>
-          <w:kern w:val="0"/>
-          <w:bdr w:val="none" w:sz="0" w:space="0" w:color="auto" w:frame="1"/>
-          <w:lang w:eastAsia="pt-BR"/>
-          <w14:ligatures w14:val="none"/>
-        </w:rPr>
-        <w:t>";</w:t>
-      </w:r>
-    </w:p>
-    <w:p>
-      <w:pPr>
-        <w:rPr>
-          <w:rFonts w:ascii="inherit" w:eastAsia="Times New Roman" w:hAnsi="inherit" w:cs="Helvetica"/>
-          <w:kern w:val="0"/>
-          <w:bdr w:val="none" w:sz="0" w:space="0" w:color="auto" w:frame="1"/>
-          <w:lang w:eastAsia="pt-BR"/>
-          <w14:ligatures w14:val="none"/>
-        </w:rPr>
       </w:pPr>
     </w:p>
     <w:p>
@@ -2511,17 +2319,7 @@
           <w:i/>
           <w:iCs/>
         </w:rPr>
-        <w:t>06</w:t>
-      </w:r>
-      <w:r>
-        <w:rPr>
-          <w:rFonts w:ascii="Arial" w:hAnsi="Arial" w:cs="Arial"/>
-          <w:b/>
-          <w:bCs/>
-          <w:i/>
-          <w:iCs/>
-        </w:rPr>
-        <w:t>/04/2026</w:t>
+        <w:t>06/04/2026</w:t>
       </w:r>
     </w:p>
     <w:p>
@@ -2580,15 +2378,7 @@
           <w:sz w:val="21"/>
           <w:szCs w:val="21"/>
         </w:rPr>
-        <w:t xml:space="preserve"> CSS</w:t>
-      </w:r>
-      <w:r>
-        <w:rPr>
-          <w:rFonts w:ascii="system-ui" w:hAnsi="system-ui"/>
-          <w:sz w:val="21"/>
-          <w:szCs w:val="21"/>
-        </w:rPr>
-        <w:t xml:space="preserve">: </w:t>
+        <w:t xml:space="preserve"> CSS: </w:t>
       </w:r>
       <w:proofErr w:type="spellStart"/>
       <w:r>
@@ -2642,36 +2432,8 @@
           <w:sz w:val="21"/>
           <w:szCs w:val="21"/>
         </w:rPr>
-        <w:t xml:space="preserve"> @</w:t>
-      </w:r>
-      <w:proofErr w:type="spellStart"/>
-      <w:r>
-        <w:rPr>
-          <w:rFonts w:ascii="system-ui" w:hAnsi="system-ui"/>
-          <w:sz w:val="21"/>
-          <w:szCs w:val="21"/>
-        </w:rPr>
-        <w:t>tailwindcss</w:t>
-      </w:r>
-      <w:proofErr w:type="spellEnd"/>
-      <w:r>
-        <w:rPr>
-          <w:rFonts w:ascii="system-ui" w:hAnsi="system-ui"/>
-          <w:sz w:val="21"/>
-          <w:szCs w:val="21"/>
-        </w:rPr>
-        <w:t>/</w:t>
-      </w:r>
-      <w:proofErr w:type="spellStart"/>
-      <w:r>
-        <w:rPr>
-          <w:rFonts w:ascii="system-ui" w:hAnsi="system-ui"/>
-          <w:sz w:val="21"/>
-          <w:szCs w:val="21"/>
-        </w:rPr>
-        <w:t>vite</w:t>
-      </w:r>
-      <w:proofErr w:type="spellEnd"/>
+        <w:t xml:space="preserve"> @tailwindcss/vite</w:t>
+      </w:r>
     </w:p>
     <w:p>
       <w:pPr>
@@ -2719,43 +2481,7 @@
           <w:sz w:val="21"/>
           <w:szCs w:val="21"/>
         </w:rPr>
-        <w:t xml:space="preserve"> </w:t>
-      </w:r>
-      <w:proofErr w:type="spellStart"/>
-      <w:r>
-        <w:rPr>
-          <w:rFonts w:ascii="system-ui" w:hAnsi="system-ui"/>
-          <w:sz w:val="21"/>
-          <w:szCs w:val="21"/>
-        </w:rPr>
-        <w:t>Vite</w:t>
-      </w:r>
-      <w:proofErr w:type="spellEnd"/>
-      <w:r>
-        <w:rPr>
-          <w:rFonts w:ascii="system-ui" w:hAnsi="system-ui"/>
-          <w:sz w:val="21"/>
-          <w:szCs w:val="21"/>
-        </w:rPr>
-        <w:t xml:space="preserve"> </w:t>
-      </w:r>
-      <w:proofErr w:type="spellStart"/>
-      <w:r>
-        <w:rPr>
-          <w:rFonts w:ascii="system-ui" w:hAnsi="system-ui"/>
-          <w:sz w:val="21"/>
-          <w:szCs w:val="21"/>
-        </w:rPr>
-        <w:t>plugin</w:t>
-      </w:r>
-      <w:proofErr w:type="spellEnd"/>
-      <w:r>
-        <w:rPr>
-          <w:rFonts w:ascii="system-ui" w:hAnsi="system-ui"/>
-          <w:sz w:val="21"/>
-          <w:szCs w:val="21"/>
-        </w:rPr>
-        <w:t>:</w:t>
+        <w:t xml:space="preserve"> Vite plugin:</w:t>
       </w:r>
     </w:p>
     <w:p>
@@ -2783,7 +2509,6 @@
         <w:t xml:space="preserve"> </w:t>
       </w:r>
       <w:proofErr w:type="spellStart"/>
-      <w:proofErr w:type="gramStart"/>
       <w:r>
         <w:rPr>
           <w:rFonts w:ascii="system-ui" w:hAnsi="system-ui"/>
@@ -2793,7 +2518,6 @@
         <w:t>import</w:t>
       </w:r>
       <w:proofErr w:type="spellEnd"/>
-      <w:proofErr w:type="gramEnd"/>
       <w:r>
         <w:rPr>
           <w:rFonts w:ascii="system-ui" w:hAnsi="system-ui"/>
@@ -2874,7 +2598,6 @@
         </w:rPr>
       </w:pPr>
       <w:proofErr w:type="spellStart"/>
-      <w:proofErr w:type="gramStart"/>
       <w:r>
         <w:rPr>
           <w:rFonts w:ascii="system-ui" w:hAnsi="system-ui"/>
@@ -2884,7 +2607,6 @@
         <w:t>import</w:t>
       </w:r>
       <w:proofErr w:type="spellEnd"/>
-      <w:proofErr w:type="gramEnd"/>
       <w:r>
         <w:rPr>
           <w:rFonts w:ascii="system-ui" w:hAnsi="system-ui"/>
@@ -2984,7 +2706,6 @@
         </w:rPr>
       </w:pPr>
       <w:proofErr w:type="spellStart"/>
-      <w:proofErr w:type="gramStart"/>
       <w:r>
         <w:rPr>
           <w:rFonts w:ascii="system-ui" w:hAnsi="system-ui"/>
@@ -2994,7 +2715,6 @@
         <w:t>export</w:t>
       </w:r>
       <w:proofErr w:type="spellEnd"/>
-      <w:proofErr w:type="gramEnd"/>
       <w:r>
         <w:rPr>
           <w:rFonts w:ascii="system-ui" w:hAnsi="system-ui"/>
@@ -3044,27 +2764,7 @@
           <w:sz w:val="21"/>
           <w:szCs w:val="21"/>
         </w:rPr>
-        <w:t xml:space="preserve">  </w:t>
-      </w:r>
-      <w:proofErr w:type="spellStart"/>
-      <w:proofErr w:type="gramStart"/>
-      <w:r>
-        <w:rPr>
-          <w:rFonts w:ascii="system-ui" w:hAnsi="system-ui"/>
-          <w:sz w:val="21"/>
-          <w:szCs w:val="21"/>
-        </w:rPr>
-        <w:t>plugins</w:t>
-      </w:r>
-      <w:proofErr w:type="spellEnd"/>
-      <w:proofErr w:type="gramEnd"/>
-      <w:r>
-        <w:rPr>
-          <w:rFonts w:ascii="system-ui" w:hAnsi="system-ui"/>
-          <w:sz w:val="21"/>
-          <w:szCs w:val="21"/>
-        </w:rPr>
-        <w:t>: [</w:t>
+        <w:t xml:space="preserve">  plugins: [</w:t>
       </w:r>
     </w:p>
     <w:p>
@@ -3092,7 +2792,6 @@
         <w:t xml:space="preserve">    </w:t>
       </w:r>
       <w:proofErr w:type="spellStart"/>
-      <w:proofErr w:type="gramStart"/>
       <w:r>
         <w:rPr>
           <w:rFonts w:ascii="system-ui" w:hAnsi="system-ui"/>
@@ -3108,16 +2807,7 @@
           <w:sz w:val="21"/>
           <w:szCs w:val="21"/>
         </w:rPr>
-        <w:t>(</w:t>
-      </w:r>
-      <w:proofErr w:type="gramEnd"/>
-      <w:r>
-        <w:rPr>
-          <w:rFonts w:ascii="system-ui" w:hAnsi="system-ui"/>
-          <w:sz w:val="21"/>
-          <w:szCs w:val="21"/>
-        </w:rPr>
-        <w:t>),</w:t>
+        <w:t>(),</w:t>
       </w:r>
     </w:p>
     <w:p>
@@ -3228,65 +2918,972 @@
           <w:sz w:val="21"/>
           <w:szCs w:val="21"/>
         </w:rPr>
-        <w:t xml:space="preserve"> CSS</w:t>
-      </w:r>
-      <w:r>
-        <w:rPr>
-          <w:rFonts w:ascii="system-ui" w:hAnsi="system-ui"/>
-          <w:sz w:val="21"/>
-          <w:szCs w:val="21"/>
-        </w:rPr>
-        <w:t xml:space="preserve">: </w:t>
-      </w:r>
-      <w:r>
-        <w:rPr>
-          <w:rFonts w:ascii="system-ui" w:hAnsi="system-ui"/>
-          <w:sz w:val="21"/>
-          <w:szCs w:val="21"/>
-        </w:rPr>
-        <w:t>@</w:t>
-      </w:r>
-      <w:proofErr w:type="spellStart"/>
-      <w:r>
-        <w:rPr>
-          <w:rFonts w:ascii="system-ui" w:hAnsi="system-ui"/>
-          <w:sz w:val="21"/>
-          <w:szCs w:val="21"/>
-        </w:rPr>
-        <w:t>import</w:t>
-      </w:r>
-      <w:proofErr w:type="spellEnd"/>
-      <w:r>
-        <w:rPr>
-          <w:rFonts w:ascii="system-ui" w:hAnsi="system-ui"/>
-          <w:sz w:val="21"/>
-          <w:szCs w:val="21"/>
-        </w:rPr>
-        <w:t xml:space="preserve"> "tailwindcss";</w:t>
-      </w:r>
-      <w:bookmarkStart w:id="0" w:name="_GoBack"/>
-      <w:bookmarkEnd w:id="0"/>
-    </w:p>
-    <w:p>
-      <w:pPr>
-        <w:rPr>
-          <w:rFonts w:ascii="Arial" w:hAnsi="Arial" w:cs="Arial"/>
-        </w:rPr>
-      </w:pPr>
-    </w:p>
-    <w:p>
-      <w:pPr>
-        <w:rPr>
-          <w:rFonts w:ascii="Arial" w:hAnsi="Arial" w:cs="Arial"/>
-        </w:rPr>
-      </w:pPr>
-    </w:p>
-    <w:p>
-      <w:pPr>
-        <w:rPr>
-          <w:rFonts w:ascii="Arial" w:hAnsi="Arial" w:cs="Arial"/>
-        </w:rPr>
-      </w:pPr>
+        <w:t xml:space="preserve"> CSS: </w:t>
+      </w:r>
+      <w:r>
+        <w:rPr>
+          <w:rFonts w:ascii="system-ui" w:hAnsi="system-ui"/>
+          <w:sz w:val="21"/>
+          <w:szCs w:val="21"/>
+        </w:rPr>
+        <w:t>@import "tailwindcss";</w:t>
+      </w:r>
+    </w:p>
+    <w:p>
+      <w:pPr>
+        <w:rPr>
+          <w:rFonts w:ascii="Arial" w:hAnsi="Arial" w:cs="Arial"/>
+        </w:rPr>
+      </w:pPr>
+    </w:p>
+    <w:p>
+      <w:pPr>
+        <w:rPr>
+          <w:rFonts w:ascii="Arial" w:hAnsi="Arial" w:cs="Arial"/>
+        </w:rPr>
+      </w:pPr>
+    </w:p>
+    <w:p>
+      <w:pPr>
+        <w:rPr>
+          <w:rFonts w:ascii="Arial" w:hAnsi="Arial" w:cs="Arial"/>
+          <w:b/>
+          <w:bCs/>
+          <w:i/>
+          <w:iCs/>
+        </w:rPr>
+      </w:pPr>
+      <w:r>
+        <w:rPr>
+          <w:rFonts w:ascii="Arial" w:hAnsi="Arial" w:cs="Arial"/>
+          <w:b/>
+          <w:bCs/>
+          <w:i/>
+          <w:iCs/>
+        </w:rPr>
+        <w:t>15/04/2026</w:t>
+      </w:r>
+    </w:p>
+    <w:p>
+      <w:pPr>
+        <w:rPr>
+          <w:rFonts w:ascii="Arial" w:hAnsi="Arial" w:cs="Arial"/>
+        </w:rPr>
+      </w:pPr>
+      <w:r>
+        <w:rPr>
+          <w:rFonts w:ascii="Arial" w:hAnsi="Arial" w:cs="Arial"/>
+        </w:rPr>
+        <w:t xml:space="preserve">- Aula do </w:t>
+      </w:r>
+      <w:proofErr w:type="spellStart"/>
+      <w:r>
+        <w:rPr>
+          <w:rFonts w:ascii="Arial" w:hAnsi="Arial" w:cs="Arial"/>
+        </w:rPr>
+        <w:t>EcoFluxo</w:t>
+      </w:r>
+      <w:proofErr w:type="spellEnd"/>
+      <w:r>
+        <w:rPr>
+          <w:rFonts w:ascii="Arial" w:hAnsi="Arial" w:cs="Arial"/>
+        </w:rPr>
+        <w:t>:</w:t>
+      </w:r>
+    </w:p>
+    <w:p>
+      <w:pPr>
+        <w:rPr>
+          <w:rFonts w:ascii="Arial" w:hAnsi="Arial" w:cs="Arial"/>
+        </w:rPr>
+      </w:pPr>
+      <w:r>
+        <w:rPr>
+          <w:rFonts w:ascii="Arial" w:hAnsi="Arial" w:cs="Arial"/>
+        </w:rPr>
+        <w:t>(</w:t>
+      </w:r>
+      <w:proofErr w:type="spellStart"/>
+      <w:r>
+        <w:rPr>
+          <w:rFonts w:ascii="Arial" w:hAnsi="Arial" w:cs="Arial"/>
+        </w:rPr>
+        <w:t>backend</w:t>
+      </w:r>
+      <w:proofErr w:type="spellEnd"/>
+      <w:r>
+        <w:rPr>
+          <w:rFonts w:ascii="Arial" w:hAnsi="Arial" w:cs="Arial"/>
+        </w:rPr>
+        <w:t>)</w:t>
+      </w:r>
+    </w:p>
+    <w:p>
+      <w:pPr>
+        <w:rPr>
+          <w:rFonts w:ascii="Arial" w:hAnsi="Arial" w:cs="Arial"/>
+        </w:rPr>
+      </w:pPr>
+      <w:r>
+        <w:rPr>
+          <w:rFonts w:ascii="Arial" w:hAnsi="Arial" w:cs="Arial"/>
+        </w:rPr>
+        <w:t xml:space="preserve">- </w:t>
+      </w:r>
+      <w:proofErr w:type="spellStart"/>
+      <w:r>
+        <w:rPr>
+          <w:rFonts w:ascii="Arial" w:hAnsi="Arial" w:cs="Arial"/>
+        </w:rPr>
+        <w:t>npm</w:t>
+      </w:r>
+      <w:proofErr w:type="spellEnd"/>
+      <w:r>
+        <w:rPr>
+          <w:rFonts w:ascii="Arial" w:hAnsi="Arial" w:cs="Arial"/>
+        </w:rPr>
+        <w:t xml:space="preserve"> </w:t>
+      </w:r>
+      <w:proofErr w:type="spellStart"/>
+      <w:r>
+        <w:rPr>
+          <w:rFonts w:ascii="Arial" w:hAnsi="Arial" w:cs="Arial"/>
+        </w:rPr>
+        <w:t>init</w:t>
+      </w:r>
+      <w:proofErr w:type="spellEnd"/>
+      <w:r>
+        <w:rPr>
+          <w:rFonts w:ascii="Arial" w:hAnsi="Arial" w:cs="Arial"/>
+        </w:rPr>
+        <w:t xml:space="preserve"> -y</w:t>
+      </w:r>
+    </w:p>
+    <w:p>
+      <w:pPr>
+        <w:rPr>
+          <w:rFonts w:ascii="Arial" w:hAnsi="Arial" w:cs="Arial"/>
+        </w:rPr>
+      </w:pPr>
+      <w:r>
+        <w:rPr>
+          <w:rFonts w:ascii="Arial" w:hAnsi="Arial" w:cs="Arial"/>
+        </w:rPr>
+        <w:t xml:space="preserve">- </w:t>
+      </w:r>
+      <w:proofErr w:type="spellStart"/>
+      <w:r>
+        <w:rPr>
+          <w:rFonts w:ascii="Arial" w:hAnsi="Arial" w:cs="Arial"/>
+        </w:rPr>
+        <w:t>npm</w:t>
+      </w:r>
+      <w:proofErr w:type="spellEnd"/>
+      <w:r>
+        <w:rPr>
+          <w:rFonts w:ascii="Arial" w:hAnsi="Arial" w:cs="Arial"/>
+        </w:rPr>
+        <w:t xml:space="preserve"> </w:t>
+      </w:r>
+      <w:proofErr w:type="spellStart"/>
+      <w:r>
+        <w:rPr>
+          <w:rFonts w:ascii="Arial" w:hAnsi="Arial" w:cs="Arial"/>
+        </w:rPr>
+        <w:t>install</w:t>
+      </w:r>
+      <w:proofErr w:type="spellEnd"/>
+      <w:r>
+        <w:rPr>
+          <w:rFonts w:ascii="Arial" w:hAnsi="Arial" w:cs="Arial"/>
+        </w:rPr>
+        <w:t xml:space="preserve"> </w:t>
+      </w:r>
+      <w:proofErr w:type="spellStart"/>
+      <w:r>
+        <w:rPr>
+          <w:rFonts w:ascii="Arial" w:hAnsi="Arial" w:cs="Arial"/>
+        </w:rPr>
+        <w:t>express</w:t>
+      </w:r>
+      <w:proofErr w:type="spellEnd"/>
+      <w:r>
+        <w:rPr>
+          <w:rFonts w:ascii="Arial" w:hAnsi="Arial" w:cs="Arial"/>
+        </w:rPr>
+        <w:t xml:space="preserve"> </w:t>
+      </w:r>
+      <w:proofErr w:type="spellStart"/>
+      <w:r>
+        <w:rPr>
+          <w:rFonts w:ascii="Arial" w:hAnsi="Arial" w:cs="Arial"/>
+        </w:rPr>
+        <w:t>cors</w:t>
+      </w:r>
+      <w:proofErr w:type="spellEnd"/>
+      <w:r>
+        <w:rPr>
+          <w:rFonts w:ascii="Arial" w:hAnsi="Arial" w:cs="Arial"/>
+        </w:rPr>
+        <w:t xml:space="preserve"> </w:t>
+      </w:r>
+      <w:proofErr w:type="spellStart"/>
+      <w:r>
+        <w:rPr>
+          <w:rFonts w:ascii="Arial" w:hAnsi="Arial" w:cs="Arial"/>
+        </w:rPr>
+        <w:t>multer</w:t>
+      </w:r>
+      <w:proofErr w:type="spellEnd"/>
+      <w:r>
+        <w:rPr>
+          <w:rFonts w:ascii="Arial" w:hAnsi="Arial" w:cs="Arial"/>
+        </w:rPr>
+        <w:t xml:space="preserve"> prisma </w:t>
+      </w:r>
+      <w:proofErr w:type="spellStart"/>
+      <w:r>
+        <w:rPr>
+          <w:rFonts w:ascii="Arial" w:hAnsi="Arial" w:cs="Arial"/>
+        </w:rPr>
+        <w:t>dotenv</w:t>
+      </w:r>
+      <w:proofErr w:type="spellEnd"/>
+      <w:r>
+        <w:rPr>
+          <w:rFonts w:ascii="Arial" w:hAnsi="Arial" w:cs="Arial"/>
+        </w:rPr>
+        <w:t xml:space="preserve"> </w:t>
+      </w:r>
+      <w:proofErr w:type="spellStart"/>
+      <w:r>
+        <w:rPr>
+          <w:rFonts w:ascii="Arial" w:hAnsi="Arial" w:cs="Arial"/>
+        </w:rPr>
+        <w:t>jsonwebtoken</w:t>
+      </w:r>
+      <w:proofErr w:type="spellEnd"/>
+      <w:r>
+        <w:rPr>
+          <w:rFonts w:ascii="Arial" w:hAnsi="Arial" w:cs="Arial"/>
+        </w:rPr>
+        <w:t xml:space="preserve"> argon2</w:t>
+      </w:r>
+    </w:p>
+    <w:p>
+      <w:pPr>
+        <w:rPr>
+          <w:rFonts w:ascii="Arial" w:hAnsi="Arial" w:cs="Arial"/>
+        </w:rPr>
+      </w:pPr>
+      <w:r>
+        <w:rPr>
+          <w:rFonts w:ascii="Arial" w:hAnsi="Arial" w:cs="Arial"/>
+        </w:rPr>
+        <w:t xml:space="preserve">- </w:t>
+      </w:r>
+      <w:proofErr w:type="spellStart"/>
+      <w:r>
+        <w:rPr>
+          <w:rFonts w:ascii="Arial" w:hAnsi="Arial" w:cs="Arial"/>
+        </w:rPr>
+        <w:t>npm</w:t>
+      </w:r>
+      <w:proofErr w:type="spellEnd"/>
+      <w:r>
+        <w:rPr>
+          <w:rFonts w:ascii="Arial" w:hAnsi="Arial" w:cs="Arial"/>
+        </w:rPr>
+        <w:t xml:space="preserve"> </w:t>
+      </w:r>
+      <w:proofErr w:type="spellStart"/>
+      <w:r>
+        <w:rPr>
+          <w:rFonts w:ascii="Arial" w:hAnsi="Arial" w:cs="Arial"/>
+        </w:rPr>
+        <w:t>install</w:t>
+      </w:r>
+      <w:proofErr w:type="spellEnd"/>
+      <w:r>
+        <w:rPr>
+          <w:rFonts w:ascii="Arial" w:hAnsi="Arial" w:cs="Arial"/>
+        </w:rPr>
+        <w:t xml:space="preserve"> -d </w:t>
+      </w:r>
+      <w:proofErr w:type="spellStart"/>
+      <w:r>
+        <w:rPr>
+          <w:rFonts w:ascii="Arial" w:hAnsi="Arial" w:cs="Arial"/>
+        </w:rPr>
+        <w:t>typescript</w:t>
+      </w:r>
+      <w:proofErr w:type="spellEnd"/>
+      <w:r>
+        <w:rPr>
+          <w:rFonts w:ascii="Arial" w:hAnsi="Arial" w:cs="Arial"/>
+        </w:rPr>
+        <w:t xml:space="preserve"> @types/node @types/express @types/cors @types/jsonwebtoken @types/multer </w:t>
+      </w:r>
+      <w:proofErr w:type="spellStart"/>
+      <w:r>
+        <w:rPr>
+          <w:rFonts w:ascii="Arial" w:hAnsi="Arial" w:cs="Arial"/>
+        </w:rPr>
+        <w:t>ts</w:t>
+      </w:r>
+      <w:proofErr w:type="spellEnd"/>
+      <w:r>
+        <w:rPr>
+          <w:rFonts w:ascii="Arial" w:hAnsi="Arial" w:cs="Arial"/>
+        </w:rPr>
+        <w:t>-node-</w:t>
+      </w:r>
+      <w:proofErr w:type="spellStart"/>
+      <w:r>
+        <w:rPr>
+          <w:rFonts w:ascii="Arial" w:hAnsi="Arial" w:cs="Arial"/>
+        </w:rPr>
+        <w:t>dev</w:t>
+      </w:r>
+      <w:proofErr w:type="spellEnd"/>
+      <w:r>
+        <w:rPr>
+          <w:rFonts w:ascii="Arial" w:hAnsi="Arial" w:cs="Arial"/>
+        </w:rPr>
+        <w:t xml:space="preserve"> </w:t>
+      </w:r>
+      <w:proofErr w:type="spellStart"/>
+      <w:r>
+        <w:rPr>
+          <w:rFonts w:ascii="Arial" w:hAnsi="Arial" w:cs="Arial"/>
+        </w:rPr>
+        <w:t>nodemon</w:t>
+      </w:r>
+      <w:proofErr w:type="spellEnd"/>
+    </w:p>
+    <w:p>
+      <w:pPr>
+        <w:rPr>
+          <w:rFonts w:ascii="Arial" w:hAnsi="Arial" w:cs="Arial"/>
+        </w:rPr>
+      </w:pPr>
+      <w:r>
+        <w:rPr>
+          <w:rFonts w:ascii="Arial" w:hAnsi="Arial" w:cs="Arial"/>
+        </w:rPr>
+        <w:t xml:space="preserve">- </w:t>
+      </w:r>
+      <w:proofErr w:type="spellStart"/>
+      <w:r>
+        <w:rPr>
+          <w:rFonts w:ascii="Arial" w:hAnsi="Arial" w:cs="Arial"/>
+        </w:rPr>
+        <w:t>npx</w:t>
+      </w:r>
+      <w:proofErr w:type="spellEnd"/>
+      <w:r>
+        <w:rPr>
+          <w:rFonts w:ascii="Arial" w:hAnsi="Arial" w:cs="Arial"/>
+        </w:rPr>
+        <w:t xml:space="preserve"> </w:t>
+      </w:r>
+      <w:proofErr w:type="spellStart"/>
+      <w:r>
+        <w:rPr>
+          <w:rFonts w:ascii="Arial" w:hAnsi="Arial" w:cs="Arial"/>
+        </w:rPr>
+        <w:t>tsc</w:t>
+      </w:r>
+      <w:proofErr w:type="spellEnd"/>
+      <w:r>
+        <w:rPr>
+          <w:rFonts w:ascii="Arial" w:hAnsi="Arial" w:cs="Arial"/>
+        </w:rPr>
+        <w:t xml:space="preserve"> --</w:t>
+      </w:r>
+      <w:proofErr w:type="spellStart"/>
+      <w:r>
+        <w:rPr>
+          <w:rFonts w:ascii="Arial" w:hAnsi="Arial" w:cs="Arial"/>
+        </w:rPr>
+        <w:t>init</w:t>
+      </w:r>
+      <w:proofErr w:type="spellEnd"/>
+    </w:p>
+    <w:p>
+      <w:pPr>
+        <w:rPr>
+          <w:rFonts w:ascii="Arial" w:hAnsi="Arial" w:cs="Arial"/>
+        </w:rPr>
+      </w:pPr>
+      <w:r>
+        <w:rPr>
+          <w:rFonts w:ascii="Arial" w:hAnsi="Arial" w:cs="Arial"/>
+        </w:rPr>
+        <w:t xml:space="preserve">- </w:t>
+      </w:r>
+      <w:proofErr w:type="spellStart"/>
+      <w:r>
+        <w:rPr>
+          <w:rFonts w:ascii="Arial" w:hAnsi="Arial" w:cs="Arial"/>
+        </w:rPr>
+        <w:t>npx</w:t>
+      </w:r>
+      <w:proofErr w:type="spellEnd"/>
+      <w:r>
+        <w:rPr>
+          <w:rFonts w:ascii="Arial" w:hAnsi="Arial" w:cs="Arial"/>
+        </w:rPr>
+        <w:t xml:space="preserve"> prisma </w:t>
+      </w:r>
+      <w:proofErr w:type="spellStart"/>
+      <w:r>
+        <w:rPr>
+          <w:rFonts w:ascii="Arial" w:hAnsi="Arial" w:cs="Arial"/>
+        </w:rPr>
+        <w:t>init</w:t>
+      </w:r>
+      <w:proofErr w:type="spellEnd"/>
+    </w:p>
+    <w:p>
+      <w:pPr>
+        <w:rPr>
+          <w:rFonts w:ascii="Arial" w:hAnsi="Arial" w:cs="Arial"/>
+        </w:rPr>
+      </w:pPr>
+      <w:r>
+        <w:rPr>
+          <w:rFonts w:ascii="Arial" w:hAnsi="Arial" w:cs="Arial"/>
+        </w:rPr>
+        <w:t xml:space="preserve">- </w:t>
+      </w:r>
+      <w:proofErr w:type="spellStart"/>
+      <w:r>
+        <w:rPr>
+          <w:rFonts w:ascii="Arial" w:hAnsi="Arial" w:cs="Arial"/>
+        </w:rPr>
+        <w:t>npx</w:t>
+      </w:r>
+      <w:proofErr w:type="spellEnd"/>
+      <w:r>
+        <w:rPr>
+          <w:rFonts w:ascii="Arial" w:hAnsi="Arial" w:cs="Arial"/>
+        </w:rPr>
+        <w:t xml:space="preserve"> prisma </w:t>
+      </w:r>
+      <w:proofErr w:type="spellStart"/>
+      <w:r>
+        <w:rPr>
+          <w:rFonts w:ascii="Arial" w:hAnsi="Arial" w:cs="Arial"/>
+        </w:rPr>
+        <w:t>generate</w:t>
+      </w:r>
+      <w:proofErr w:type="spellEnd"/>
+      <w:r>
+        <w:rPr>
+          <w:rFonts w:ascii="Arial" w:hAnsi="Arial" w:cs="Arial"/>
+        </w:rPr>
+        <w:t xml:space="preserve"> </w:t>
+      </w:r>
+    </w:p>
+    <w:p>
+      <w:pPr>
+        <w:rPr>
+          <w:rFonts w:ascii="Arial" w:hAnsi="Arial" w:cs="Arial"/>
+        </w:rPr>
+      </w:pPr>
+      <w:r>
+        <w:rPr>
+          <w:rFonts w:ascii="Arial" w:hAnsi="Arial" w:cs="Arial"/>
+        </w:rPr>
+        <w:t xml:space="preserve">- </w:t>
+      </w:r>
+      <w:proofErr w:type="spellStart"/>
+      <w:r>
+        <w:rPr>
+          <w:rFonts w:ascii="Arial" w:hAnsi="Arial" w:cs="Arial"/>
+        </w:rPr>
+        <w:t>npx</w:t>
+      </w:r>
+      <w:proofErr w:type="spellEnd"/>
+      <w:r>
+        <w:rPr>
+          <w:rFonts w:ascii="Arial" w:hAnsi="Arial" w:cs="Arial"/>
+        </w:rPr>
+        <w:t xml:space="preserve"> prisma </w:t>
+      </w:r>
+      <w:proofErr w:type="spellStart"/>
+      <w:r>
+        <w:rPr>
+          <w:rFonts w:ascii="Arial" w:hAnsi="Arial" w:cs="Arial"/>
+        </w:rPr>
+        <w:t>migrate</w:t>
+      </w:r>
+      <w:proofErr w:type="spellEnd"/>
+      <w:r>
+        <w:rPr>
+          <w:rFonts w:ascii="Arial" w:hAnsi="Arial" w:cs="Arial"/>
+        </w:rPr>
+        <w:t xml:space="preserve"> </w:t>
+      </w:r>
+      <w:proofErr w:type="spellStart"/>
+      <w:r>
+        <w:rPr>
+          <w:rFonts w:ascii="Arial" w:hAnsi="Arial" w:cs="Arial"/>
+        </w:rPr>
+        <w:t>dev</w:t>
+      </w:r>
+      <w:proofErr w:type="spellEnd"/>
+      <w:r>
+        <w:rPr>
+          <w:rFonts w:ascii="Arial" w:hAnsi="Arial" w:cs="Arial"/>
+        </w:rPr>
+        <w:t xml:space="preserve"> --</w:t>
+      </w:r>
+      <w:proofErr w:type="spellStart"/>
+      <w:r>
+        <w:rPr>
+          <w:rFonts w:ascii="Arial" w:hAnsi="Arial" w:cs="Arial"/>
+        </w:rPr>
+        <w:t>name</w:t>
+      </w:r>
+      <w:proofErr w:type="spellEnd"/>
+      <w:r>
+        <w:rPr>
+          <w:rFonts w:ascii="Arial" w:hAnsi="Arial" w:cs="Arial"/>
+        </w:rPr>
+        <w:t xml:space="preserve"> primeira (o </w:t>
+      </w:r>
+      <w:proofErr w:type="spellStart"/>
+      <w:r>
+        <w:rPr>
+          <w:rFonts w:ascii="Arial" w:hAnsi="Arial" w:cs="Arial"/>
+        </w:rPr>
+        <w:t>primeira</w:t>
+      </w:r>
+      <w:proofErr w:type="spellEnd"/>
+      <w:r>
+        <w:rPr>
+          <w:rFonts w:ascii="Arial" w:hAnsi="Arial" w:cs="Arial"/>
+        </w:rPr>
+        <w:t xml:space="preserve"> é o nome que </w:t>
+      </w:r>
+      <w:proofErr w:type="spellStart"/>
+      <w:r>
+        <w:rPr>
+          <w:rFonts w:ascii="Arial" w:hAnsi="Arial" w:cs="Arial"/>
+        </w:rPr>
+        <w:t>vc</w:t>
+      </w:r>
+      <w:proofErr w:type="spellEnd"/>
+      <w:r>
+        <w:rPr>
+          <w:rFonts w:ascii="Arial" w:hAnsi="Arial" w:cs="Arial"/>
+        </w:rPr>
+        <w:t xml:space="preserve"> quiser dar)</w:t>
+      </w:r>
+    </w:p>
+    <w:p>
+      <w:pPr>
+        <w:rPr>
+          <w:rFonts w:ascii="Arial" w:hAnsi="Arial" w:cs="Arial"/>
+        </w:rPr>
+      </w:pPr>
+    </w:p>
+    <w:p>
+      <w:pPr>
+        <w:rPr>
+          <w:rFonts w:ascii="Arial" w:hAnsi="Arial" w:cs="Arial"/>
+          <w:b/>
+          <w:bCs/>
+          <w:i/>
+          <w:iCs/>
+        </w:rPr>
+      </w:pPr>
+      <w:r>
+        <w:rPr>
+          <w:rFonts w:ascii="Arial" w:hAnsi="Arial" w:cs="Arial"/>
+          <w:b/>
+          <w:bCs/>
+          <w:i/>
+          <w:iCs/>
+        </w:rPr>
+        <w:t>1</w:t>
+      </w:r>
+      <w:r>
+        <w:rPr>
+          <w:rFonts w:ascii="Arial" w:hAnsi="Arial" w:cs="Arial"/>
+          <w:b/>
+          <w:bCs/>
+          <w:i/>
+          <w:iCs/>
+        </w:rPr>
+        <w:t>6</w:t>
+      </w:r>
+      <w:r>
+        <w:rPr>
+          <w:rFonts w:ascii="Arial" w:hAnsi="Arial" w:cs="Arial"/>
+          <w:b/>
+          <w:bCs/>
+          <w:i/>
+          <w:iCs/>
+        </w:rPr>
+        <w:t>/04/2026</w:t>
+      </w:r>
+    </w:p>
+    <w:p>
+      <w:pPr>
+        <w:rPr>
+          <w:rFonts w:ascii="Arial" w:hAnsi="Arial" w:cs="Arial"/>
+        </w:rPr>
+      </w:pPr>
+      <w:r>
+        <w:rPr>
+          <w:rFonts w:ascii="Arial" w:hAnsi="Arial" w:cs="Arial"/>
+        </w:rPr>
+        <w:t xml:space="preserve">- </w:t>
+      </w:r>
+      <w:proofErr w:type="spellStart"/>
+      <w:r>
+        <w:rPr>
+          <w:rFonts w:ascii="Arial" w:hAnsi="Arial" w:cs="Arial"/>
+        </w:rPr>
+        <w:t>npm</w:t>
+      </w:r>
+      <w:proofErr w:type="spellEnd"/>
+      <w:r>
+        <w:rPr>
+          <w:rFonts w:ascii="Arial" w:hAnsi="Arial" w:cs="Arial"/>
+        </w:rPr>
+        <w:t xml:space="preserve"> </w:t>
+      </w:r>
+      <w:proofErr w:type="spellStart"/>
+      <w:r>
+        <w:rPr>
+          <w:rFonts w:ascii="Arial" w:hAnsi="Arial" w:cs="Arial"/>
+        </w:rPr>
+        <w:t>install</w:t>
+      </w:r>
+      <w:proofErr w:type="spellEnd"/>
+      <w:r>
+        <w:rPr>
+          <w:rFonts w:ascii="Arial" w:hAnsi="Arial" w:cs="Arial"/>
+        </w:rPr>
+        <w:t xml:space="preserve"> @prisma/client</w:t>
+      </w:r>
+    </w:p>
+    <w:p>
+      <w:pPr>
+        <w:rPr>
+          <w:rFonts w:ascii="Arial" w:hAnsi="Arial" w:cs="Arial"/>
+        </w:rPr>
+      </w:pPr>
+      <w:r>
+        <w:rPr>
+          <w:rFonts w:ascii="Arial" w:hAnsi="Arial" w:cs="Arial"/>
+        </w:rPr>
+        <w:t xml:space="preserve">- </w:t>
+      </w:r>
+      <w:proofErr w:type="spellStart"/>
+      <w:r>
+        <w:rPr>
+          <w:rFonts w:ascii="Arial" w:hAnsi="Arial" w:cs="Arial"/>
+        </w:rPr>
+        <w:t>npx</w:t>
+      </w:r>
+      <w:proofErr w:type="spellEnd"/>
+      <w:r>
+        <w:rPr>
+          <w:rFonts w:ascii="Arial" w:hAnsi="Arial" w:cs="Arial"/>
+        </w:rPr>
+        <w:t xml:space="preserve"> prisma </w:t>
+      </w:r>
+      <w:proofErr w:type="spellStart"/>
+      <w:r>
+        <w:rPr>
+          <w:rFonts w:ascii="Arial" w:hAnsi="Arial" w:cs="Arial"/>
+        </w:rPr>
+        <w:t>generate</w:t>
+      </w:r>
+      <w:proofErr w:type="spellEnd"/>
+    </w:p>
+    <w:p>
+      <w:pPr>
+        <w:rPr>
+          <w:rFonts w:ascii="Arial" w:hAnsi="Arial" w:cs="Arial"/>
+        </w:rPr>
+      </w:pPr>
+      <w:r>
+        <w:rPr>
+          <w:rFonts w:ascii="Arial" w:hAnsi="Arial" w:cs="Arial"/>
+        </w:rPr>
+        <w:t xml:space="preserve">- </w:t>
+      </w:r>
+      <w:proofErr w:type="spellStart"/>
+      <w:r>
+        <w:rPr>
+          <w:rFonts w:ascii="Arial" w:hAnsi="Arial" w:cs="Arial"/>
+        </w:rPr>
+        <w:t>npx</w:t>
+      </w:r>
+      <w:proofErr w:type="spellEnd"/>
+      <w:r>
+        <w:rPr>
+          <w:rFonts w:ascii="Arial" w:hAnsi="Arial" w:cs="Arial"/>
+        </w:rPr>
+        <w:t xml:space="preserve"> prisma </w:t>
+      </w:r>
+      <w:proofErr w:type="spellStart"/>
+      <w:r>
+        <w:rPr>
+          <w:rFonts w:ascii="Arial" w:hAnsi="Arial" w:cs="Arial"/>
+        </w:rPr>
+        <w:t>migrate</w:t>
+      </w:r>
+      <w:proofErr w:type="spellEnd"/>
+      <w:r>
+        <w:rPr>
+          <w:rFonts w:ascii="Arial" w:hAnsi="Arial" w:cs="Arial"/>
+        </w:rPr>
+        <w:t xml:space="preserve"> </w:t>
+      </w:r>
+      <w:proofErr w:type="spellStart"/>
+      <w:r>
+        <w:rPr>
+          <w:rFonts w:ascii="Arial" w:hAnsi="Arial" w:cs="Arial"/>
+        </w:rPr>
+        <w:t>dev</w:t>
+      </w:r>
+      <w:proofErr w:type="spellEnd"/>
+      <w:r>
+        <w:rPr>
+          <w:rFonts w:ascii="Arial" w:hAnsi="Arial" w:cs="Arial"/>
+        </w:rPr>
+        <w:t xml:space="preserve"> </w:t>
+      </w:r>
+      <w:r>
+        <w:rPr>
+          <w:rFonts w:ascii="Arial" w:hAnsi="Arial" w:cs="Arial"/>
+        </w:rPr>
+        <w:t>--</w:t>
+      </w:r>
+      <w:proofErr w:type="spellStart"/>
+      <w:r>
+        <w:rPr>
+          <w:rFonts w:ascii="Arial" w:hAnsi="Arial" w:cs="Arial"/>
+        </w:rPr>
+        <w:t>name</w:t>
+      </w:r>
+      <w:proofErr w:type="spellEnd"/>
+      <w:r>
+        <w:rPr>
+          <w:rFonts w:ascii="Arial" w:hAnsi="Arial" w:cs="Arial"/>
+        </w:rPr>
+        <w:t xml:space="preserve"> primeira</w:t>
+      </w:r>
+      <w:r>
+        <w:rPr>
+          <w:rFonts w:ascii="Arial" w:hAnsi="Arial" w:cs="Arial"/>
+        </w:rPr>
+        <w:t xml:space="preserve"> (tem que ligar o </w:t>
+      </w:r>
+      <w:proofErr w:type="spellStart"/>
+      <w:r>
+        <w:rPr>
+          <w:rFonts w:ascii="Arial" w:hAnsi="Arial" w:cs="Arial"/>
+        </w:rPr>
+        <w:t>xammp</w:t>
+      </w:r>
+      <w:proofErr w:type="spellEnd"/>
+      <w:r>
+        <w:rPr>
+          <w:rFonts w:ascii="Arial" w:hAnsi="Arial" w:cs="Arial"/>
+        </w:rPr>
+        <w:t xml:space="preserve"> pra funcionar)</w:t>
+      </w:r>
+    </w:p>
+    <w:p>
+      <w:pPr>
+        <w:rPr>
+          <w:rFonts w:ascii="Arial" w:hAnsi="Arial" w:cs="Arial"/>
+        </w:rPr>
+      </w:pPr>
+      <w:r>
+        <w:rPr>
+          <w:rFonts w:ascii="Arial" w:hAnsi="Arial" w:cs="Arial"/>
+        </w:rPr>
+        <w:t xml:space="preserve">- </w:t>
+      </w:r>
+      <w:proofErr w:type="spellStart"/>
+      <w:r>
+        <w:rPr>
+          <w:rFonts w:ascii="Arial" w:hAnsi="Arial" w:cs="Arial"/>
+        </w:rPr>
+        <w:t>npm</w:t>
+      </w:r>
+      <w:proofErr w:type="spellEnd"/>
+      <w:r>
+        <w:rPr>
+          <w:rFonts w:ascii="Arial" w:hAnsi="Arial" w:cs="Arial"/>
+        </w:rPr>
+        <w:t xml:space="preserve"> </w:t>
+      </w:r>
+      <w:proofErr w:type="spellStart"/>
+      <w:r>
+        <w:rPr>
+          <w:rFonts w:ascii="Arial" w:hAnsi="Arial" w:cs="Arial"/>
+        </w:rPr>
+        <w:t>install</w:t>
+      </w:r>
+      <w:proofErr w:type="spellEnd"/>
+      <w:r>
+        <w:rPr>
+          <w:rFonts w:ascii="Arial" w:hAnsi="Arial" w:cs="Arial"/>
+        </w:rPr>
+        <w:t xml:space="preserve"> </w:t>
+      </w:r>
+      <w:proofErr w:type="spellStart"/>
+      <w:r>
+        <w:rPr>
+          <w:rFonts w:ascii="Arial" w:hAnsi="Arial" w:cs="Arial"/>
+        </w:rPr>
+        <w:t>ts</w:t>
+      </w:r>
+      <w:proofErr w:type="spellEnd"/>
+      <w:r>
+        <w:rPr>
+          <w:rFonts w:ascii="Arial" w:hAnsi="Arial" w:cs="Arial"/>
+        </w:rPr>
+        <w:t xml:space="preserve">-node -D </w:t>
+      </w:r>
+    </w:p>
+    <w:p>
+      <w:pPr>
+        <w:rPr>
+          <w:rFonts w:ascii="Arial" w:hAnsi="Arial" w:cs="Arial"/>
+        </w:rPr>
+      </w:pPr>
+      <w:r>
+        <w:rPr>
+          <w:rFonts w:ascii="Arial" w:hAnsi="Arial" w:cs="Arial"/>
+        </w:rPr>
+        <w:t xml:space="preserve">- </w:t>
+      </w:r>
+      <w:proofErr w:type="spellStart"/>
+      <w:r>
+        <w:rPr>
+          <w:rFonts w:ascii="Arial" w:hAnsi="Arial" w:cs="Arial"/>
+        </w:rPr>
+        <w:t>npm</w:t>
+      </w:r>
+      <w:proofErr w:type="spellEnd"/>
+      <w:r>
+        <w:rPr>
+          <w:rFonts w:ascii="Arial" w:hAnsi="Arial" w:cs="Arial"/>
+        </w:rPr>
+        <w:t xml:space="preserve"> </w:t>
+      </w:r>
+      <w:proofErr w:type="spellStart"/>
+      <w:r>
+        <w:rPr>
+          <w:rFonts w:ascii="Arial" w:hAnsi="Arial" w:cs="Arial"/>
+        </w:rPr>
+        <w:t>install</w:t>
+      </w:r>
+      <w:proofErr w:type="spellEnd"/>
+      <w:r>
+        <w:rPr>
+          <w:rFonts w:ascii="Arial" w:hAnsi="Arial" w:cs="Arial"/>
+        </w:rPr>
+        <w:t xml:space="preserve"> cookie-parse</w:t>
+      </w:r>
+    </w:p>
+    <w:p>
+      <w:pPr>
+        <w:rPr>
+          <w:rFonts w:ascii="Arial" w:hAnsi="Arial" w:cs="Arial"/>
+        </w:rPr>
+      </w:pPr>
+      <w:r>
+        <w:rPr>
+          <w:rFonts w:ascii="Arial" w:hAnsi="Arial" w:cs="Arial"/>
+        </w:rPr>
+        <w:t xml:space="preserve">- </w:t>
+      </w:r>
+      <w:proofErr w:type="spellStart"/>
+      <w:r>
+        <w:rPr>
+          <w:rFonts w:ascii="Arial" w:hAnsi="Arial" w:cs="Arial"/>
+        </w:rPr>
+        <w:t>npm</w:t>
+      </w:r>
+      <w:proofErr w:type="spellEnd"/>
+      <w:r>
+        <w:rPr>
+          <w:rFonts w:ascii="Arial" w:hAnsi="Arial" w:cs="Arial"/>
+        </w:rPr>
+        <w:t xml:space="preserve"> </w:t>
+      </w:r>
+      <w:proofErr w:type="spellStart"/>
+      <w:r>
+        <w:rPr>
+          <w:rFonts w:ascii="Arial" w:hAnsi="Arial" w:cs="Arial"/>
+        </w:rPr>
+        <w:t>install</w:t>
+      </w:r>
+      <w:proofErr w:type="spellEnd"/>
+      <w:r>
+        <w:rPr>
+          <w:rFonts w:ascii="Arial" w:hAnsi="Arial" w:cs="Arial"/>
+        </w:rPr>
+        <w:t xml:space="preserve"> --</w:t>
+      </w:r>
+      <w:proofErr w:type="spellStart"/>
+      <w:r>
+        <w:rPr>
+          <w:rFonts w:ascii="Arial" w:hAnsi="Arial" w:cs="Arial"/>
+        </w:rPr>
+        <w:t>save-dev</w:t>
+      </w:r>
+      <w:proofErr w:type="spellEnd"/>
+      <w:r>
+        <w:rPr>
+          <w:rFonts w:ascii="Arial" w:hAnsi="Arial" w:cs="Arial"/>
+        </w:rPr>
+        <w:t xml:space="preserve"> (</w:t>
+      </w:r>
+      <w:r>
+        <w:rPr>
+          <w:rFonts w:ascii="Arial" w:hAnsi="Arial" w:cs="Arial"/>
+        </w:rPr>
+        <w:t>--</w:t>
+      </w:r>
+      <w:proofErr w:type="spellStart"/>
+      <w:r>
+        <w:rPr>
+          <w:rFonts w:ascii="Arial" w:hAnsi="Arial" w:cs="Arial"/>
+        </w:rPr>
+        <w:t>save-dev</w:t>
+      </w:r>
+      <w:proofErr w:type="spellEnd"/>
+      <w:r>
+        <w:rPr>
+          <w:rFonts w:ascii="Arial" w:hAnsi="Arial" w:cs="Arial"/>
+        </w:rPr>
+        <w:t xml:space="preserve"> </w:t>
+      </w:r>
+      <w:r>
+        <w:rPr>
+          <w:rFonts w:ascii="Arial" w:hAnsi="Arial" w:cs="Arial"/>
+        </w:rPr>
+        <w:t>ou -d) @types/cookie-parse</w:t>
+      </w:r>
+      <w:r>
+        <w:rPr>
+          <w:rFonts w:ascii="Arial" w:hAnsi="Arial" w:cs="Arial"/>
+        </w:rPr>
+        <w:t xml:space="preserve"> (ou -parser)</w:t>
+      </w:r>
     </w:p>
     <w:sectPr>
       <w:pgSz w:w="11906" w:h="16838"/>
@@ -3299,7 +3896,7 @@
 </file>
 
 <file path=word/numbering.xml><?xml version="1.0" encoding="utf-8"?>
-<w:numbering xmlns:wpc="http://schemas.microsoft.com/office/word/2010/wordprocessingCanvas" xmlns:cx="http://schemas.microsoft.com/office/drawing/2014/chartex" xmlns:mc="http://schemas.openxmlformats.org/markup-compatibility/2006" xmlns:o="urn:schemas-microsoft-com:office:office" xmlns:r="http://schemas.openxmlformats.org/officeDocument/2006/relationships" xmlns:m="http://schemas.openxmlformats.org/officeDocument/2006/math" xmlns:v="urn:schemas-microsoft-com:vml" xmlns:wp14="http://schemas.microsoft.com/office/word/2010/wordprocessingDrawing" xmlns:wp="http://schemas.openxmlformats.org/drawingml/2006/wordprocessingDrawing" xmlns:w10="urn:schemas-microsoft-com:office:word" xmlns:w="http://schemas.openxmlformats.org/wordprocessingml/2006/main" xmlns:w14="http://schemas.microsoft.com/office/word/2010/wordml" xmlns:w15="http://schemas.microsoft.com/office/word/2012/wordml" xmlns:w16se="http://schemas.microsoft.com/office/word/2015/wordml/symex" xmlns:wpg="http://schemas.microsoft.com/office/word/2010/wordprocessingGroup" xmlns:wpi="http://schemas.microsoft.com/office/word/2010/wordprocessingInk" xmlns:wne="http://schemas.microsoft.com/office/word/2006/wordml" xmlns:wps="http://schemas.microsoft.com/office/word/2010/wordprocessingShape" mc:Ignorable="w14 w15 w16se wp14">
+<w:numbering xmlns:wpc="http://schemas.microsoft.com/office/word/2010/wordprocessingCanvas" xmlns:cx="http://schemas.microsoft.com/office/drawing/2014/chartex" xmlns:cx1="http://schemas.microsoft.com/office/drawing/2015/9/8/chartex" xmlns:cx2="http://schemas.microsoft.com/office/drawing/2015/10/21/chartex" xmlns:cx3="http://schemas.microsoft.com/office/drawing/2016/5/9/chartex" xmlns:cx4="http://schemas.microsoft.com/office/drawing/2016/5/10/chartex" xmlns:cx5="http://schemas.microsoft.com/office/drawing/2016/5/11/chartex" xmlns:cx6="http://schemas.microsoft.com/office/drawing/2016/5/12/chartex" xmlns:cx7="http://schemas.microsoft.com/office/drawing/2016/5/13/chartex" xmlns:cx8="http://schemas.microsoft.com/office/drawing/2016/5/14/chartex" xmlns:mc="http://schemas.openxmlformats.org/markup-compatibility/2006" xmlns:aink="http://schemas.microsoft.com/office/drawing/2016/ink" xmlns:am3d="http://schemas.microsoft.com/office/drawing/2017/model3d" xmlns:o="urn:schemas-microsoft-com:office:office" xmlns:oel="http://schemas.microsoft.com/office/2019/extlst" xmlns:r="http://schemas.openxmlformats.org/officeDocument/2006/relationships" xmlns:m="http://schemas.openxmlformats.org/officeDocument/2006/math" xmlns:v="urn:schemas-microsoft-com:vml" xmlns:wp14="http://schemas.microsoft.com/office/word/2010/wordprocessingDrawing" xmlns:wp="http://schemas.openxmlformats.org/drawingml/2006/wordprocessingDrawing" xmlns:w10="urn:schemas-microsoft-com:office:word" xmlns:w="http://schemas.openxmlformats.org/wordprocessingml/2006/main" xmlns:w14="http://schemas.microsoft.com/office/word/2010/wordml" xmlns:w15="http://schemas.microsoft.com/office/word/2012/wordml" xmlns:w16cex="http://schemas.microsoft.com/office/word/2018/wordml/cex" xmlns:w16cid="http://schemas.microsoft.com/office/word/2016/wordml/cid" xmlns:w16="http://schemas.microsoft.com/office/word/2018/wordml" xmlns:w16du="http://schemas.microsoft.com/office/word/2023/wordml/word16du" xmlns:w16sdtdh="http://schemas.microsoft.com/office/word/2020/wordml/sdtdatahash" xmlns:w16sdtfl="http://schemas.microsoft.com/office/word/2024/wordml/sdtformatlock" xmlns:w16se="http://schemas.microsoft.com/office/word/2015/wordml/symex" xmlns:wpg="http://schemas.microsoft.com/office/word/2010/wordprocessingGroup" xmlns:wpi="http://schemas.microsoft.com/office/word/2010/wordprocessingInk" xmlns:wne="http://schemas.microsoft.com/office/word/2006/wordml" xmlns:wps="http://schemas.microsoft.com/office/word/2010/wordprocessingShape" mc:Ignorable="w14 w15 w16se w16cid w16 w16cex w16sdtdh w16sdtfl w16du wp14">
   <w:abstractNum w:abstractNumId="0" w15:restartNumberingAfterBreak="0">
     <w:nsid w:val="0BE202A2"/>
     <w:multiLevelType w:val="hybridMultilevel"/>
@@ -3525,17 +4122,17 @@
       </w:pPr>
     </w:lvl>
   </w:abstractNum>
-  <w:num w:numId="1">
+  <w:num w:numId="1" w16cid:durableId="1717511442">
     <w:abstractNumId w:val="0"/>
   </w:num>
-  <w:num w:numId="2">
+  <w:num w:numId="2" w16cid:durableId="1891770284">
     <w:abstractNumId w:val="1"/>
   </w:num>
 </w:numbering>
 </file>
 
 <file path=word/styles.xml><?xml version="1.0" encoding="utf-8"?>
-<w:styles xmlns:mc="http://schemas.openxmlformats.org/markup-compatibility/2006" xmlns:r="http://schemas.openxmlformats.org/officeDocument/2006/relationships" xmlns:w="http://schemas.openxmlformats.org/wordprocessingml/2006/main" xmlns:w14="http://schemas.microsoft.com/office/word/2010/wordml" xmlns:w15="http://schemas.microsoft.com/office/word/2012/wordml" xmlns:w16se="http://schemas.microsoft.com/office/word/2015/wordml/symex" mc:Ignorable="w14 w15 w16se">
+<w:styles xmlns:mc="http://schemas.openxmlformats.org/markup-compatibility/2006" xmlns:r="http://schemas.openxmlformats.org/officeDocument/2006/relationships" xmlns:w="http://schemas.openxmlformats.org/wordprocessingml/2006/main" xmlns:w14="http://schemas.microsoft.com/office/word/2010/wordml" xmlns:w15="http://schemas.microsoft.com/office/word/2012/wordml" xmlns:w16cex="http://schemas.microsoft.com/office/word/2018/wordml/cex" xmlns:w16cid="http://schemas.microsoft.com/office/word/2016/wordml/cid" xmlns:w16="http://schemas.microsoft.com/office/word/2018/wordml" xmlns:w16du="http://schemas.microsoft.com/office/word/2023/wordml/word16du" xmlns:w16sdtdh="http://schemas.microsoft.com/office/word/2020/wordml/sdtdatahash" xmlns:w16sdtfl="http://schemas.microsoft.com/office/word/2024/wordml/sdtformatlock" xmlns:w16se="http://schemas.microsoft.com/office/word/2015/wordml/symex" mc:Ignorable="w14 w15 w16se w16cid w16 w16cex w16sdtdh w16sdtfl w16du">
   <w:docDefaults>
     <w:rPrDefault>
       <w:rPr>
@@ -3553,7 +4150,7 @@
       </w:pPr>
     </w:pPrDefault>
   </w:docDefaults>
-  <w:latentStyles w:defLockedState="0" w:defUIPriority="99" w:defSemiHidden="0" w:defUnhideWhenUsed="0" w:defQFormat="0" w:count="371">
+  <w:latentStyles w:defLockedState="0" w:defUIPriority="99" w:defSemiHidden="0" w:defUnhideWhenUsed="0" w:defQFormat="0" w:count="376">
     <w:lsdException w:name="Normal" w:uiPriority="0" w:qFormat="1"/>
     <w:lsdException w:name="heading 1" w:uiPriority="9" w:qFormat="1"/>
     <w:lsdException w:name="heading 2" w:semiHidden="1" w:uiPriority="9" w:unhideWhenUsed="1" w:qFormat="1"/>
@@ -3925,6 +4522,11 @@
     <w:lsdException w:name="List Table 5 Dark Accent 6" w:uiPriority="50"/>
     <w:lsdException w:name="List Table 6 Colorful Accent 6" w:uiPriority="51"/>
     <w:lsdException w:name="List Table 7 Colorful Accent 6" w:uiPriority="52"/>
+    <w:lsdException w:name="Mention" w:semiHidden="1" w:unhideWhenUsed="1"/>
+    <w:lsdException w:name="Smart Hyperlink" w:semiHidden="1" w:unhideWhenUsed="1"/>
+    <w:lsdException w:name="Hashtag" w:semiHidden="1" w:unhideWhenUsed="1"/>
+    <w:lsdException w:name="Unresolved Mention" w:semiHidden="1" w:unhideWhenUsed="1"/>
+    <w:lsdException w:name="Smart Link" w:semiHidden="1" w:unhideWhenUsed="1"/>
   </w:latentStyles>
   <w:style w:type="paragraph" w:default="1" w:styleId="Normal">
     <w:name w:val="Normal"/>
@@ -4457,8 +5059,8 @@
       <w:u w:val="single"/>
     </w:rPr>
   </w:style>
-  <w:style w:type="character" w:customStyle="1" w:styleId="UnresolvedMention">
-    <w:name w:val="Unresolved Mention"/>
+  <w:style w:type="character" w:customStyle="1" w:styleId="MenoPendente1">
+    <w:name w:val="Menção Pendente1"/>
     <w:basedOn w:val="Fontepargpadro"/>
     <w:uiPriority w:val="99"/>
     <w:semiHidden/>

--- a/AULA DA VANIA.docx
+++ b/AULA DA VANIA.docx
@@ -211,6 +211,7 @@
         <w:t xml:space="preserve">- </w:t>
       </w:r>
       <w:proofErr w:type="spellStart"/>
+      <w:proofErr w:type="gramStart"/>
       <w:r>
         <w:rPr>
           <w:rFonts w:ascii="Arial" w:hAnsi="Arial" w:cs="Arial"/>
@@ -218,6 +219,7 @@
         <w:t>npm</w:t>
       </w:r>
       <w:proofErr w:type="spellEnd"/>
+      <w:proofErr w:type="gramEnd"/>
       <w:r>
         <w:rPr>
           <w:rFonts w:ascii="Arial" w:hAnsi="Arial" w:cs="Arial"/>
@@ -246,6 +248,7 @@
         <w:t xml:space="preserve">- </w:t>
       </w:r>
       <w:proofErr w:type="spellStart"/>
+      <w:proofErr w:type="gramStart"/>
       <w:r>
         <w:rPr>
           <w:rFonts w:ascii="Arial" w:hAnsi="Arial" w:cs="Arial"/>
@@ -253,6 +256,7 @@
         <w:t>description</w:t>
       </w:r>
       <w:proofErr w:type="spellEnd"/>
+      <w:proofErr w:type="gramEnd"/>
       <w:r>
         <w:rPr>
           <w:rFonts w:ascii="Arial" w:hAnsi="Arial" w:cs="Arial"/>
@@ -273,6 +277,7 @@
         <w:t xml:space="preserve">- </w:t>
       </w:r>
       <w:proofErr w:type="spellStart"/>
+      <w:proofErr w:type="gramStart"/>
       <w:r>
         <w:rPr>
           <w:rFonts w:ascii="Arial" w:hAnsi="Arial" w:cs="Arial"/>
@@ -280,6 +285,7 @@
         <w:t>author</w:t>
       </w:r>
       <w:proofErr w:type="spellEnd"/>
+      <w:proofErr w:type="gramEnd"/>
       <w:r>
         <w:rPr>
           <w:rFonts w:ascii="Arial" w:hAnsi="Arial" w:cs="Arial"/>
@@ -300,6 +306,7 @@
         <w:t xml:space="preserve">- </w:t>
       </w:r>
       <w:proofErr w:type="spellStart"/>
+      <w:proofErr w:type="gramStart"/>
       <w:r>
         <w:rPr>
           <w:rFonts w:ascii="Arial" w:hAnsi="Arial" w:cs="Arial"/>
@@ -307,6 +314,7 @@
         <w:t>npm</w:t>
       </w:r>
       <w:proofErr w:type="spellEnd"/>
+      <w:proofErr w:type="gramEnd"/>
       <w:r>
         <w:rPr>
           <w:rFonts w:ascii="Arial" w:hAnsi="Arial" w:cs="Arial"/>
@@ -346,7 +354,21 @@
         <w:rPr>
           <w:rFonts w:ascii="Arial" w:hAnsi="Arial" w:cs="Arial"/>
         </w:rPr>
-        <w:t xml:space="preserve">- delete a pasta </w:t>
+        <w:t xml:space="preserve">- </w:t>
+      </w:r>
+      <w:proofErr w:type="gramStart"/>
+      <w:r>
+        <w:rPr>
+          <w:rFonts w:ascii="Arial" w:hAnsi="Arial" w:cs="Arial"/>
+        </w:rPr>
+        <w:t>delete</w:t>
+      </w:r>
+      <w:proofErr w:type="gramEnd"/>
+      <w:r>
+        <w:rPr>
+          <w:rFonts w:ascii="Arial" w:hAnsi="Arial" w:cs="Arial"/>
+        </w:rPr>
+        <w:t xml:space="preserve"> a pasta </w:t>
       </w:r>
       <w:proofErr w:type="spellStart"/>
       <w:r>
@@ -367,7 +389,21 @@
         <w:rPr>
           <w:rFonts w:ascii="Arial" w:hAnsi="Arial" w:cs="Arial"/>
         </w:rPr>
-        <w:t xml:space="preserve">- mas caso precise trazer de volta a pasta deletada digite </w:t>
+        <w:t xml:space="preserve">- </w:t>
+      </w:r>
+      <w:proofErr w:type="gramStart"/>
+      <w:r>
+        <w:rPr>
+          <w:rFonts w:ascii="Arial" w:hAnsi="Arial" w:cs="Arial"/>
+        </w:rPr>
+        <w:t>mas</w:t>
+      </w:r>
+      <w:proofErr w:type="gramEnd"/>
+      <w:r>
+        <w:rPr>
+          <w:rFonts w:ascii="Arial" w:hAnsi="Arial" w:cs="Arial"/>
+        </w:rPr>
+        <w:t xml:space="preserve"> caso precise trazer de volta a pasta deletada digite </w:t>
       </w:r>
       <w:proofErr w:type="spellStart"/>
       <w:r>
@@ -446,6 +482,7 @@
         <w:t xml:space="preserve">- </w:t>
       </w:r>
       <w:proofErr w:type="spellStart"/>
+      <w:proofErr w:type="gramStart"/>
       <w:r>
         <w:rPr>
           <w:rFonts w:ascii="Arial" w:hAnsi="Arial" w:cs="Arial"/>
@@ -453,6 +490,7 @@
         <w:t>npm</w:t>
       </w:r>
       <w:proofErr w:type="spellEnd"/>
+      <w:proofErr w:type="gramEnd"/>
       <w:r>
         <w:rPr>
           <w:rFonts w:ascii="Arial" w:hAnsi="Arial" w:cs="Arial"/>
@@ -470,7 +508,21 @@
         <w:rPr>
           <w:rFonts w:ascii="Arial" w:hAnsi="Arial" w:cs="Arial"/>
         </w:rPr>
-        <w:t xml:space="preserve">- para rodar no terminal no </w:t>
+        <w:t xml:space="preserve">- </w:t>
+      </w:r>
+      <w:proofErr w:type="gramStart"/>
+      <w:r>
+        <w:rPr>
+          <w:rFonts w:ascii="Arial" w:hAnsi="Arial" w:cs="Arial"/>
+        </w:rPr>
+        <w:t>para</w:t>
+      </w:r>
+      <w:proofErr w:type="gramEnd"/>
+      <w:r>
+        <w:rPr>
+          <w:rFonts w:ascii="Arial" w:hAnsi="Arial" w:cs="Arial"/>
+        </w:rPr>
+        <w:t xml:space="preserve"> rodar no terminal no </w:t>
       </w:r>
       <w:proofErr w:type="spellStart"/>
       <w:r>
@@ -503,7 +555,7 @@
         </w:rPr>
         <w:lastRenderedPageBreak/>
         <w:drawing>
-          <wp:inline distT="0" distB="0" distL="0" distR="0" wp14:anchorId="0F23E2BB" wp14:editId="2D7FBEB4">
+          <wp:inline distT="0" distB="0" distL="0" distR="0" wp14:anchorId="0F23E2BB" wp14:editId="420D2F9C">
             <wp:extent cx="5427878" cy="3051587"/>
             <wp:effectExtent l="0" t="0" r="1905" b="0"/>
             <wp:docPr id="630718515" name="Imagem 1"/>
@@ -566,6 +618,7 @@
         <w:t xml:space="preserve">- </w:t>
       </w:r>
       <w:proofErr w:type="spellStart"/>
+      <w:proofErr w:type="gramStart"/>
       <w:r>
         <w:rPr>
           <w:rFonts w:ascii="Arial" w:hAnsi="Arial" w:cs="Arial"/>
@@ -573,6 +626,7 @@
         <w:t>npm</w:t>
       </w:r>
       <w:proofErr w:type="spellEnd"/>
+      <w:proofErr w:type="gramEnd"/>
       <w:r>
         <w:rPr>
           <w:rFonts w:ascii="Arial" w:hAnsi="Arial" w:cs="Arial"/>
@@ -594,6 +648,7 @@
         <w:t>” no arquivo “</w:t>
       </w:r>
       <w:proofErr w:type="spellStart"/>
+      <w:proofErr w:type="gramStart"/>
       <w:r>
         <w:rPr>
           <w:rFonts w:ascii="Arial" w:hAnsi="Arial" w:cs="Arial"/>
@@ -607,6 +662,7 @@
         <w:t>.json</w:t>
       </w:r>
       <w:proofErr w:type="spellEnd"/>
+      <w:proofErr w:type="gramEnd"/>
       <w:r>
         <w:rPr>
           <w:rFonts w:ascii="Arial" w:hAnsi="Arial" w:cs="Arial"/>
@@ -627,7 +683,7 @@
           <w:lang w:eastAsia="pt-BR"/>
         </w:rPr>
         <w:drawing>
-          <wp:inline distT="0" distB="0" distL="0" distR="0" wp14:anchorId="4DE40C2B" wp14:editId="51F7E101">
+          <wp:inline distT="0" distB="0" distL="0" distR="0" wp14:anchorId="4DE40C2B" wp14:editId="62C1DB76">
             <wp:extent cx="5400040" cy="3035935"/>
             <wp:effectExtent l="0" t="0" r="0" b="0"/>
             <wp:docPr id="2116118315" name="Imagem 2"/>
@@ -1032,6 +1088,7 @@
         <w:t>-</w:t>
       </w:r>
       <w:proofErr w:type="spellStart"/>
+      <w:proofErr w:type="gramStart"/>
       <w:r>
         <w:rPr>
           <w:rFonts w:ascii="Arial" w:hAnsi="Arial" w:cs="Arial"/>
@@ -1039,6 +1096,7 @@
         <w:t>npm</w:t>
       </w:r>
       <w:proofErr w:type="spellEnd"/>
+      <w:proofErr w:type="gramEnd"/>
       <w:r>
         <w:rPr>
           <w:rFonts w:ascii="Arial" w:hAnsi="Arial" w:cs="Arial"/>
@@ -1121,6 +1179,7 @@
         <w:t xml:space="preserve">- </w:t>
       </w:r>
       <w:proofErr w:type="spellStart"/>
+      <w:proofErr w:type="gramStart"/>
       <w:r>
         <w:rPr>
           <w:rFonts w:ascii="Arial" w:hAnsi="Arial" w:cs="Arial"/>
@@ -1128,6 +1187,7 @@
         <w:t>npm</w:t>
       </w:r>
       <w:proofErr w:type="spellEnd"/>
+      <w:proofErr w:type="gramEnd"/>
       <w:r>
         <w:rPr>
           <w:rFonts w:ascii="Arial" w:hAnsi="Arial" w:cs="Arial"/>
@@ -1170,7 +1230,7 @@
           <w:lang w:eastAsia="pt-BR"/>
         </w:rPr>
         <w:drawing>
-          <wp:inline distT="0" distB="0" distL="0" distR="0" wp14:anchorId="32710904" wp14:editId="1629859F">
+          <wp:inline distT="0" distB="0" distL="0" distR="0" wp14:anchorId="32710904" wp14:editId="267E9FB6">
             <wp:extent cx="5400040" cy="3035935"/>
             <wp:effectExtent l="0" t="0" r="0" b="0"/>
             <wp:docPr id="1413157709" name="Imagem 1"/>
@@ -1232,7 +1292,7 @@
           <w:lang w:eastAsia="pt-BR"/>
         </w:rPr>
         <w:drawing>
-          <wp:inline distT="0" distB="0" distL="0" distR="0" wp14:anchorId="73D9C3F5" wp14:editId="1CA8E36D">
+          <wp:inline distT="0" distB="0" distL="0" distR="0" wp14:anchorId="73D9C3F5" wp14:editId="7B0268E2">
             <wp:extent cx="5400040" cy="3035935"/>
             <wp:effectExtent l="0" t="0" r="0" b="0"/>
             <wp:docPr id="1069654001" name="Imagem 2"/>
@@ -1312,6 +1372,7 @@
         <w:t xml:space="preserve">- </w:t>
       </w:r>
       <w:proofErr w:type="spellStart"/>
+      <w:proofErr w:type="gramStart"/>
       <w:r>
         <w:rPr>
           <w:rFonts w:ascii="Arial" w:hAnsi="Arial" w:cs="Arial"/>
@@ -1319,6 +1380,7 @@
         <w:t>npm</w:t>
       </w:r>
       <w:proofErr w:type="spellEnd"/>
+      <w:proofErr w:type="gramEnd"/>
       <w:r>
         <w:rPr>
           <w:rFonts w:ascii="Arial" w:hAnsi="Arial" w:cs="Arial"/>
@@ -1353,6 +1415,7 @@
         <w:t xml:space="preserve">- </w:t>
       </w:r>
       <w:proofErr w:type="spellStart"/>
+      <w:proofErr w:type="gramStart"/>
       <w:r>
         <w:rPr>
           <w:rFonts w:ascii="Arial" w:hAnsi="Arial" w:cs="Arial"/>
@@ -1360,6 +1423,7 @@
         <w:t>npm</w:t>
       </w:r>
       <w:proofErr w:type="spellEnd"/>
+      <w:proofErr w:type="gramEnd"/>
       <w:r>
         <w:rPr>
           <w:rFonts w:ascii="Arial" w:hAnsi="Arial" w:cs="Arial"/>
@@ -1395,7 +1459,7 @@
           <w:lang w:eastAsia="pt-BR"/>
         </w:rPr>
         <w:drawing>
-          <wp:inline distT="0" distB="0" distL="0" distR="0" wp14:anchorId="30BCFB8F" wp14:editId="1C8B076F">
+          <wp:inline distT="0" distB="0" distL="0" distR="0" wp14:anchorId="30BCFB8F" wp14:editId="527C0616">
             <wp:extent cx="5400040" cy="3035935"/>
             <wp:effectExtent l="0" t="0" r="0" b="0"/>
             <wp:docPr id="376406174" name="Imagem 3"/>
@@ -1457,7 +1521,7 @@
           <w:lang w:eastAsia="pt-BR"/>
         </w:rPr>
         <w:drawing>
-          <wp:inline distT="0" distB="0" distL="0" distR="0" wp14:anchorId="586C49D7" wp14:editId="296B82F0">
+          <wp:inline distT="0" distB="0" distL="0" distR="0" wp14:anchorId="586C49D7" wp14:editId="68DBC75C">
             <wp:extent cx="5400040" cy="3035935"/>
             <wp:effectExtent l="0" t="0" r="0" b="0"/>
             <wp:docPr id="1196263124" name="Imagem 4"/>
@@ -1572,6 +1636,7 @@
         <w:t xml:space="preserve">- </w:t>
       </w:r>
       <w:proofErr w:type="spellStart"/>
+      <w:proofErr w:type="gramStart"/>
       <w:r>
         <w:rPr>
           <w:rFonts w:ascii="Arial" w:hAnsi="Arial" w:cs="Arial"/>
@@ -1579,6 +1644,7 @@
         <w:t>npm</w:t>
       </w:r>
       <w:proofErr w:type="spellEnd"/>
+      <w:proofErr w:type="gramEnd"/>
       <w:r>
         <w:rPr>
           <w:rFonts w:ascii="Arial" w:hAnsi="Arial" w:cs="Arial"/>
@@ -1633,11 +1699,19 @@
         <w:t>type</w:t>
       </w:r>
       <w:proofErr w:type="spellEnd"/>
-      <w:r>
-        <w:rPr>
-          <w:rFonts w:ascii="Arial" w:hAnsi="Arial" w:cs="Arial"/>
-        </w:rPr>
-        <w:t>” : “module”</w:t>
+      <w:proofErr w:type="gramStart"/>
+      <w:r>
+        <w:rPr>
+          <w:rFonts w:ascii="Arial" w:hAnsi="Arial" w:cs="Arial"/>
+        </w:rPr>
+        <w:t>” :</w:t>
+      </w:r>
+      <w:proofErr w:type="gramEnd"/>
+      <w:r>
+        <w:rPr>
+          <w:rFonts w:ascii="Arial" w:hAnsi="Arial" w:cs="Arial"/>
+        </w:rPr>
+        <w:t xml:space="preserve"> “module”</w:t>
       </w:r>
     </w:p>
     <w:p>
@@ -1653,6 +1727,7 @@
         <w:t xml:space="preserve">- </w:t>
       </w:r>
       <w:proofErr w:type="spellStart"/>
+      <w:proofErr w:type="gramStart"/>
       <w:r>
         <w:rPr>
           <w:rFonts w:ascii="Arial" w:hAnsi="Arial" w:cs="Arial"/>
@@ -1660,6 +1735,7 @@
         <w:t>npm</w:t>
       </w:r>
       <w:proofErr w:type="spellEnd"/>
+      <w:proofErr w:type="gramEnd"/>
       <w:r>
         <w:rPr>
           <w:rFonts w:ascii="Arial" w:hAnsi="Arial" w:cs="Arial"/>
@@ -1730,6 +1806,7 @@
         <w:t xml:space="preserve">- </w:t>
       </w:r>
       <w:proofErr w:type="spellStart"/>
+      <w:proofErr w:type="gramStart"/>
       <w:r>
         <w:rPr>
           <w:rFonts w:ascii="Arial" w:hAnsi="Arial" w:cs="Arial"/>
@@ -1737,6 +1814,7 @@
         <w:t>npm</w:t>
       </w:r>
       <w:proofErr w:type="spellEnd"/>
+      <w:proofErr w:type="gramEnd"/>
       <w:r>
         <w:rPr>
           <w:rFonts w:ascii="Arial" w:hAnsi="Arial" w:cs="Arial"/>
@@ -1804,6 +1882,7 @@
         <w:t xml:space="preserve">- </w:t>
       </w:r>
       <w:proofErr w:type="spellStart"/>
+      <w:proofErr w:type="gramStart"/>
       <w:r>
         <w:rPr>
           <w:rFonts w:ascii="Arial" w:hAnsi="Arial" w:cs="Arial"/>
@@ -1811,6 +1890,7 @@
         <w:t>npm</w:t>
       </w:r>
       <w:proofErr w:type="spellEnd"/>
+      <w:proofErr w:type="gramEnd"/>
       <w:r>
         <w:rPr>
           <w:rFonts w:ascii="Arial" w:hAnsi="Arial" w:cs="Arial"/>
@@ -1887,6 +1967,7 @@
         <w:t xml:space="preserve">- </w:t>
       </w:r>
       <w:proofErr w:type="spellStart"/>
+      <w:proofErr w:type="gramStart"/>
       <w:r>
         <w:rPr>
           <w:rFonts w:ascii="Arial" w:hAnsi="Arial" w:cs="Arial"/>
@@ -1894,6 +1975,7 @@
         <w:t>npm</w:t>
       </w:r>
       <w:proofErr w:type="spellEnd"/>
+      <w:proofErr w:type="gramEnd"/>
       <w:r>
         <w:rPr>
           <w:rFonts w:ascii="Arial" w:hAnsi="Arial" w:cs="Arial"/>
@@ -1942,6 +2024,7 @@
         <w:t xml:space="preserve">- </w:t>
       </w:r>
       <w:proofErr w:type="spellStart"/>
+      <w:proofErr w:type="gramStart"/>
       <w:r>
         <w:rPr>
           <w:rFonts w:ascii="Arial" w:hAnsi="Arial" w:cs="Arial"/>
@@ -1949,6 +2032,7 @@
         <w:t>npm</w:t>
       </w:r>
       <w:proofErr w:type="spellEnd"/>
+      <w:proofErr w:type="gramEnd"/>
       <w:r>
         <w:rPr>
           <w:rFonts w:ascii="Arial" w:hAnsi="Arial" w:cs="Arial"/>
@@ -2010,7 +2094,21 @@
         <w:rPr>
           <w:rFonts w:ascii="Arial" w:hAnsi="Arial" w:cs="Arial"/>
         </w:rPr>
-        <w:t xml:space="preserve"> ( ou </w:t>
+        <w:t xml:space="preserve"> </w:t>
+      </w:r>
+      <w:proofErr w:type="gramStart"/>
+      <w:r>
+        <w:rPr>
+          <w:rFonts w:ascii="Arial" w:hAnsi="Arial" w:cs="Arial"/>
+        </w:rPr>
+        <w:t>( ou</w:t>
+      </w:r>
+      <w:proofErr w:type="gramEnd"/>
+      <w:r>
+        <w:rPr>
+          <w:rFonts w:ascii="Arial" w:hAnsi="Arial" w:cs="Arial"/>
+        </w:rPr>
+        <w:t xml:space="preserve"> </w:t>
       </w:r>
       <w:proofErr w:type="spellStart"/>
       <w:r>
@@ -2052,7 +2150,21 @@
         <w:rPr>
           <w:rFonts w:ascii="Helvetica" w:hAnsi="Helvetica" w:cs="Helvetica"/>
         </w:rPr>
-        <w:t xml:space="preserve"> @tailwindcss/vite ) </w:t>
+        <w:t xml:space="preserve"> @tailwindcss/</w:t>
+      </w:r>
+      <w:proofErr w:type="gramStart"/>
+      <w:r>
+        <w:rPr>
+          <w:rFonts w:ascii="Helvetica" w:hAnsi="Helvetica" w:cs="Helvetica"/>
+        </w:rPr>
+        <w:t>vite )</w:t>
+      </w:r>
+      <w:proofErr w:type="gramEnd"/>
+      <w:r>
+        <w:rPr>
+          <w:rFonts w:ascii="Helvetica" w:hAnsi="Helvetica" w:cs="Helvetica"/>
+        </w:rPr>
+        <w:t xml:space="preserve"> </w:t>
       </w:r>
     </w:p>
     <w:p>
@@ -2068,6 +2180,7 @@
         <w:t xml:space="preserve">- </w:t>
       </w:r>
       <w:proofErr w:type="spellStart"/>
+      <w:proofErr w:type="gramStart"/>
       <w:r>
         <w:rPr>
           <w:rFonts w:ascii="Arial" w:hAnsi="Arial" w:cs="Arial"/>
@@ -2075,6 +2188,7 @@
         <w:t>npx</w:t>
       </w:r>
       <w:proofErr w:type="spellEnd"/>
+      <w:proofErr w:type="gramEnd"/>
       <w:r>
         <w:rPr>
           <w:rFonts w:ascii="Arial" w:hAnsi="Arial" w:cs="Arial"/>
@@ -2129,6 +2243,7 @@
         <w:t xml:space="preserve">- </w:t>
       </w:r>
       <w:proofErr w:type="spellStart"/>
+      <w:proofErr w:type="gramStart"/>
       <w:r>
         <w:rPr>
           <w:rFonts w:ascii="Arial" w:hAnsi="Arial" w:cs="Arial"/>
@@ -2136,6 +2251,7 @@
         <w:t>npm</w:t>
       </w:r>
       <w:proofErr w:type="spellEnd"/>
+      <w:proofErr w:type="gramEnd"/>
       <w:r>
         <w:rPr>
           <w:rFonts w:ascii="Arial" w:hAnsi="Arial" w:cs="Arial"/>
@@ -2178,6 +2294,7 @@
         <w:t xml:space="preserve">- </w:t>
       </w:r>
       <w:proofErr w:type="spellStart"/>
+      <w:proofErr w:type="gramStart"/>
       <w:r>
         <w:rPr>
           <w:rFonts w:ascii="Arial" w:hAnsi="Arial" w:cs="Arial"/>
@@ -2185,6 +2302,7 @@
         <w:t>npm</w:t>
       </w:r>
       <w:proofErr w:type="spellEnd"/>
+      <w:proofErr w:type="gramEnd"/>
       <w:r>
         <w:rPr>
           <w:rFonts w:ascii="Arial" w:hAnsi="Arial" w:cs="Arial"/>
@@ -2524,7 +2642,16 @@
           <w:sz w:val="21"/>
           <w:szCs w:val="21"/>
         </w:rPr>
-        <w:t xml:space="preserve"> { </w:t>
+        <w:t xml:space="preserve"> </w:t>
+      </w:r>
+      <w:proofErr w:type="gramStart"/>
+      <w:r>
+        <w:rPr>
+          <w:rFonts w:ascii="system-ui" w:hAnsi="system-ui"/>
+          <w:sz w:val="21"/>
+          <w:szCs w:val="21"/>
+        </w:rPr>
+        <w:t xml:space="preserve">{ </w:t>
       </w:r>
       <w:proofErr w:type="spellStart"/>
       <w:r>
@@ -2536,6 +2663,7 @@
         <w:t>defineConfig</w:t>
       </w:r>
       <w:proofErr w:type="spellEnd"/>
+      <w:proofErr w:type="gramEnd"/>
       <w:r>
         <w:rPr>
           <w:rFonts w:ascii="system-ui" w:hAnsi="system-ui"/>
@@ -2724,6 +2852,7 @@
         <w:t xml:space="preserve"> default </w:t>
       </w:r>
       <w:proofErr w:type="spellStart"/>
+      <w:proofErr w:type="gramStart"/>
       <w:r>
         <w:rPr>
           <w:rFonts w:ascii="system-ui" w:hAnsi="system-ui"/>
@@ -2739,7 +2868,16 @@
           <w:sz w:val="21"/>
           <w:szCs w:val="21"/>
         </w:rPr>
-        <w:t>({</w:t>
+        <w:t>(</w:t>
+      </w:r>
+      <w:proofErr w:type="gramEnd"/>
+      <w:r>
+        <w:rPr>
+          <w:rFonts w:ascii="system-ui" w:hAnsi="system-ui"/>
+          <w:sz w:val="21"/>
+          <w:szCs w:val="21"/>
+        </w:rPr>
+        <w:t>{</w:t>
       </w:r>
     </w:p>
     <w:p>
@@ -2792,6 +2930,7 @@
         <w:t xml:space="preserve">    </w:t>
       </w:r>
       <w:proofErr w:type="spellStart"/>
+      <w:proofErr w:type="gramStart"/>
       <w:r>
         <w:rPr>
           <w:rFonts w:ascii="system-ui" w:hAnsi="system-ui"/>
@@ -2807,7 +2946,16 @@
           <w:sz w:val="21"/>
           <w:szCs w:val="21"/>
         </w:rPr>
-        <w:t>(),</w:t>
+        <w:t>(</w:t>
+      </w:r>
+      <w:proofErr w:type="gramEnd"/>
+      <w:r>
+        <w:rPr>
+          <w:rFonts w:ascii="system-ui" w:hAnsi="system-ui"/>
+          <w:sz w:val="21"/>
+          <w:szCs w:val="21"/>
+        </w:rPr>
+        <w:t>),</w:t>
       </w:r>
     </w:p>
     <w:p>
@@ -2885,6 +3033,7 @@
         <w:t xml:space="preserve">- </w:t>
       </w:r>
       <w:proofErr w:type="spellStart"/>
+      <w:proofErr w:type="gramStart"/>
       <w:r>
         <w:rPr>
           <w:rFonts w:ascii="system-ui" w:hAnsi="system-ui"/>
@@ -2894,6 +3043,7 @@
         <w:t>mport</w:t>
       </w:r>
       <w:proofErr w:type="spellEnd"/>
+      <w:proofErr w:type="gramEnd"/>
       <w:r>
         <w:rPr>
           <w:rFonts w:ascii="system-ui" w:hAnsi="system-ui"/>
@@ -3031,6 +3181,7 @@
         <w:t xml:space="preserve">- </w:t>
       </w:r>
       <w:proofErr w:type="spellStart"/>
+      <w:proofErr w:type="gramStart"/>
       <w:r>
         <w:rPr>
           <w:rFonts w:ascii="Arial" w:hAnsi="Arial" w:cs="Arial"/>
@@ -3038,6 +3189,7 @@
         <w:t>npm</w:t>
       </w:r>
       <w:proofErr w:type="spellEnd"/>
+      <w:proofErr w:type="gramEnd"/>
       <w:r>
         <w:rPr>
           <w:rFonts w:ascii="Arial" w:hAnsi="Arial" w:cs="Arial"/>
@@ -3072,6 +3224,7 @@
         <w:t xml:space="preserve">- </w:t>
       </w:r>
       <w:proofErr w:type="spellStart"/>
+      <w:proofErr w:type="gramStart"/>
       <w:r>
         <w:rPr>
           <w:rFonts w:ascii="Arial" w:hAnsi="Arial" w:cs="Arial"/>
@@ -3079,6 +3232,7 @@
         <w:t>npm</w:t>
       </w:r>
       <w:proofErr w:type="spellEnd"/>
+      <w:proofErr w:type="gramEnd"/>
       <w:r>
         <w:rPr>
           <w:rFonts w:ascii="Arial" w:hAnsi="Arial" w:cs="Arial"/>
@@ -3183,6 +3337,7 @@
         <w:t xml:space="preserve">- </w:t>
       </w:r>
       <w:proofErr w:type="spellStart"/>
+      <w:proofErr w:type="gramStart"/>
       <w:r>
         <w:rPr>
           <w:rFonts w:ascii="Arial" w:hAnsi="Arial" w:cs="Arial"/>
@@ -3190,6 +3345,7 @@
         <w:t>npm</w:t>
       </w:r>
       <w:proofErr w:type="spellEnd"/>
+      <w:proofErr w:type="gramEnd"/>
       <w:r>
         <w:rPr>
           <w:rFonts w:ascii="Arial" w:hAnsi="Arial" w:cs="Arial"/>
@@ -3274,6 +3430,7 @@
         <w:t xml:space="preserve">- </w:t>
       </w:r>
       <w:proofErr w:type="spellStart"/>
+      <w:proofErr w:type="gramStart"/>
       <w:r>
         <w:rPr>
           <w:rFonts w:ascii="Arial" w:hAnsi="Arial" w:cs="Arial"/>
@@ -3281,6 +3438,7 @@
         <w:t>npx</w:t>
       </w:r>
       <w:proofErr w:type="spellEnd"/>
+      <w:proofErr w:type="gramEnd"/>
       <w:r>
         <w:rPr>
           <w:rFonts w:ascii="Arial" w:hAnsi="Arial" w:cs="Arial"/>
@@ -3323,6 +3481,7 @@
         <w:t xml:space="preserve">- </w:t>
       </w:r>
       <w:proofErr w:type="spellStart"/>
+      <w:proofErr w:type="gramStart"/>
       <w:r>
         <w:rPr>
           <w:rFonts w:ascii="Arial" w:hAnsi="Arial" w:cs="Arial"/>
@@ -3330,6 +3489,7 @@
         <w:t>npx</w:t>
       </w:r>
       <w:proofErr w:type="spellEnd"/>
+      <w:proofErr w:type="gramEnd"/>
       <w:r>
         <w:rPr>
           <w:rFonts w:ascii="Arial" w:hAnsi="Arial" w:cs="Arial"/>
@@ -3358,6 +3518,7 @@
         <w:t xml:space="preserve">- </w:t>
       </w:r>
       <w:proofErr w:type="spellStart"/>
+      <w:proofErr w:type="gramStart"/>
       <w:r>
         <w:rPr>
           <w:rFonts w:ascii="Arial" w:hAnsi="Arial" w:cs="Arial"/>
@@ -3365,6 +3526,7 @@
         <w:t>npx</w:t>
       </w:r>
       <w:proofErr w:type="spellEnd"/>
+      <w:proofErr w:type="gramEnd"/>
       <w:r>
         <w:rPr>
           <w:rFonts w:ascii="Arial" w:hAnsi="Arial" w:cs="Arial"/>
@@ -3399,6 +3561,7 @@
         <w:t xml:space="preserve">- </w:t>
       </w:r>
       <w:proofErr w:type="spellStart"/>
+      <w:proofErr w:type="gramStart"/>
       <w:r>
         <w:rPr>
           <w:rFonts w:ascii="Arial" w:hAnsi="Arial" w:cs="Arial"/>
@@ -3406,6 +3569,7 @@
         <w:t>npx</w:t>
       </w:r>
       <w:proofErr w:type="spellEnd"/>
+      <w:proofErr w:type="gramEnd"/>
       <w:r>
         <w:rPr>
           <w:rFonts w:ascii="Arial" w:hAnsi="Arial" w:cs="Arial"/>
@@ -3508,9 +3672,372 @@
           <w:i/>
           <w:iCs/>
         </w:rPr>
-        <w:t>1</w:t>
-      </w:r>
-      <w:r>
+        <w:t>16/04/2026</w:t>
+      </w:r>
+    </w:p>
+    <w:p>
+      <w:pPr>
+        <w:rPr>
+          <w:rFonts w:ascii="Arial" w:hAnsi="Arial" w:cs="Arial"/>
+        </w:rPr>
+      </w:pPr>
+      <w:r>
+        <w:rPr>
+          <w:rFonts w:ascii="Arial" w:hAnsi="Arial" w:cs="Arial"/>
+        </w:rPr>
+        <w:t xml:space="preserve">- </w:t>
+      </w:r>
+      <w:proofErr w:type="spellStart"/>
+      <w:proofErr w:type="gramStart"/>
+      <w:r>
+        <w:rPr>
+          <w:rFonts w:ascii="Arial" w:hAnsi="Arial" w:cs="Arial"/>
+        </w:rPr>
+        <w:t>npm</w:t>
+      </w:r>
+      <w:proofErr w:type="spellEnd"/>
+      <w:proofErr w:type="gramEnd"/>
+      <w:r>
+        <w:rPr>
+          <w:rFonts w:ascii="Arial" w:hAnsi="Arial" w:cs="Arial"/>
+        </w:rPr>
+        <w:t xml:space="preserve"> </w:t>
+      </w:r>
+      <w:proofErr w:type="spellStart"/>
+      <w:r>
+        <w:rPr>
+          <w:rFonts w:ascii="Arial" w:hAnsi="Arial" w:cs="Arial"/>
+        </w:rPr>
+        <w:t>install</w:t>
+      </w:r>
+      <w:proofErr w:type="spellEnd"/>
+      <w:r>
+        <w:rPr>
+          <w:rFonts w:ascii="Arial" w:hAnsi="Arial" w:cs="Arial"/>
+        </w:rPr>
+        <w:t xml:space="preserve"> @prisma/client</w:t>
+      </w:r>
+    </w:p>
+    <w:p>
+      <w:pPr>
+        <w:rPr>
+          <w:rFonts w:ascii="Arial" w:hAnsi="Arial" w:cs="Arial"/>
+        </w:rPr>
+      </w:pPr>
+      <w:r>
+        <w:rPr>
+          <w:rFonts w:ascii="Arial" w:hAnsi="Arial" w:cs="Arial"/>
+        </w:rPr>
+        <w:t xml:space="preserve">- </w:t>
+      </w:r>
+      <w:proofErr w:type="spellStart"/>
+      <w:proofErr w:type="gramStart"/>
+      <w:r>
+        <w:rPr>
+          <w:rFonts w:ascii="Arial" w:hAnsi="Arial" w:cs="Arial"/>
+        </w:rPr>
+        <w:t>npx</w:t>
+      </w:r>
+      <w:proofErr w:type="spellEnd"/>
+      <w:proofErr w:type="gramEnd"/>
+      <w:r>
+        <w:rPr>
+          <w:rFonts w:ascii="Arial" w:hAnsi="Arial" w:cs="Arial"/>
+        </w:rPr>
+        <w:t xml:space="preserve"> prisma </w:t>
+      </w:r>
+      <w:proofErr w:type="spellStart"/>
+      <w:r>
+        <w:rPr>
+          <w:rFonts w:ascii="Arial" w:hAnsi="Arial" w:cs="Arial"/>
+        </w:rPr>
+        <w:t>generate</w:t>
+      </w:r>
+      <w:proofErr w:type="spellEnd"/>
+    </w:p>
+    <w:p>
+      <w:pPr>
+        <w:rPr>
+          <w:rFonts w:ascii="Arial" w:hAnsi="Arial" w:cs="Arial"/>
+        </w:rPr>
+      </w:pPr>
+      <w:r>
+        <w:rPr>
+          <w:rFonts w:ascii="Arial" w:hAnsi="Arial" w:cs="Arial"/>
+        </w:rPr>
+        <w:t xml:space="preserve">- </w:t>
+      </w:r>
+      <w:proofErr w:type="spellStart"/>
+      <w:proofErr w:type="gramStart"/>
+      <w:r>
+        <w:rPr>
+          <w:rFonts w:ascii="Arial" w:hAnsi="Arial" w:cs="Arial"/>
+        </w:rPr>
+        <w:t>npx</w:t>
+      </w:r>
+      <w:proofErr w:type="spellEnd"/>
+      <w:proofErr w:type="gramEnd"/>
+      <w:r>
+        <w:rPr>
+          <w:rFonts w:ascii="Arial" w:hAnsi="Arial" w:cs="Arial"/>
+        </w:rPr>
+        <w:t xml:space="preserve"> prisma </w:t>
+      </w:r>
+      <w:proofErr w:type="spellStart"/>
+      <w:r>
+        <w:rPr>
+          <w:rFonts w:ascii="Arial" w:hAnsi="Arial" w:cs="Arial"/>
+        </w:rPr>
+        <w:t>migrate</w:t>
+      </w:r>
+      <w:proofErr w:type="spellEnd"/>
+      <w:r>
+        <w:rPr>
+          <w:rFonts w:ascii="Arial" w:hAnsi="Arial" w:cs="Arial"/>
+        </w:rPr>
+        <w:t xml:space="preserve"> </w:t>
+      </w:r>
+      <w:proofErr w:type="spellStart"/>
+      <w:r>
+        <w:rPr>
+          <w:rFonts w:ascii="Arial" w:hAnsi="Arial" w:cs="Arial"/>
+        </w:rPr>
+        <w:t>dev</w:t>
+      </w:r>
+      <w:proofErr w:type="spellEnd"/>
+      <w:r>
+        <w:rPr>
+          <w:rFonts w:ascii="Arial" w:hAnsi="Arial" w:cs="Arial"/>
+        </w:rPr>
+        <w:t xml:space="preserve"> </w:t>
+      </w:r>
+      <w:r>
+        <w:rPr>
+          <w:rFonts w:ascii="Arial" w:hAnsi="Arial" w:cs="Arial"/>
+        </w:rPr>
+        <w:t>--</w:t>
+      </w:r>
+      <w:proofErr w:type="spellStart"/>
+      <w:r>
+        <w:rPr>
+          <w:rFonts w:ascii="Arial" w:hAnsi="Arial" w:cs="Arial"/>
+        </w:rPr>
+        <w:t>name</w:t>
+      </w:r>
+      <w:proofErr w:type="spellEnd"/>
+      <w:r>
+        <w:rPr>
+          <w:rFonts w:ascii="Arial" w:hAnsi="Arial" w:cs="Arial"/>
+        </w:rPr>
+        <w:t xml:space="preserve"> primeira</w:t>
+      </w:r>
+      <w:r>
+        <w:rPr>
+          <w:rFonts w:ascii="Arial" w:hAnsi="Arial" w:cs="Arial"/>
+        </w:rPr>
+        <w:t xml:space="preserve"> (tem que ligar o </w:t>
+      </w:r>
+      <w:proofErr w:type="spellStart"/>
+      <w:r>
+        <w:rPr>
+          <w:rFonts w:ascii="Arial" w:hAnsi="Arial" w:cs="Arial"/>
+        </w:rPr>
+        <w:t>xammp</w:t>
+      </w:r>
+      <w:proofErr w:type="spellEnd"/>
+      <w:r>
+        <w:rPr>
+          <w:rFonts w:ascii="Arial" w:hAnsi="Arial" w:cs="Arial"/>
+        </w:rPr>
+        <w:t xml:space="preserve"> pra funcionar)</w:t>
+      </w:r>
+    </w:p>
+    <w:p>
+      <w:pPr>
+        <w:rPr>
+          <w:rFonts w:ascii="Arial" w:hAnsi="Arial" w:cs="Arial"/>
+        </w:rPr>
+      </w:pPr>
+      <w:r>
+        <w:rPr>
+          <w:rFonts w:ascii="Arial" w:hAnsi="Arial" w:cs="Arial"/>
+        </w:rPr>
+        <w:t xml:space="preserve">- </w:t>
+      </w:r>
+      <w:proofErr w:type="spellStart"/>
+      <w:proofErr w:type="gramStart"/>
+      <w:r>
+        <w:rPr>
+          <w:rFonts w:ascii="Arial" w:hAnsi="Arial" w:cs="Arial"/>
+        </w:rPr>
+        <w:t>npm</w:t>
+      </w:r>
+      <w:proofErr w:type="spellEnd"/>
+      <w:proofErr w:type="gramEnd"/>
+      <w:r>
+        <w:rPr>
+          <w:rFonts w:ascii="Arial" w:hAnsi="Arial" w:cs="Arial"/>
+        </w:rPr>
+        <w:t xml:space="preserve"> </w:t>
+      </w:r>
+      <w:proofErr w:type="spellStart"/>
+      <w:r>
+        <w:rPr>
+          <w:rFonts w:ascii="Arial" w:hAnsi="Arial" w:cs="Arial"/>
+        </w:rPr>
+        <w:t>install</w:t>
+      </w:r>
+      <w:proofErr w:type="spellEnd"/>
+      <w:r>
+        <w:rPr>
+          <w:rFonts w:ascii="Arial" w:hAnsi="Arial" w:cs="Arial"/>
+        </w:rPr>
+        <w:t xml:space="preserve"> </w:t>
+      </w:r>
+      <w:proofErr w:type="spellStart"/>
+      <w:r>
+        <w:rPr>
+          <w:rFonts w:ascii="Arial" w:hAnsi="Arial" w:cs="Arial"/>
+        </w:rPr>
+        <w:t>ts</w:t>
+      </w:r>
+      <w:proofErr w:type="spellEnd"/>
+      <w:r>
+        <w:rPr>
+          <w:rFonts w:ascii="Arial" w:hAnsi="Arial" w:cs="Arial"/>
+        </w:rPr>
+        <w:t xml:space="preserve">-node -D </w:t>
+      </w:r>
+    </w:p>
+    <w:p>
+      <w:pPr>
+        <w:rPr>
+          <w:rFonts w:ascii="Arial" w:hAnsi="Arial" w:cs="Arial"/>
+        </w:rPr>
+      </w:pPr>
+      <w:r>
+        <w:rPr>
+          <w:rFonts w:ascii="Arial" w:hAnsi="Arial" w:cs="Arial"/>
+        </w:rPr>
+        <w:t xml:space="preserve">- </w:t>
+      </w:r>
+      <w:proofErr w:type="spellStart"/>
+      <w:proofErr w:type="gramStart"/>
+      <w:r>
+        <w:rPr>
+          <w:rFonts w:ascii="Arial" w:hAnsi="Arial" w:cs="Arial"/>
+        </w:rPr>
+        <w:t>npm</w:t>
+      </w:r>
+      <w:proofErr w:type="spellEnd"/>
+      <w:proofErr w:type="gramEnd"/>
+      <w:r>
+        <w:rPr>
+          <w:rFonts w:ascii="Arial" w:hAnsi="Arial" w:cs="Arial"/>
+        </w:rPr>
+        <w:t xml:space="preserve"> </w:t>
+      </w:r>
+      <w:proofErr w:type="spellStart"/>
+      <w:r>
+        <w:rPr>
+          <w:rFonts w:ascii="Arial" w:hAnsi="Arial" w:cs="Arial"/>
+        </w:rPr>
+        <w:t>install</w:t>
+      </w:r>
+      <w:proofErr w:type="spellEnd"/>
+      <w:r>
+        <w:rPr>
+          <w:rFonts w:ascii="Arial" w:hAnsi="Arial" w:cs="Arial"/>
+        </w:rPr>
+        <w:t xml:space="preserve"> cookie-parse</w:t>
+      </w:r>
+    </w:p>
+    <w:p>
+      <w:pPr>
+        <w:rPr>
+          <w:rFonts w:ascii="Arial" w:hAnsi="Arial" w:cs="Arial"/>
+        </w:rPr>
+      </w:pPr>
+      <w:r>
+        <w:rPr>
+          <w:rFonts w:ascii="Arial" w:hAnsi="Arial" w:cs="Arial"/>
+        </w:rPr>
+        <w:t xml:space="preserve">- </w:t>
+      </w:r>
+      <w:proofErr w:type="spellStart"/>
+      <w:proofErr w:type="gramStart"/>
+      <w:r>
+        <w:rPr>
+          <w:rFonts w:ascii="Arial" w:hAnsi="Arial" w:cs="Arial"/>
+        </w:rPr>
+        <w:t>npm</w:t>
+      </w:r>
+      <w:proofErr w:type="spellEnd"/>
+      <w:proofErr w:type="gramEnd"/>
+      <w:r>
+        <w:rPr>
+          <w:rFonts w:ascii="Arial" w:hAnsi="Arial" w:cs="Arial"/>
+        </w:rPr>
+        <w:t xml:space="preserve"> </w:t>
+      </w:r>
+      <w:proofErr w:type="spellStart"/>
+      <w:r>
+        <w:rPr>
+          <w:rFonts w:ascii="Arial" w:hAnsi="Arial" w:cs="Arial"/>
+        </w:rPr>
+        <w:t>install</w:t>
+      </w:r>
+      <w:proofErr w:type="spellEnd"/>
+      <w:r>
+        <w:rPr>
+          <w:rFonts w:ascii="Arial" w:hAnsi="Arial" w:cs="Arial"/>
+        </w:rPr>
+        <w:t xml:space="preserve"> --</w:t>
+      </w:r>
+      <w:proofErr w:type="spellStart"/>
+      <w:r>
+        <w:rPr>
+          <w:rFonts w:ascii="Arial" w:hAnsi="Arial" w:cs="Arial"/>
+        </w:rPr>
+        <w:t>save-dev</w:t>
+      </w:r>
+      <w:proofErr w:type="spellEnd"/>
+      <w:r>
+        <w:rPr>
+          <w:rFonts w:ascii="Arial" w:hAnsi="Arial" w:cs="Arial"/>
+        </w:rPr>
+        <w:t xml:space="preserve"> (--</w:t>
+      </w:r>
+      <w:proofErr w:type="spellStart"/>
+      <w:r>
+        <w:rPr>
+          <w:rFonts w:ascii="Arial" w:hAnsi="Arial" w:cs="Arial"/>
+        </w:rPr>
+        <w:t>save-dev</w:t>
+      </w:r>
+      <w:proofErr w:type="spellEnd"/>
+      <w:r>
+        <w:rPr>
+          <w:rFonts w:ascii="Arial" w:hAnsi="Arial" w:cs="Arial"/>
+        </w:rPr>
+        <w:t xml:space="preserve"> ou -d) @types/cookie-parse</w:t>
+      </w:r>
+      <w:r>
+        <w:rPr>
+          <w:rFonts w:ascii="Arial" w:hAnsi="Arial" w:cs="Arial"/>
+        </w:rPr>
+        <w:t xml:space="preserve"> (ou -parser)</w:t>
+      </w:r>
+    </w:p>
+    <w:p>
+      <w:pPr>
+        <w:rPr>
+          <w:rFonts w:ascii="Arial" w:hAnsi="Arial" w:cs="Arial"/>
+        </w:rPr>
+      </w:pPr>
+    </w:p>
+    <w:p>
+      <w:pPr>
         <w:rPr>
           <w:rFonts w:ascii="Arial" w:hAnsi="Arial" w:cs="Arial"/>
           <w:b/>
@@ -3518,8 +4045,7 @@
           <w:i/>
           <w:iCs/>
         </w:rPr>
-        <w:t>6</w:t>
-      </w:r>
+      </w:pPr>
       <w:r>
         <w:rPr>
           <w:rFonts w:ascii="Arial" w:hAnsi="Arial" w:cs="Arial"/>
@@ -3528,6 +4054,180 @@
           <w:i/>
           <w:iCs/>
         </w:rPr>
+        <w:t>29/04/2026</w:t>
+      </w:r>
+    </w:p>
+    <w:p>
+      <w:pPr>
+        <w:rPr>
+          <w:rFonts w:ascii="Arial" w:hAnsi="Arial" w:cs="Arial"/>
+        </w:rPr>
+      </w:pPr>
+      <w:r>
+        <w:rPr>
+          <w:rFonts w:ascii="Arial" w:hAnsi="Arial" w:cs="Arial"/>
+        </w:rPr>
+        <w:t xml:space="preserve">- </w:t>
+      </w:r>
+      <w:proofErr w:type="spellStart"/>
+      <w:proofErr w:type="gramStart"/>
+      <w:r>
+        <w:rPr>
+          <w:rFonts w:ascii="Arial" w:hAnsi="Arial" w:cs="Arial"/>
+        </w:rPr>
+        <w:t>npm</w:t>
+      </w:r>
+      <w:proofErr w:type="spellEnd"/>
+      <w:proofErr w:type="gramEnd"/>
+      <w:r>
+        <w:rPr>
+          <w:rFonts w:ascii="Arial" w:hAnsi="Arial" w:cs="Arial"/>
+        </w:rPr>
+        <w:t xml:space="preserve"> i (instala o </w:t>
+      </w:r>
+      <w:proofErr w:type="spellStart"/>
+      <w:r>
+        <w:rPr>
+          <w:rFonts w:ascii="Arial" w:hAnsi="Arial" w:cs="Arial"/>
+        </w:rPr>
+        <w:t>node_module</w:t>
+      </w:r>
+      <w:proofErr w:type="spellEnd"/>
+      <w:r>
+        <w:rPr>
+          <w:rFonts w:ascii="Arial" w:hAnsi="Arial" w:cs="Arial"/>
+        </w:rPr>
+        <w:t>)</w:t>
+      </w:r>
+    </w:p>
+    <w:p>
+      <w:pPr>
+        <w:rPr>
+          <w:rFonts w:ascii="Arial" w:hAnsi="Arial" w:cs="Arial"/>
+        </w:rPr>
+      </w:pPr>
+      <w:r>
+        <w:rPr>
+          <w:rFonts w:ascii="Arial" w:hAnsi="Arial" w:cs="Arial"/>
+        </w:rPr>
+        <w:t xml:space="preserve">- </w:t>
+      </w:r>
+      <w:proofErr w:type="spellStart"/>
+      <w:proofErr w:type="gramStart"/>
+      <w:r>
+        <w:rPr>
+          <w:rFonts w:ascii="Arial" w:hAnsi="Arial" w:cs="Arial"/>
+        </w:rPr>
+        <w:t>npm</w:t>
+      </w:r>
+      <w:proofErr w:type="spellEnd"/>
+      <w:proofErr w:type="gramEnd"/>
+      <w:r>
+        <w:rPr>
+          <w:rFonts w:ascii="Arial" w:hAnsi="Arial" w:cs="Arial"/>
+        </w:rPr>
+        <w:t xml:space="preserve"> start, </w:t>
+      </w:r>
+      <w:r>
+        <w:rPr>
+          <w:rFonts w:ascii="Arial" w:hAnsi="Arial" w:cs="Arial"/>
+          <w:highlight w:val="yellow"/>
+        </w:rPr>
+        <w:t xml:space="preserve">mas se </w:t>
+      </w:r>
+      <w:proofErr w:type="gramStart"/>
+      <w:r>
+        <w:rPr>
+          <w:rFonts w:ascii="Arial" w:hAnsi="Arial" w:cs="Arial"/>
+          <w:highlight w:val="yellow"/>
+        </w:rPr>
+        <w:t>o prima</w:t>
+      </w:r>
+      <w:proofErr w:type="gramEnd"/>
+      <w:r>
+        <w:rPr>
+          <w:rFonts w:ascii="Arial" w:hAnsi="Arial" w:cs="Arial"/>
+          <w:highlight w:val="yellow"/>
+        </w:rPr>
+        <w:t xml:space="preserve"> der erro, coloque o comando</w:t>
+      </w:r>
+      <w:r>
+        <w:rPr>
+          <w:rFonts w:ascii="Arial" w:hAnsi="Arial" w:cs="Arial"/>
+        </w:rPr>
+        <w:t xml:space="preserve"> </w:t>
+      </w:r>
+      <w:proofErr w:type="spellStart"/>
+      <w:r>
+        <w:rPr>
+          <w:rFonts w:ascii="Arial" w:hAnsi="Arial" w:cs="Arial"/>
+          <w:b/>
+          <w:bCs/>
+        </w:rPr>
+        <w:t>npx</w:t>
+      </w:r>
+      <w:proofErr w:type="spellEnd"/>
+      <w:r>
+        <w:rPr>
+          <w:rFonts w:ascii="Arial" w:hAnsi="Arial" w:cs="Arial"/>
+          <w:b/>
+          <w:bCs/>
+        </w:rPr>
+        <w:t xml:space="preserve"> prisma </w:t>
+      </w:r>
+      <w:proofErr w:type="spellStart"/>
+      <w:r>
+        <w:rPr>
+          <w:rFonts w:ascii="Arial" w:hAnsi="Arial" w:cs="Arial"/>
+          <w:b/>
+          <w:bCs/>
+        </w:rPr>
+        <w:t>generate</w:t>
+      </w:r>
+      <w:proofErr w:type="spellEnd"/>
+      <w:r>
+        <w:rPr>
+          <w:rFonts w:ascii="Arial" w:hAnsi="Arial" w:cs="Arial"/>
+        </w:rPr>
+        <w:t xml:space="preserve"> e depois o start de novo;</w:t>
+      </w:r>
+    </w:p>
+    <w:p>
+      <w:pPr>
+        <w:rPr>
+          <w:rFonts w:ascii="Arial" w:hAnsi="Arial" w:cs="Arial"/>
+        </w:rPr>
+      </w:pPr>
+    </w:p>
+    <w:p>
+      <w:pPr>
+        <w:rPr>
+          <w:rFonts w:ascii="Arial" w:hAnsi="Arial" w:cs="Arial"/>
+          <w:b/>
+          <w:bCs/>
+          <w:i/>
+          <w:iCs/>
+        </w:rPr>
+      </w:pPr>
+      <w:r>
+        <w:rPr>
+          <w:rFonts w:ascii="Arial" w:hAnsi="Arial" w:cs="Arial"/>
+          <w:b/>
+          <w:bCs/>
+          <w:i/>
+          <w:iCs/>
+        </w:rPr>
+        <w:lastRenderedPageBreak/>
+        <w:t>30</w:t>
+      </w:r>
+      <w:r>
+        <w:rPr>
+          <w:rFonts w:ascii="Arial" w:hAnsi="Arial" w:cs="Arial"/>
+          <w:b/>
+          <w:bCs/>
+          <w:i/>
+          <w:iCs/>
+        </w:rPr>
         <w:t>/04/2026</w:t>
       </w:r>
     </w:p>
@@ -3535,6 +4235,27 @@
       <w:pPr>
         <w:rPr>
           <w:rFonts w:ascii="Arial" w:hAnsi="Arial" w:cs="Arial"/>
+          <w:b/>
+          <w:bCs/>
+          <w:i/>
+          <w:iCs/>
+        </w:rPr>
+      </w:pPr>
+      <w:r>
+        <w:rPr>
+          <w:rFonts w:ascii="Arial" w:hAnsi="Arial" w:cs="Arial"/>
+          <w:b/>
+          <w:bCs/>
+          <w:i/>
+          <w:iCs/>
+        </w:rPr>
+        <w:t>(Front)</w:t>
+      </w:r>
+    </w:p>
+    <w:p>
+      <w:pPr>
+        <w:rPr>
+          <w:rFonts w:ascii="Arial" w:hAnsi="Arial" w:cs="Arial"/>
         </w:rPr>
       </w:pPr>
       <w:r>
@@ -3544,6 +4265,7 @@
         <w:t xml:space="preserve">- </w:t>
       </w:r>
       <w:proofErr w:type="spellStart"/>
+      <w:proofErr w:type="gramStart"/>
       <w:r>
         <w:rPr>
           <w:rFonts w:ascii="Arial" w:hAnsi="Arial" w:cs="Arial"/>
@@ -3551,6 +4273,7 @@
         <w:t>npm</w:t>
       </w:r>
       <w:proofErr w:type="spellEnd"/>
+      <w:proofErr w:type="gramEnd"/>
       <w:r>
         <w:rPr>
           <w:rFonts w:ascii="Arial" w:hAnsi="Arial" w:cs="Arial"/>
@@ -3569,8 +4292,30 @@
         <w:rPr>
           <w:rFonts w:ascii="Arial" w:hAnsi="Arial" w:cs="Arial"/>
         </w:rPr>
-        <w:t xml:space="preserve"> @prisma/client</w:t>
-      </w:r>
+        <w:t xml:space="preserve"> </w:t>
+      </w:r>
+      <w:proofErr w:type="spellStart"/>
+      <w:r>
+        <w:rPr>
+          <w:rFonts w:ascii="Arial" w:hAnsi="Arial" w:cs="Arial"/>
+        </w:rPr>
+        <w:t>leaflet</w:t>
+      </w:r>
+      <w:proofErr w:type="spellEnd"/>
+      <w:r>
+        <w:rPr>
+          <w:rFonts w:ascii="Arial" w:hAnsi="Arial" w:cs="Arial"/>
+        </w:rPr>
+        <w:t xml:space="preserve"> </w:t>
+      </w:r>
+      <w:proofErr w:type="spellStart"/>
+      <w:r>
+        <w:rPr>
+          <w:rFonts w:ascii="Arial" w:hAnsi="Arial" w:cs="Arial"/>
+        </w:rPr>
+        <w:t>react-leaflet</w:t>
+      </w:r>
+      <w:proofErr w:type="spellEnd"/>
     </w:p>
     <w:p>
       <w:pPr>
@@ -3585,136 +4330,7 @@
         <w:t xml:space="preserve">- </w:t>
       </w:r>
       <w:proofErr w:type="spellStart"/>
-      <w:r>
-        <w:rPr>
-          <w:rFonts w:ascii="Arial" w:hAnsi="Arial" w:cs="Arial"/>
-        </w:rPr>
-        <w:t>npx</w:t>
-      </w:r>
-      <w:proofErr w:type="spellEnd"/>
-      <w:r>
-        <w:rPr>
-          <w:rFonts w:ascii="Arial" w:hAnsi="Arial" w:cs="Arial"/>
-        </w:rPr>
-        <w:t xml:space="preserve"> prisma </w:t>
-      </w:r>
-      <w:proofErr w:type="spellStart"/>
-      <w:r>
-        <w:rPr>
-          <w:rFonts w:ascii="Arial" w:hAnsi="Arial" w:cs="Arial"/>
-        </w:rPr>
-        <w:t>generate</w:t>
-      </w:r>
-      <w:proofErr w:type="spellEnd"/>
-    </w:p>
-    <w:p>
-      <w:pPr>
-        <w:rPr>
-          <w:rFonts w:ascii="Arial" w:hAnsi="Arial" w:cs="Arial"/>
-        </w:rPr>
-      </w:pPr>
-      <w:r>
-        <w:rPr>
-          <w:rFonts w:ascii="Arial" w:hAnsi="Arial" w:cs="Arial"/>
-        </w:rPr>
-        <w:t xml:space="preserve">- </w:t>
-      </w:r>
-      <w:proofErr w:type="spellStart"/>
-      <w:r>
-        <w:rPr>
-          <w:rFonts w:ascii="Arial" w:hAnsi="Arial" w:cs="Arial"/>
-        </w:rPr>
-        <w:t>npx</w:t>
-      </w:r>
-      <w:proofErr w:type="spellEnd"/>
-      <w:r>
-        <w:rPr>
-          <w:rFonts w:ascii="Arial" w:hAnsi="Arial" w:cs="Arial"/>
-        </w:rPr>
-        <w:t xml:space="preserve"> prisma </w:t>
-      </w:r>
-      <w:proofErr w:type="spellStart"/>
-      <w:r>
-        <w:rPr>
-          <w:rFonts w:ascii="Arial" w:hAnsi="Arial" w:cs="Arial"/>
-        </w:rPr>
-        <w:t>migrate</w:t>
-      </w:r>
-      <w:proofErr w:type="spellEnd"/>
-      <w:r>
-        <w:rPr>
-          <w:rFonts w:ascii="Arial" w:hAnsi="Arial" w:cs="Arial"/>
-        </w:rPr>
-        <w:t xml:space="preserve"> </w:t>
-      </w:r>
-      <w:proofErr w:type="spellStart"/>
-      <w:r>
-        <w:rPr>
-          <w:rFonts w:ascii="Arial" w:hAnsi="Arial" w:cs="Arial"/>
-        </w:rPr>
-        <w:t>dev</w:t>
-      </w:r>
-      <w:proofErr w:type="spellEnd"/>
-      <w:r>
-        <w:rPr>
-          <w:rFonts w:ascii="Arial" w:hAnsi="Arial" w:cs="Arial"/>
-        </w:rPr>
-        <w:t xml:space="preserve"> </w:t>
-      </w:r>
-      <w:r>
-        <w:rPr>
-          <w:rFonts w:ascii="Arial" w:hAnsi="Arial" w:cs="Arial"/>
-        </w:rPr>
-        <w:t>--</w:t>
-      </w:r>
-      <w:proofErr w:type="spellStart"/>
-      <w:r>
-        <w:rPr>
-          <w:rFonts w:ascii="Arial" w:hAnsi="Arial" w:cs="Arial"/>
-        </w:rPr>
-        <w:t>name</w:t>
-      </w:r>
-      <w:proofErr w:type="spellEnd"/>
-      <w:r>
-        <w:rPr>
-          <w:rFonts w:ascii="Arial" w:hAnsi="Arial" w:cs="Arial"/>
-        </w:rPr>
-        <w:t xml:space="preserve"> primeira</w:t>
-      </w:r>
-      <w:r>
-        <w:rPr>
-          <w:rFonts w:ascii="Arial" w:hAnsi="Arial" w:cs="Arial"/>
-        </w:rPr>
-        <w:t xml:space="preserve"> (tem que ligar o </w:t>
-      </w:r>
-      <w:proofErr w:type="spellStart"/>
-      <w:r>
-        <w:rPr>
-          <w:rFonts w:ascii="Arial" w:hAnsi="Arial" w:cs="Arial"/>
-        </w:rPr>
-        <w:t>xammp</w:t>
-      </w:r>
-      <w:proofErr w:type="spellEnd"/>
-      <w:r>
-        <w:rPr>
-          <w:rFonts w:ascii="Arial" w:hAnsi="Arial" w:cs="Arial"/>
-        </w:rPr>
-        <w:t xml:space="preserve"> pra funcionar)</w:t>
-      </w:r>
-    </w:p>
-    <w:p>
-      <w:pPr>
-        <w:rPr>
-          <w:rFonts w:ascii="Arial" w:hAnsi="Arial" w:cs="Arial"/>
-        </w:rPr>
-      </w:pPr>
-      <w:r>
-        <w:rPr>
-          <w:rFonts w:ascii="Arial" w:hAnsi="Arial" w:cs="Arial"/>
-        </w:rPr>
-        <w:t xml:space="preserve">- </w:t>
-      </w:r>
-      <w:proofErr w:type="spellStart"/>
+      <w:proofErr w:type="gramStart"/>
       <w:r>
         <w:rPr>
           <w:rFonts w:ascii="Arial" w:hAnsi="Arial" w:cs="Arial"/>
@@ -3722,6 +4338,7 @@
         <w:t>npm</w:t>
       </w:r>
       <w:proofErr w:type="spellEnd"/>
+      <w:proofErr w:type="gramEnd"/>
       <w:r>
         <w:rPr>
           <w:rFonts w:ascii="Arial" w:hAnsi="Arial" w:cs="Arial"/>
@@ -3740,149 +4357,7 @@
         <w:rPr>
           <w:rFonts w:ascii="Arial" w:hAnsi="Arial" w:cs="Arial"/>
         </w:rPr>
-        <w:t xml:space="preserve"> </w:t>
-      </w:r>
-      <w:proofErr w:type="spellStart"/>
-      <w:r>
-        <w:rPr>
-          <w:rFonts w:ascii="Arial" w:hAnsi="Arial" w:cs="Arial"/>
-        </w:rPr>
-        <w:t>ts</w:t>
-      </w:r>
-      <w:proofErr w:type="spellEnd"/>
-      <w:r>
-        <w:rPr>
-          <w:rFonts w:ascii="Arial" w:hAnsi="Arial" w:cs="Arial"/>
-        </w:rPr>
-        <w:t xml:space="preserve">-node -D </w:t>
-      </w:r>
-    </w:p>
-    <w:p>
-      <w:pPr>
-        <w:rPr>
-          <w:rFonts w:ascii="Arial" w:hAnsi="Arial" w:cs="Arial"/>
-        </w:rPr>
-      </w:pPr>
-      <w:r>
-        <w:rPr>
-          <w:rFonts w:ascii="Arial" w:hAnsi="Arial" w:cs="Arial"/>
-        </w:rPr>
-        <w:t xml:space="preserve">- </w:t>
-      </w:r>
-      <w:proofErr w:type="spellStart"/>
-      <w:r>
-        <w:rPr>
-          <w:rFonts w:ascii="Arial" w:hAnsi="Arial" w:cs="Arial"/>
-        </w:rPr>
-        <w:t>npm</w:t>
-      </w:r>
-      <w:proofErr w:type="spellEnd"/>
-      <w:r>
-        <w:rPr>
-          <w:rFonts w:ascii="Arial" w:hAnsi="Arial" w:cs="Arial"/>
-        </w:rPr>
-        <w:t xml:space="preserve"> </w:t>
-      </w:r>
-      <w:proofErr w:type="spellStart"/>
-      <w:r>
-        <w:rPr>
-          <w:rFonts w:ascii="Arial" w:hAnsi="Arial" w:cs="Arial"/>
-        </w:rPr>
-        <w:t>install</w:t>
-      </w:r>
-      <w:proofErr w:type="spellEnd"/>
-      <w:r>
-        <w:rPr>
-          <w:rFonts w:ascii="Arial" w:hAnsi="Arial" w:cs="Arial"/>
-        </w:rPr>
-        <w:t xml:space="preserve"> cookie-parse</w:t>
-      </w:r>
-    </w:p>
-    <w:p>
-      <w:pPr>
-        <w:rPr>
-          <w:rFonts w:ascii="Arial" w:hAnsi="Arial" w:cs="Arial"/>
-        </w:rPr>
-      </w:pPr>
-      <w:r>
-        <w:rPr>
-          <w:rFonts w:ascii="Arial" w:hAnsi="Arial" w:cs="Arial"/>
-        </w:rPr>
-        <w:t xml:space="preserve">- </w:t>
-      </w:r>
-      <w:proofErr w:type="spellStart"/>
-      <w:r>
-        <w:rPr>
-          <w:rFonts w:ascii="Arial" w:hAnsi="Arial" w:cs="Arial"/>
-        </w:rPr>
-        <w:t>npm</w:t>
-      </w:r>
-      <w:proofErr w:type="spellEnd"/>
-      <w:r>
-        <w:rPr>
-          <w:rFonts w:ascii="Arial" w:hAnsi="Arial" w:cs="Arial"/>
-        </w:rPr>
-        <w:t xml:space="preserve"> </w:t>
-      </w:r>
-      <w:proofErr w:type="spellStart"/>
-      <w:r>
-        <w:rPr>
-          <w:rFonts w:ascii="Arial" w:hAnsi="Arial" w:cs="Arial"/>
-        </w:rPr>
-        <w:t>install</w:t>
-      </w:r>
-      <w:proofErr w:type="spellEnd"/>
-      <w:r>
-        <w:rPr>
-          <w:rFonts w:ascii="Arial" w:hAnsi="Arial" w:cs="Arial"/>
-        </w:rPr>
-        <w:t xml:space="preserve"> --</w:t>
-      </w:r>
-      <w:proofErr w:type="spellStart"/>
-      <w:r>
-        <w:rPr>
-          <w:rFonts w:ascii="Arial" w:hAnsi="Arial" w:cs="Arial"/>
-        </w:rPr>
-        <w:t>save-dev</w:t>
-      </w:r>
-      <w:proofErr w:type="spellEnd"/>
-      <w:r>
-        <w:rPr>
-          <w:rFonts w:ascii="Arial" w:hAnsi="Arial" w:cs="Arial"/>
-        </w:rPr>
-        <w:t xml:space="preserve"> (</w:t>
-      </w:r>
-      <w:r>
-        <w:rPr>
-          <w:rFonts w:ascii="Arial" w:hAnsi="Arial" w:cs="Arial"/>
-        </w:rPr>
-        <w:t>--</w:t>
-      </w:r>
-      <w:proofErr w:type="spellStart"/>
-      <w:r>
-        <w:rPr>
-          <w:rFonts w:ascii="Arial" w:hAnsi="Arial" w:cs="Arial"/>
-        </w:rPr>
-        <w:t>save-dev</w:t>
-      </w:r>
-      <w:proofErr w:type="spellEnd"/>
-      <w:r>
-        <w:rPr>
-          <w:rFonts w:ascii="Arial" w:hAnsi="Arial" w:cs="Arial"/>
-        </w:rPr>
-        <w:t xml:space="preserve"> </w:t>
-      </w:r>
-      <w:r>
-        <w:rPr>
-          <w:rFonts w:ascii="Arial" w:hAnsi="Arial" w:cs="Arial"/>
-        </w:rPr>
-        <w:t>ou -d) @types/cookie-parse</w:t>
-      </w:r>
-      <w:r>
-        <w:rPr>
-          <w:rFonts w:ascii="Arial" w:hAnsi="Arial" w:cs="Arial"/>
-        </w:rPr>
-        <w:t xml:space="preserve"> (ou -parser)</w:t>
+        <w:t xml:space="preserve"> @types/leaflet</w:t>
       </w:r>
     </w:p>
     <w:sectPr>

--- a/AULA DA VANIA.docx
+++ b/AULA DA VANIA.docx
@@ -104,35 +104,7 @@
         <w:rPr>
           <w:rFonts w:ascii="Arial" w:hAnsi="Arial" w:cs="Arial"/>
         </w:rPr>
-        <w:t xml:space="preserve">- Popularizou com o uso de </w:t>
-      </w:r>
-      <w:proofErr w:type="spellStart"/>
-      <w:r>
-        <w:rPr>
-          <w:rFonts w:ascii="Arial" w:hAnsi="Arial" w:cs="Arial"/>
-        </w:rPr>
-        <w:t>npm</w:t>
-      </w:r>
-      <w:proofErr w:type="spellEnd"/>
-      <w:r>
-        <w:rPr>
-          <w:rFonts w:ascii="Arial" w:hAnsi="Arial" w:cs="Arial"/>
-        </w:rPr>
-        <w:t xml:space="preserve"> (Node </w:t>
-      </w:r>
-      <w:proofErr w:type="spellStart"/>
-      <w:r>
-        <w:rPr>
-          <w:rFonts w:ascii="Arial" w:hAnsi="Arial" w:cs="Arial"/>
-        </w:rPr>
-        <w:t>Package</w:t>
-      </w:r>
-      <w:proofErr w:type="spellEnd"/>
-      <w:r>
-        <w:rPr>
-          <w:rFonts w:ascii="Arial" w:hAnsi="Arial" w:cs="Arial"/>
-        </w:rPr>
-        <w:t xml:space="preserve"> Manager);</w:t>
+        <w:t>- Popularizou com o uso de npm (Node Package Manager);</w:t>
       </w:r>
     </w:p>
     <w:p>
@@ -210,30 +182,12 @@
         </w:rPr>
         <w:t xml:space="preserve">- </w:t>
       </w:r>
-      <w:proofErr w:type="spellStart"/>
-      <w:proofErr w:type="gramStart"/>
-      <w:r>
-        <w:rPr>
-          <w:rFonts w:ascii="Arial" w:hAnsi="Arial" w:cs="Arial"/>
-        </w:rPr>
-        <w:t>npm</w:t>
-      </w:r>
-      <w:proofErr w:type="spellEnd"/>
-      <w:proofErr w:type="gramEnd"/>
-      <w:r>
-        <w:rPr>
-          <w:rFonts w:ascii="Arial" w:hAnsi="Arial" w:cs="Arial"/>
-        </w:rPr>
-        <w:t xml:space="preserve"> </w:t>
-      </w:r>
-      <w:proofErr w:type="spellStart"/>
-      <w:r>
-        <w:rPr>
-          <w:rFonts w:ascii="Arial" w:hAnsi="Arial" w:cs="Arial"/>
-        </w:rPr>
-        <w:t>init</w:t>
-      </w:r>
-      <w:proofErr w:type="spellEnd"/>
+      <w:r>
+        <w:rPr>
+          <w:rFonts w:ascii="Arial" w:hAnsi="Arial" w:cs="Arial"/>
+        </w:rPr>
+        <w:t>npm init</w:t>
+      </w:r>
     </w:p>
     <w:p>
       <w:pPr>
@@ -247,21 +201,11 @@
         </w:rPr>
         <w:t xml:space="preserve">- </w:t>
       </w:r>
-      <w:proofErr w:type="spellStart"/>
-      <w:proofErr w:type="gramStart"/>
-      <w:r>
-        <w:rPr>
-          <w:rFonts w:ascii="Arial" w:hAnsi="Arial" w:cs="Arial"/>
-        </w:rPr>
-        <w:t>description</w:t>
-      </w:r>
-      <w:proofErr w:type="spellEnd"/>
-      <w:proofErr w:type="gramEnd"/>
-      <w:r>
-        <w:rPr>
-          <w:rFonts w:ascii="Arial" w:hAnsi="Arial" w:cs="Arial"/>
-        </w:rPr>
-        <w:t>: Exemplo de tipos de módulos do node</w:t>
+      <w:r>
+        <w:rPr>
+          <w:rFonts w:ascii="Arial" w:hAnsi="Arial" w:cs="Arial"/>
+        </w:rPr>
+        <w:t>description: Exemplo de tipos de módulos do node</w:t>
       </w:r>
     </w:p>
     <w:p>
@@ -276,21 +220,11 @@
         </w:rPr>
         <w:t xml:space="preserve">- </w:t>
       </w:r>
-      <w:proofErr w:type="spellStart"/>
-      <w:proofErr w:type="gramStart"/>
-      <w:r>
-        <w:rPr>
-          <w:rFonts w:ascii="Arial" w:hAnsi="Arial" w:cs="Arial"/>
-        </w:rPr>
-        <w:t>author</w:t>
-      </w:r>
-      <w:proofErr w:type="spellEnd"/>
-      <w:proofErr w:type="gramEnd"/>
-      <w:r>
-        <w:rPr>
-          <w:rFonts w:ascii="Arial" w:hAnsi="Arial" w:cs="Arial"/>
-        </w:rPr>
-        <w:t>: Marina</w:t>
+      <w:r>
+        <w:rPr>
+          <w:rFonts w:ascii="Arial" w:hAnsi="Arial" w:cs="Arial"/>
+        </w:rPr>
+        <w:t>author: Marina</w:t>
       </w:r>
     </w:p>
     <w:p>
@@ -305,119 +239,43 @@
         </w:rPr>
         <w:t xml:space="preserve">- </w:t>
       </w:r>
-      <w:proofErr w:type="spellStart"/>
-      <w:proofErr w:type="gramStart"/>
-      <w:r>
-        <w:rPr>
-          <w:rFonts w:ascii="Arial" w:hAnsi="Arial" w:cs="Arial"/>
-        </w:rPr>
-        <w:t>npm</w:t>
-      </w:r>
-      <w:proofErr w:type="spellEnd"/>
-      <w:proofErr w:type="gramEnd"/>
-      <w:r>
-        <w:rPr>
-          <w:rFonts w:ascii="Arial" w:hAnsi="Arial" w:cs="Arial"/>
-        </w:rPr>
-        <w:t xml:space="preserve"> </w:t>
-      </w:r>
-      <w:proofErr w:type="spellStart"/>
-      <w:r>
-        <w:rPr>
-          <w:rFonts w:ascii="Arial" w:hAnsi="Arial" w:cs="Arial"/>
-        </w:rPr>
-        <w:t>install</w:t>
-      </w:r>
-      <w:proofErr w:type="spellEnd"/>
-      <w:r>
-        <w:rPr>
-          <w:rFonts w:ascii="Arial" w:hAnsi="Arial" w:cs="Arial"/>
-        </w:rPr>
-        <w:t xml:space="preserve"> </w:t>
-      </w:r>
-      <w:proofErr w:type="spellStart"/>
-      <w:r>
-        <w:rPr>
-          <w:rFonts w:ascii="Arial" w:hAnsi="Arial" w:cs="Arial"/>
-        </w:rPr>
-        <w:t>chalk</w:t>
-      </w:r>
-      <w:proofErr w:type="spellEnd"/>
-    </w:p>
-    <w:p>
-      <w:pPr>
-        <w:rPr>
-          <w:rFonts w:ascii="Arial" w:hAnsi="Arial" w:cs="Arial"/>
-        </w:rPr>
-      </w:pPr>
-      <w:r>
-        <w:rPr>
-          <w:rFonts w:ascii="Arial" w:hAnsi="Arial" w:cs="Arial"/>
-        </w:rPr>
-        <w:t xml:space="preserve">- </w:t>
-      </w:r>
-      <w:proofErr w:type="gramStart"/>
-      <w:r>
-        <w:rPr>
-          <w:rFonts w:ascii="Arial" w:hAnsi="Arial" w:cs="Arial"/>
-        </w:rPr>
-        <w:t>delete</w:t>
-      </w:r>
-      <w:proofErr w:type="gramEnd"/>
-      <w:r>
-        <w:rPr>
-          <w:rFonts w:ascii="Arial" w:hAnsi="Arial" w:cs="Arial"/>
-        </w:rPr>
-        <w:t xml:space="preserve"> a pasta </w:t>
-      </w:r>
-      <w:proofErr w:type="spellStart"/>
+      <w:r>
+        <w:rPr>
+          <w:rFonts w:ascii="Arial" w:hAnsi="Arial" w:cs="Arial"/>
+        </w:rPr>
+        <w:t>npm install chalk</w:t>
+      </w:r>
+    </w:p>
+    <w:p>
+      <w:pPr>
+        <w:rPr>
+          <w:rFonts w:ascii="Arial" w:hAnsi="Arial" w:cs="Arial"/>
+        </w:rPr>
+      </w:pPr>
+      <w:r>
+        <w:rPr>
+          <w:rFonts w:ascii="Arial" w:hAnsi="Arial" w:cs="Arial"/>
+        </w:rPr>
+        <w:t xml:space="preserve">- delete a pasta </w:t>
+      </w:r>
       <w:r>
         <w:rPr>
           <w:rFonts w:ascii="Arial" w:hAnsi="Arial" w:cs="Arial"/>
         </w:rPr>
         <w:t>node_modules</w:t>
       </w:r>
-      <w:proofErr w:type="spellEnd"/>
-    </w:p>
-    <w:p>
-      <w:pPr>
-        <w:rPr>
-          <w:rFonts w:ascii="Arial" w:hAnsi="Arial" w:cs="Arial"/>
-        </w:rPr>
-      </w:pPr>
-      <w:r>
-        <w:rPr>
-          <w:rFonts w:ascii="Arial" w:hAnsi="Arial" w:cs="Arial"/>
-        </w:rPr>
-        <w:t xml:space="preserve">- </w:t>
-      </w:r>
-      <w:proofErr w:type="gramStart"/>
-      <w:r>
-        <w:rPr>
-          <w:rFonts w:ascii="Arial" w:hAnsi="Arial" w:cs="Arial"/>
-        </w:rPr>
-        <w:t>mas</w:t>
-      </w:r>
-      <w:proofErr w:type="gramEnd"/>
-      <w:r>
-        <w:rPr>
-          <w:rFonts w:ascii="Arial" w:hAnsi="Arial" w:cs="Arial"/>
-        </w:rPr>
-        <w:t xml:space="preserve"> caso precise trazer de volta a pasta deletada digite </w:t>
-      </w:r>
-      <w:proofErr w:type="spellStart"/>
-      <w:r>
-        <w:rPr>
-          <w:rFonts w:ascii="Arial" w:hAnsi="Arial" w:cs="Arial"/>
-        </w:rPr>
-        <w:t>npm</w:t>
-      </w:r>
-      <w:proofErr w:type="spellEnd"/>
-      <w:r>
-        <w:rPr>
-          <w:rFonts w:ascii="Arial" w:hAnsi="Arial" w:cs="Arial"/>
-        </w:rPr>
-        <w:t xml:space="preserve"> i no terminal</w:t>
+    </w:p>
+    <w:p>
+      <w:pPr>
+        <w:rPr>
+          <w:rFonts w:ascii="Arial" w:hAnsi="Arial" w:cs="Arial"/>
+        </w:rPr>
+      </w:pPr>
+      <w:r>
+        <w:rPr>
+          <w:rFonts w:ascii="Arial" w:hAnsi="Arial" w:cs="Arial"/>
+        </w:rPr>
+        <w:t>- mas caso precise trazer de volta a pasta deletada digite npm i no terminal</w:t>
       </w:r>
     </w:p>
     <w:p>
@@ -479,64 +337,20 @@
         <w:rPr>
           <w:rFonts w:ascii="Arial" w:hAnsi="Arial" w:cs="Arial"/>
         </w:rPr>
-        <w:t xml:space="preserve">- </w:t>
-      </w:r>
-      <w:proofErr w:type="spellStart"/>
-      <w:proofErr w:type="gramStart"/>
-      <w:r>
-        <w:rPr>
-          <w:rFonts w:ascii="Arial" w:hAnsi="Arial" w:cs="Arial"/>
-        </w:rPr>
-        <w:t>npm</w:t>
-      </w:r>
-      <w:proofErr w:type="spellEnd"/>
-      <w:proofErr w:type="gramEnd"/>
-      <w:r>
-        <w:rPr>
-          <w:rFonts w:ascii="Arial" w:hAnsi="Arial" w:cs="Arial"/>
-        </w:rPr>
-        <w:t xml:space="preserve"> i (no terminal); </w:t>
-      </w:r>
-    </w:p>
-    <w:p>
-      <w:pPr>
-        <w:rPr>
-          <w:rFonts w:ascii="Arial" w:hAnsi="Arial" w:cs="Arial"/>
-        </w:rPr>
-      </w:pPr>
-      <w:r>
-        <w:rPr>
-          <w:rFonts w:ascii="Arial" w:hAnsi="Arial" w:cs="Arial"/>
-        </w:rPr>
-        <w:t xml:space="preserve">- </w:t>
-      </w:r>
-      <w:proofErr w:type="gramStart"/>
-      <w:r>
-        <w:rPr>
-          <w:rFonts w:ascii="Arial" w:hAnsi="Arial" w:cs="Arial"/>
-        </w:rPr>
-        <w:t>para</w:t>
-      </w:r>
-      <w:proofErr w:type="gramEnd"/>
-      <w:r>
-        <w:rPr>
-          <w:rFonts w:ascii="Arial" w:hAnsi="Arial" w:cs="Arial"/>
-        </w:rPr>
-        <w:t xml:space="preserve"> rodar no terminal no </w:t>
-      </w:r>
-      <w:proofErr w:type="spellStart"/>
-      <w:r>
-        <w:rPr>
-          <w:rFonts w:ascii="Arial" w:hAnsi="Arial" w:cs="Arial"/>
-        </w:rPr>
-        <w:t>backend</w:t>
-      </w:r>
-      <w:proofErr w:type="spellEnd"/>
-      <w:r>
-        <w:rPr>
-          <w:rFonts w:ascii="Arial" w:hAnsi="Arial" w:cs="Arial"/>
-        </w:rPr>
-        <w:t xml:space="preserve">: node index.js </w:t>
+        <w:t xml:space="preserve">- npm i (no terminal); </w:t>
+      </w:r>
+    </w:p>
+    <w:p>
+      <w:pPr>
+        <w:rPr>
+          <w:rFonts w:ascii="Arial" w:hAnsi="Arial" w:cs="Arial"/>
+        </w:rPr>
+      </w:pPr>
+      <w:r>
+        <w:rPr>
+          <w:rFonts w:ascii="Arial" w:hAnsi="Arial" w:cs="Arial"/>
+        </w:rPr>
+        <w:t xml:space="preserve">- para rodar no terminal no backend: node index.js </w:t>
       </w:r>
     </w:p>
     <w:p>
@@ -555,7 +369,7 @@
         </w:rPr>
         <w:lastRenderedPageBreak/>
         <w:drawing>
-          <wp:inline distT="0" distB="0" distL="0" distR="0" wp14:anchorId="0F23E2BB" wp14:editId="420D2F9C">
+          <wp:inline distT="0" distB="0" distL="0" distR="0" wp14:anchorId="0F23E2BB" wp14:editId="24CC06DB">
             <wp:extent cx="5427878" cy="3051587"/>
             <wp:effectExtent l="0" t="0" r="1905" b="0"/>
             <wp:docPr id="630718515" name="Imagem 1"/>
@@ -617,38 +431,12 @@
         </w:rPr>
         <w:t xml:space="preserve">- </w:t>
       </w:r>
-      <w:proofErr w:type="spellStart"/>
-      <w:proofErr w:type="gramStart"/>
-      <w:r>
-        <w:rPr>
-          <w:rFonts w:ascii="Arial" w:hAnsi="Arial" w:cs="Arial"/>
-        </w:rPr>
-        <w:t>npm</w:t>
-      </w:r>
-      <w:proofErr w:type="spellEnd"/>
-      <w:proofErr w:type="gramEnd"/>
-      <w:r>
-        <w:rPr>
-          <w:rFonts w:ascii="Arial" w:hAnsi="Arial" w:cs="Arial"/>
-        </w:rPr>
-        <w:t xml:space="preserve"> start no terminal após usar o “</w:t>
-      </w:r>
-      <w:proofErr w:type="spellStart"/>
-      <w:r>
-        <w:rPr>
-          <w:rFonts w:ascii="Arial" w:hAnsi="Arial" w:cs="Arial"/>
-        </w:rPr>
-        <w:t>nodenom</w:t>
-      </w:r>
-      <w:proofErr w:type="spellEnd"/>
-      <w:r>
-        <w:rPr>
-          <w:rFonts w:ascii="Arial" w:hAnsi="Arial" w:cs="Arial"/>
-        </w:rPr>
-        <w:t>” no arquivo “</w:t>
-      </w:r>
-      <w:proofErr w:type="spellStart"/>
-      <w:proofErr w:type="gramStart"/>
+      <w:r>
+        <w:rPr>
+          <w:rFonts w:ascii="Arial" w:hAnsi="Arial" w:cs="Arial"/>
+        </w:rPr>
+        <w:t>npm start no terminal após usar o “nodenom” no arquivo “</w:t>
+      </w:r>
       <w:r>
         <w:rPr>
           <w:rFonts w:ascii="Arial" w:hAnsi="Arial" w:cs="Arial"/>
@@ -659,15 +447,7 @@
         <w:rPr>
           <w:rFonts w:ascii="Arial" w:hAnsi="Arial" w:cs="Arial"/>
         </w:rPr>
-        <w:t>.json</w:t>
-      </w:r>
-      <w:proofErr w:type="spellEnd"/>
-      <w:proofErr w:type="gramEnd"/>
-      <w:r>
-        <w:rPr>
-          <w:rFonts w:ascii="Arial" w:hAnsi="Arial" w:cs="Arial"/>
-        </w:rPr>
-        <w:t>”</w:t>
+        <w:t>.json”</w:t>
       </w:r>
     </w:p>
     <w:p>
@@ -683,7 +463,7 @@
           <w:lang w:eastAsia="pt-BR"/>
         </w:rPr>
         <w:drawing>
-          <wp:inline distT="0" distB="0" distL="0" distR="0" wp14:anchorId="4DE40C2B" wp14:editId="62C1DB76">
+          <wp:inline distT="0" distB="0" distL="0" distR="0" wp14:anchorId="4DE40C2B" wp14:editId="68FBF3FC">
             <wp:extent cx="5400040" cy="3035935"/>
             <wp:effectExtent l="0" t="0" r="0" b="0"/>
             <wp:docPr id="2116118315" name="Imagem 2"/>
@@ -763,16 +543,8 @@
         <w:rPr>
           <w:rFonts w:ascii="Arial" w:hAnsi="Arial" w:cs="Arial"/>
         </w:rPr>
-        <w:t xml:space="preserve">- Anotações para usar no </w:t>
-      </w:r>
-      <w:proofErr w:type="spellStart"/>
-      <w:r>
-        <w:rPr>
-          <w:rFonts w:ascii="Arial" w:hAnsi="Arial" w:cs="Arial"/>
-        </w:rPr>
-        <w:t>Postman</w:t>
-      </w:r>
-      <w:proofErr w:type="spellEnd"/>
+        <w:t>- Anotações para usar no Postman</w:t>
+      </w:r>
     </w:p>
     <w:p>
       <w:pPr>
@@ -786,145 +558,37 @@
         </w:rPr>
         <w:t xml:space="preserve">-- </w:t>
       </w:r>
-      <w:proofErr w:type="spellStart"/>
-      <w:r>
-        <w:rPr>
-          <w:rFonts w:ascii="Arial" w:hAnsi="Arial" w:cs="Arial"/>
-        </w:rPr>
-        <w:t>npm</w:t>
-      </w:r>
-      <w:proofErr w:type="spellEnd"/>
-      <w:r>
-        <w:rPr>
-          <w:rFonts w:ascii="Arial" w:hAnsi="Arial" w:cs="Arial"/>
-        </w:rPr>
-        <w:t xml:space="preserve"> </w:t>
-      </w:r>
-      <w:proofErr w:type="spellStart"/>
-      <w:r>
-        <w:rPr>
-          <w:rFonts w:ascii="Arial" w:hAnsi="Arial" w:cs="Arial"/>
-        </w:rPr>
-        <w:t>Create</w:t>
-      </w:r>
-      <w:proofErr w:type="spellEnd"/>
-      <w:r>
-        <w:rPr>
-          <w:rFonts w:ascii="Arial" w:hAnsi="Arial" w:cs="Arial"/>
-        </w:rPr>
-        <w:t xml:space="preserve"> </w:t>
-      </w:r>
-      <w:proofErr w:type="spellStart"/>
-      <w:r>
-        <w:rPr>
-          <w:rFonts w:ascii="Arial" w:hAnsi="Arial" w:cs="Arial"/>
-        </w:rPr>
-        <w:t>vite@latest</w:t>
-      </w:r>
-      <w:proofErr w:type="spellEnd"/>
-      <w:r>
-        <w:rPr>
-          <w:rFonts w:ascii="Arial" w:hAnsi="Arial" w:cs="Arial"/>
-        </w:rPr>
-        <w:t xml:space="preserve"> </w:t>
-      </w:r>
-      <w:proofErr w:type="spellStart"/>
-      <w:r>
-        <w:rPr>
-          <w:rFonts w:ascii="Arial" w:hAnsi="Arial" w:cs="Arial"/>
-        </w:rPr>
-        <w:t>Frontend</w:t>
-      </w:r>
-      <w:proofErr w:type="spellEnd"/>
-    </w:p>
-    <w:p>
-      <w:pPr>
-        <w:rPr>
-          <w:rFonts w:ascii="Arial" w:hAnsi="Arial" w:cs="Arial"/>
-        </w:rPr>
-      </w:pPr>
-      <w:r>
-        <w:rPr>
-          <w:rFonts w:ascii="Arial" w:hAnsi="Arial" w:cs="Arial"/>
-        </w:rPr>
-        <w:t xml:space="preserve">-- </w:t>
-      </w:r>
-      <w:proofErr w:type="spellStart"/>
-      <w:r>
-        <w:rPr>
-          <w:rFonts w:ascii="Arial" w:hAnsi="Arial" w:cs="Arial"/>
-        </w:rPr>
-        <w:t>npm</w:t>
-      </w:r>
-      <w:proofErr w:type="spellEnd"/>
-      <w:r>
-        <w:rPr>
-          <w:rFonts w:ascii="Arial" w:hAnsi="Arial" w:cs="Arial"/>
-        </w:rPr>
-        <w:t xml:space="preserve"> </w:t>
-      </w:r>
-      <w:proofErr w:type="spellStart"/>
-      <w:r>
-        <w:rPr>
-          <w:rFonts w:ascii="Arial" w:hAnsi="Arial" w:cs="Arial"/>
-        </w:rPr>
-        <w:t>install</w:t>
-      </w:r>
-      <w:proofErr w:type="spellEnd"/>
-    </w:p>
-    <w:p>
-      <w:pPr>
-        <w:rPr>
-          <w:rFonts w:ascii="Arial" w:hAnsi="Arial" w:cs="Arial"/>
-        </w:rPr>
-      </w:pPr>
-      <w:r>
-        <w:rPr>
-          <w:rFonts w:ascii="Arial" w:hAnsi="Arial" w:cs="Arial"/>
-        </w:rPr>
-        <w:t xml:space="preserve">-- instalar </w:t>
-      </w:r>
-      <w:proofErr w:type="spellStart"/>
-      <w:r>
-        <w:rPr>
-          <w:rFonts w:ascii="Arial" w:hAnsi="Arial" w:cs="Arial"/>
-        </w:rPr>
-        <w:t>tailwind</w:t>
-      </w:r>
-      <w:proofErr w:type="spellEnd"/>
-      <w:r>
-        <w:rPr>
-          <w:rFonts w:ascii="Arial" w:hAnsi="Arial" w:cs="Arial"/>
-        </w:rPr>
-        <w:t xml:space="preserve"> = </w:t>
-      </w:r>
-      <w:proofErr w:type="spellStart"/>
-      <w:r>
-        <w:rPr>
-          <w:rFonts w:ascii="Arial" w:hAnsi="Arial" w:cs="Arial"/>
-        </w:rPr>
-        <w:t>npm</w:t>
-      </w:r>
-      <w:proofErr w:type="spellEnd"/>
-      <w:r>
-        <w:rPr>
-          <w:rFonts w:ascii="Arial" w:hAnsi="Arial" w:cs="Arial"/>
-        </w:rPr>
-        <w:t xml:space="preserve"> </w:t>
-      </w:r>
-      <w:proofErr w:type="spellStart"/>
-      <w:r>
-        <w:rPr>
-          <w:rFonts w:ascii="Arial" w:hAnsi="Arial" w:cs="Arial"/>
-        </w:rPr>
-        <w:t>install</w:t>
-      </w:r>
-      <w:proofErr w:type="spellEnd"/>
-      <w:r>
-        <w:rPr>
-          <w:rFonts w:ascii="Arial" w:hAnsi="Arial" w:cs="Arial"/>
-        </w:rPr>
-        <w:t xml:space="preserve"> -D </w:t>
+      <w:r>
+        <w:rPr>
+          <w:rFonts w:ascii="Arial" w:hAnsi="Arial" w:cs="Arial"/>
+        </w:rPr>
+        <w:t>npm Create vite@latest Frontend</w:t>
+      </w:r>
+    </w:p>
+    <w:p>
+      <w:pPr>
+        <w:rPr>
+          <w:rFonts w:ascii="Arial" w:hAnsi="Arial" w:cs="Arial"/>
+        </w:rPr>
+      </w:pPr>
+      <w:r>
+        <w:rPr>
+          <w:rFonts w:ascii="Arial" w:hAnsi="Arial" w:cs="Arial"/>
+        </w:rPr>
+        <w:t>-- npm install</w:t>
+      </w:r>
+    </w:p>
+    <w:p>
+      <w:pPr>
+        <w:rPr>
+          <w:rFonts w:ascii="Arial" w:hAnsi="Arial" w:cs="Arial"/>
+        </w:rPr>
+      </w:pPr>
+      <w:r>
+        <w:rPr>
+          <w:rFonts w:ascii="Arial" w:hAnsi="Arial" w:cs="Arial"/>
+        </w:rPr>
+        <w:t xml:space="preserve">-- instalar tailwind = npm install -D </w:t>
       </w:r>
       <w:hyperlink r:id="rId7" w:history="1">
         <w:r>
@@ -939,30 +603,8 @@
         <w:rPr>
           <w:rFonts w:ascii="Arial" w:hAnsi="Arial" w:cs="Arial"/>
         </w:rPr>
-        <w:t xml:space="preserve"> </w:t>
-      </w:r>
-      <w:proofErr w:type="spellStart"/>
-      <w:r>
-        <w:rPr>
-          <w:rFonts w:ascii="Arial" w:hAnsi="Arial" w:cs="Arial"/>
-        </w:rPr>
-        <w:t>postcss</w:t>
-      </w:r>
-      <w:proofErr w:type="spellEnd"/>
-      <w:r>
-        <w:rPr>
-          <w:rFonts w:ascii="Arial" w:hAnsi="Arial" w:cs="Arial"/>
-        </w:rPr>
-        <w:t xml:space="preserve"> </w:t>
-      </w:r>
-      <w:proofErr w:type="spellStart"/>
-      <w:r>
-        <w:rPr>
-          <w:rFonts w:ascii="Arial" w:hAnsi="Arial" w:cs="Arial"/>
-        </w:rPr>
-        <w:t>autoprefixer</w:t>
-      </w:r>
-      <w:proofErr w:type="spellEnd"/>
+        <w:t xml:space="preserve"> postcss autoprefixer</w:t>
+      </w:r>
     </w:p>
     <w:p>
       <w:pPr>
@@ -975,49 +617,7 @@
           <w:rFonts w:ascii="Arial" w:hAnsi="Arial" w:cs="Arial"/>
         </w:rPr>
         <w:lastRenderedPageBreak/>
-        <w:t xml:space="preserve">-- </w:t>
-      </w:r>
-      <w:proofErr w:type="spellStart"/>
-      <w:r>
-        <w:rPr>
-          <w:rFonts w:ascii="Arial" w:hAnsi="Arial" w:cs="Arial"/>
-        </w:rPr>
-        <w:t>npx</w:t>
-      </w:r>
-      <w:proofErr w:type="spellEnd"/>
-      <w:r>
-        <w:rPr>
-          <w:rFonts w:ascii="Arial" w:hAnsi="Arial" w:cs="Arial"/>
-        </w:rPr>
-        <w:t xml:space="preserve"> </w:t>
-      </w:r>
-      <w:proofErr w:type="spellStart"/>
-      <w:r>
-        <w:rPr>
-          <w:rFonts w:ascii="Arial" w:hAnsi="Arial" w:cs="Arial"/>
-        </w:rPr>
-        <w:t>tailwindcss</w:t>
-      </w:r>
-      <w:proofErr w:type="spellEnd"/>
-      <w:r>
-        <w:rPr>
-          <w:rFonts w:ascii="Arial" w:hAnsi="Arial" w:cs="Arial"/>
-        </w:rPr>
-        <w:t xml:space="preserve"> </w:t>
-      </w:r>
-      <w:proofErr w:type="spellStart"/>
-      <w:r>
-        <w:rPr>
-          <w:rFonts w:ascii="Arial" w:hAnsi="Arial" w:cs="Arial"/>
-        </w:rPr>
-        <w:t>init</w:t>
-      </w:r>
-      <w:proofErr w:type="spellEnd"/>
-      <w:r>
-        <w:rPr>
-          <w:rFonts w:ascii="Arial" w:hAnsi="Arial" w:cs="Arial"/>
-        </w:rPr>
-        <w:t xml:space="preserve"> -p</w:t>
+        <w:t>-- npx tailwindcss init -p</w:t>
       </w:r>
     </w:p>
     <w:p>
@@ -1085,85 +685,13 @@
         <w:rPr>
           <w:rFonts w:ascii="Arial" w:hAnsi="Arial" w:cs="Arial"/>
         </w:rPr>
-        <w:t>-</w:t>
-      </w:r>
-      <w:proofErr w:type="spellStart"/>
-      <w:proofErr w:type="gramStart"/>
-      <w:r>
-        <w:rPr>
-          <w:rFonts w:ascii="Arial" w:hAnsi="Arial" w:cs="Arial"/>
-        </w:rPr>
-        <w:t>npm</w:t>
-      </w:r>
-      <w:proofErr w:type="spellEnd"/>
-      <w:proofErr w:type="gramEnd"/>
-      <w:r>
-        <w:rPr>
-          <w:rFonts w:ascii="Arial" w:hAnsi="Arial" w:cs="Arial"/>
-        </w:rPr>
-        <w:t xml:space="preserve"> </w:t>
-      </w:r>
-      <w:proofErr w:type="spellStart"/>
-      <w:r>
-        <w:rPr>
-          <w:rFonts w:ascii="Arial" w:hAnsi="Arial" w:cs="Arial"/>
-        </w:rPr>
-        <w:t>install</w:t>
-      </w:r>
-      <w:proofErr w:type="spellEnd"/>
-      <w:r>
-        <w:rPr>
-          <w:rFonts w:ascii="Arial" w:hAnsi="Arial" w:cs="Arial"/>
-        </w:rPr>
-        <w:t xml:space="preserve"> </w:t>
-      </w:r>
-      <w:proofErr w:type="spellStart"/>
-      <w:r>
-        <w:rPr>
-          <w:rFonts w:ascii="Arial" w:hAnsi="Arial" w:cs="Arial"/>
-        </w:rPr>
-        <w:t>react</w:t>
-      </w:r>
-      <w:proofErr w:type="spellEnd"/>
-      <w:r>
-        <w:rPr>
-          <w:rFonts w:ascii="Arial" w:hAnsi="Arial" w:cs="Arial"/>
-        </w:rPr>
-        <w:t>-</w:t>
-      </w:r>
-      <w:proofErr w:type="spellStart"/>
-      <w:r>
-        <w:rPr>
-          <w:rFonts w:ascii="Arial" w:hAnsi="Arial" w:cs="Arial"/>
-        </w:rPr>
-        <w:t>routes</w:t>
-      </w:r>
-      <w:proofErr w:type="spellEnd"/>
-      <w:r>
-        <w:rPr>
-          <w:rFonts w:ascii="Arial" w:hAnsi="Arial" w:cs="Arial"/>
-        </w:rPr>
-        <w:t>-dom</w:t>
-      </w:r>
-      <w:r>
-        <w:rPr>
-          <w:rFonts w:ascii="Arial" w:hAnsi="Arial" w:cs="Arial"/>
-        </w:rPr>
-        <w:t xml:space="preserve"> ou </w:t>
-      </w:r>
-      <w:proofErr w:type="spellStart"/>
-      <w:r>
-        <w:rPr>
-          <w:rFonts w:ascii="Arial" w:hAnsi="Arial" w:cs="Arial"/>
-        </w:rPr>
-        <w:t>npm</w:t>
-      </w:r>
-      <w:proofErr w:type="spellEnd"/>
-      <w:r>
-        <w:rPr>
-          <w:rFonts w:ascii="Arial" w:hAnsi="Arial" w:cs="Arial"/>
-        </w:rPr>
-        <w:t xml:space="preserve"> i</w:t>
+        <w:t>-npm install react-routes-dom</w:t>
+      </w:r>
+      <w:r>
+        <w:rPr>
+          <w:rFonts w:ascii="Arial" w:hAnsi="Arial" w:cs="Arial"/>
+        </w:rPr>
+        <w:t xml:space="preserve"> ou npm i</w:t>
       </w:r>
     </w:p>
     <w:p>
@@ -1178,44 +706,12 @@
         </w:rPr>
         <w:t xml:space="preserve">- </w:t>
       </w:r>
-      <w:proofErr w:type="spellStart"/>
-      <w:proofErr w:type="gramStart"/>
-      <w:r>
-        <w:rPr>
-          <w:rFonts w:ascii="Arial" w:hAnsi="Arial" w:cs="Arial"/>
-        </w:rPr>
-        <w:t>npm</w:t>
-      </w:r>
-      <w:proofErr w:type="spellEnd"/>
-      <w:proofErr w:type="gramEnd"/>
-      <w:r>
-        <w:rPr>
-          <w:rFonts w:ascii="Arial" w:hAnsi="Arial" w:cs="Arial"/>
-        </w:rPr>
-        <w:t xml:space="preserve"> </w:t>
-      </w:r>
-      <w:proofErr w:type="spellStart"/>
-      <w:r>
-        <w:rPr>
-          <w:rFonts w:ascii="Arial" w:hAnsi="Arial" w:cs="Arial"/>
-        </w:rPr>
-        <w:t>run</w:t>
-      </w:r>
-      <w:proofErr w:type="spellEnd"/>
-      <w:r>
-        <w:rPr>
-          <w:rFonts w:ascii="Arial" w:hAnsi="Arial" w:cs="Arial"/>
-        </w:rPr>
-        <w:t xml:space="preserve"> </w:t>
-      </w:r>
-      <w:proofErr w:type="spellStart"/>
-      <w:r>
-        <w:rPr>
-          <w:rFonts w:ascii="Arial" w:hAnsi="Arial" w:cs="Arial"/>
-        </w:rPr>
-        <w:t>dev</w:t>
-      </w:r>
-      <w:proofErr w:type="spellEnd"/>
+      <w:r>
+        <w:rPr>
+          <w:rFonts w:ascii="Arial" w:hAnsi="Arial" w:cs="Arial"/>
+        </w:rPr>
+        <w:t>npm run dev</w:t>
+      </w:r>
     </w:p>
     <w:p>
       <w:pPr>
@@ -1230,7 +726,7 @@
           <w:lang w:eastAsia="pt-BR"/>
         </w:rPr>
         <w:drawing>
-          <wp:inline distT="0" distB="0" distL="0" distR="0" wp14:anchorId="32710904" wp14:editId="267E9FB6">
+          <wp:inline distT="0" distB="0" distL="0" distR="0" wp14:anchorId="32710904" wp14:editId="21237994">
             <wp:extent cx="5400040" cy="3035935"/>
             <wp:effectExtent l="0" t="0" r="0" b="0"/>
             <wp:docPr id="1413157709" name="Imagem 1"/>
@@ -1292,7 +788,7 @@
           <w:lang w:eastAsia="pt-BR"/>
         </w:rPr>
         <w:drawing>
-          <wp:inline distT="0" distB="0" distL="0" distR="0" wp14:anchorId="73D9C3F5" wp14:editId="7B0268E2">
+          <wp:inline distT="0" distB="0" distL="0" distR="0" wp14:anchorId="73D9C3F5" wp14:editId="34AE6347">
             <wp:extent cx="5400040" cy="3035935"/>
             <wp:effectExtent l="0" t="0" r="0" b="0"/>
             <wp:docPr id="1069654001" name="Imagem 2"/>
@@ -1371,35 +867,11 @@
         </w:rPr>
         <w:t xml:space="preserve">- </w:t>
       </w:r>
-      <w:proofErr w:type="spellStart"/>
-      <w:proofErr w:type="gramStart"/>
-      <w:r>
-        <w:rPr>
-          <w:rFonts w:ascii="Arial" w:hAnsi="Arial" w:cs="Arial"/>
-        </w:rPr>
-        <w:t>npm</w:t>
-      </w:r>
-      <w:proofErr w:type="spellEnd"/>
-      <w:proofErr w:type="gramEnd"/>
-      <w:r>
-        <w:rPr>
-          <w:rFonts w:ascii="Arial" w:hAnsi="Arial" w:cs="Arial"/>
-        </w:rPr>
-        <w:t xml:space="preserve"> </w:t>
-      </w:r>
-      <w:proofErr w:type="spellStart"/>
-      <w:r>
-        <w:rPr>
-          <w:rFonts w:ascii="Arial" w:hAnsi="Arial" w:cs="Arial"/>
-        </w:rPr>
-        <w:t>install</w:t>
-      </w:r>
-      <w:proofErr w:type="spellEnd"/>
-      <w:r>
-        <w:rPr>
-          <w:rFonts w:ascii="Arial" w:hAnsi="Arial" w:cs="Arial"/>
-        </w:rPr>
-        <w:t xml:space="preserve"> – para instalar o (node-modules)</w:t>
+      <w:r>
+        <w:rPr>
+          <w:rFonts w:ascii="Arial" w:hAnsi="Arial" w:cs="Arial"/>
+        </w:rPr>
+        <w:t>npm install – para instalar o (node-modules)</w:t>
       </w:r>
     </w:p>
     <w:p>
@@ -1414,21 +886,11 @@
         </w:rPr>
         <w:t xml:space="preserve">- </w:t>
       </w:r>
-      <w:proofErr w:type="spellStart"/>
-      <w:proofErr w:type="gramStart"/>
-      <w:r>
-        <w:rPr>
-          <w:rFonts w:ascii="Arial" w:hAnsi="Arial" w:cs="Arial"/>
-        </w:rPr>
-        <w:t>npm</w:t>
-      </w:r>
-      <w:proofErr w:type="spellEnd"/>
-      <w:proofErr w:type="gramEnd"/>
-      <w:r>
-        <w:rPr>
-          <w:rFonts w:ascii="Arial" w:hAnsi="Arial" w:cs="Arial"/>
-        </w:rPr>
-        <w:t xml:space="preserve"> start</w:t>
+      <w:r>
+        <w:rPr>
+          <w:rFonts w:ascii="Arial" w:hAnsi="Arial" w:cs="Arial"/>
+        </w:rPr>
+        <w:t>npm start</w:t>
       </w:r>
     </w:p>
     <w:p>
@@ -1459,7 +921,7 @@
           <w:lang w:eastAsia="pt-BR"/>
         </w:rPr>
         <w:drawing>
-          <wp:inline distT="0" distB="0" distL="0" distR="0" wp14:anchorId="30BCFB8F" wp14:editId="527C0616">
+          <wp:inline distT="0" distB="0" distL="0" distR="0" wp14:anchorId="30BCFB8F" wp14:editId="2059EB8E">
             <wp:extent cx="5400040" cy="3035935"/>
             <wp:effectExtent l="0" t="0" r="0" b="0"/>
             <wp:docPr id="376406174" name="Imagem 3"/>
@@ -1521,7 +983,7 @@
           <w:lang w:eastAsia="pt-BR"/>
         </w:rPr>
         <w:drawing>
-          <wp:inline distT="0" distB="0" distL="0" distR="0" wp14:anchorId="586C49D7" wp14:editId="68DBC75C">
+          <wp:inline distT="0" distB="0" distL="0" distR="0" wp14:anchorId="586C49D7" wp14:editId="0C0469C2">
             <wp:extent cx="5400040" cy="3035935"/>
             <wp:effectExtent l="0" t="0" r="0" b="0"/>
             <wp:docPr id="1196263124" name="Imagem 4"/>
@@ -1633,23 +1095,7 @@
         <w:rPr>
           <w:rFonts w:ascii="Arial" w:hAnsi="Arial" w:cs="Arial"/>
         </w:rPr>
-        <w:t xml:space="preserve">- </w:t>
-      </w:r>
-      <w:proofErr w:type="spellStart"/>
-      <w:proofErr w:type="gramStart"/>
-      <w:r>
-        <w:rPr>
-          <w:rFonts w:ascii="Arial" w:hAnsi="Arial" w:cs="Arial"/>
-        </w:rPr>
-        <w:t>npm</w:t>
-      </w:r>
-      <w:proofErr w:type="spellEnd"/>
-      <w:proofErr w:type="gramEnd"/>
-      <w:r>
-        <w:rPr>
-          <w:rFonts w:ascii="Arial" w:hAnsi="Arial" w:cs="Arial"/>
-        </w:rPr>
-        <w:t xml:space="preserve"> </w:t>
+        <w:t xml:space="preserve">- npm </w:t>
       </w:r>
       <w:r>
         <w:rPr>
@@ -1661,188 +1107,34 @@
         <w:rPr>
           <w:rFonts w:ascii="Arial" w:hAnsi="Arial" w:cs="Arial"/>
         </w:rPr>
-        <w:t xml:space="preserve">y ou </w:t>
-      </w:r>
-      <w:proofErr w:type="spellStart"/>
-      <w:r>
-        <w:rPr>
-          <w:rFonts w:ascii="Arial" w:hAnsi="Arial" w:cs="Arial"/>
-        </w:rPr>
-        <w:t>npm</w:t>
-      </w:r>
-      <w:proofErr w:type="spellEnd"/>
-      <w:r>
-        <w:rPr>
-          <w:rFonts w:ascii="Arial" w:hAnsi="Arial" w:cs="Arial"/>
-        </w:rPr>
-        <w:t xml:space="preserve"> </w:t>
-      </w:r>
-      <w:proofErr w:type="spellStart"/>
-      <w:r>
-        <w:rPr>
-          <w:rFonts w:ascii="Arial" w:hAnsi="Arial" w:cs="Arial"/>
-        </w:rPr>
-        <w:t>init</w:t>
-      </w:r>
-      <w:proofErr w:type="spellEnd"/>
-      <w:r>
-        <w:rPr>
-          <w:rFonts w:ascii="Arial" w:hAnsi="Arial" w:cs="Arial"/>
-        </w:rPr>
-        <w:t xml:space="preserve"> (verificar o “</w:t>
-      </w:r>
-      <w:proofErr w:type="spellStart"/>
-      <w:r>
-        <w:rPr>
-          <w:rFonts w:ascii="Arial" w:hAnsi="Arial" w:cs="Arial"/>
-        </w:rPr>
-        <w:t>type</w:t>
-      </w:r>
-      <w:proofErr w:type="spellEnd"/>
-      <w:proofErr w:type="gramStart"/>
-      <w:r>
-        <w:rPr>
-          <w:rFonts w:ascii="Arial" w:hAnsi="Arial" w:cs="Arial"/>
-        </w:rPr>
-        <w:t>” :</w:t>
-      </w:r>
-      <w:proofErr w:type="gramEnd"/>
-      <w:r>
-        <w:rPr>
-          <w:rFonts w:ascii="Arial" w:hAnsi="Arial" w:cs="Arial"/>
-        </w:rPr>
-        <w:t xml:space="preserve"> “module”</w:t>
-      </w:r>
-    </w:p>
-    <w:p>
-      <w:pPr>
-        <w:rPr>
-          <w:rFonts w:ascii="Arial" w:hAnsi="Arial" w:cs="Arial"/>
-        </w:rPr>
-      </w:pPr>
-      <w:r>
-        <w:rPr>
-          <w:rFonts w:ascii="Arial" w:hAnsi="Arial" w:cs="Arial"/>
-        </w:rPr>
-        <w:t xml:space="preserve">- </w:t>
-      </w:r>
-      <w:proofErr w:type="spellStart"/>
-      <w:proofErr w:type="gramStart"/>
-      <w:r>
-        <w:rPr>
-          <w:rFonts w:ascii="Arial" w:hAnsi="Arial" w:cs="Arial"/>
-        </w:rPr>
-        <w:t>npm</w:t>
-      </w:r>
-      <w:proofErr w:type="spellEnd"/>
-      <w:proofErr w:type="gramEnd"/>
-      <w:r>
-        <w:rPr>
-          <w:rFonts w:ascii="Arial" w:hAnsi="Arial" w:cs="Arial"/>
-        </w:rPr>
-        <w:t xml:space="preserve"> </w:t>
-      </w:r>
-      <w:proofErr w:type="spellStart"/>
-      <w:r>
-        <w:rPr>
-          <w:rFonts w:ascii="Arial" w:hAnsi="Arial" w:cs="Arial"/>
-        </w:rPr>
-        <w:t>install</w:t>
-      </w:r>
-      <w:proofErr w:type="spellEnd"/>
-      <w:r>
-        <w:rPr>
-          <w:rFonts w:ascii="Arial" w:hAnsi="Arial" w:cs="Arial"/>
-        </w:rPr>
-        <w:t xml:space="preserve"> </w:t>
-      </w:r>
-      <w:proofErr w:type="spellStart"/>
-      <w:r>
-        <w:rPr>
-          <w:rFonts w:ascii="Arial" w:hAnsi="Arial" w:cs="Arial"/>
-        </w:rPr>
-        <w:t>express</w:t>
-      </w:r>
-      <w:proofErr w:type="spellEnd"/>
-      <w:r>
-        <w:rPr>
-          <w:rFonts w:ascii="Arial" w:hAnsi="Arial" w:cs="Arial"/>
-        </w:rPr>
-        <w:t xml:space="preserve"> </w:t>
-      </w:r>
-      <w:proofErr w:type="spellStart"/>
-      <w:r>
-        <w:rPr>
-          <w:rFonts w:ascii="Arial" w:hAnsi="Arial" w:cs="Arial"/>
-        </w:rPr>
-        <w:t>cors</w:t>
-      </w:r>
-      <w:proofErr w:type="spellEnd"/>
-      <w:r>
-        <w:rPr>
-          <w:rFonts w:ascii="Arial" w:hAnsi="Arial" w:cs="Arial"/>
-        </w:rPr>
-        <w:t xml:space="preserve"> </w:t>
-      </w:r>
-      <w:proofErr w:type="spellStart"/>
-      <w:r>
-        <w:rPr>
-          <w:rFonts w:ascii="Arial" w:hAnsi="Arial" w:cs="Arial"/>
-        </w:rPr>
-        <w:t>mongoose</w:t>
-      </w:r>
-      <w:proofErr w:type="spellEnd"/>
-    </w:p>
-    <w:p>
-      <w:pPr>
-        <w:rPr>
-          <w:rFonts w:ascii="Arial" w:hAnsi="Arial" w:cs="Arial"/>
-        </w:rPr>
-      </w:pPr>
-      <w:r>
-        <w:rPr>
-          <w:rFonts w:ascii="Arial" w:hAnsi="Arial" w:cs="Arial"/>
-        </w:rPr>
-        <w:t xml:space="preserve">- </w:t>
-      </w:r>
-      <w:proofErr w:type="spellStart"/>
-      <w:proofErr w:type="gramStart"/>
-      <w:r>
-        <w:rPr>
-          <w:rFonts w:ascii="Arial" w:hAnsi="Arial" w:cs="Arial"/>
-        </w:rPr>
-        <w:t>npm</w:t>
-      </w:r>
-      <w:proofErr w:type="spellEnd"/>
-      <w:proofErr w:type="gramEnd"/>
-      <w:r>
-        <w:rPr>
-          <w:rFonts w:ascii="Arial" w:hAnsi="Arial" w:cs="Arial"/>
-        </w:rPr>
-        <w:t xml:space="preserve"> </w:t>
-      </w:r>
-      <w:proofErr w:type="spellStart"/>
-      <w:r>
-        <w:rPr>
-          <w:rFonts w:ascii="Arial" w:hAnsi="Arial" w:cs="Arial"/>
-        </w:rPr>
-        <w:t>install</w:t>
-      </w:r>
-      <w:proofErr w:type="spellEnd"/>
-      <w:r>
-        <w:rPr>
-          <w:rFonts w:ascii="Arial" w:hAnsi="Arial" w:cs="Arial"/>
-        </w:rPr>
-        <w:t xml:space="preserve"> -d </w:t>
-      </w:r>
-      <w:proofErr w:type="spellStart"/>
-      <w:r>
-        <w:rPr>
-          <w:rFonts w:ascii="Arial" w:hAnsi="Arial" w:cs="Arial"/>
-        </w:rPr>
-        <w:t>nodemon</w:t>
-      </w:r>
-      <w:proofErr w:type="spellEnd"/>
+        <w:t>y ou npm init (verificar o “type” : “module”</w:t>
+      </w:r>
+    </w:p>
+    <w:p>
+      <w:pPr>
+        <w:rPr>
+          <w:rFonts w:ascii="Arial" w:hAnsi="Arial" w:cs="Arial"/>
+        </w:rPr>
+      </w:pPr>
+      <w:r>
+        <w:rPr>
+          <w:rFonts w:ascii="Arial" w:hAnsi="Arial" w:cs="Arial"/>
+        </w:rPr>
+        <w:t>- npm install express cors mongoose</w:t>
+      </w:r>
+    </w:p>
+    <w:p>
+      <w:pPr>
+        <w:rPr>
+          <w:rFonts w:ascii="Arial" w:hAnsi="Arial" w:cs="Arial"/>
+        </w:rPr>
+      </w:pPr>
+      <w:r>
+        <w:rPr>
+          <w:rFonts w:ascii="Arial" w:hAnsi="Arial" w:cs="Arial"/>
+        </w:rPr>
+        <w:t>- npm install -d nodemon</w:t>
+      </w:r>
     </w:p>
     <w:p>
       <w:pPr>
@@ -1879,179 +1171,33 @@
         <w:rPr>
           <w:rFonts w:ascii="Arial" w:hAnsi="Arial" w:cs="Arial"/>
         </w:rPr>
-        <w:t xml:space="preserve">- </w:t>
-      </w:r>
-      <w:proofErr w:type="spellStart"/>
-      <w:proofErr w:type="gramStart"/>
-      <w:r>
-        <w:rPr>
-          <w:rFonts w:ascii="Arial" w:hAnsi="Arial" w:cs="Arial"/>
-        </w:rPr>
-        <w:t>npm</w:t>
-      </w:r>
-      <w:proofErr w:type="spellEnd"/>
-      <w:proofErr w:type="gramEnd"/>
-      <w:r>
-        <w:rPr>
-          <w:rFonts w:ascii="Arial" w:hAnsi="Arial" w:cs="Arial"/>
-        </w:rPr>
-        <w:t xml:space="preserve"> </w:t>
-      </w:r>
-      <w:proofErr w:type="spellStart"/>
-      <w:r>
-        <w:rPr>
-          <w:rFonts w:ascii="Arial" w:hAnsi="Arial" w:cs="Arial"/>
-        </w:rPr>
-        <w:t>create</w:t>
-      </w:r>
-      <w:proofErr w:type="spellEnd"/>
-      <w:r>
-        <w:rPr>
-          <w:rFonts w:ascii="Arial" w:hAnsi="Arial" w:cs="Arial"/>
-        </w:rPr>
-        <w:t xml:space="preserve"> </w:t>
-      </w:r>
-      <w:proofErr w:type="spellStart"/>
-      <w:r>
-        <w:rPr>
-          <w:rFonts w:ascii="Arial" w:hAnsi="Arial" w:cs="Arial"/>
-        </w:rPr>
-        <w:t>vite@latest</w:t>
-      </w:r>
-      <w:proofErr w:type="spellEnd"/>
-      <w:r>
-        <w:rPr>
-          <w:rFonts w:ascii="Arial" w:hAnsi="Arial" w:cs="Arial"/>
-        </w:rPr>
-        <w:t xml:space="preserve"> </w:t>
-      </w:r>
-      <w:proofErr w:type="spellStart"/>
-      <w:r>
-        <w:rPr>
-          <w:rFonts w:ascii="Arial" w:hAnsi="Arial" w:cs="Arial"/>
-        </w:rPr>
-        <w:t>Frontend</w:t>
-      </w:r>
-      <w:proofErr w:type="spellEnd"/>
-      <w:r>
-        <w:rPr>
-          <w:rFonts w:ascii="Arial" w:hAnsi="Arial" w:cs="Arial"/>
-        </w:rPr>
-        <w:t xml:space="preserve"> (ele cria a pasta de </w:t>
-      </w:r>
-      <w:proofErr w:type="spellStart"/>
-      <w:r>
-        <w:rPr>
-          <w:rFonts w:ascii="Arial" w:hAnsi="Arial" w:cs="Arial"/>
-        </w:rPr>
-        <w:t>Frontend</w:t>
-      </w:r>
-      <w:proofErr w:type="spellEnd"/>
-      <w:r>
-        <w:rPr>
-          <w:rFonts w:ascii="Arial" w:hAnsi="Arial" w:cs="Arial"/>
-        </w:rPr>
-        <w:t>)</w:t>
-      </w:r>
-    </w:p>
-    <w:p>
-      <w:pPr>
-        <w:rPr>
-          <w:rFonts w:ascii="Arial" w:hAnsi="Arial" w:cs="Arial"/>
-        </w:rPr>
-      </w:pPr>
-      <w:r>
-        <w:rPr>
-          <w:rFonts w:ascii="Arial" w:hAnsi="Arial" w:cs="Arial"/>
-        </w:rPr>
-        <w:t xml:space="preserve">- </w:t>
-      </w:r>
-      <w:proofErr w:type="spellStart"/>
-      <w:proofErr w:type="gramStart"/>
-      <w:r>
-        <w:rPr>
-          <w:rFonts w:ascii="Arial" w:hAnsi="Arial" w:cs="Arial"/>
-        </w:rPr>
-        <w:t>npm</w:t>
-      </w:r>
-      <w:proofErr w:type="spellEnd"/>
-      <w:proofErr w:type="gramEnd"/>
-      <w:r>
-        <w:rPr>
-          <w:rFonts w:ascii="Arial" w:hAnsi="Arial" w:cs="Arial"/>
-        </w:rPr>
-        <w:t xml:space="preserve"> </w:t>
-      </w:r>
-      <w:proofErr w:type="spellStart"/>
-      <w:r>
-        <w:rPr>
-          <w:rFonts w:ascii="Arial" w:hAnsi="Arial" w:cs="Arial"/>
-        </w:rPr>
-        <w:t>install</w:t>
-      </w:r>
-      <w:proofErr w:type="spellEnd"/>
-      <w:r>
-        <w:rPr>
-          <w:rFonts w:ascii="Arial" w:hAnsi="Arial" w:cs="Arial"/>
-        </w:rPr>
-        <w:t xml:space="preserve"> (entrar na pasta de </w:t>
-      </w:r>
-      <w:proofErr w:type="spellStart"/>
-      <w:r>
-        <w:rPr>
-          <w:rFonts w:ascii="Arial" w:hAnsi="Arial" w:cs="Arial"/>
-        </w:rPr>
-        <w:t>frontend</w:t>
-      </w:r>
-      <w:proofErr w:type="spellEnd"/>
-      <w:r>
-        <w:rPr>
-          <w:rFonts w:ascii="Arial" w:hAnsi="Arial" w:cs="Arial"/>
-        </w:rPr>
-        <w:t>)</w:t>
-      </w:r>
-    </w:p>
-    <w:p>
-      <w:pPr>
-        <w:rPr>
-          <w:rFonts w:ascii="Arial" w:hAnsi="Arial" w:cs="Arial"/>
-        </w:rPr>
-      </w:pPr>
-      <w:r>
-        <w:rPr>
-          <w:rFonts w:ascii="Arial" w:hAnsi="Arial" w:cs="Arial"/>
-        </w:rPr>
-        <w:t xml:space="preserve">- </w:t>
-      </w:r>
-      <w:proofErr w:type="spellStart"/>
-      <w:proofErr w:type="gramStart"/>
-      <w:r>
-        <w:rPr>
-          <w:rFonts w:ascii="Arial" w:hAnsi="Arial" w:cs="Arial"/>
-        </w:rPr>
-        <w:t>npm</w:t>
-      </w:r>
-      <w:proofErr w:type="spellEnd"/>
-      <w:proofErr w:type="gramEnd"/>
-      <w:r>
-        <w:rPr>
-          <w:rFonts w:ascii="Arial" w:hAnsi="Arial" w:cs="Arial"/>
-        </w:rPr>
-        <w:t xml:space="preserve"> </w:t>
-      </w:r>
-      <w:proofErr w:type="spellStart"/>
-      <w:r>
-        <w:rPr>
-          <w:rFonts w:ascii="Arial" w:hAnsi="Arial" w:cs="Arial"/>
-        </w:rPr>
-        <w:t>install</w:t>
-      </w:r>
-      <w:proofErr w:type="spellEnd"/>
-      <w:r>
-        <w:rPr>
-          <w:rFonts w:ascii="Arial" w:hAnsi="Arial" w:cs="Arial"/>
-        </w:rPr>
-        <w:t xml:space="preserve"> -d </w:t>
+        <w:t>- npm create vite@latest Frontend (ele cria a pasta de Frontend)</w:t>
+      </w:r>
+    </w:p>
+    <w:p>
+      <w:pPr>
+        <w:rPr>
+          <w:rFonts w:ascii="Arial" w:hAnsi="Arial" w:cs="Arial"/>
+        </w:rPr>
+      </w:pPr>
+      <w:r>
+        <w:rPr>
+          <w:rFonts w:ascii="Arial" w:hAnsi="Arial" w:cs="Arial"/>
+        </w:rPr>
+        <w:t>- npm install (entrar na pasta de frontend)</w:t>
+      </w:r>
+    </w:p>
+    <w:p>
+      <w:pPr>
+        <w:rPr>
+          <w:rFonts w:ascii="Arial" w:hAnsi="Arial" w:cs="Arial"/>
+        </w:rPr>
+      </w:pPr>
+      <w:r>
+        <w:rPr>
+          <w:rFonts w:ascii="Arial" w:hAnsi="Arial" w:cs="Arial"/>
+        </w:rPr>
+        <w:t xml:space="preserve">- npm install -d </w:t>
       </w:r>
       <w:hyperlink r:id="rId12" w:history="1">
         <w:r>
@@ -2066,105 +1212,51 @@
         <w:rPr>
           <w:rFonts w:ascii="Arial" w:hAnsi="Arial" w:cs="Arial"/>
         </w:rPr>
-        <w:t xml:space="preserve"> </w:t>
-      </w:r>
-      <w:proofErr w:type="spellStart"/>
-      <w:r>
-        <w:rPr>
-          <w:rFonts w:ascii="Arial" w:hAnsi="Arial" w:cs="Arial"/>
-        </w:rPr>
-        <w:t>postcss</w:t>
-      </w:r>
-      <w:proofErr w:type="spellEnd"/>
-      <w:r>
-        <w:rPr>
-          <w:rFonts w:ascii="Arial" w:hAnsi="Arial" w:cs="Arial"/>
-        </w:rPr>
-        <w:t xml:space="preserve"> </w:t>
-      </w:r>
-      <w:proofErr w:type="spellStart"/>
-      <w:r>
-        <w:rPr>
-          <w:rFonts w:ascii="Arial" w:hAnsi="Arial" w:cs="Arial"/>
-        </w:rPr>
-        <w:t>autoprefixer</w:t>
-      </w:r>
-      <w:proofErr w:type="spellEnd"/>
-      <w:r>
-        <w:rPr>
-          <w:rFonts w:ascii="Arial" w:hAnsi="Arial" w:cs="Arial"/>
-        </w:rPr>
-        <w:t xml:space="preserve"> </w:t>
-      </w:r>
-      <w:proofErr w:type="gramStart"/>
-      <w:r>
-        <w:rPr>
-          <w:rFonts w:ascii="Arial" w:hAnsi="Arial" w:cs="Arial"/>
-        </w:rPr>
-        <w:t>( ou</w:t>
-      </w:r>
-      <w:proofErr w:type="gramEnd"/>
-      <w:r>
-        <w:rPr>
-          <w:rFonts w:ascii="Arial" w:hAnsi="Arial" w:cs="Arial"/>
-        </w:rPr>
-        <w:t xml:space="preserve"> </w:t>
-      </w:r>
-      <w:proofErr w:type="spellStart"/>
+        <w:t xml:space="preserve"> postcss autoprefixer</w:t>
+      </w:r>
+      <w:r>
+        <w:rPr>
+          <w:rFonts w:ascii="Arial" w:hAnsi="Arial" w:cs="Arial"/>
+        </w:rPr>
+        <w:t xml:space="preserve"> ( ou </w:t>
+      </w:r>
       <w:r>
         <w:rPr>
           <w:rFonts w:ascii="Helvetica" w:hAnsi="Helvetica" w:cs="Helvetica"/>
         </w:rPr>
-        <w:t>npm</w:t>
-      </w:r>
-      <w:proofErr w:type="spellEnd"/>
-      <w:r>
-        <w:rPr>
-          <w:rFonts w:ascii="Helvetica" w:hAnsi="Helvetica" w:cs="Helvetica"/>
-        </w:rPr>
-        <w:t xml:space="preserve"> </w:t>
-      </w:r>
-      <w:proofErr w:type="spellStart"/>
-      <w:r>
-        <w:rPr>
-          <w:rFonts w:ascii="Helvetica" w:hAnsi="Helvetica" w:cs="Helvetica"/>
-        </w:rPr>
-        <w:t>install</w:t>
-      </w:r>
-      <w:proofErr w:type="spellEnd"/>
-      <w:r>
-        <w:rPr>
-          <w:rFonts w:ascii="Helvetica" w:hAnsi="Helvetica" w:cs="Helvetica"/>
-        </w:rPr>
-        <w:t xml:space="preserve"> </w:t>
-      </w:r>
-      <w:proofErr w:type="spellStart"/>
-      <w:r>
-        <w:rPr>
-          <w:rFonts w:ascii="Helvetica" w:hAnsi="Helvetica" w:cs="Helvetica"/>
-        </w:rPr>
-        <w:t>tailwindcss</w:t>
-      </w:r>
-      <w:proofErr w:type="spellEnd"/>
-      <w:r>
-        <w:rPr>
-          <w:rFonts w:ascii="Helvetica" w:hAnsi="Helvetica" w:cs="Helvetica"/>
-        </w:rPr>
-        <w:t xml:space="preserve"> @tailwindcss/</w:t>
-      </w:r>
-      <w:proofErr w:type="gramStart"/>
-      <w:r>
-        <w:rPr>
-          <w:rFonts w:ascii="Helvetica" w:hAnsi="Helvetica" w:cs="Helvetica"/>
-        </w:rPr>
-        <w:t>vite )</w:t>
-      </w:r>
-      <w:proofErr w:type="gramEnd"/>
-      <w:r>
-        <w:rPr>
-          <w:rFonts w:ascii="Helvetica" w:hAnsi="Helvetica" w:cs="Helvetica"/>
-        </w:rPr>
-        <w:t xml:space="preserve"> </w:t>
+        <w:t xml:space="preserve">npm install tailwindcss @tailwindcss/vite ) </w:t>
+      </w:r>
+    </w:p>
+    <w:p>
+      <w:pPr>
+        <w:rPr>
+          <w:rFonts w:ascii="Arial" w:hAnsi="Arial" w:cs="Arial"/>
+        </w:rPr>
+      </w:pPr>
+      <w:r>
+        <w:rPr>
+          <w:rFonts w:ascii="Arial" w:hAnsi="Arial" w:cs="Arial"/>
+        </w:rPr>
+        <w:t>- npx tailwin</w:t>
+      </w:r>
+      <w:r>
+        <w:rPr>
+          <w:rFonts w:ascii="Arial" w:hAnsi="Arial" w:cs="Arial"/>
+        </w:rPr>
+        <w:t>dcss init -p</w:t>
+      </w:r>
+    </w:p>
+    <w:p>
+      <w:pPr>
+        <w:rPr>
+          <w:rFonts w:ascii="Arial" w:hAnsi="Arial" w:cs="Arial"/>
+        </w:rPr>
+      </w:pPr>
+      <w:r>
+        <w:rPr>
+          <w:rFonts w:ascii="Arial" w:hAnsi="Arial" w:cs="Arial"/>
+        </w:rPr>
+        <w:t>- npm install axios</w:t>
       </w:r>
     </w:p>
     <w:p>
@@ -2179,177 +1271,11 @@
         </w:rPr>
         <w:t xml:space="preserve">- </w:t>
       </w:r>
-      <w:proofErr w:type="spellStart"/>
-      <w:proofErr w:type="gramStart"/>
-      <w:r>
-        <w:rPr>
-          <w:rFonts w:ascii="Arial" w:hAnsi="Arial" w:cs="Arial"/>
-        </w:rPr>
-        <w:t>npx</w:t>
-      </w:r>
-      <w:proofErr w:type="spellEnd"/>
-      <w:proofErr w:type="gramEnd"/>
-      <w:r>
-        <w:rPr>
-          <w:rFonts w:ascii="Arial" w:hAnsi="Arial" w:cs="Arial"/>
-        </w:rPr>
-        <w:t xml:space="preserve"> </w:t>
-      </w:r>
-      <w:proofErr w:type="spellStart"/>
-      <w:r>
-        <w:rPr>
-          <w:rFonts w:ascii="Arial" w:hAnsi="Arial" w:cs="Arial"/>
-        </w:rPr>
-        <w:t>tailwin</w:t>
-      </w:r>
-      <w:r>
-        <w:rPr>
-          <w:rFonts w:ascii="Arial" w:hAnsi="Arial" w:cs="Arial"/>
-        </w:rPr>
-        <w:t>dcss</w:t>
-      </w:r>
-      <w:proofErr w:type="spellEnd"/>
-      <w:r>
-        <w:rPr>
-          <w:rFonts w:ascii="Arial" w:hAnsi="Arial" w:cs="Arial"/>
-        </w:rPr>
-        <w:t xml:space="preserve"> </w:t>
-      </w:r>
-      <w:proofErr w:type="spellStart"/>
-      <w:r>
-        <w:rPr>
-          <w:rFonts w:ascii="Arial" w:hAnsi="Arial" w:cs="Arial"/>
-        </w:rPr>
-        <w:t>init</w:t>
-      </w:r>
-      <w:proofErr w:type="spellEnd"/>
-      <w:r>
-        <w:rPr>
-          <w:rFonts w:ascii="Arial" w:hAnsi="Arial" w:cs="Arial"/>
-        </w:rPr>
-        <w:t xml:space="preserve"> -p</w:t>
-      </w:r>
-    </w:p>
-    <w:p>
-      <w:pPr>
-        <w:rPr>
-          <w:rFonts w:ascii="Arial" w:hAnsi="Arial" w:cs="Arial"/>
-        </w:rPr>
-      </w:pPr>
-      <w:r>
-        <w:rPr>
-          <w:rFonts w:ascii="Arial" w:hAnsi="Arial" w:cs="Arial"/>
-        </w:rPr>
-        <w:t xml:space="preserve">- </w:t>
-      </w:r>
-      <w:proofErr w:type="spellStart"/>
-      <w:proofErr w:type="gramStart"/>
-      <w:r>
-        <w:rPr>
-          <w:rFonts w:ascii="Arial" w:hAnsi="Arial" w:cs="Arial"/>
-        </w:rPr>
-        <w:t>npm</w:t>
-      </w:r>
-      <w:proofErr w:type="spellEnd"/>
-      <w:proofErr w:type="gramEnd"/>
-      <w:r>
-        <w:rPr>
-          <w:rFonts w:ascii="Arial" w:hAnsi="Arial" w:cs="Arial"/>
-        </w:rPr>
-        <w:t xml:space="preserve"> </w:t>
-      </w:r>
-      <w:proofErr w:type="spellStart"/>
-      <w:r>
-        <w:rPr>
-          <w:rFonts w:ascii="Arial" w:hAnsi="Arial" w:cs="Arial"/>
-        </w:rPr>
-        <w:t>install</w:t>
-      </w:r>
-      <w:proofErr w:type="spellEnd"/>
-      <w:r>
-        <w:rPr>
-          <w:rFonts w:ascii="Arial" w:hAnsi="Arial" w:cs="Arial"/>
-        </w:rPr>
-        <w:t xml:space="preserve"> </w:t>
-      </w:r>
-      <w:proofErr w:type="spellStart"/>
-      <w:r>
-        <w:rPr>
-          <w:rFonts w:ascii="Arial" w:hAnsi="Arial" w:cs="Arial"/>
-        </w:rPr>
-        <w:t>axios</w:t>
-      </w:r>
-      <w:proofErr w:type="spellEnd"/>
-    </w:p>
-    <w:p>
-      <w:pPr>
-        <w:rPr>
-          <w:rFonts w:ascii="Arial" w:hAnsi="Arial" w:cs="Arial"/>
-        </w:rPr>
-      </w:pPr>
-      <w:r>
-        <w:rPr>
-          <w:rFonts w:ascii="Arial" w:hAnsi="Arial" w:cs="Arial"/>
-        </w:rPr>
-        <w:t xml:space="preserve">- </w:t>
-      </w:r>
-      <w:proofErr w:type="spellStart"/>
-      <w:proofErr w:type="gramStart"/>
-      <w:r>
-        <w:rPr>
-          <w:rFonts w:ascii="Arial" w:hAnsi="Arial" w:cs="Arial"/>
-        </w:rPr>
-        <w:t>npm</w:t>
-      </w:r>
-      <w:proofErr w:type="spellEnd"/>
-      <w:proofErr w:type="gramEnd"/>
-      <w:r>
-        <w:rPr>
-          <w:rFonts w:ascii="Arial" w:hAnsi="Arial" w:cs="Arial"/>
-        </w:rPr>
-        <w:t xml:space="preserve"> </w:t>
-      </w:r>
-      <w:proofErr w:type="spellStart"/>
-      <w:r>
-        <w:rPr>
-          <w:rFonts w:ascii="Arial" w:hAnsi="Arial" w:cs="Arial"/>
-        </w:rPr>
-        <w:t>install</w:t>
-      </w:r>
-      <w:proofErr w:type="spellEnd"/>
-      <w:r>
-        <w:rPr>
-          <w:rFonts w:ascii="Arial" w:hAnsi="Arial" w:cs="Arial"/>
-        </w:rPr>
-        <w:t xml:space="preserve"> </w:t>
-      </w:r>
-      <w:proofErr w:type="spellStart"/>
-      <w:r>
-        <w:rPr>
-          <w:rFonts w:ascii="Arial" w:hAnsi="Arial" w:cs="Arial"/>
-        </w:rPr>
-        <w:t>react</w:t>
-      </w:r>
-      <w:proofErr w:type="spellEnd"/>
-      <w:r>
-        <w:rPr>
-          <w:rFonts w:ascii="Arial" w:hAnsi="Arial" w:cs="Arial"/>
-        </w:rPr>
-        <w:t>-</w:t>
-      </w:r>
-      <w:proofErr w:type="spellStart"/>
-      <w:r>
-        <w:rPr>
-          <w:rFonts w:ascii="Arial" w:hAnsi="Arial" w:cs="Arial"/>
-        </w:rPr>
-        <w:t>router</w:t>
-      </w:r>
-      <w:proofErr w:type="spellEnd"/>
-      <w:r>
-        <w:rPr>
-          <w:rFonts w:ascii="Arial" w:hAnsi="Arial" w:cs="Arial"/>
-        </w:rPr>
-        <w:t>-dom</w:t>
+      <w:r>
+        <w:rPr>
+          <w:rFonts w:ascii="Arial" w:hAnsi="Arial" w:cs="Arial"/>
+        </w:rPr>
+        <w:t>npm install react-router-dom</w:t>
       </w:r>
     </w:p>
     <w:p>
@@ -2376,29 +1302,7 @@
           <w:lang w:eastAsia="pt-BR"/>
           <w14:ligatures w14:val="none"/>
         </w:rPr>
-        <w:t>@import "</w:t>
-      </w:r>
-      <w:proofErr w:type="spellStart"/>
-      <w:r>
-        <w:rPr>
-          <w:rFonts w:ascii="inherit" w:eastAsia="Times New Roman" w:hAnsi="inherit" w:cs="Helvetica"/>
-          <w:kern w:val="0"/>
-          <w:bdr w:val="none" w:sz="0" w:space="0" w:color="auto" w:frame="1"/>
-          <w:lang w:eastAsia="pt-BR"/>
-          <w14:ligatures w14:val="none"/>
-        </w:rPr>
-        <w:t>tailwindcss</w:t>
-      </w:r>
-      <w:proofErr w:type="spellEnd"/>
-      <w:r>
-        <w:rPr>
-          <w:rFonts w:ascii="inherit" w:eastAsia="Times New Roman" w:hAnsi="inherit" w:cs="Helvetica"/>
-          <w:kern w:val="0"/>
-          <w:bdr w:val="none" w:sz="0" w:space="0" w:color="auto" w:frame="1"/>
-          <w:lang w:eastAsia="pt-BR"/>
-          <w14:ligatures w14:val="none"/>
-        </w:rPr>
-        <w:t>";</w:t>
+        <w:t>@import "tailwindcss";</w:t>
       </w:r>
     </w:p>
     <w:p>
@@ -2462,95 +1366,21 @@
         </w:rPr>
         <w:t xml:space="preserve">- </w:t>
       </w:r>
-      <w:proofErr w:type="spellStart"/>
       <w:r>
         <w:rPr>
           <w:rFonts w:ascii="system-ui" w:hAnsi="system-ui"/>
           <w:sz w:val="21"/>
           <w:szCs w:val="21"/>
         </w:rPr>
-        <w:t>Install</w:t>
-      </w:r>
-      <w:proofErr w:type="spellEnd"/>
+        <w:t xml:space="preserve">Install Tailwind CSS: </w:t>
+      </w:r>
       <w:r>
         <w:rPr>
           <w:rFonts w:ascii="system-ui" w:hAnsi="system-ui"/>
           <w:sz w:val="21"/>
           <w:szCs w:val="21"/>
         </w:rPr>
-        <w:t xml:space="preserve"> </w:t>
-      </w:r>
-      <w:proofErr w:type="spellStart"/>
-      <w:r>
-        <w:rPr>
-          <w:rFonts w:ascii="system-ui" w:hAnsi="system-ui"/>
-          <w:sz w:val="21"/>
-          <w:szCs w:val="21"/>
-        </w:rPr>
-        <w:t>Tailwind</w:t>
-      </w:r>
-      <w:proofErr w:type="spellEnd"/>
-      <w:r>
-        <w:rPr>
-          <w:rFonts w:ascii="system-ui" w:hAnsi="system-ui"/>
-          <w:sz w:val="21"/>
-          <w:szCs w:val="21"/>
-        </w:rPr>
-        <w:t xml:space="preserve"> CSS: </w:t>
-      </w:r>
-      <w:proofErr w:type="spellStart"/>
-      <w:r>
-        <w:rPr>
-          <w:rFonts w:ascii="system-ui" w:hAnsi="system-ui"/>
-          <w:sz w:val="21"/>
-          <w:szCs w:val="21"/>
-        </w:rPr>
-        <w:t>npm</w:t>
-      </w:r>
-      <w:proofErr w:type="spellEnd"/>
-      <w:r>
-        <w:rPr>
-          <w:rFonts w:ascii="system-ui" w:hAnsi="system-ui"/>
-          <w:sz w:val="21"/>
-          <w:szCs w:val="21"/>
-        </w:rPr>
-        <w:t xml:space="preserve"> </w:t>
-      </w:r>
-      <w:proofErr w:type="spellStart"/>
-      <w:r>
-        <w:rPr>
-          <w:rFonts w:ascii="system-ui" w:hAnsi="system-ui"/>
-          <w:sz w:val="21"/>
-          <w:szCs w:val="21"/>
-        </w:rPr>
-        <w:t>install</w:t>
-      </w:r>
-      <w:proofErr w:type="spellEnd"/>
-      <w:r>
-        <w:rPr>
-          <w:rFonts w:ascii="system-ui" w:hAnsi="system-ui"/>
-          <w:sz w:val="21"/>
-          <w:szCs w:val="21"/>
-        </w:rPr>
-        <w:t xml:space="preserve"> </w:t>
-      </w:r>
-      <w:proofErr w:type="spellStart"/>
-      <w:r>
-        <w:rPr>
-          <w:rFonts w:ascii="system-ui" w:hAnsi="system-ui"/>
-          <w:sz w:val="21"/>
-          <w:szCs w:val="21"/>
-        </w:rPr>
-        <w:t>tailwindcss</w:t>
-      </w:r>
-      <w:proofErr w:type="spellEnd"/>
-      <w:r>
-        <w:rPr>
-          <w:rFonts w:ascii="system-ui" w:hAnsi="system-ui"/>
-          <w:sz w:val="21"/>
-          <w:szCs w:val="21"/>
-        </w:rPr>
-        <w:t xml:space="preserve"> @tailwindcss/vite</w:t>
+        <w:t>npm install tailwindcss @tailwindcss/vite</w:t>
       </w:r>
     </w:p>
     <w:p>
@@ -2581,25 +1411,7 @@
           <w:sz w:val="21"/>
           <w:szCs w:val="21"/>
         </w:rPr>
-        <w:t xml:space="preserve">Configure </w:t>
-      </w:r>
-      <w:proofErr w:type="spellStart"/>
-      <w:r>
-        <w:rPr>
-          <w:rFonts w:ascii="system-ui" w:hAnsi="system-ui"/>
-          <w:sz w:val="21"/>
-          <w:szCs w:val="21"/>
-        </w:rPr>
-        <w:t>the</w:t>
-      </w:r>
-      <w:proofErr w:type="spellEnd"/>
-      <w:r>
-        <w:rPr>
-          <w:rFonts w:ascii="system-ui" w:hAnsi="system-ui"/>
-          <w:sz w:val="21"/>
-          <w:szCs w:val="21"/>
-        </w:rPr>
-        <w:t xml:space="preserve"> Vite plugin:</w:t>
+        <w:t>Configure the Vite plugin:</w:t>
       </w:r>
     </w:p>
     <w:p>
@@ -2626,87 +1438,13 @@
         </w:rPr>
         <w:t xml:space="preserve"> </w:t>
       </w:r>
-      <w:proofErr w:type="spellStart"/>
       <w:r>
         <w:rPr>
           <w:rFonts w:ascii="system-ui" w:hAnsi="system-ui"/>
           <w:sz w:val="21"/>
           <w:szCs w:val="21"/>
         </w:rPr>
-        <w:t>import</w:t>
-      </w:r>
-      <w:proofErr w:type="spellEnd"/>
-      <w:r>
-        <w:rPr>
-          <w:rFonts w:ascii="system-ui" w:hAnsi="system-ui"/>
-          <w:sz w:val="21"/>
-          <w:szCs w:val="21"/>
-        </w:rPr>
-        <w:t xml:space="preserve"> </w:t>
-      </w:r>
-      <w:proofErr w:type="gramStart"/>
-      <w:r>
-        <w:rPr>
-          <w:rFonts w:ascii="system-ui" w:hAnsi="system-ui"/>
-          <w:sz w:val="21"/>
-          <w:szCs w:val="21"/>
-        </w:rPr>
-        <w:t xml:space="preserve">{ </w:t>
-      </w:r>
-      <w:proofErr w:type="spellStart"/>
-      <w:r>
-        <w:rPr>
-          <w:rFonts w:ascii="system-ui" w:hAnsi="system-ui"/>
-          <w:sz w:val="21"/>
-          <w:szCs w:val="21"/>
-        </w:rPr>
-        <w:t>defineConfig</w:t>
-      </w:r>
-      <w:proofErr w:type="spellEnd"/>
-      <w:proofErr w:type="gramEnd"/>
-      <w:r>
-        <w:rPr>
-          <w:rFonts w:ascii="system-ui" w:hAnsi="system-ui"/>
-          <w:sz w:val="21"/>
-          <w:szCs w:val="21"/>
-        </w:rPr>
-        <w:t xml:space="preserve"> } </w:t>
-      </w:r>
-      <w:proofErr w:type="spellStart"/>
-      <w:r>
-        <w:rPr>
-          <w:rFonts w:ascii="system-ui" w:hAnsi="system-ui"/>
-          <w:sz w:val="21"/>
-          <w:szCs w:val="21"/>
-        </w:rPr>
-        <w:t>from</w:t>
-      </w:r>
-      <w:proofErr w:type="spellEnd"/>
-      <w:r>
-        <w:rPr>
-          <w:rFonts w:ascii="system-ui" w:hAnsi="system-ui"/>
-          <w:sz w:val="21"/>
-          <w:szCs w:val="21"/>
-        </w:rPr>
-        <w:t xml:space="preserve"> '</w:t>
-      </w:r>
-      <w:proofErr w:type="spellStart"/>
-      <w:r>
-        <w:rPr>
-          <w:rFonts w:ascii="system-ui" w:hAnsi="system-ui"/>
-          <w:sz w:val="21"/>
-          <w:szCs w:val="21"/>
-        </w:rPr>
-        <w:t>vite</w:t>
-      </w:r>
-      <w:proofErr w:type="spellEnd"/>
-      <w:r>
-        <w:rPr>
-          <w:rFonts w:ascii="system-ui" w:hAnsi="system-ui"/>
-          <w:sz w:val="21"/>
-          <w:szCs w:val="21"/>
-        </w:rPr>
-        <w:t>'</w:t>
+        <w:t>import { defineConfig } from 'vite'</w:t>
       </w:r>
     </w:p>
     <w:p>
@@ -2725,95 +1463,13 @@
           <w:szCs w:val="21"/>
         </w:rPr>
       </w:pPr>
-      <w:proofErr w:type="spellStart"/>
       <w:r>
         <w:rPr>
           <w:rFonts w:ascii="system-ui" w:hAnsi="system-ui"/>
           <w:sz w:val="21"/>
           <w:szCs w:val="21"/>
         </w:rPr>
-        <w:t>import</w:t>
-      </w:r>
-      <w:proofErr w:type="spellEnd"/>
-      <w:r>
-        <w:rPr>
-          <w:rFonts w:ascii="system-ui" w:hAnsi="system-ui"/>
-          <w:sz w:val="21"/>
-          <w:szCs w:val="21"/>
-        </w:rPr>
-        <w:t xml:space="preserve"> </w:t>
-      </w:r>
-      <w:proofErr w:type="spellStart"/>
-      <w:r>
-        <w:rPr>
-          <w:rFonts w:ascii="system-ui" w:hAnsi="system-ui"/>
-          <w:sz w:val="21"/>
-          <w:szCs w:val="21"/>
-        </w:rPr>
-        <w:t>tailwindcss</w:t>
-      </w:r>
-      <w:proofErr w:type="spellEnd"/>
-      <w:r>
-        <w:rPr>
-          <w:rFonts w:ascii="system-ui" w:hAnsi="system-ui"/>
-          <w:sz w:val="21"/>
-          <w:szCs w:val="21"/>
-        </w:rPr>
-        <w:t xml:space="preserve"> </w:t>
-      </w:r>
-      <w:proofErr w:type="spellStart"/>
-      <w:r>
-        <w:rPr>
-          <w:rFonts w:ascii="system-ui" w:hAnsi="system-ui"/>
-          <w:sz w:val="21"/>
-          <w:szCs w:val="21"/>
-        </w:rPr>
-        <w:t>from</w:t>
-      </w:r>
-      <w:proofErr w:type="spellEnd"/>
-      <w:r>
-        <w:rPr>
-          <w:rFonts w:ascii="system-ui" w:hAnsi="system-ui"/>
-          <w:sz w:val="21"/>
-          <w:szCs w:val="21"/>
-        </w:rPr>
-        <w:t xml:space="preserve"> '@</w:t>
-      </w:r>
-      <w:proofErr w:type="spellStart"/>
-      <w:r>
-        <w:rPr>
-          <w:rFonts w:ascii="system-ui" w:hAnsi="system-ui"/>
-          <w:sz w:val="21"/>
-          <w:szCs w:val="21"/>
-        </w:rPr>
-        <w:t>tailwindcss</w:t>
-      </w:r>
-      <w:proofErr w:type="spellEnd"/>
-      <w:r>
-        <w:rPr>
-          <w:rFonts w:ascii="system-ui" w:hAnsi="system-ui"/>
-          <w:sz w:val="21"/>
-          <w:szCs w:val="21"/>
-        </w:rPr>
-        <w:t>/</w:t>
-      </w:r>
-      <w:proofErr w:type="spellStart"/>
-      <w:r>
-        <w:rPr>
-          <w:rFonts w:ascii="system-ui" w:hAnsi="system-ui"/>
-          <w:sz w:val="21"/>
-          <w:szCs w:val="21"/>
-        </w:rPr>
-        <w:t>vite</w:t>
-      </w:r>
-      <w:proofErr w:type="spellEnd"/>
-      <w:r>
-        <w:rPr>
-          <w:rFonts w:ascii="system-ui" w:hAnsi="system-ui"/>
-          <w:sz w:val="21"/>
-          <w:szCs w:val="21"/>
-        </w:rPr>
-        <w:t>'</w:t>
+        <w:t>import tailwindcss from '@tailwindcss/vite'</w:t>
       </w:r>
     </w:p>
     <w:p/>
@@ -2833,51 +1489,13 @@
           <w:szCs w:val="21"/>
         </w:rPr>
       </w:pPr>
-      <w:proofErr w:type="spellStart"/>
       <w:r>
         <w:rPr>
           <w:rFonts w:ascii="system-ui" w:hAnsi="system-ui"/>
           <w:sz w:val="21"/>
           <w:szCs w:val="21"/>
         </w:rPr>
-        <w:t>export</w:t>
-      </w:r>
-      <w:proofErr w:type="spellEnd"/>
-      <w:r>
-        <w:rPr>
-          <w:rFonts w:ascii="system-ui" w:hAnsi="system-ui"/>
-          <w:sz w:val="21"/>
-          <w:szCs w:val="21"/>
-        </w:rPr>
-        <w:t xml:space="preserve"> default </w:t>
-      </w:r>
-      <w:proofErr w:type="spellStart"/>
-      <w:proofErr w:type="gramStart"/>
-      <w:r>
-        <w:rPr>
-          <w:rFonts w:ascii="system-ui" w:hAnsi="system-ui"/>
-          <w:sz w:val="21"/>
-          <w:szCs w:val="21"/>
-        </w:rPr>
-        <w:t>defineConfig</w:t>
-      </w:r>
-      <w:proofErr w:type="spellEnd"/>
-      <w:r>
-        <w:rPr>
-          <w:rFonts w:ascii="system-ui" w:hAnsi="system-ui"/>
-          <w:sz w:val="21"/>
-          <w:szCs w:val="21"/>
-        </w:rPr>
-        <w:t>(</w:t>
-      </w:r>
-      <w:proofErr w:type="gramEnd"/>
-      <w:r>
-        <w:rPr>
-          <w:rFonts w:ascii="system-ui" w:hAnsi="system-ui"/>
-          <w:sz w:val="21"/>
-          <w:szCs w:val="21"/>
-        </w:rPr>
-        <w:t>{</w:t>
+        <w:t>export default defineConfig({</w:t>
       </w:r>
     </w:p>
     <w:p>
@@ -2927,35 +1545,7 @@
           <w:sz w:val="21"/>
           <w:szCs w:val="21"/>
         </w:rPr>
-        <w:t xml:space="preserve">    </w:t>
-      </w:r>
-      <w:proofErr w:type="spellStart"/>
-      <w:proofErr w:type="gramStart"/>
-      <w:r>
-        <w:rPr>
-          <w:rFonts w:ascii="system-ui" w:hAnsi="system-ui"/>
-          <w:sz w:val="21"/>
-          <w:szCs w:val="21"/>
-        </w:rPr>
-        <w:t>tailwindcss</w:t>
-      </w:r>
-      <w:proofErr w:type="spellEnd"/>
-      <w:r>
-        <w:rPr>
-          <w:rFonts w:ascii="system-ui" w:hAnsi="system-ui"/>
-          <w:sz w:val="21"/>
-          <w:szCs w:val="21"/>
-        </w:rPr>
-        <w:t>(</w:t>
-      </w:r>
-      <w:proofErr w:type="gramEnd"/>
-      <w:r>
-        <w:rPr>
-          <w:rFonts w:ascii="system-ui" w:hAnsi="system-ui"/>
-          <w:sz w:val="21"/>
-          <w:szCs w:val="21"/>
-        </w:rPr>
-        <w:t>),</w:t>
+        <w:t xml:space="preserve">    tailwindcss(),</w:t>
       </w:r>
     </w:p>
     <w:p>
@@ -3032,50 +1622,20 @@
         <w:lastRenderedPageBreak/>
         <w:t xml:space="preserve">- </w:t>
       </w:r>
-      <w:proofErr w:type="spellStart"/>
-      <w:proofErr w:type="gramStart"/>
       <w:r>
         <w:rPr>
           <w:rFonts w:ascii="system-ui" w:hAnsi="system-ui"/>
           <w:sz w:val="21"/>
           <w:szCs w:val="21"/>
         </w:rPr>
-        <w:t>mport</w:t>
-      </w:r>
-      <w:proofErr w:type="spellEnd"/>
-      <w:proofErr w:type="gramEnd"/>
+        <w:t xml:space="preserve">mport Tailwind CSS: </w:t>
+      </w:r>
       <w:r>
         <w:rPr>
           <w:rFonts w:ascii="system-ui" w:hAnsi="system-ui"/>
           <w:sz w:val="21"/>
           <w:szCs w:val="21"/>
         </w:rPr>
-        <w:t xml:space="preserve"> </w:t>
-      </w:r>
-      <w:proofErr w:type="spellStart"/>
-      <w:r>
-        <w:rPr>
-          <w:rFonts w:ascii="system-ui" w:hAnsi="system-ui"/>
-          <w:sz w:val="21"/>
-          <w:szCs w:val="21"/>
-        </w:rPr>
-        <w:t>Tailwind</w:t>
-      </w:r>
-      <w:proofErr w:type="spellEnd"/>
-      <w:r>
-        <w:rPr>
-          <w:rFonts w:ascii="system-ui" w:hAnsi="system-ui"/>
-          <w:sz w:val="21"/>
-          <w:szCs w:val="21"/>
-        </w:rPr>
-        <w:t xml:space="preserve"> CSS: </w:t>
-      </w:r>
-      <w:r>
-        <w:rPr>
-          <w:rFonts w:ascii="system-ui" w:hAnsi="system-ui"/>
-          <w:sz w:val="21"/>
-          <w:szCs w:val="21"/>
-        </w:rPr>
         <w:t>@import "tailwindcss";</w:t>
       </w:r>
     </w:p>
@@ -3124,527 +1684,111 @@
         <w:rPr>
           <w:rFonts w:ascii="Arial" w:hAnsi="Arial" w:cs="Arial"/>
         </w:rPr>
-        <w:t xml:space="preserve">- Aula do </w:t>
-      </w:r>
-      <w:proofErr w:type="spellStart"/>
-      <w:r>
-        <w:rPr>
-          <w:rFonts w:ascii="Arial" w:hAnsi="Arial" w:cs="Arial"/>
-        </w:rPr>
-        <w:t>EcoFluxo</w:t>
-      </w:r>
-      <w:proofErr w:type="spellEnd"/>
-      <w:r>
-        <w:rPr>
-          <w:rFonts w:ascii="Arial" w:hAnsi="Arial" w:cs="Arial"/>
-        </w:rPr>
-        <w:t>:</w:t>
-      </w:r>
-    </w:p>
-    <w:p>
-      <w:pPr>
-        <w:rPr>
-          <w:rFonts w:ascii="Arial" w:hAnsi="Arial" w:cs="Arial"/>
-        </w:rPr>
-      </w:pPr>
-      <w:r>
-        <w:rPr>
-          <w:rFonts w:ascii="Arial" w:hAnsi="Arial" w:cs="Arial"/>
-        </w:rPr>
-        <w:t>(</w:t>
-      </w:r>
-      <w:proofErr w:type="spellStart"/>
-      <w:r>
-        <w:rPr>
-          <w:rFonts w:ascii="Arial" w:hAnsi="Arial" w:cs="Arial"/>
-        </w:rPr>
-        <w:t>backend</w:t>
-      </w:r>
-      <w:proofErr w:type="spellEnd"/>
-      <w:r>
-        <w:rPr>
-          <w:rFonts w:ascii="Arial" w:hAnsi="Arial" w:cs="Arial"/>
-        </w:rPr>
-        <w:t>)</w:t>
-      </w:r>
-    </w:p>
-    <w:p>
-      <w:pPr>
-        <w:rPr>
-          <w:rFonts w:ascii="Arial" w:hAnsi="Arial" w:cs="Arial"/>
-        </w:rPr>
-      </w:pPr>
-      <w:r>
-        <w:rPr>
-          <w:rFonts w:ascii="Arial" w:hAnsi="Arial" w:cs="Arial"/>
-        </w:rPr>
-        <w:t xml:space="preserve">- </w:t>
-      </w:r>
-      <w:proofErr w:type="spellStart"/>
-      <w:proofErr w:type="gramStart"/>
-      <w:r>
-        <w:rPr>
-          <w:rFonts w:ascii="Arial" w:hAnsi="Arial" w:cs="Arial"/>
-        </w:rPr>
-        <w:t>npm</w:t>
-      </w:r>
-      <w:proofErr w:type="spellEnd"/>
-      <w:proofErr w:type="gramEnd"/>
-      <w:r>
-        <w:rPr>
-          <w:rFonts w:ascii="Arial" w:hAnsi="Arial" w:cs="Arial"/>
-        </w:rPr>
-        <w:t xml:space="preserve"> </w:t>
-      </w:r>
-      <w:proofErr w:type="spellStart"/>
-      <w:r>
-        <w:rPr>
-          <w:rFonts w:ascii="Arial" w:hAnsi="Arial" w:cs="Arial"/>
-        </w:rPr>
-        <w:t>init</w:t>
-      </w:r>
-      <w:proofErr w:type="spellEnd"/>
-      <w:r>
-        <w:rPr>
-          <w:rFonts w:ascii="Arial" w:hAnsi="Arial" w:cs="Arial"/>
-        </w:rPr>
-        <w:t xml:space="preserve"> -y</w:t>
-      </w:r>
-    </w:p>
-    <w:p>
-      <w:pPr>
-        <w:rPr>
-          <w:rFonts w:ascii="Arial" w:hAnsi="Arial" w:cs="Arial"/>
-        </w:rPr>
-      </w:pPr>
-      <w:r>
-        <w:rPr>
-          <w:rFonts w:ascii="Arial" w:hAnsi="Arial" w:cs="Arial"/>
-        </w:rPr>
-        <w:t xml:space="preserve">- </w:t>
-      </w:r>
-      <w:proofErr w:type="spellStart"/>
-      <w:proofErr w:type="gramStart"/>
-      <w:r>
-        <w:rPr>
-          <w:rFonts w:ascii="Arial" w:hAnsi="Arial" w:cs="Arial"/>
-        </w:rPr>
-        <w:t>npm</w:t>
-      </w:r>
-      <w:proofErr w:type="spellEnd"/>
-      <w:proofErr w:type="gramEnd"/>
-      <w:r>
-        <w:rPr>
-          <w:rFonts w:ascii="Arial" w:hAnsi="Arial" w:cs="Arial"/>
-        </w:rPr>
-        <w:t xml:space="preserve"> </w:t>
-      </w:r>
-      <w:proofErr w:type="spellStart"/>
-      <w:r>
-        <w:rPr>
-          <w:rFonts w:ascii="Arial" w:hAnsi="Arial" w:cs="Arial"/>
-        </w:rPr>
-        <w:t>install</w:t>
-      </w:r>
-      <w:proofErr w:type="spellEnd"/>
-      <w:r>
-        <w:rPr>
-          <w:rFonts w:ascii="Arial" w:hAnsi="Arial" w:cs="Arial"/>
-        </w:rPr>
-        <w:t xml:space="preserve"> </w:t>
-      </w:r>
-      <w:proofErr w:type="spellStart"/>
-      <w:r>
-        <w:rPr>
-          <w:rFonts w:ascii="Arial" w:hAnsi="Arial" w:cs="Arial"/>
-        </w:rPr>
-        <w:t>express</w:t>
-      </w:r>
-      <w:proofErr w:type="spellEnd"/>
-      <w:r>
-        <w:rPr>
-          <w:rFonts w:ascii="Arial" w:hAnsi="Arial" w:cs="Arial"/>
-        </w:rPr>
-        <w:t xml:space="preserve"> </w:t>
-      </w:r>
-      <w:proofErr w:type="spellStart"/>
-      <w:r>
-        <w:rPr>
-          <w:rFonts w:ascii="Arial" w:hAnsi="Arial" w:cs="Arial"/>
-        </w:rPr>
-        <w:t>cors</w:t>
-      </w:r>
-      <w:proofErr w:type="spellEnd"/>
-      <w:r>
-        <w:rPr>
-          <w:rFonts w:ascii="Arial" w:hAnsi="Arial" w:cs="Arial"/>
-        </w:rPr>
-        <w:t xml:space="preserve"> </w:t>
-      </w:r>
-      <w:proofErr w:type="spellStart"/>
-      <w:r>
-        <w:rPr>
-          <w:rFonts w:ascii="Arial" w:hAnsi="Arial" w:cs="Arial"/>
-        </w:rPr>
-        <w:t>multer</w:t>
-      </w:r>
-      <w:proofErr w:type="spellEnd"/>
-      <w:r>
-        <w:rPr>
-          <w:rFonts w:ascii="Arial" w:hAnsi="Arial" w:cs="Arial"/>
-        </w:rPr>
-        <w:t xml:space="preserve"> prisma </w:t>
-      </w:r>
-      <w:proofErr w:type="spellStart"/>
-      <w:r>
-        <w:rPr>
-          <w:rFonts w:ascii="Arial" w:hAnsi="Arial" w:cs="Arial"/>
-        </w:rPr>
-        <w:t>dotenv</w:t>
-      </w:r>
-      <w:proofErr w:type="spellEnd"/>
-      <w:r>
-        <w:rPr>
-          <w:rFonts w:ascii="Arial" w:hAnsi="Arial" w:cs="Arial"/>
-        </w:rPr>
-        <w:t xml:space="preserve"> </w:t>
-      </w:r>
-      <w:proofErr w:type="spellStart"/>
-      <w:r>
-        <w:rPr>
-          <w:rFonts w:ascii="Arial" w:hAnsi="Arial" w:cs="Arial"/>
-        </w:rPr>
-        <w:t>jsonwebtoken</w:t>
-      </w:r>
-      <w:proofErr w:type="spellEnd"/>
-      <w:r>
-        <w:rPr>
-          <w:rFonts w:ascii="Arial" w:hAnsi="Arial" w:cs="Arial"/>
-        </w:rPr>
-        <w:t xml:space="preserve"> argon2</w:t>
-      </w:r>
-    </w:p>
-    <w:p>
-      <w:pPr>
-        <w:rPr>
-          <w:rFonts w:ascii="Arial" w:hAnsi="Arial" w:cs="Arial"/>
-        </w:rPr>
-      </w:pPr>
-      <w:r>
-        <w:rPr>
-          <w:rFonts w:ascii="Arial" w:hAnsi="Arial" w:cs="Arial"/>
-        </w:rPr>
-        <w:t xml:space="preserve">- </w:t>
-      </w:r>
-      <w:proofErr w:type="spellStart"/>
-      <w:proofErr w:type="gramStart"/>
-      <w:r>
-        <w:rPr>
-          <w:rFonts w:ascii="Arial" w:hAnsi="Arial" w:cs="Arial"/>
-        </w:rPr>
-        <w:t>npm</w:t>
-      </w:r>
-      <w:proofErr w:type="spellEnd"/>
-      <w:proofErr w:type="gramEnd"/>
-      <w:r>
-        <w:rPr>
-          <w:rFonts w:ascii="Arial" w:hAnsi="Arial" w:cs="Arial"/>
-        </w:rPr>
-        <w:t xml:space="preserve"> </w:t>
-      </w:r>
-      <w:proofErr w:type="spellStart"/>
-      <w:r>
-        <w:rPr>
-          <w:rFonts w:ascii="Arial" w:hAnsi="Arial" w:cs="Arial"/>
-        </w:rPr>
-        <w:t>install</w:t>
-      </w:r>
-      <w:proofErr w:type="spellEnd"/>
-      <w:r>
-        <w:rPr>
-          <w:rFonts w:ascii="Arial" w:hAnsi="Arial" w:cs="Arial"/>
-        </w:rPr>
-        <w:t xml:space="preserve"> -d </w:t>
-      </w:r>
-      <w:proofErr w:type="spellStart"/>
-      <w:r>
-        <w:rPr>
-          <w:rFonts w:ascii="Arial" w:hAnsi="Arial" w:cs="Arial"/>
-        </w:rPr>
-        <w:t>typescript</w:t>
-      </w:r>
-      <w:proofErr w:type="spellEnd"/>
-      <w:r>
-        <w:rPr>
-          <w:rFonts w:ascii="Arial" w:hAnsi="Arial" w:cs="Arial"/>
-        </w:rPr>
-        <w:t xml:space="preserve"> @types/node @types/express @types/cors @types/jsonwebtoken @types/multer </w:t>
-      </w:r>
-      <w:proofErr w:type="spellStart"/>
-      <w:r>
-        <w:rPr>
-          <w:rFonts w:ascii="Arial" w:hAnsi="Arial" w:cs="Arial"/>
-        </w:rPr>
-        <w:t>ts</w:t>
-      </w:r>
-      <w:proofErr w:type="spellEnd"/>
-      <w:r>
-        <w:rPr>
-          <w:rFonts w:ascii="Arial" w:hAnsi="Arial" w:cs="Arial"/>
-        </w:rPr>
-        <w:t>-node-</w:t>
-      </w:r>
-      <w:proofErr w:type="spellStart"/>
-      <w:r>
-        <w:rPr>
-          <w:rFonts w:ascii="Arial" w:hAnsi="Arial" w:cs="Arial"/>
-        </w:rPr>
-        <w:t>dev</w:t>
-      </w:r>
-      <w:proofErr w:type="spellEnd"/>
-      <w:r>
-        <w:rPr>
-          <w:rFonts w:ascii="Arial" w:hAnsi="Arial" w:cs="Arial"/>
-        </w:rPr>
-        <w:t xml:space="preserve"> </w:t>
-      </w:r>
-      <w:proofErr w:type="spellStart"/>
-      <w:r>
-        <w:rPr>
-          <w:rFonts w:ascii="Arial" w:hAnsi="Arial" w:cs="Arial"/>
-        </w:rPr>
-        <w:t>nodemon</w:t>
-      </w:r>
-      <w:proofErr w:type="spellEnd"/>
-    </w:p>
-    <w:p>
-      <w:pPr>
-        <w:rPr>
-          <w:rFonts w:ascii="Arial" w:hAnsi="Arial" w:cs="Arial"/>
-        </w:rPr>
-      </w:pPr>
-      <w:r>
-        <w:rPr>
-          <w:rFonts w:ascii="Arial" w:hAnsi="Arial" w:cs="Arial"/>
-        </w:rPr>
-        <w:t xml:space="preserve">- </w:t>
-      </w:r>
-      <w:proofErr w:type="spellStart"/>
-      <w:proofErr w:type="gramStart"/>
-      <w:r>
-        <w:rPr>
-          <w:rFonts w:ascii="Arial" w:hAnsi="Arial" w:cs="Arial"/>
-        </w:rPr>
-        <w:t>npx</w:t>
-      </w:r>
-      <w:proofErr w:type="spellEnd"/>
-      <w:proofErr w:type="gramEnd"/>
-      <w:r>
-        <w:rPr>
-          <w:rFonts w:ascii="Arial" w:hAnsi="Arial" w:cs="Arial"/>
-        </w:rPr>
-        <w:t xml:space="preserve"> </w:t>
-      </w:r>
-      <w:proofErr w:type="spellStart"/>
-      <w:r>
-        <w:rPr>
-          <w:rFonts w:ascii="Arial" w:hAnsi="Arial" w:cs="Arial"/>
-        </w:rPr>
-        <w:t>tsc</w:t>
-      </w:r>
-      <w:proofErr w:type="spellEnd"/>
-      <w:r>
-        <w:rPr>
-          <w:rFonts w:ascii="Arial" w:hAnsi="Arial" w:cs="Arial"/>
-        </w:rPr>
-        <w:t xml:space="preserve"> --</w:t>
-      </w:r>
-      <w:proofErr w:type="spellStart"/>
-      <w:r>
-        <w:rPr>
-          <w:rFonts w:ascii="Arial" w:hAnsi="Arial" w:cs="Arial"/>
-        </w:rPr>
-        <w:t>init</w:t>
-      </w:r>
-      <w:proofErr w:type="spellEnd"/>
-    </w:p>
-    <w:p>
-      <w:pPr>
-        <w:rPr>
-          <w:rFonts w:ascii="Arial" w:hAnsi="Arial" w:cs="Arial"/>
-        </w:rPr>
-      </w:pPr>
-      <w:r>
-        <w:rPr>
-          <w:rFonts w:ascii="Arial" w:hAnsi="Arial" w:cs="Arial"/>
-        </w:rPr>
-        <w:t xml:space="preserve">- </w:t>
-      </w:r>
-      <w:proofErr w:type="spellStart"/>
-      <w:proofErr w:type="gramStart"/>
-      <w:r>
-        <w:rPr>
-          <w:rFonts w:ascii="Arial" w:hAnsi="Arial" w:cs="Arial"/>
-        </w:rPr>
-        <w:t>npx</w:t>
-      </w:r>
-      <w:proofErr w:type="spellEnd"/>
-      <w:proofErr w:type="gramEnd"/>
-      <w:r>
-        <w:rPr>
-          <w:rFonts w:ascii="Arial" w:hAnsi="Arial" w:cs="Arial"/>
-        </w:rPr>
-        <w:t xml:space="preserve"> prisma </w:t>
-      </w:r>
-      <w:proofErr w:type="spellStart"/>
-      <w:r>
-        <w:rPr>
-          <w:rFonts w:ascii="Arial" w:hAnsi="Arial" w:cs="Arial"/>
-        </w:rPr>
-        <w:t>init</w:t>
-      </w:r>
-      <w:proofErr w:type="spellEnd"/>
-    </w:p>
-    <w:p>
-      <w:pPr>
-        <w:rPr>
-          <w:rFonts w:ascii="Arial" w:hAnsi="Arial" w:cs="Arial"/>
-        </w:rPr>
-      </w:pPr>
-      <w:r>
-        <w:rPr>
-          <w:rFonts w:ascii="Arial" w:hAnsi="Arial" w:cs="Arial"/>
-        </w:rPr>
-        <w:t xml:space="preserve">- </w:t>
-      </w:r>
-      <w:proofErr w:type="spellStart"/>
-      <w:proofErr w:type="gramStart"/>
-      <w:r>
-        <w:rPr>
-          <w:rFonts w:ascii="Arial" w:hAnsi="Arial" w:cs="Arial"/>
-        </w:rPr>
-        <w:t>npx</w:t>
-      </w:r>
-      <w:proofErr w:type="spellEnd"/>
-      <w:proofErr w:type="gramEnd"/>
-      <w:r>
-        <w:rPr>
-          <w:rFonts w:ascii="Arial" w:hAnsi="Arial" w:cs="Arial"/>
-        </w:rPr>
-        <w:t xml:space="preserve"> prisma </w:t>
-      </w:r>
-      <w:proofErr w:type="spellStart"/>
-      <w:r>
-        <w:rPr>
-          <w:rFonts w:ascii="Arial" w:hAnsi="Arial" w:cs="Arial"/>
-        </w:rPr>
-        <w:t>generate</w:t>
-      </w:r>
-      <w:proofErr w:type="spellEnd"/>
-      <w:r>
-        <w:rPr>
-          <w:rFonts w:ascii="Arial" w:hAnsi="Arial" w:cs="Arial"/>
-        </w:rPr>
-        <w:t xml:space="preserve"> </w:t>
-      </w:r>
-    </w:p>
-    <w:p>
-      <w:pPr>
-        <w:rPr>
-          <w:rFonts w:ascii="Arial" w:hAnsi="Arial" w:cs="Arial"/>
-        </w:rPr>
-      </w:pPr>
-      <w:r>
-        <w:rPr>
-          <w:rFonts w:ascii="Arial" w:hAnsi="Arial" w:cs="Arial"/>
-        </w:rPr>
-        <w:t xml:space="preserve">- </w:t>
-      </w:r>
-      <w:proofErr w:type="spellStart"/>
-      <w:proofErr w:type="gramStart"/>
-      <w:r>
-        <w:rPr>
-          <w:rFonts w:ascii="Arial" w:hAnsi="Arial" w:cs="Arial"/>
-        </w:rPr>
-        <w:t>npx</w:t>
-      </w:r>
-      <w:proofErr w:type="spellEnd"/>
-      <w:proofErr w:type="gramEnd"/>
-      <w:r>
-        <w:rPr>
-          <w:rFonts w:ascii="Arial" w:hAnsi="Arial" w:cs="Arial"/>
-        </w:rPr>
-        <w:t xml:space="preserve"> prisma </w:t>
-      </w:r>
-      <w:proofErr w:type="spellStart"/>
-      <w:r>
-        <w:rPr>
-          <w:rFonts w:ascii="Arial" w:hAnsi="Arial" w:cs="Arial"/>
-        </w:rPr>
-        <w:t>migrate</w:t>
-      </w:r>
-      <w:proofErr w:type="spellEnd"/>
-      <w:r>
-        <w:rPr>
-          <w:rFonts w:ascii="Arial" w:hAnsi="Arial" w:cs="Arial"/>
-        </w:rPr>
-        <w:t xml:space="preserve"> </w:t>
-      </w:r>
-      <w:proofErr w:type="spellStart"/>
-      <w:r>
-        <w:rPr>
-          <w:rFonts w:ascii="Arial" w:hAnsi="Arial" w:cs="Arial"/>
-        </w:rPr>
-        <w:t>dev</w:t>
-      </w:r>
-      <w:proofErr w:type="spellEnd"/>
-      <w:r>
-        <w:rPr>
-          <w:rFonts w:ascii="Arial" w:hAnsi="Arial" w:cs="Arial"/>
-        </w:rPr>
-        <w:t xml:space="preserve"> --</w:t>
-      </w:r>
-      <w:proofErr w:type="spellStart"/>
-      <w:r>
-        <w:rPr>
-          <w:rFonts w:ascii="Arial" w:hAnsi="Arial" w:cs="Arial"/>
-        </w:rPr>
-        <w:t>name</w:t>
-      </w:r>
-      <w:proofErr w:type="spellEnd"/>
-      <w:r>
-        <w:rPr>
-          <w:rFonts w:ascii="Arial" w:hAnsi="Arial" w:cs="Arial"/>
-        </w:rPr>
-        <w:t xml:space="preserve"> primeira (o </w:t>
-      </w:r>
-      <w:proofErr w:type="spellStart"/>
-      <w:r>
-        <w:rPr>
-          <w:rFonts w:ascii="Arial" w:hAnsi="Arial" w:cs="Arial"/>
-        </w:rPr>
-        <w:t>primeira</w:t>
-      </w:r>
-      <w:proofErr w:type="spellEnd"/>
-      <w:r>
-        <w:rPr>
-          <w:rFonts w:ascii="Arial" w:hAnsi="Arial" w:cs="Arial"/>
-        </w:rPr>
-        <w:t xml:space="preserve"> é o nome que </w:t>
-      </w:r>
-      <w:proofErr w:type="spellStart"/>
-      <w:r>
-        <w:rPr>
-          <w:rFonts w:ascii="Arial" w:hAnsi="Arial" w:cs="Arial"/>
-        </w:rPr>
-        <w:t>vc</w:t>
-      </w:r>
-      <w:proofErr w:type="spellEnd"/>
-      <w:r>
-        <w:rPr>
-          <w:rFonts w:ascii="Arial" w:hAnsi="Arial" w:cs="Arial"/>
-        </w:rPr>
-        <w:t xml:space="preserve"> quiser dar)</w:t>
+        <w:t>- Aula do EcoFluxo:</w:t>
+      </w:r>
+    </w:p>
+    <w:p>
+      <w:pPr>
+        <w:rPr>
+          <w:rFonts w:ascii="Arial" w:hAnsi="Arial" w:cs="Arial"/>
+        </w:rPr>
+      </w:pPr>
+      <w:r>
+        <w:rPr>
+          <w:rFonts w:ascii="Arial" w:hAnsi="Arial" w:cs="Arial"/>
+        </w:rPr>
+        <w:t>(backend)</w:t>
+      </w:r>
+    </w:p>
+    <w:p>
+      <w:pPr>
+        <w:rPr>
+          <w:rFonts w:ascii="Arial" w:hAnsi="Arial" w:cs="Arial"/>
+        </w:rPr>
+      </w:pPr>
+      <w:r>
+        <w:rPr>
+          <w:rFonts w:ascii="Arial" w:hAnsi="Arial" w:cs="Arial"/>
+        </w:rPr>
+        <w:t>- npm init -y</w:t>
+      </w:r>
+    </w:p>
+    <w:p>
+      <w:pPr>
+        <w:rPr>
+          <w:rFonts w:ascii="Arial" w:hAnsi="Arial" w:cs="Arial"/>
+        </w:rPr>
+      </w:pPr>
+      <w:r>
+        <w:rPr>
+          <w:rFonts w:ascii="Arial" w:hAnsi="Arial" w:cs="Arial"/>
+        </w:rPr>
+        <w:t>- npm install express cors multer prisma dotenv jsonwebtoken argon2</w:t>
+      </w:r>
+    </w:p>
+    <w:p>
+      <w:pPr>
+        <w:rPr>
+          <w:rFonts w:ascii="Arial" w:hAnsi="Arial" w:cs="Arial"/>
+        </w:rPr>
+      </w:pPr>
+      <w:r>
+        <w:rPr>
+          <w:rFonts w:ascii="Arial" w:hAnsi="Arial" w:cs="Arial"/>
+        </w:rPr>
+        <w:t>- npm install -d typescript @types/node @types/express @types/cors @types/jsonwebtoken @types/multer ts-node-dev nodemon</w:t>
+      </w:r>
+    </w:p>
+    <w:p>
+      <w:pPr>
+        <w:rPr>
+          <w:rFonts w:ascii="Arial" w:hAnsi="Arial" w:cs="Arial"/>
+        </w:rPr>
+      </w:pPr>
+      <w:r>
+        <w:rPr>
+          <w:rFonts w:ascii="Arial" w:hAnsi="Arial" w:cs="Arial"/>
+        </w:rPr>
+        <w:t>- npx tsc --init</w:t>
+      </w:r>
+    </w:p>
+    <w:p>
+      <w:pPr>
+        <w:rPr>
+          <w:rFonts w:ascii="Arial" w:hAnsi="Arial" w:cs="Arial"/>
+        </w:rPr>
+      </w:pPr>
+      <w:r>
+        <w:rPr>
+          <w:rFonts w:ascii="Arial" w:hAnsi="Arial" w:cs="Arial"/>
+        </w:rPr>
+        <w:t>- npx prisma init</w:t>
+      </w:r>
+    </w:p>
+    <w:p>
+      <w:pPr>
+        <w:rPr>
+          <w:rFonts w:ascii="Arial" w:hAnsi="Arial" w:cs="Arial"/>
+        </w:rPr>
+      </w:pPr>
+      <w:r>
+        <w:rPr>
+          <w:rFonts w:ascii="Arial" w:hAnsi="Arial" w:cs="Arial"/>
+        </w:rPr>
+        <w:t xml:space="preserve">- npx prisma generate </w:t>
+      </w:r>
+    </w:p>
+    <w:p>
+      <w:pPr>
+        <w:rPr>
+          <w:rFonts w:ascii="Arial" w:hAnsi="Arial" w:cs="Arial"/>
+        </w:rPr>
+      </w:pPr>
+      <w:r>
+        <w:rPr>
+          <w:rFonts w:ascii="Arial" w:hAnsi="Arial" w:cs="Arial"/>
+        </w:rPr>
+        <w:t>- npx prisma migrate dev --name primeira (o primeira é o nome que vc quiser dar)</w:t>
       </w:r>
     </w:p>
     <w:p>
@@ -3685,131 +1829,33 @@
         <w:rPr>
           <w:rFonts w:ascii="Arial" w:hAnsi="Arial" w:cs="Arial"/>
         </w:rPr>
-        <w:t xml:space="preserve">- </w:t>
-      </w:r>
-      <w:proofErr w:type="spellStart"/>
-      <w:proofErr w:type="gramStart"/>
-      <w:r>
-        <w:rPr>
-          <w:rFonts w:ascii="Arial" w:hAnsi="Arial" w:cs="Arial"/>
-        </w:rPr>
-        <w:t>npm</w:t>
-      </w:r>
-      <w:proofErr w:type="spellEnd"/>
-      <w:proofErr w:type="gramEnd"/>
-      <w:r>
-        <w:rPr>
-          <w:rFonts w:ascii="Arial" w:hAnsi="Arial" w:cs="Arial"/>
-        </w:rPr>
-        <w:t xml:space="preserve"> </w:t>
-      </w:r>
-      <w:proofErr w:type="spellStart"/>
-      <w:r>
-        <w:rPr>
-          <w:rFonts w:ascii="Arial" w:hAnsi="Arial" w:cs="Arial"/>
-        </w:rPr>
-        <w:t>install</w:t>
-      </w:r>
-      <w:proofErr w:type="spellEnd"/>
-      <w:r>
-        <w:rPr>
-          <w:rFonts w:ascii="Arial" w:hAnsi="Arial" w:cs="Arial"/>
-        </w:rPr>
-        <w:t xml:space="preserve"> @prisma/client</w:t>
-      </w:r>
-    </w:p>
-    <w:p>
-      <w:pPr>
-        <w:rPr>
-          <w:rFonts w:ascii="Arial" w:hAnsi="Arial" w:cs="Arial"/>
-        </w:rPr>
-      </w:pPr>
-      <w:r>
-        <w:rPr>
-          <w:rFonts w:ascii="Arial" w:hAnsi="Arial" w:cs="Arial"/>
-        </w:rPr>
-        <w:t xml:space="preserve">- </w:t>
-      </w:r>
-      <w:proofErr w:type="spellStart"/>
-      <w:proofErr w:type="gramStart"/>
-      <w:r>
-        <w:rPr>
-          <w:rFonts w:ascii="Arial" w:hAnsi="Arial" w:cs="Arial"/>
-        </w:rPr>
-        <w:t>npx</w:t>
-      </w:r>
-      <w:proofErr w:type="spellEnd"/>
-      <w:proofErr w:type="gramEnd"/>
-      <w:r>
-        <w:rPr>
-          <w:rFonts w:ascii="Arial" w:hAnsi="Arial" w:cs="Arial"/>
-        </w:rPr>
-        <w:t xml:space="preserve"> prisma </w:t>
-      </w:r>
-      <w:proofErr w:type="spellStart"/>
-      <w:r>
-        <w:rPr>
-          <w:rFonts w:ascii="Arial" w:hAnsi="Arial" w:cs="Arial"/>
-        </w:rPr>
-        <w:t>generate</w:t>
-      </w:r>
-      <w:proofErr w:type="spellEnd"/>
-    </w:p>
-    <w:p>
-      <w:pPr>
-        <w:rPr>
-          <w:rFonts w:ascii="Arial" w:hAnsi="Arial" w:cs="Arial"/>
-        </w:rPr>
-      </w:pPr>
-      <w:r>
-        <w:rPr>
-          <w:rFonts w:ascii="Arial" w:hAnsi="Arial" w:cs="Arial"/>
-        </w:rPr>
-        <w:t xml:space="preserve">- </w:t>
-      </w:r>
-      <w:proofErr w:type="spellStart"/>
-      <w:proofErr w:type="gramStart"/>
-      <w:r>
-        <w:rPr>
-          <w:rFonts w:ascii="Arial" w:hAnsi="Arial" w:cs="Arial"/>
-        </w:rPr>
-        <w:t>npx</w:t>
-      </w:r>
-      <w:proofErr w:type="spellEnd"/>
-      <w:proofErr w:type="gramEnd"/>
-      <w:r>
-        <w:rPr>
-          <w:rFonts w:ascii="Arial" w:hAnsi="Arial" w:cs="Arial"/>
-        </w:rPr>
-        <w:t xml:space="preserve"> prisma </w:t>
-      </w:r>
-      <w:proofErr w:type="spellStart"/>
-      <w:r>
-        <w:rPr>
-          <w:rFonts w:ascii="Arial" w:hAnsi="Arial" w:cs="Arial"/>
-        </w:rPr>
-        <w:t>migrate</w:t>
-      </w:r>
-      <w:proofErr w:type="spellEnd"/>
-      <w:r>
-        <w:rPr>
-          <w:rFonts w:ascii="Arial" w:hAnsi="Arial" w:cs="Arial"/>
-        </w:rPr>
-        <w:t xml:space="preserve"> </w:t>
-      </w:r>
-      <w:proofErr w:type="spellStart"/>
-      <w:r>
-        <w:rPr>
-          <w:rFonts w:ascii="Arial" w:hAnsi="Arial" w:cs="Arial"/>
-        </w:rPr>
-        <w:t>dev</w:t>
-      </w:r>
-      <w:proofErr w:type="spellEnd"/>
-      <w:r>
-        <w:rPr>
-          <w:rFonts w:ascii="Arial" w:hAnsi="Arial" w:cs="Arial"/>
-        </w:rPr>
-        <w:t xml:space="preserve"> </w:t>
+        <w:t>- npm install @prisma/client</w:t>
+      </w:r>
+    </w:p>
+    <w:p>
+      <w:pPr>
+        <w:rPr>
+          <w:rFonts w:ascii="Arial" w:hAnsi="Arial" w:cs="Arial"/>
+        </w:rPr>
+      </w:pPr>
+      <w:r>
+        <w:rPr>
+          <w:rFonts w:ascii="Arial" w:hAnsi="Arial" w:cs="Arial"/>
+        </w:rPr>
+        <w:t>- npx prisma generate</w:t>
+      </w:r>
+    </w:p>
+    <w:p>
+      <w:pPr>
+        <w:rPr>
+          <w:rFonts w:ascii="Arial" w:hAnsi="Arial" w:cs="Arial"/>
+        </w:rPr>
+      </w:pPr>
+      <w:r>
+        <w:rPr>
+          <w:rFonts w:ascii="Arial" w:hAnsi="Arial" w:cs="Arial"/>
+        </w:rPr>
+        <w:t xml:space="preserve">- npx prisma migrate dev </w:t>
       </w:r>
       <w:r>
         <w:rPr>
@@ -3817,210 +1863,56 @@
         </w:rPr>
         <w:t>--</w:t>
       </w:r>
-      <w:proofErr w:type="spellStart"/>
-      <w:r>
-        <w:rPr>
-          <w:rFonts w:ascii="Arial" w:hAnsi="Arial" w:cs="Arial"/>
-        </w:rPr>
-        <w:t>name</w:t>
-      </w:r>
-      <w:proofErr w:type="spellEnd"/>
-      <w:r>
-        <w:rPr>
-          <w:rFonts w:ascii="Arial" w:hAnsi="Arial" w:cs="Arial"/>
-        </w:rPr>
-        <w:t xml:space="preserve"> primeira</w:t>
-      </w:r>
-      <w:r>
-        <w:rPr>
-          <w:rFonts w:ascii="Arial" w:hAnsi="Arial" w:cs="Arial"/>
-        </w:rPr>
-        <w:t xml:space="preserve"> (tem que ligar o </w:t>
-      </w:r>
-      <w:proofErr w:type="spellStart"/>
-      <w:r>
-        <w:rPr>
-          <w:rFonts w:ascii="Arial" w:hAnsi="Arial" w:cs="Arial"/>
-        </w:rPr>
-        <w:t>xammp</w:t>
-      </w:r>
-      <w:proofErr w:type="spellEnd"/>
-      <w:r>
-        <w:rPr>
-          <w:rFonts w:ascii="Arial" w:hAnsi="Arial" w:cs="Arial"/>
-        </w:rPr>
-        <w:t xml:space="preserve"> pra funcionar)</w:t>
-      </w:r>
-    </w:p>
-    <w:p>
-      <w:pPr>
-        <w:rPr>
-          <w:rFonts w:ascii="Arial" w:hAnsi="Arial" w:cs="Arial"/>
-        </w:rPr>
-      </w:pPr>
-      <w:r>
-        <w:rPr>
-          <w:rFonts w:ascii="Arial" w:hAnsi="Arial" w:cs="Arial"/>
-        </w:rPr>
-        <w:t xml:space="preserve">- </w:t>
-      </w:r>
-      <w:proofErr w:type="spellStart"/>
-      <w:proofErr w:type="gramStart"/>
-      <w:r>
-        <w:rPr>
-          <w:rFonts w:ascii="Arial" w:hAnsi="Arial" w:cs="Arial"/>
-        </w:rPr>
-        <w:t>npm</w:t>
-      </w:r>
-      <w:proofErr w:type="spellEnd"/>
-      <w:proofErr w:type="gramEnd"/>
-      <w:r>
-        <w:rPr>
-          <w:rFonts w:ascii="Arial" w:hAnsi="Arial" w:cs="Arial"/>
-        </w:rPr>
-        <w:t xml:space="preserve"> </w:t>
-      </w:r>
-      <w:proofErr w:type="spellStart"/>
-      <w:r>
-        <w:rPr>
-          <w:rFonts w:ascii="Arial" w:hAnsi="Arial" w:cs="Arial"/>
-        </w:rPr>
-        <w:t>install</w:t>
-      </w:r>
-      <w:proofErr w:type="spellEnd"/>
-      <w:r>
-        <w:rPr>
-          <w:rFonts w:ascii="Arial" w:hAnsi="Arial" w:cs="Arial"/>
-        </w:rPr>
-        <w:t xml:space="preserve"> </w:t>
-      </w:r>
-      <w:proofErr w:type="spellStart"/>
-      <w:r>
-        <w:rPr>
-          <w:rFonts w:ascii="Arial" w:hAnsi="Arial" w:cs="Arial"/>
-        </w:rPr>
-        <w:t>ts</w:t>
-      </w:r>
-      <w:proofErr w:type="spellEnd"/>
-      <w:r>
-        <w:rPr>
-          <w:rFonts w:ascii="Arial" w:hAnsi="Arial" w:cs="Arial"/>
-        </w:rPr>
-        <w:t xml:space="preserve">-node -D </w:t>
-      </w:r>
-    </w:p>
-    <w:p>
-      <w:pPr>
-        <w:rPr>
-          <w:rFonts w:ascii="Arial" w:hAnsi="Arial" w:cs="Arial"/>
-        </w:rPr>
-      </w:pPr>
-      <w:r>
-        <w:rPr>
-          <w:rFonts w:ascii="Arial" w:hAnsi="Arial" w:cs="Arial"/>
-        </w:rPr>
-        <w:t xml:space="preserve">- </w:t>
-      </w:r>
-      <w:proofErr w:type="spellStart"/>
-      <w:proofErr w:type="gramStart"/>
-      <w:r>
-        <w:rPr>
-          <w:rFonts w:ascii="Arial" w:hAnsi="Arial" w:cs="Arial"/>
-        </w:rPr>
-        <w:t>npm</w:t>
-      </w:r>
-      <w:proofErr w:type="spellEnd"/>
-      <w:proofErr w:type="gramEnd"/>
-      <w:r>
-        <w:rPr>
-          <w:rFonts w:ascii="Arial" w:hAnsi="Arial" w:cs="Arial"/>
-        </w:rPr>
-        <w:t xml:space="preserve"> </w:t>
-      </w:r>
-      <w:proofErr w:type="spellStart"/>
-      <w:r>
-        <w:rPr>
-          <w:rFonts w:ascii="Arial" w:hAnsi="Arial" w:cs="Arial"/>
-        </w:rPr>
-        <w:t>install</w:t>
-      </w:r>
-      <w:proofErr w:type="spellEnd"/>
-      <w:r>
-        <w:rPr>
-          <w:rFonts w:ascii="Arial" w:hAnsi="Arial" w:cs="Arial"/>
-        </w:rPr>
-        <w:t xml:space="preserve"> cookie-parse</w:t>
-      </w:r>
-    </w:p>
-    <w:p>
-      <w:pPr>
-        <w:rPr>
-          <w:rFonts w:ascii="Arial" w:hAnsi="Arial" w:cs="Arial"/>
-        </w:rPr>
-      </w:pPr>
-      <w:r>
-        <w:rPr>
-          <w:rFonts w:ascii="Arial" w:hAnsi="Arial" w:cs="Arial"/>
-        </w:rPr>
-        <w:t xml:space="preserve">- </w:t>
-      </w:r>
-      <w:proofErr w:type="spellStart"/>
-      <w:proofErr w:type="gramStart"/>
-      <w:r>
-        <w:rPr>
-          <w:rFonts w:ascii="Arial" w:hAnsi="Arial" w:cs="Arial"/>
-        </w:rPr>
-        <w:t>npm</w:t>
-      </w:r>
-      <w:proofErr w:type="spellEnd"/>
-      <w:proofErr w:type="gramEnd"/>
-      <w:r>
-        <w:rPr>
-          <w:rFonts w:ascii="Arial" w:hAnsi="Arial" w:cs="Arial"/>
-        </w:rPr>
-        <w:t xml:space="preserve"> </w:t>
-      </w:r>
-      <w:proofErr w:type="spellStart"/>
-      <w:r>
-        <w:rPr>
-          <w:rFonts w:ascii="Arial" w:hAnsi="Arial" w:cs="Arial"/>
-        </w:rPr>
-        <w:t>install</w:t>
-      </w:r>
-      <w:proofErr w:type="spellEnd"/>
-      <w:r>
-        <w:rPr>
-          <w:rFonts w:ascii="Arial" w:hAnsi="Arial" w:cs="Arial"/>
-        </w:rPr>
-        <w:t xml:space="preserve"> --</w:t>
-      </w:r>
-      <w:proofErr w:type="spellStart"/>
-      <w:r>
-        <w:rPr>
-          <w:rFonts w:ascii="Arial" w:hAnsi="Arial" w:cs="Arial"/>
-        </w:rPr>
-        <w:t>save-dev</w:t>
-      </w:r>
-      <w:proofErr w:type="spellEnd"/>
-      <w:r>
-        <w:rPr>
-          <w:rFonts w:ascii="Arial" w:hAnsi="Arial" w:cs="Arial"/>
-        </w:rPr>
-        <w:t xml:space="preserve"> (--</w:t>
-      </w:r>
-      <w:proofErr w:type="spellStart"/>
-      <w:r>
-        <w:rPr>
-          <w:rFonts w:ascii="Arial" w:hAnsi="Arial" w:cs="Arial"/>
-        </w:rPr>
-        <w:t>save-dev</w:t>
-      </w:r>
-      <w:proofErr w:type="spellEnd"/>
-      <w:r>
-        <w:rPr>
-          <w:rFonts w:ascii="Arial" w:hAnsi="Arial" w:cs="Arial"/>
-        </w:rPr>
-        <w:t xml:space="preserve"> ou -d) @types/cookie-parse</w:t>
+      <w:r>
+        <w:rPr>
+          <w:rFonts w:ascii="Arial" w:hAnsi="Arial" w:cs="Arial"/>
+        </w:rPr>
+        <w:t>name primeira</w:t>
+      </w:r>
+      <w:r>
+        <w:rPr>
+          <w:rFonts w:ascii="Arial" w:hAnsi="Arial" w:cs="Arial"/>
+        </w:rPr>
+        <w:t xml:space="preserve"> (tem que ligar o xammp pra funcionar)</w:t>
+      </w:r>
+    </w:p>
+    <w:p>
+      <w:pPr>
+        <w:rPr>
+          <w:rFonts w:ascii="Arial" w:hAnsi="Arial" w:cs="Arial"/>
+        </w:rPr>
+      </w:pPr>
+      <w:r>
+        <w:rPr>
+          <w:rFonts w:ascii="Arial" w:hAnsi="Arial" w:cs="Arial"/>
+        </w:rPr>
+        <w:t xml:space="preserve">- npm install ts-node -D </w:t>
+      </w:r>
+    </w:p>
+    <w:p>
+      <w:pPr>
+        <w:rPr>
+          <w:rFonts w:ascii="Arial" w:hAnsi="Arial" w:cs="Arial"/>
+        </w:rPr>
+      </w:pPr>
+      <w:r>
+        <w:rPr>
+          <w:rFonts w:ascii="Arial" w:hAnsi="Arial" w:cs="Arial"/>
+        </w:rPr>
+        <w:t>- npm install cookie-parse</w:t>
+      </w:r>
+    </w:p>
+    <w:p>
+      <w:pPr>
+        <w:rPr>
+          <w:rFonts w:ascii="Arial" w:hAnsi="Arial" w:cs="Arial"/>
+        </w:rPr>
+      </w:pPr>
+      <w:r>
+        <w:rPr>
+          <w:rFonts w:ascii="Arial" w:hAnsi="Arial" w:cs="Arial"/>
+        </w:rPr>
+        <w:t>- npm install --save-dev (--save-dev ou -d) @types/cookie-parse</w:t>
       </w:r>
       <w:r>
         <w:rPr>
@@ -4067,89 +1959,27 @@
         <w:rPr>
           <w:rFonts w:ascii="Arial" w:hAnsi="Arial" w:cs="Arial"/>
         </w:rPr>
-        <w:t xml:space="preserve">- </w:t>
-      </w:r>
-      <w:proofErr w:type="spellStart"/>
-      <w:proofErr w:type="gramStart"/>
-      <w:r>
-        <w:rPr>
-          <w:rFonts w:ascii="Arial" w:hAnsi="Arial" w:cs="Arial"/>
-        </w:rPr>
-        <w:t>npm</w:t>
-      </w:r>
-      <w:proofErr w:type="spellEnd"/>
-      <w:proofErr w:type="gramEnd"/>
-      <w:r>
-        <w:rPr>
-          <w:rFonts w:ascii="Arial" w:hAnsi="Arial" w:cs="Arial"/>
-        </w:rPr>
-        <w:t xml:space="preserve"> i (instala o </w:t>
-      </w:r>
-      <w:proofErr w:type="spellStart"/>
-      <w:r>
-        <w:rPr>
-          <w:rFonts w:ascii="Arial" w:hAnsi="Arial" w:cs="Arial"/>
-        </w:rPr>
-        <w:t>node_module</w:t>
-      </w:r>
-      <w:proofErr w:type="spellEnd"/>
-      <w:r>
-        <w:rPr>
-          <w:rFonts w:ascii="Arial" w:hAnsi="Arial" w:cs="Arial"/>
-        </w:rPr>
-        <w:t>)</w:t>
-      </w:r>
-    </w:p>
-    <w:p>
-      <w:pPr>
-        <w:rPr>
-          <w:rFonts w:ascii="Arial" w:hAnsi="Arial" w:cs="Arial"/>
-        </w:rPr>
-      </w:pPr>
-      <w:r>
-        <w:rPr>
-          <w:rFonts w:ascii="Arial" w:hAnsi="Arial" w:cs="Arial"/>
-        </w:rPr>
-        <w:t xml:space="preserve">- </w:t>
-      </w:r>
-      <w:proofErr w:type="spellStart"/>
-      <w:proofErr w:type="gramStart"/>
-      <w:r>
-        <w:rPr>
-          <w:rFonts w:ascii="Arial" w:hAnsi="Arial" w:cs="Arial"/>
-        </w:rPr>
-        <w:t>npm</w:t>
-      </w:r>
-      <w:proofErr w:type="spellEnd"/>
-      <w:proofErr w:type="gramEnd"/>
-      <w:r>
-        <w:rPr>
-          <w:rFonts w:ascii="Arial" w:hAnsi="Arial" w:cs="Arial"/>
-        </w:rPr>
-        <w:t xml:space="preserve"> start, </w:t>
+        <w:t>- npm i (instala o node_module)</w:t>
+      </w:r>
+    </w:p>
+    <w:p>
+      <w:pPr>
+        <w:rPr>
+          <w:rFonts w:ascii="Arial" w:hAnsi="Arial" w:cs="Arial"/>
+        </w:rPr>
+      </w:pPr>
+      <w:r>
+        <w:rPr>
+          <w:rFonts w:ascii="Arial" w:hAnsi="Arial" w:cs="Arial"/>
+        </w:rPr>
+        <w:t xml:space="preserve">- npm start, </w:t>
       </w:r>
       <w:r>
         <w:rPr>
           <w:rFonts w:ascii="Arial" w:hAnsi="Arial" w:cs="Arial"/>
           <w:highlight w:val="yellow"/>
         </w:rPr>
-        <w:t xml:space="preserve">mas se </w:t>
-      </w:r>
-      <w:proofErr w:type="gramStart"/>
-      <w:r>
-        <w:rPr>
-          <w:rFonts w:ascii="Arial" w:hAnsi="Arial" w:cs="Arial"/>
-          <w:highlight w:val="yellow"/>
-        </w:rPr>
-        <w:t>o prima</w:t>
-      </w:r>
-      <w:proofErr w:type="gramEnd"/>
-      <w:r>
-        <w:rPr>
-          <w:rFonts w:ascii="Arial" w:hAnsi="Arial" w:cs="Arial"/>
-          <w:highlight w:val="yellow"/>
-        </w:rPr>
-        <w:t xml:space="preserve"> der erro, coloque o comando</w:t>
+        <w:t>mas se o prima der erro, coloque o comando</w:t>
       </w:r>
       <w:r>
         <w:rPr>
@@ -4157,34 +1987,14 @@
         </w:rPr>
         <w:t xml:space="preserve"> </w:t>
       </w:r>
-      <w:proofErr w:type="spellStart"/>
-      <w:r>
-        <w:rPr>
-          <w:rFonts w:ascii="Arial" w:hAnsi="Arial" w:cs="Arial"/>
-          <w:b/>
-          <w:bCs/>
-        </w:rPr>
-        <w:t>npx</w:t>
-      </w:r>
-      <w:proofErr w:type="spellEnd"/>
-      <w:r>
-        <w:rPr>
-          <w:rFonts w:ascii="Arial" w:hAnsi="Arial" w:cs="Arial"/>
-          <w:b/>
-          <w:bCs/>
-        </w:rPr>
-        <w:t xml:space="preserve"> prisma </w:t>
-      </w:r>
-      <w:proofErr w:type="spellStart"/>
-      <w:r>
-        <w:rPr>
-          <w:rFonts w:ascii="Arial" w:hAnsi="Arial" w:cs="Arial"/>
-          <w:b/>
-          <w:bCs/>
-        </w:rPr>
-        <w:t>generate</w:t>
-      </w:r>
-      <w:proofErr w:type="spellEnd"/>
+      <w:r>
+        <w:rPr>
+          <w:rFonts w:ascii="Arial" w:hAnsi="Arial" w:cs="Arial"/>
+          <w:b/>
+          <w:bCs/>
+        </w:rPr>
+        <w:t>npx prisma generate</w:t>
+      </w:r>
       <w:r>
         <w:rPr>
           <w:rFonts w:ascii="Arial" w:hAnsi="Arial" w:cs="Arial"/>
@@ -4218,9 +2028,11 @@
           <w:iCs/>
         </w:rPr>
         <w:lastRenderedPageBreak/>
-        <w:t>30</w:t>
-      </w:r>
-      <w:r>
+        <w:t>30/04/2026</w:t>
+      </w:r>
+    </w:p>
+    <w:p>
+      <w:pPr>
         <w:rPr>
           <w:rFonts w:ascii="Arial" w:hAnsi="Arial" w:cs="Arial"/>
           <w:b/>
@@ -4228,11 +2040,8 @@
           <w:i/>
           <w:iCs/>
         </w:rPr>
-        <w:t>/04/2026</w:t>
-      </w:r>
-    </w:p>
-    <w:p>
-      <w:pPr>
+      </w:pPr>
+      <w:r>
         <w:rPr>
           <w:rFonts w:ascii="Arial" w:hAnsi="Arial" w:cs="Arial"/>
           <w:b/>
@@ -4240,8 +2049,44 @@
           <w:i/>
           <w:iCs/>
         </w:rPr>
-      </w:pPr>
-      <w:r>
+        <w:t>(Front)</w:t>
+      </w:r>
+    </w:p>
+    <w:p>
+      <w:pPr>
+        <w:rPr>
+          <w:rFonts w:ascii="Arial" w:hAnsi="Arial" w:cs="Arial"/>
+        </w:rPr>
+      </w:pPr>
+      <w:r>
+        <w:rPr>
+          <w:rFonts w:ascii="Arial" w:hAnsi="Arial" w:cs="Arial"/>
+        </w:rPr>
+        <w:t>- npm install leaflet react-leaflet</w:t>
+      </w:r>
+    </w:p>
+    <w:p>
+      <w:pPr>
+        <w:rPr>
+          <w:rFonts w:ascii="Arial" w:hAnsi="Arial" w:cs="Arial"/>
+        </w:rPr>
+      </w:pPr>
+      <w:r>
+        <w:rPr>
+          <w:rFonts w:ascii="Arial" w:hAnsi="Arial" w:cs="Arial"/>
+        </w:rPr>
+        <w:t>- npm install @types/leaflet</w:t>
+      </w:r>
+    </w:p>
+    <w:p>
+      <w:pPr>
+        <w:rPr>
+          <w:rFonts w:ascii="Arial" w:hAnsi="Arial" w:cs="Arial"/>
+        </w:rPr>
+      </w:pPr>
+    </w:p>
+    <w:p>
+      <w:pPr>
         <w:rPr>
           <w:rFonts w:ascii="Arial" w:hAnsi="Arial" w:cs="Arial"/>
           <w:b/>
@@ -4249,6 +2094,36 @@
           <w:i/>
           <w:iCs/>
         </w:rPr>
+      </w:pPr>
+      <w:r>
+        <w:rPr>
+          <w:rFonts w:ascii="Arial" w:hAnsi="Arial" w:cs="Arial"/>
+          <w:b/>
+          <w:bCs/>
+          <w:i/>
+          <w:iCs/>
+        </w:rPr>
+        <w:t>30/04/2026</w:t>
+      </w:r>
+    </w:p>
+    <w:p>
+      <w:pPr>
+        <w:rPr>
+          <w:rFonts w:ascii="Arial" w:hAnsi="Arial" w:cs="Arial"/>
+          <w:b/>
+          <w:bCs/>
+          <w:i/>
+          <w:iCs/>
+        </w:rPr>
+      </w:pPr>
+      <w:r>
+        <w:rPr>
+          <w:rFonts w:ascii="Arial" w:hAnsi="Arial" w:cs="Arial"/>
+          <w:b/>
+          <w:bCs/>
+          <w:i/>
+          <w:iCs/>
+        </w:rPr>
         <w:t>(Front)</w:t>
       </w:r>
     </w:p>
@@ -4264,100 +2139,11 @@
         </w:rPr>
         <w:t xml:space="preserve">- </w:t>
       </w:r>
-      <w:proofErr w:type="spellStart"/>
-      <w:proofErr w:type="gramStart"/>
-      <w:r>
-        <w:rPr>
-          <w:rFonts w:ascii="Arial" w:hAnsi="Arial" w:cs="Arial"/>
-        </w:rPr>
-        <w:t>npm</w:t>
-      </w:r>
-      <w:proofErr w:type="spellEnd"/>
-      <w:proofErr w:type="gramEnd"/>
-      <w:r>
-        <w:rPr>
-          <w:rFonts w:ascii="Arial" w:hAnsi="Arial" w:cs="Arial"/>
-        </w:rPr>
-        <w:t xml:space="preserve"> </w:t>
-      </w:r>
-      <w:proofErr w:type="spellStart"/>
-      <w:r>
-        <w:rPr>
-          <w:rFonts w:ascii="Arial" w:hAnsi="Arial" w:cs="Arial"/>
-        </w:rPr>
-        <w:t>install</w:t>
-      </w:r>
-      <w:proofErr w:type="spellEnd"/>
-      <w:r>
-        <w:rPr>
-          <w:rFonts w:ascii="Arial" w:hAnsi="Arial" w:cs="Arial"/>
-        </w:rPr>
-        <w:t xml:space="preserve"> </w:t>
-      </w:r>
-      <w:proofErr w:type="spellStart"/>
-      <w:r>
-        <w:rPr>
-          <w:rFonts w:ascii="Arial" w:hAnsi="Arial" w:cs="Arial"/>
-        </w:rPr>
-        <w:t>leaflet</w:t>
-      </w:r>
-      <w:proofErr w:type="spellEnd"/>
-      <w:r>
-        <w:rPr>
-          <w:rFonts w:ascii="Arial" w:hAnsi="Arial" w:cs="Arial"/>
-        </w:rPr>
-        <w:t xml:space="preserve"> </w:t>
-      </w:r>
-      <w:proofErr w:type="spellStart"/>
-      <w:r>
-        <w:rPr>
-          <w:rFonts w:ascii="Arial" w:hAnsi="Arial" w:cs="Arial"/>
-        </w:rPr>
-        <w:t>react-leaflet</w:t>
-      </w:r>
-      <w:proofErr w:type="spellEnd"/>
-    </w:p>
-    <w:p>
-      <w:pPr>
-        <w:rPr>
-          <w:rFonts w:ascii="Arial" w:hAnsi="Arial" w:cs="Arial"/>
-        </w:rPr>
-      </w:pPr>
-      <w:r>
-        <w:rPr>
-          <w:rFonts w:ascii="Arial" w:hAnsi="Arial" w:cs="Arial"/>
-        </w:rPr>
-        <w:t xml:space="preserve">- </w:t>
-      </w:r>
-      <w:proofErr w:type="spellStart"/>
-      <w:proofErr w:type="gramStart"/>
-      <w:r>
-        <w:rPr>
-          <w:rFonts w:ascii="Arial" w:hAnsi="Arial" w:cs="Arial"/>
-        </w:rPr>
-        <w:t>npm</w:t>
-      </w:r>
-      <w:proofErr w:type="spellEnd"/>
-      <w:proofErr w:type="gramEnd"/>
-      <w:r>
-        <w:rPr>
-          <w:rFonts w:ascii="Arial" w:hAnsi="Arial" w:cs="Arial"/>
-        </w:rPr>
-        <w:t xml:space="preserve"> </w:t>
-      </w:r>
-      <w:proofErr w:type="spellStart"/>
-      <w:r>
-        <w:rPr>
-          <w:rFonts w:ascii="Arial" w:hAnsi="Arial" w:cs="Arial"/>
-        </w:rPr>
-        <w:t>install</w:t>
-      </w:r>
-      <w:proofErr w:type="spellEnd"/>
-      <w:r>
-        <w:rPr>
-          <w:rFonts w:ascii="Arial" w:hAnsi="Arial" w:cs="Arial"/>
-        </w:rPr>
-        <w:t xml:space="preserve"> @types/leaflet</w:t>
+      <w:r>
+        <w:rPr>
+          <w:rFonts w:ascii="Arial" w:hAnsi="Arial" w:cs="Arial"/>
+        </w:rPr>
+        <w:t>npm run dev para rodar o frontend</w:t>
       </w:r>
     </w:p>
     <w:sectPr>
